--- a/Project Proposal.docx
+++ b/Project Proposal.docx
@@ -60,33 +60,27 @@
       </w:pPr>
       <w:r>
         <w:rPr/>
-        <w:t>This proposal outlines the architecture and implementation plan for developing a Common Data Environment (CDE) platform integrated with a Content Management System (CMS). The platform will provide a centralized environment for document management, collaboration, workflow approvals, and content publishing.</w:t>
-      </w:r>
-    </w:p>
-    <w:p>
-      <w:pPr>
-        <w:pStyle w:val="TextBody"/>
-        <w:bidi w:val="0"/>
-        <w:spacing w:lineRule="auto" w:line="276" w:before="0" w:after="140"/>
-        <w:jc w:val="left"/>
-        <w:rPr/>
-      </w:pPr>
-      <w:r>
-        <w:rPr/>
-        <w:t>The proposed solution will utilize a modern cloud-based architecture designed for scalability, security, and high availability. The system will allow contractors, consultants, administrators, and reviewers to collaborate efficiently while maintaining strict document control and audit tracking.</w:t>
-      </w:r>
-    </w:p>
-    <w:p>
-      <w:pPr>
-        <w:pStyle w:val="TextBody"/>
-        <w:bidi w:val="0"/>
-        <w:spacing w:lineRule="auto" w:line="276" w:before="0" w:after="140"/>
-        <w:jc w:val="left"/>
-        <w:rPr/>
-      </w:pPr>
-      <w:r>
-        <w:rPr/>
-        <w:t>The platform will be deployed on cloud infrastructure to ensure reliability, flexibility, and future scalability.</w:t>
+        <w:t>This proposal outlines the design, development, implementation, and support of a Common Data Environment (CDE) platform integrated with a Content Management System (CMS), in response to the RFP issued by DOXON IT Solutions.</w:t>
+      </w:r>
+    </w:p>
+    <w:p>
+      <w:pPr>
+        <w:pStyle w:val="TextBody"/>
+        <w:rPr/>
+      </w:pPr>
+      <w:r>
+        <w:rPr/>
+        <w:t>The proposed platform can provide a centralized digital environment for managing project data, documents, workflows, and stakeholder collaboration. It can enable structured document control, real-time collaboration, and controlled content publishing.</w:t>
+      </w:r>
+    </w:p>
+    <w:p>
+      <w:pPr>
+        <w:pStyle w:val="TextBody"/>
+        <w:rPr/>
+      </w:pPr>
+      <w:r>
+        <w:rPr/>
+        <w:t>The solution can be built using a modern cloud-based architecture designed for scalability, security, high availability, and integration with third-party systems. The platform can support contractors, consultants, administrators, and reviewers while ensuring compliance with industry standards and audit requirements.</w:t>
       </w:r>
     </w:p>
     <w:p>
@@ -100,7 +94,10 @@
         </w:rPr>
       </w:pPr>
       <w:r>
-        <w:rPr/>
+        <w:rPr>
+          <w:sz w:val="30"/>
+          <w:szCs w:val="30"/>
+        </w:rPr>
       </w:r>
     </w:p>
     <w:p>
@@ -116,7 +113,7 @@
           <w:sz w:val="30"/>
           <w:szCs w:val="30"/>
         </w:rPr>
-        <w:t>2. System Architecture Diagram</w:t>
+        <w:t>2. System Architecture</w:t>
       </w:r>
     </w:p>
     <w:p>
@@ -127,7 +124,6 @@
         <w:rPr/>
       </w:pPr>
       <w:r>
-        <w:rPr/>
         <w:drawing>
           <wp:anchor behindDoc="0" distT="0" distB="0" distL="0" distR="0" simplePos="0" locked="0" layoutInCell="0" allowOverlap="1" relativeHeight="2">
             <wp:simplePos x="0" y="0"/>
@@ -174,6 +170,10 @@
           </wp:anchor>
         </w:drawing>
       </w:r>
+      <w:r>
+        <w:rPr/>
+        <w:t>The system architecture diagram illustrates the interaction between users, frontend application, backend services, and cloud infrastructure components.</w:t>
+      </w:r>
     </w:p>
     <w:p>
       <w:pPr>
@@ -192,14 +192,7 @@
           <w:sz w:val="30"/>
           <w:szCs w:val="30"/>
         </w:rPr>
-        <w:t>3</w:t>
-      </w:r>
-      <w:r>
-        <w:rPr>
-          <w:sz w:val="30"/>
-          <w:szCs w:val="30"/>
-        </w:rPr>
-        <w:t>. Technology Stack</w:t>
+        <w:t>3. Technology Stack</w:t>
       </w:r>
     </w:p>
     <w:p>
@@ -212,70 +205,303 @@
       </w:pPr>
       <w:r>
         <w:rPr/>
-        <w:t>Frontend - React, TypeScript, Tailwind CSS or Material UI</w:t>
-      </w:r>
-    </w:p>
-    <w:p>
-      <w:pPr>
-        <w:pStyle w:val="TextBody"/>
-        <w:bidi w:val="0"/>
-        <w:spacing w:lineRule="auto" w:line="276" w:before="0" w:after="140"/>
-        <w:jc w:val="left"/>
-        <w:rPr/>
-      </w:pPr>
-      <w:r>
-        <w:rPr/>
-        <w:t>Backend – Java, Spring Boot, REST APIs</w:t>
-      </w:r>
-    </w:p>
-    <w:p>
-      <w:pPr>
-        <w:pStyle w:val="TextBody"/>
-        <w:bidi w:val="0"/>
-        <w:spacing w:lineRule="auto" w:line="276" w:before="0" w:after="140"/>
-        <w:jc w:val="left"/>
-        <w:rPr/>
-      </w:pPr>
-      <w:r>
-        <w:rPr/>
-        <w:t>Database - PostgreSQL</w:t>
-      </w:r>
-    </w:p>
-    <w:p>
-      <w:pPr>
-        <w:pStyle w:val="TextBody"/>
-        <w:bidi w:val="0"/>
-        <w:spacing w:lineRule="auto" w:line="276" w:before="0" w:after="140"/>
-        <w:jc w:val="left"/>
+        <w:t>The platform can be developed using the following technologies:</w:t>
+      </w:r>
+    </w:p>
+    <w:p>
+      <w:pPr>
+        <w:pStyle w:val="TextBody"/>
+        <w:rPr/>
+      </w:pPr>
+      <w:r>
+        <w:rPr/>
+        <w:t>Frontend</w:t>
+      </w:r>
+    </w:p>
+    <w:p>
+      <w:pPr>
+        <w:pStyle w:val="TextBody"/>
+        <w:numPr>
+          <w:ilvl w:val="0"/>
+          <w:numId w:val="5"/>
+        </w:numPr>
+        <w:tabs>
+          <w:tab w:val="clear" w:pos="709"/>
+          <w:tab w:val="left" w:pos="0" w:leader="none"/>
+        </w:tabs>
+        <w:ind w:left="709" w:hanging="283"/>
+        <w:rPr/>
+      </w:pPr>
+      <w:r>
+        <w:rPr/>
+        <w:t>React</w:t>
+      </w:r>
+    </w:p>
+    <w:p>
+      <w:pPr>
+        <w:pStyle w:val="TextBody"/>
+        <w:numPr>
+          <w:ilvl w:val="0"/>
+          <w:numId w:val="5"/>
+        </w:numPr>
+        <w:tabs>
+          <w:tab w:val="clear" w:pos="709"/>
+          <w:tab w:val="left" w:pos="0" w:leader="none"/>
+        </w:tabs>
+        <w:ind w:left="709" w:hanging="283"/>
+        <w:rPr/>
+      </w:pPr>
+      <w:r>
+        <w:rPr/>
+        <w:t>TypeScript</w:t>
+      </w:r>
+    </w:p>
+    <w:p>
+      <w:pPr>
+        <w:pStyle w:val="TextBody"/>
+        <w:numPr>
+          <w:ilvl w:val="0"/>
+          <w:numId w:val="5"/>
+        </w:numPr>
+        <w:tabs>
+          <w:tab w:val="clear" w:pos="709"/>
+          <w:tab w:val="left" w:pos="0" w:leader="none"/>
+        </w:tabs>
+        <w:ind w:left="709" w:hanging="283"/>
+        <w:rPr/>
+      </w:pPr>
+      <w:r>
+        <w:rPr/>
+        <w:t>Tailwind CSS / Material UI</w:t>
+      </w:r>
+    </w:p>
+    <w:p>
+      <w:pPr>
+        <w:pStyle w:val="TextBody"/>
+        <w:rPr/>
+      </w:pPr>
+      <w:r>
+        <w:rPr/>
+        <w:t>Backend</w:t>
+      </w:r>
+    </w:p>
+    <w:p>
+      <w:pPr>
+        <w:pStyle w:val="TextBody"/>
+        <w:numPr>
+          <w:ilvl w:val="0"/>
+          <w:numId w:val="6"/>
+        </w:numPr>
+        <w:tabs>
+          <w:tab w:val="clear" w:pos="709"/>
+          <w:tab w:val="left" w:pos="0" w:leader="none"/>
+        </w:tabs>
+        <w:ind w:left="709" w:hanging="283"/>
+        <w:rPr/>
+      </w:pPr>
+      <w:r>
+        <w:rPr/>
+        <w:t>Java</w:t>
+      </w:r>
+    </w:p>
+    <w:p>
+      <w:pPr>
+        <w:pStyle w:val="TextBody"/>
+        <w:numPr>
+          <w:ilvl w:val="0"/>
+          <w:numId w:val="6"/>
+        </w:numPr>
+        <w:tabs>
+          <w:tab w:val="clear" w:pos="709"/>
+          <w:tab w:val="left" w:pos="0" w:leader="none"/>
+        </w:tabs>
+        <w:ind w:left="709" w:hanging="283"/>
+        <w:rPr/>
+      </w:pPr>
+      <w:r>
+        <w:rPr/>
+        <w:t>Spring Boot</w:t>
+      </w:r>
+    </w:p>
+    <w:p>
+      <w:pPr>
+        <w:pStyle w:val="TextBody"/>
+        <w:numPr>
+          <w:ilvl w:val="0"/>
+          <w:numId w:val="6"/>
+        </w:numPr>
+        <w:tabs>
+          <w:tab w:val="clear" w:pos="709"/>
+          <w:tab w:val="left" w:pos="0" w:leader="none"/>
+        </w:tabs>
+        <w:ind w:left="709" w:hanging="283"/>
+        <w:rPr/>
+      </w:pPr>
+      <w:r>
+        <w:rPr/>
+        <w:t>REST APIs</w:t>
+      </w:r>
+    </w:p>
+    <w:p>
+      <w:pPr>
+        <w:pStyle w:val="TextBody"/>
+        <w:rPr/>
+      </w:pPr>
+      <w:r>
+        <w:rPr/>
+        <w:t>Database</w:t>
+      </w:r>
+    </w:p>
+    <w:p>
+      <w:pPr>
+        <w:pStyle w:val="TextBody"/>
+        <w:numPr>
+          <w:ilvl w:val="0"/>
+          <w:numId w:val="7"/>
+        </w:numPr>
+        <w:tabs>
+          <w:tab w:val="clear" w:pos="709"/>
+          <w:tab w:val="left" w:pos="0" w:leader="none"/>
+        </w:tabs>
+        <w:ind w:left="709" w:hanging="283"/>
+        <w:rPr/>
+      </w:pPr>
+      <w:r>
+        <w:rPr/>
+        <w:t>PostgreSQL</w:t>
+      </w:r>
+    </w:p>
+    <w:p>
+      <w:pPr>
+        <w:pStyle w:val="TextBody"/>
         <w:rPr/>
       </w:pPr>
       <w:r>
         <w:rPr/>
         <w:t>Cloud Infrastructure</w:t>
-        <w:br/>
+      </w:r>
+    </w:p>
+    <w:p>
+      <w:pPr>
+        <w:pStyle w:val="TextBody"/>
+        <w:numPr>
+          <w:ilvl w:val="0"/>
+          <w:numId w:val="8"/>
+        </w:numPr>
+        <w:tabs>
+          <w:tab w:val="clear" w:pos="709"/>
+          <w:tab w:val="left" w:pos="0" w:leader="none"/>
+        </w:tabs>
+        <w:ind w:left="709" w:hanging="283"/>
+        <w:rPr/>
+      </w:pPr>
+      <w:r>
+        <w:rPr/>
         <w:t>AWS EC2 – application servers</w:t>
-        <w:br/>
+      </w:r>
+    </w:p>
+    <w:p>
+      <w:pPr>
+        <w:pStyle w:val="TextBody"/>
+        <w:numPr>
+          <w:ilvl w:val="0"/>
+          <w:numId w:val="8"/>
+        </w:numPr>
+        <w:tabs>
+          <w:tab w:val="clear" w:pos="709"/>
+          <w:tab w:val="left" w:pos="0" w:leader="none"/>
+        </w:tabs>
+        <w:ind w:left="709" w:hanging="283"/>
+        <w:rPr/>
+      </w:pPr>
+      <w:r>
+        <w:rPr/>
         <w:t>AWS RDS – managed database</w:t>
-        <w:br/>
+      </w:r>
+    </w:p>
+    <w:p>
+      <w:pPr>
+        <w:pStyle w:val="TextBody"/>
+        <w:numPr>
+          <w:ilvl w:val="0"/>
+          <w:numId w:val="8"/>
+        </w:numPr>
+        <w:tabs>
+          <w:tab w:val="clear" w:pos="709"/>
+          <w:tab w:val="left" w:pos="0" w:leader="none"/>
+        </w:tabs>
+        <w:ind w:left="709" w:hanging="283"/>
+        <w:rPr/>
+      </w:pPr>
+      <w:r>
+        <w:rPr/>
         <w:t>AWS S3 – document storage</w:t>
-        <w:br/>
+      </w:r>
+    </w:p>
+    <w:p>
+      <w:pPr>
+        <w:pStyle w:val="TextBody"/>
+        <w:numPr>
+          <w:ilvl w:val="0"/>
+          <w:numId w:val="8"/>
+        </w:numPr>
+        <w:tabs>
+          <w:tab w:val="clear" w:pos="709"/>
+          <w:tab w:val="left" w:pos="0" w:leader="none"/>
+        </w:tabs>
+        <w:ind w:left="709" w:hanging="283"/>
+        <w:rPr/>
+      </w:pPr>
+      <w:r>
+        <w:rPr/>
         <w:t>Redis – caching and event processing</w:t>
       </w:r>
     </w:p>
     <w:p>
       <w:pPr>
         <w:pStyle w:val="TextBody"/>
-        <w:bidi w:val="0"/>
-        <w:spacing w:lineRule="auto" w:line="276" w:before="0" w:after="140"/>
-        <w:jc w:val="left"/>
         <w:rPr/>
       </w:pPr>
       <w:r>
         <w:rPr/>
         <w:t>Monitoring Tools</w:t>
-        <w:br/>
+      </w:r>
+    </w:p>
+    <w:p>
+      <w:pPr>
+        <w:pStyle w:val="TextBody"/>
+        <w:numPr>
+          <w:ilvl w:val="0"/>
+          <w:numId w:val="9"/>
+        </w:numPr>
+        <w:tabs>
+          <w:tab w:val="clear" w:pos="709"/>
+          <w:tab w:val="left" w:pos="0" w:leader="none"/>
+        </w:tabs>
+        <w:ind w:left="709" w:hanging="283"/>
+        <w:rPr/>
+      </w:pPr>
+      <w:r>
+        <w:rPr/>
         <w:t>CloudWatch – system logs and monitoring</w:t>
-        <w:br/>
+      </w:r>
+    </w:p>
+    <w:p>
+      <w:pPr>
+        <w:pStyle w:val="TextBody"/>
+        <w:numPr>
+          <w:ilvl w:val="0"/>
+          <w:numId w:val="9"/>
+        </w:numPr>
+        <w:tabs>
+          <w:tab w:val="clear" w:pos="709"/>
+          <w:tab w:val="left" w:pos="0" w:leader="none"/>
+        </w:tabs>
+        <w:ind w:left="709" w:hanging="283"/>
+        <w:rPr/>
+      </w:pPr>
+      <w:r>
+        <w:rPr/>
         <w:t>Sentry – application error tracking</w:t>
       </w:r>
     </w:p>
@@ -290,7 +516,10 @@
         </w:rPr>
       </w:pPr>
       <w:r>
-        <w:rPr/>
+        <w:rPr>
+          <w:sz w:val="30"/>
+          <w:szCs w:val="30"/>
+        </w:rPr>
       </w:r>
     </w:p>
     <w:p>
@@ -306,174 +535,703 @@
           <w:sz w:val="30"/>
           <w:szCs w:val="30"/>
         </w:rPr>
-        <w:t>4</w:t>
-      </w:r>
-      <w:r>
-        <w:rPr>
-          <w:sz w:val="30"/>
-          <w:szCs w:val="30"/>
-        </w:rPr>
-        <w:t>. Data Flow</w:t>
+        <w:t>4. Data Flow</w:t>
       </w:r>
     </w:p>
     <w:p>
       <w:pPr>
         <w:pStyle w:val="TextBody"/>
         <w:bidi w:val="0"/>
-        <w:spacing w:lineRule="auto" w:line="276" w:before="0" w:after="140"/>
+        <w:spacing w:lineRule="auto" w:line="360" w:before="0" w:after="140"/>
         <w:jc w:val="left"/>
         <w:rPr/>
       </w:pPr>
       <w:r>
-        <w:rPr/>
-        <w:t>The data flow within the platform will operate as follows:</w:t>
-      </w:r>
-    </w:p>
-    <w:p>
-      <w:pPr>
-        <w:pStyle w:val="TextBody"/>
-        <w:numPr>
-          <w:ilvl w:val="0"/>
-          <w:numId w:val="1"/>
-        </w:numPr>
-        <w:tabs>
-          <w:tab w:val="clear" w:pos="709"/>
-          <w:tab w:val="left" w:pos="709" w:leader="none"/>
-        </w:tabs>
+        <w:rPr>
+          <w:b/>
+          <w:bCs/>
+        </w:rPr>
+        <w:t>Core System Data Flow</w:t>
+      </w:r>
+      <w:r>
+        <w:rPr/>
+        <w:br/>
+        <w:t>The system can follow an API-driven data flow architecture:</w:t>
+      </w:r>
+    </w:p>
+    <w:p>
+      <w:pPr>
+        <w:pStyle w:val="TextBody"/>
+        <w:numPr>
+          <w:ilvl w:val="0"/>
+          <w:numId w:val="10"/>
+        </w:numPr>
+        <w:tabs>
+          <w:tab w:val="clear" w:pos="709"/>
+          <w:tab w:val="left" w:pos="0" w:leader="none"/>
+        </w:tabs>
+        <w:ind w:left="709" w:hanging="283"/>
+        <w:rPr/>
+      </w:pPr>
+      <w:r>
+        <w:rPr/>
+        <w:t>Users can interact with the platform through the React frontend.</w:t>
+      </w:r>
+    </w:p>
+    <w:p>
+      <w:pPr>
+        <w:pStyle w:val="TextBody"/>
+        <w:numPr>
+          <w:ilvl w:val="0"/>
+          <w:numId w:val="10"/>
+        </w:numPr>
+        <w:tabs>
+          <w:tab w:val="clear" w:pos="709"/>
+          <w:tab w:val="left" w:pos="0" w:leader="none"/>
+        </w:tabs>
+        <w:ind w:left="709" w:hanging="283"/>
+        <w:rPr/>
+      </w:pPr>
+      <w:r>
+        <w:rPr/>
+        <w:t>The frontend can communicate with backend APIs via HTTPS.</w:t>
+      </w:r>
+    </w:p>
+    <w:p>
+      <w:pPr>
+        <w:pStyle w:val="TextBody"/>
+        <w:numPr>
+          <w:ilvl w:val="0"/>
+          <w:numId w:val="10"/>
+        </w:numPr>
+        <w:tabs>
+          <w:tab w:val="clear" w:pos="709"/>
+          <w:tab w:val="left" w:pos="0" w:leader="none"/>
+        </w:tabs>
+        <w:ind w:left="709" w:hanging="283"/>
+        <w:rPr/>
+      </w:pPr>
+      <w:r>
+        <w:rPr/>
+        <w:t>The backend can process requests and execute business logic.</w:t>
+      </w:r>
+    </w:p>
+    <w:p>
+      <w:pPr>
+        <w:pStyle w:val="TextBody"/>
+        <w:numPr>
+          <w:ilvl w:val="0"/>
+          <w:numId w:val="10"/>
+        </w:numPr>
+        <w:tabs>
+          <w:tab w:val="clear" w:pos="709"/>
+          <w:tab w:val="left" w:pos="0" w:leader="none"/>
+        </w:tabs>
+        <w:ind w:left="709" w:hanging="283"/>
+        <w:rPr/>
+      </w:pPr>
+      <w:r>
+        <w:rPr/>
+        <w:t>Data can be stored and retrieved from PostgreSQL.</w:t>
+      </w:r>
+    </w:p>
+    <w:p>
+      <w:pPr>
+        <w:pStyle w:val="TextBody"/>
+        <w:numPr>
+          <w:ilvl w:val="0"/>
+          <w:numId w:val="10"/>
+        </w:numPr>
+        <w:tabs>
+          <w:tab w:val="clear" w:pos="709"/>
+          <w:tab w:val="left" w:pos="0" w:leader="none"/>
+        </w:tabs>
+        <w:ind w:left="709" w:hanging="283"/>
+        <w:rPr/>
+      </w:pPr>
+      <w:r>
+        <w:rPr/>
+        <w:t>For file uploads, the backend can generate secure signed URLs.</w:t>
+      </w:r>
+    </w:p>
+    <w:p>
+      <w:pPr>
+        <w:pStyle w:val="TextBody"/>
+        <w:numPr>
+          <w:ilvl w:val="0"/>
+          <w:numId w:val="10"/>
+        </w:numPr>
+        <w:tabs>
+          <w:tab w:val="clear" w:pos="709"/>
+          <w:tab w:val="left" w:pos="0" w:leader="none"/>
+        </w:tabs>
+        <w:ind w:left="709" w:hanging="283"/>
+        <w:rPr/>
+      </w:pPr>
+      <w:r>
+        <w:rPr/>
+        <w:t>Files can be uploaded directly from the frontend to cloud storage.</w:t>
+      </w:r>
+    </w:p>
+    <w:p>
+      <w:pPr>
+        <w:pStyle w:val="TextBody"/>
+        <w:numPr>
+          <w:ilvl w:val="0"/>
+          <w:numId w:val="10"/>
+        </w:numPr>
+        <w:tabs>
+          <w:tab w:val="clear" w:pos="709"/>
+          <w:tab w:val="left" w:pos="0" w:leader="none"/>
+        </w:tabs>
+        <w:ind w:left="709" w:hanging="283"/>
+        <w:rPr/>
+      </w:pPr>
+      <w:r>
+        <w:rPr/>
+        <w:t>Document metadata can be stored and managed in the database.</w:t>
+        <w:br/>
+      </w:r>
+    </w:p>
+    <w:p>
+      <w:pPr>
+        <w:pStyle w:val="Heading2"/>
+        <w:spacing w:lineRule="auto" w:line="360"/>
+        <w:rPr>
+          <w:sz w:val="26"/>
+          <w:szCs w:val="26"/>
+        </w:rPr>
+      </w:pPr>
+      <w:r>
+        <w:rPr>
+          <w:sz w:val="26"/>
+          <w:szCs w:val="26"/>
+        </w:rPr>
+        <w:t>Document Management &amp; Versioning Flow</w:t>
+      </w:r>
+    </w:p>
+    <w:p>
+      <w:pPr>
+        <w:pStyle w:val="TextBody"/>
+        <w:numPr>
+          <w:ilvl w:val="0"/>
+          <w:numId w:val="27"/>
+        </w:numPr>
+        <w:tabs>
+          <w:tab w:val="clear" w:pos="709"/>
+          <w:tab w:val="left" w:pos="0" w:leader="none"/>
+        </w:tabs>
+        <w:ind w:left="709" w:hanging="283"/>
+        <w:rPr/>
+      </w:pPr>
+      <w:r>
+        <w:rPr/>
+        <w:t>User uploads a document via the frontend.</w:t>
+      </w:r>
+    </w:p>
+    <w:p>
+      <w:pPr>
+        <w:pStyle w:val="TextBody"/>
+        <w:numPr>
+          <w:ilvl w:val="0"/>
+          <w:numId w:val="27"/>
+        </w:numPr>
+        <w:tabs>
+          <w:tab w:val="clear" w:pos="709"/>
+          <w:tab w:val="left" w:pos="0" w:leader="none"/>
+        </w:tabs>
+        <w:ind w:left="709" w:hanging="283"/>
+        <w:rPr/>
+      </w:pPr>
+      <w:r>
+        <w:rPr/>
+        <w:t>Backend generates a signed upload URL.</w:t>
+      </w:r>
+    </w:p>
+    <w:p>
+      <w:pPr>
+        <w:pStyle w:val="TextBody"/>
+        <w:numPr>
+          <w:ilvl w:val="0"/>
+          <w:numId w:val="27"/>
+        </w:numPr>
+        <w:tabs>
+          <w:tab w:val="clear" w:pos="709"/>
+          <w:tab w:val="left" w:pos="0" w:leader="none"/>
+        </w:tabs>
+        <w:ind w:left="709" w:hanging="283"/>
+        <w:rPr/>
+      </w:pPr>
+      <w:r>
+        <w:rPr/>
+        <w:t>File is uploaded directly to cloud storage.</w:t>
+      </w:r>
+    </w:p>
+    <w:p>
+      <w:pPr>
+        <w:pStyle w:val="TextBody"/>
+        <w:numPr>
+          <w:ilvl w:val="0"/>
+          <w:numId w:val="27"/>
+        </w:numPr>
+        <w:tabs>
+          <w:tab w:val="clear" w:pos="709"/>
+          <w:tab w:val="left" w:pos="0" w:leader="none"/>
+        </w:tabs>
+        <w:ind w:left="709" w:hanging="283"/>
+        <w:rPr/>
+      </w:pPr>
+      <w:r>
+        <w:rPr/>
+        <w:t>Metadata (file name, version, project, user, timestamp) is stored in the database.</w:t>
+      </w:r>
+    </w:p>
+    <w:p>
+      <w:pPr>
+        <w:pStyle w:val="TextBody"/>
+        <w:numPr>
+          <w:ilvl w:val="0"/>
+          <w:numId w:val="27"/>
+        </w:numPr>
+        <w:tabs>
+          <w:tab w:val="clear" w:pos="709"/>
+          <w:tab w:val="left" w:pos="0" w:leader="none"/>
+        </w:tabs>
+        <w:ind w:left="709" w:hanging="283"/>
+        <w:rPr/>
+      </w:pPr>
+      <w:r>
+        <w:rPr/>
+        <w:t>On updates, a new version is created while maintaining previous versions (immutable history).</w:t>
+        <w:br/>
+      </w:r>
+    </w:p>
+    <w:p>
+      <w:pPr>
+        <w:pStyle w:val="Heading2"/>
         <w:bidi w:val="0"/>
-        <w:ind w:left="709" w:hanging="283"/>
+        <w:spacing w:lineRule="auto" w:line="360"/>
         <w:jc w:val="left"/>
-        <w:rPr/>
-      </w:pPr>
-      <w:r>
-        <w:rPr/>
-        <w:t>Users interact with the React frontend through a web browser.</w:t>
-      </w:r>
-    </w:p>
-    <w:p>
-      <w:pPr>
-        <w:pStyle w:val="TextBody"/>
-        <w:numPr>
-          <w:ilvl w:val="0"/>
-          <w:numId w:val="1"/>
-        </w:numPr>
-        <w:tabs>
-          <w:tab w:val="clear" w:pos="709"/>
-          <w:tab w:val="left" w:pos="709" w:leader="none"/>
-        </w:tabs>
+        <w:rPr>
+          <w:sz w:val="26"/>
+          <w:szCs w:val="26"/>
+        </w:rPr>
+      </w:pPr>
+      <w:r>
+        <w:rPr>
+          <w:sz w:val="26"/>
+          <w:szCs w:val="26"/>
+        </w:rPr>
+        <w:t>Workflow &amp; Approval Flow (CDE)</w:t>
+      </w:r>
+    </w:p>
+    <w:p>
+      <w:pPr>
+        <w:pStyle w:val="TextBody"/>
+        <w:numPr>
+          <w:ilvl w:val="0"/>
+          <w:numId w:val="28"/>
+        </w:numPr>
+        <w:tabs>
+          <w:tab w:val="clear" w:pos="709"/>
+          <w:tab w:val="left" w:pos="0" w:leader="none"/>
+        </w:tabs>
+        <w:ind w:left="709" w:hanging="283"/>
+        <w:rPr/>
+      </w:pPr>
+      <w:r>
+        <w:rPr/>
+        <w:t>Initiator uploads or submits a document.</w:t>
+      </w:r>
+    </w:p>
+    <w:p>
+      <w:pPr>
+        <w:pStyle w:val="TextBody"/>
+        <w:numPr>
+          <w:ilvl w:val="0"/>
+          <w:numId w:val="28"/>
+        </w:numPr>
+        <w:tabs>
+          <w:tab w:val="clear" w:pos="709"/>
+          <w:tab w:val="left" w:pos="0" w:leader="none"/>
+        </w:tabs>
+        <w:ind w:left="709" w:hanging="283"/>
+        <w:rPr/>
+      </w:pPr>
+      <w:r>
+        <w:rPr/>
+        <w:t>Document moves to internal review stage.</w:t>
+      </w:r>
+    </w:p>
+    <w:p>
+      <w:pPr>
+        <w:pStyle w:val="TextBody"/>
+        <w:numPr>
+          <w:ilvl w:val="0"/>
+          <w:numId w:val="28"/>
+        </w:numPr>
+        <w:tabs>
+          <w:tab w:val="clear" w:pos="709"/>
+          <w:tab w:val="left" w:pos="0" w:leader="none"/>
+        </w:tabs>
+        <w:ind w:left="709" w:hanging="283"/>
+        <w:rPr/>
+      </w:pPr>
+      <w:r>
+        <w:rPr/>
+        <w:t>Internal team reviews and either approves or rejects.</w:t>
+      </w:r>
+    </w:p>
+    <w:p>
+      <w:pPr>
+        <w:pStyle w:val="TextBody"/>
+        <w:numPr>
+          <w:ilvl w:val="0"/>
+          <w:numId w:val="28"/>
+        </w:numPr>
+        <w:tabs>
+          <w:tab w:val="clear" w:pos="709"/>
+          <w:tab w:val="left" w:pos="0" w:leader="none"/>
+        </w:tabs>
+        <w:ind w:left="709" w:hanging="283"/>
+        <w:rPr/>
+      </w:pPr>
+      <w:r>
+        <w:rPr/>
+        <w:t>Approved documents are shared with the consultant team.</w:t>
+      </w:r>
+    </w:p>
+    <w:p>
+      <w:pPr>
+        <w:pStyle w:val="TextBody"/>
+        <w:numPr>
+          <w:ilvl w:val="0"/>
+          <w:numId w:val="28"/>
+        </w:numPr>
+        <w:tabs>
+          <w:tab w:val="clear" w:pos="709"/>
+          <w:tab w:val="left" w:pos="0" w:leader="none"/>
+        </w:tabs>
+        <w:ind w:left="709" w:hanging="283"/>
+        <w:rPr/>
+      </w:pPr>
+      <w:r>
+        <w:rPr/>
+        <w:t>Consultant performs QA review and updates status (approved/rejected).</w:t>
+      </w:r>
+    </w:p>
+    <w:p>
+      <w:pPr>
+        <w:pStyle w:val="TextBody"/>
+        <w:numPr>
+          <w:ilvl w:val="0"/>
+          <w:numId w:val="28"/>
+        </w:numPr>
+        <w:tabs>
+          <w:tab w:val="clear" w:pos="709"/>
+          <w:tab w:val="left" w:pos="0" w:leader="none"/>
+        </w:tabs>
+        <w:ind w:left="709" w:hanging="283"/>
+        <w:rPr/>
+      </w:pPr>
+      <w:r>
+        <w:rPr/>
+        <w:t>Final approval or rejection is recorded.</w:t>
+      </w:r>
+    </w:p>
+    <w:p>
+      <w:pPr>
+        <w:pStyle w:val="TextBody"/>
+        <w:numPr>
+          <w:ilvl w:val="0"/>
+          <w:numId w:val="28"/>
+        </w:numPr>
+        <w:tabs>
+          <w:tab w:val="clear" w:pos="709"/>
+          <w:tab w:val="left" w:pos="0" w:leader="none"/>
+        </w:tabs>
+        <w:ind w:left="709" w:hanging="283"/>
+        <w:rPr/>
+      </w:pPr>
+      <w:r>
+        <w:rPr/>
+        <w:t>All workflow transitions are stored and tracked in the system.</w:t>
+        <w:br/>
+      </w:r>
+    </w:p>
+    <w:p>
+      <w:pPr>
+        <w:pStyle w:val="Heading2"/>
         <w:bidi w:val="0"/>
-        <w:ind w:left="709" w:hanging="283"/>
+        <w:spacing w:lineRule="auto" w:line="360"/>
         <w:jc w:val="left"/>
-        <w:rPr/>
-      </w:pPr>
-      <w:r>
-        <w:rPr/>
-        <w:t>The frontend sends API requests to the backend application.</w:t>
-      </w:r>
-    </w:p>
-    <w:p>
-      <w:pPr>
-        <w:pStyle w:val="TextBody"/>
-        <w:numPr>
-          <w:ilvl w:val="0"/>
-          <w:numId w:val="1"/>
-        </w:numPr>
-        <w:tabs>
-          <w:tab w:val="clear" w:pos="709"/>
-          <w:tab w:val="left" w:pos="709" w:leader="none"/>
-        </w:tabs>
+        <w:rPr>
+          <w:sz w:val="26"/>
+          <w:szCs w:val="26"/>
+        </w:rPr>
+      </w:pPr>
+      <w:r>
+        <w:rPr>
+          <w:sz w:val="26"/>
+          <w:szCs w:val="26"/>
+        </w:rPr>
+        <w:t>CMS Content Flow</w:t>
+      </w:r>
+    </w:p>
+    <w:p>
+      <w:pPr>
+        <w:pStyle w:val="TextBody"/>
+        <w:numPr>
+          <w:ilvl w:val="0"/>
+          <w:numId w:val="29"/>
+        </w:numPr>
+        <w:tabs>
+          <w:tab w:val="clear" w:pos="709"/>
+          <w:tab w:val="left" w:pos="0" w:leader="none"/>
+        </w:tabs>
+        <w:ind w:left="709" w:hanging="283"/>
+        <w:rPr/>
+      </w:pPr>
+      <w:r>
+        <w:rPr/>
+        <w:t>Authorized users create or edit content via CMS interface.</w:t>
+      </w:r>
+    </w:p>
+    <w:p>
+      <w:pPr>
+        <w:pStyle w:val="TextBody"/>
+        <w:numPr>
+          <w:ilvl w:val="0"/>
+          <w:numId w:val="29"/>
+        </w:numPr>
+        <w:tabs>
+          <w:tab w:val="clear" w:pos="709"/>
+          <w:tab w:val="left" w:pos="0" w:leader="none"/>
+        </w:tabs>
+        <w:ind w:left="709" w:hanging="283"/>
+        <w:rPr/>
+      </w:pPr>
+      <w:r>
+        <w:rPr/>
+        <w:t>Content is saved as draft in the database.</w:t>
+      </w:r>
+    </w:p>
+    <w:p>
+      <w:pPr>
+        <w:pStyle w:val="TextBody"/>
+        <w:numPr>
+          <w:ilvl w:val="0"/>
+          <w:numId w:val="29"/>
+        </w:numPr>
+        <w:tabs>
+          <w:tab w:val="clear" w:pos="709"/>
+          <w:tab w:val="left" w:pos="0" w:leader="none"/>
+        </w:tabs>
+        <w:ind w:left="709" w:hanging="283"/>
+        <w:rPr/>
+      </w:pPr>
+      <w:r>
+        <w:rPr/>
+        <w:t>Content goes through approval workflow (if configured).</w:t>
+      </w:r>
+    </w:p>
+    <w:p>
+      <w:pPr>
+        <w:pStyle w:val="TextBody"/>
+        <w:numPr>
+          <w:ilvl w:val="0"/>
+          <w:numId w:val="29"/>
+        </w:numPr>
+        <w:tabs>
+          <w:tab w:val="clear" w:pos="709"/>
+          <w:tab w:val="left" w:pos="0" w:leader="none"/>
+        </w:tabs>
+        <w:ind w:left="709" w:hanging="283"/>
+        <w:rPr/>
+      </w:pPr>
+      <w:r>
+        <w:rPr/>
+        <w:t>Approved content is published and made available to users.</w:t>
+      </w:r>
+    </w:p>
+    <w:p>
+      <w:pPr>
+        <w:pStyle w:val="TextBody"/>
+        <w:numPr>
+          <w:ilvl w:val="0"/>
+          <w:numId w:val="29"/>
+        </w:numPr>
+        <w:tabs>
+          <w:tab w:val="clear" w:pos="709"/>
+          <w:tab w:val="left" w:pos="0" w:leader="none"/>
+        </w:tabs>
+        <w:ind w:left="709" w:hanging="283"/>
+        <w:rPr/>
+      </w:pPr>
+      <w:r>
+        <w:rPr/>
+        <w:t>Media files are stored in cloud storage and linked to CMS content.</w:t>
+        <w:br/>
+      </w:r>
+    </w:p>
+    <w:p>
+      <w:pPr>
+        <w:pStyle w:val="Heading2"/>
         <w:bidi w:val="0"/>
-        <w:ind w:left="709" w:hanging="283"/>
+        <w:spacing w:lineRule="auto" w:line="360"/>
         <w:jc w:val="left"/>
-        <w:rPr/>
-      </w:pPr>
-      <w:r>
-        <w:rPr/>
-        <w:t>The backend processes the request and applies business logic.</w:t>
-      </w:r>
-    </w:p>
-    <w:p>
-      <w:pPr>
-        <w:pStyle w:val="TextBody"/>
-        <w:numPr>
-          <w:ilvl w:val="0"/>
-          <w:numId w:val="1"/>
-        </w:numPr>
-        <w:tabs>
-          <w:tab w:val="clear" w:pos="709"/>
-          <w:tab w:val="left" w:pos="709" w:leader="none"/>
-        </w:tabs>
+        <w:rPr>
+          <w:sz w:val="26"/>
+          <w:szCs w:val="26"/>
+        </w:rPr>
+      </w:pPr>
+      <w:r>
+        <w:rPr>
+          <w:sz w:val="26"/>
+          <w:szCs w:val="26"/>
+        </w:rPr>
+        <w:t>Audit &amp; Activity Logging Flow</w:t>
+      </w:r>
+    </w:p>
+    <w:p>
+      <w:pPr>
+        <w:pStyle w:val="TextBody"/>
+        <w:numPr>
+          <w:ilvl w:val="0"/>
+          <w:numId w:val="30"/>
+        </w:numPr>
+        <w:tabs>
+          <w:tab w:val="clear" w:pos="709"/>
+          <w:tab w:val="left" w:pos="0" w:leader="none"/>
+        </w:tabs>
+        <w:ind w:left="709" w:hanging="283"/>
+        <w:rPr/>
+      </w:pPr>
+      <w:r>
+        <w:rPr/>
+        <w:t>Every user action (upload, edit, approve, reject, login) is captured.</w:t>
+      </w:r>
+    </w:p>
+    <w:p>
+      <w:pPr>
+        <w:pStyle w:val="TextBody"/>
+        <w:numPr>
+          <w:ilvl w:val="0"/>
+          <w:numId w:val="30"/>
+        </w:numPr>
+        <w:tabs>
+          <w:tab w:val="clear" w:pos="709"/>
+          <w:tab w:val="left" w:pos="0" w:leader="none"/>
+        </w:tabs>
+        <w:ind w:left="709" w:hanging="283"/>
+        <w:rPr/>
+      </w:pPr>
+      <w:r>
+        <w:rPr/>
+        <w:t>Logs are stored as append-only records in the database.</w:t>
+      </w:r>
+    </w:p>
+    <w:p>
+      <w:pPr>
+        <w:pStyle w:val="TextBody"/>
+        <w:numPr>
+          <w:ilvl w:val="0"/>
+          <w:numId w:val="30"/>
+        </w:numPr>
+        <w:tabs>
+          <w:tab w:val="clear" w:pos="709"/>
+          <w:tab w:val="left" w:pos="0" w:leader="none"/>
+        </w:tabs>
+        <w:ind w:left="709" w:hanging="283"/>
+        <w:rPr/>
+      </w:pPr>
+      <w:r>
+        <w:rPr/>
+        <w:t>Audit logs can be retrieved for compliance and reporting.</w:t>
+      </w:r>
+    </w:p>
+    <w:p>
+      <w:pPr>
+        <w:pStyle w:val="Heading2"/>
         <w:bidi w:val="0"/>
-        <w:ind w:left="709" w:hanging="283"/>
+        <w:spacing w:lineRule="auto" w:line="360"/>
         <w:jc w:val="left"/>
-        <w:rPr/>
-      </w:pPr>
-      <w:r>
-        <w:rPr/>
-        <w:t>The backend retrieves or updates data in the PostgreSQL database.</w:t>
-      </w:r>
-    </w:p>
-    <w:p>
-      <w:pPr>
-        <w:pStyle w:val="TextBody"/>
-        <w:numPr>
-          <w:ilvl w:val="0"/>
-          <w:numId w:val="1"/>
-        </w:numPr>
-        <w:tabs>
-          <w:tab w:val="clear" w:pos="709"/>
-          <w:tab w:val="left" w:pos="709" w:leader="none"/>
-        </w:tabs>
-        <w:bidi w:val="0"/>
-        <w:ind w:left="709" w:hanging="283"/>
-        <w:jc w:val="left"/>
-        <w:rPr/>
-      </w:pPr>
-      <w:r>
-        <w:rPr/>
-        <w:t>For document uploads, the backend generates a signed upload URL.</w:t>
-      </w:r>
-    </w:p>
-    <w:p>
-      <w:pPr>
-        <w:pStyle w:val="TextBody"/>
-        <w:numPr>
-          <w:ilvl w:val="0"/>
-          <w:numId w:val="1"/>
-        </w:numPr>
-        <w:tabs>
-          <w:tab w:val="clear" w:pos="709"/>
-          <w:tab w:val="left" w:pos="709" w:leader="none"/>
-        </w:tabs>
-        <w:bidi w:val="0"/>
-        <w:ind w:left="709" w:hanging="283"/>
-        <w:jc w:val="left"/>
-        <w:rPr/>
-      </w:pPr>
-      <w:r>
-        <w:rPr/>
-        <w:t>The frontend uploads files directly to object storage using the signed URL.</w:t>
-      </w:r>
-    </w:p>
-    <w:p>
-      <w:pPr>
-        <w:pStyle w:val="TextBody"/>
-        <w:numPr>
-          <w:ilvl w:val="0"/>
-          <w:numId w:val="1"/>
-        </w:numPr>
-        <w:tabs>
-          <w:tab w:val="clear" w:pos="709"/>
-          <w:tab w:val="left" w:pos="709" w:leader="none"/>
-        </w:tabs>
-        <w:bidi w:val="0"/>
-        <w:ind w:left="709" w:hanging="283"/>
-        <w:jc w:val="left"/>
-        <w:rPr/>
-      </w:pPr>
-      <w:r>
-        <w:rPr/>
-        <w:t>Metadata related to documents is stored in the database.</w:t>
+        <w:rPr>
+          <w:sz w:val="26"/>
+          <w:szCs w:val="26"/>
+        </w:rPr>
+      </w:pPr>
+      <w:r>
+        <w:rPr>
+          <w:sz w:val="26"/>
+          <w:szCs w:val="26"/>
+        </w:rPr>
+        <w:t>Integration Flow (API &amp; SSO)</w:t>
+      </w:r>
+    </w:p>
+    <w:p>
+      <w:pPr>
+        <w:pStyle w:val="TextBody"/>
+        <w:numPr>
+          <w:ilvl w:val="0"/>
+          <w:numId w:val="31"/>
+        </w:numPr>
+        <w:tabs>
+          <w:tab w:val="clear" w:pos="709"/>
+          <w:tab w:val="left" w:pos="0" w:leader="none"/>
+        </w:tabs>
+        <w:ind w:left="709" w:hanging="283"/>
+        <w:rPr/>
+      </w:pPr>
+      <w:r>
+        <w:rPr/>
+        <w:t>External systems (ERP, BIM, CRM) interact via REST APIs.</w:t>
+      </w:r>
+    </w:p>
+    <w:p>
+      <w:pPr>
+        <w:pStyle w:val="TextBody"/>
+        <w:numPr>
+          <w:ilvl w:val="0"/>
+          <w:numId w:val="31"/>
+        </w:numPr>
+        <w:tabs>
+          <w:tab w:val="clear" w:pos="709"/>
+          <w:tab w:val="left" w:pos="0" w:leader="none"/>
+        </w:tabs>
+        <w:ind w:left="709" w:hanging="283"/>
+        <w:rPr/>
+      </w:pPr>
+      <w:r>
+        <w:rPr/>
+        <w:t>Authentication can be handled via SSO providers (</w:t>
+      </w:r>
+      <w:r>
+        <w:rPr/>
+        <w:t>AWS SSO</w:t>
+      </w:r>
+      <w:r>
+        <w:rPr/>
+        <w:t>).</w:t>
+      </w:r>
+    </w:p>
+    <w:p>
+      <w:pPr>
+        <w:pStyle w:val="TextBody"/>
+        <w:numPr>
+          <w:ilvl w:val="0"/>
+          <w:numId w:val="31"/>
+        </w:numPr>
+        <w:tabs>
+          <w:tab w:val="clear" w:pos="709"/>
+          <w:tab w:val="left" w:pos="0" w:leader="none"/>
+        </w:tabs>
+        <w:ind w:left="709" w:hanging="283"/>
+        <w:rPr/>
+      </w:pPr>
+      <w:r>
+        <w:rPr/>
+        <w:t>Data exchange occurs through secure API endpoints.</w:t>
       </w:r>
     </w:p>
     <w:p>
@@ -485,6 +1243,7 @@
       </w:pPr>
       <w:r>
         <w:rPr/>
+        <w:br/>
       </w:r>
     </w:p>
     <w:p>
@@ -503,14 +1262,7 @@
           <w:sz w:val="30"/>
           <w:szCs w:val="30"/>
         </w:rPr>
-        <w:t>5</w:t>
-      </w:r>
-      <w:r>
-        <w:rPr>
-          <w:sz w:val="30"/>
-          <w:szCs w:val="30"/>
-        </w:rPr>
-        <w:t>. Security Architecture</w:t>
+        <w:t>5. Security Architecture</w:t>
       </w:r>
     </w:p>
     <w:p>
@@ -523,72 +1275,121 @@
       </w:pPr>
       <w:r>
         <w:rPr/>
-        <w:t>Security will be implemented across multiple layers of the system.</w:t>
-      </w:r>
-    </w:p>
-    <w:p>
-      <w:pPr>
-        <w:pStyle w:val="TextBody"/>
-        <w:bidi w:val="0"/>
-        <w:spacing w:lineRule="auto" w:line="276" w:before="0" w:after="140"/>
-        <w:jc w:val="left"/>
-        <w:rPr/>
-      </w:pPr>
-      <w:r>
-        <w:rPr/>
-        <w:t>Authentication - The platform will use secure authentication mechanisms based on JWT tokens.</w:t>
-      </w:r>
-    </w:p>
-    <w:p>
-      <w:pPr>
-        <w:pStyle w:val="TextBody"/>
-        <w:bidi w:val="0"/>
-        <w:spacing w:lineRule="auto" w:line="276" w:before="0" w:after="140"/>
-        <w:jc w:val="left"/>
-        <w:rPr/>
-      </w:pPr>
-      <w:r>
-        <w:rPr/>
-        <w:t>Authorization - Role-based access control will ensure that users only access resources permitted for their roles.</w:t>
-      </w:r>
-    </w:p>
-    <w:p>
-      <w:pPr>
-        <w:pStyle w:val="TextBody"/>
-        <w:bidi w:val="0"/>
-        <w:spacing w:lineRule="auto" w:line="276" w:before="0" w:after="140"/>
-        <w:jc w:val="left"/>
-        <w:rPr/>
-      </w:pPr>
-      <w:r>
-        <w:rPr/>
-        <w:t>Secure Communication - All communication between frontend and backend services will occur through encrypted HTTPS connections.</w:t>
-      </w:r>
-    </w:p>
-    <w:p>
-      <w:pPr>
-        <w:pStyle w:val="TextBody"/>
-        <w:bidi w:val="0"/>
-        <w:spacing w:lineRule="auto" w:line="276" w:before="0" w:after="140"/>
-        <w:jc w:val="left"/>
-        <w:rPr/>
-      </w:pPr>
-      <w:r>
-        <w:rPr/>
-        <w:t>Secure File Access - Files stored in cloud storage will be accessed through temporary signed URLs to prevent unauthorized access.</w:t>
-      </w:r>
-    </w:p>
-    <w:p>
-      <w:pPr>
-        <w:pStyle w:val="TextBody"/>
-        <w:bidi w:val="0"/>
-        <w:spacing w:lineRule="auto" w:line="276" w:before="0" w:after="140"/>
-        <w:jc w:val="left"/>
-        <w:rPr/>
-      </w:pPr>
-      <w:r>
-        <w:rPr/>
-        <w:t>Audit Logging - All important user actions such as uploads, approvals, and edits will be logged for auditing purposes.</w:t>
+        <w:t>Security can be implemented across multiple layers:</w:t>
+      </w:r>
+    </w:p>
+    <w:p>
+      <w:pPr>
+        <w:pStyle w:val="TextBody"/>
+        <w:numPr>
+          <w:ilvl w:val="0"/>
+          <w:numId w:val="11"/>
+        </w:numPr>
+        <w:tabs>
+          <w:tab w:val="clear" w:pos="709"/>
+          <w:tab w:val="left" w:pos="0" w:leader="none"/>
+        </w:tabs>
+        <w:ind w:left="709" w:hanging="283"/>
+        <w:rPr/>
+      </w:pPr>
+      <w:r>
+        <w:rPr/>
+        <w:t>Authentication can be handled using JWT-based mechanisms</w:t>
+      </w:r>
+    </w:p>
+    <w:p>
+      <w:pPr>
+        <w:pStyle w:val="TextBody"/>
+        <w:numPr>
+          <w:ilvl w:val="0"/>
+          <w:numId w:val="11"/>
+        </w:numPr>
+        <w:tabs>
+          <w:tab w:val="clear" w:pos="709"/>
+          <w:tab w:val="left" w:pos="0" w:leader="none"/>
+        </w:tabs>
+        <w:ind w:left="709" w:hanging="283"/>
+        <w:rPr/>
+      </w:pPr>
+      <w:r>
+        <w:rPr/>
+        <w:t>Role-based access control can restrict user permissions</w:t>
+      </w:r>
+    </w:p>
+    <w:p>
+      <w:pPr>
+        <w:pStyle w:val="TextBody"/>
+        <w:numPr>
+          <w:ilvl w:val="0"/>
+          <w:numId w:val="11"/>
+        </w:numPr>
+        <w:tabs>
+          <w:tab w:val="clear" w:pos="709"/>
+          <w:tab w:val="left" w:pos="0" w:leader="none"/>
+        </w:tabs>
+        <w:ind w:left="709" w:hanging="283"/>
+        <w:rPr/>
+      </w:pPr>
+      <w:r>
+        <w:rPr/>
+        <w:t>HTTPS encryption can secure all communications</w:t>
+      </w:r>
+    </w:p>
+    <w:p>
+      <w:pPr>
+        <w:pStyle w:val="TextBody"/>
+        <w:numPr>
+          <w:ilvl w:val="0"/>
+          <w:numId w:val="11"/>
+        </w:numPr>
+        <w:tabs>
+          <w:tab w:val="clear" w:pos="709"/>
+          <w:tab w:val="left" w:pos="0" w:leader="none"/>
+        </w:tabs>
+        <w:ind w:left="709" w:hanging="283"/>
+        <w:rPr/>
+      </w:pPr>
+      <w:r>
+        <w:rPr/>
+        <w:t>Secure file access can be enabled via signed URLs</w:t>
+      </w:r>
+    </w:p>
+    <w:p>
+      <w:pPr>
+        <w:pStyle w:val="TextBody"/>
+        <w:numPr>
+          <w:ilvl w:val="0"/>
+          <w:numId w:val="11"/>
+        </w:numPr>
+        <w:tabs>
+          <w:tab w:val="clear" w:pos="709"/>
+          <w:tab w:val="left" w:pos="0" w:leader="none"/>
+        </w:tabs>
+        <w:ind w:left="709" w:hanging="283"/>
+        <w:rPr/>
+      </w:pPr>
+      <w:r>
+        <w:rPr/>
+        <w:t>Audit logs can track user actions such as uploads, approvals, and edits</w:t>
+      </w:r>
+    </w:p>
+    <w:p>
+      <w:pPr>
+        <w:pStyle w:val="TextBody"/>
+        <w:numPr>
+          <w:ilvl w:val="0"/>
+          <w:numId w:val="11"/>
+        </w:numPr>
+        <w:tabs>
+          <w:tab w:val="clear" w:pos="709"/>
+          <w:tab w:val="left" w:pos="0" w:leader="none"/>
+        </w:tabs>
+        <w:ind w:left="709" w:hanging="283"/>
+        <w:rPr/>
+      </w:pPr>
+      <w:r>
+        <w:rPr/>
+        <w:t>Data can be encrypted at rest and in transit</w:t>
       </w:r>
     </w:p>
     <w:p>
@@ -608,14 +1409,7 @@
           <w:sz w:val="30"/>
           <w:szCs w:val="30"/>
         </w:rPr>
-        <w:t>6</w:t>
-      </w:r>
-      <w:r>
-        <w:rPr>
-          <w:sz w:val="30"/>
-          <w:szCs w:val="30"/>
-        </w:rPr>
-        <w:t>. File Handling Strategy</w:t>
+        <w:t>7. Scalability Strategy</w:t>
       </w:r>
     </w:p>
     <w:p>
@@ -628,191 +1422,93 @@
       </w:pPr>
       <w:r>
         <w:rPr/>
-        <w:t>The platform will support secure and scalable document uploads using a direct upload architecture.</w:t>
-      </w:r>
-    </w:p>
-    <w:p>
-      <w:pPr>
-        <w:pStyle w:val="TextBody"/>
-        <w:bidi w:val="0"/>
-        <w:spacing w:lineRule="auto" w:line="276" w:before="0" w:after="140"/>
-        <w:jc w:val="left"/>
-        <w:rPr/>
-      </w:pPr>
-      <w:r>
-        <w:rPr/>
-        <w:t>Upload Process</w:t>
-      </w:r>
-    </w:p>
-    <w:p>
-      <w:pPr>
-        <w:pStyle w:val="TextBody"/>
-        <w:numPr>
-          <w:ilvl w:val="0"/>
-          <w:numId w:val="2"/>
-        </w:numPr>
-        <w:tabs>
-          <w:tab w:val="clear" w:pos="709"/>
-          <w:tab w:val="left" w:pos="709" w:leader="none"/>
-        </w:tabs>
-        <w:bidi w:val="0"/>
-        <w:ind w:left="709" w:hanging="283"/>
-        <w:jc w:val="left"/>
-        <w:rPr/>
-      </w:pPr>
-      <w:r>
-        <w:rPr/>
-        <w:t>The frontend requests a signed upload URL from the backend.</w:t>
-      </w:r>
-    </w:p>
-    <w:p>
-      <w:pPr>
-        <w:pStyle w:val="TextBody"/>
-        <w:numPr>
-          <w:ilvl w:val="0"/>
-          <w:numId w:val="2"/>
-        </w:numPr>
-        <w:tabs>
-          <w:tab w:val="clear" w:pos="709"/>
-          <w:tab w:val="left" w:pos="709" w:leader="none"/>
-        </w:tabs>
-        <w:bidi w:val="0"/>
-        <w:ind w:left="709" w:hanging="283"/>
-        <w:jc w:val="left"/>
-        <w:rPr/>
-      </w:pPr>
-      <w:r>
-        <w:rPr/>
-        <w:t>The backend generates a secure pre-signed URL.</w:t>
-      </w:r>
-    </w:p>
-    <w:p>
-      <w:pPr>
-        <w:pStyle w:val="TextBody"/>
-        <w:numPr>
-          <w:ilvl w:val="0"/>
-          <w:numId w:val="2"/>
-        </w:numPr>
-        <w:tabs>
-          <w:tab w:val="clear" w:pos="709"/>
-          <w:tab w:val="left" w:pos="709" w:leader="none"/>
-        </w:tabs>
-        <w:bidi w:val="0"/>
-        <w:ind w:left="709" w:hanging="283"/>
-        <w:jc w:val="left"/>
-        <w:rPr/>
-      </w:pPr>
-      <w:r>
-        <w:rPr/>
-        <w:t>The frontend uploads the file directly to cloud storage using the signed URL.</w:t>
-      </w:r>
-    </w:p>
-    <w:p>
-      <w:pPr>
-        <w:pStyle w:val="TextBody"/>
-        <w:bidi w:val="0"/>
-        <w:jc w:val="left"/>
-        <w:rPr/>
-      </w:pPr>
-      <w:r>
-        <w:rPr/>
-        <w:t>Advantages</w:t>
-      </w:r>
-    </w:p>
-    <w:p>
-      <w:pPr>
-        <w:pStyle w:val="TextBody"/>
-        <w:numPr>
-          <w:ilvl w:val="0"/>
-          <w:numId w:val="3"/>
-        </w:numPr>
-        <w:tabs>
-          <w:tab w:val="clear" w:pos="709"/>
-          <w:tab w:val="left" w:pos="709" w:leader="none"/>
-        </w:tabs>
-        <w:bidi w:val="0"/>
-        <w:ind w:left="709" w:hanging="283"/>
-        <w:jc w:val="left"/>
-        <w:rPr/>
-      </w:pPr>
-      <w:r>
-        <w:rPr/>
-        <w:t>Supports large file uploads</w:t>
-      </w:r>
-    </w:p>
-    <w:p>
-      <w:pPr>
-        <w:pStyle w:val="TextBody"/>
-        <w:numPr>
-          <w:ilvl w:val="0"/>
-          <w:numId w:val="3"/>
-        </w:numPr>
-        <w:tabs>
-          <w:tab w:val="clear" w:pos="709"/>
-          <w:tab w:val="left" w:pos="709" w:leader="none"/>
-        </w:tabs>
-        <w:bidi w:val="0"/>
-        <w:ind w:left="709" w:hanging="283"/>
-        <w:jc w:val="left"/>
-        <w:rPr/>
-      </w:pPr>
-      <w:r>
-        <w:rPr/>
-        <w:t>Reduces load on backend servers</w:t>
-      </w:r>
-    </w:p>
-    <w:p>
-      <w:pPr>
-        <w:pStyle w:val="TextBody"/>
-        <w:numPr>
-          <w:ilvl w:val="0"/>
-          <w:numId w:val="3"/>
-        </w:numPr>
-        <w:tabs>
-          <w:tab w:val="clear" w:pos="709"/>
-          <w:tab w:val="left" w:pos="709" w:leader="none"/>
-        </w:tabs>
-        <w:bidi w:val="0"/>
-        <w:ind w:left="709" w:hanging="283"/>
-        <w:jc w:val="left"/>
-        <w:rPr/>
-      </w:pPr>
-      <w:r>
-        <w:rPr/>
-        <w:t>Improves upload performance</w:t>
-      </w:r>
-    </w:p>
-    <w:p>
-      <w:pPr>
-        <w:pStyle w:val="TextBody"/>
-        <w:numPr>
-          <w:ilvl w:val="0"/>
-          <w:numId w:val="3"/>
-        </w:numPr>
-        <w:tabs>
-          <w:tab w:val="clear" w:pos="709"/>
-          <w:tab w:val="left" w:pos="709" w:leader="none"/>
-        </w:tabs>
-        <w:bidi w:val="0"/>
-        <w:ind w:left="709" w:hanging="283"/>
-        <w:jc w:val="left"/>
-        <w:rPr/>
-      </w:pPr>
-      <w:r>
-        <w:rPr/>
-        <w:t>Ensures secure file access</w:t>
-      </w:r>
-    </w:p>
-    <w:p>
-      <w:pPr>
-        <w:pStyle w:val="TextBody"/>
-        <w:bidi w:val="0"/>
-        <w:jc w:val="left"/>
-        <w:rPr/>
-      </w:pPr>
-      <w:r>
-        <w:rPr/>
-        <w:t>Document versioning will also be supported to maintain revision history.</w:t>
+        <w:t>The architecture can support scalability through:</w:t>
+      </w:r>
+    </w:p>
+    <w:p>
+      <w:pPr>
+        <w:pStyle w:val="TextBody"/>
+        <w:numPr>
+          <w:ilvl w:val="0"/>
+          <w:numId w:val="12"/>
+        </w:numPr>
+        <w:tabs>
+          <w:tab w:val="clear" w:pos="709"/>
+          <w:tab w:val="left" w:pos="0" w:leader="none"/>
+        </w:tabs>
+        <w:ind w:left="709" w:hanging="283"/>
+        <w:rPr/>
+      </w:pPr>
+      <w:r>
+        <w:rPr/>
+        <w:t>Horizontal scaling of application servers</w:t>
+      </w:r>
+    </w:p>
+    <w:p>
+      <w:pPr>
+        <w:pStyle w:val="TextBody"/>
+        <w:numPr>
+          <w:ilvl w:val="0"/>
+          <w:numId w:val="12"/>
+        </w:numPr>
+        <w:tabs>
+          <w:tab w:val="clear" w:pos="709"/>
+          <w:tab w:val="left" w:pos="0" w:leader="none"/>
+        </w:tabs>
+        <w:ind w:left="709" w:hanging="283"/>
+        <w:rPr/>
+      </w:pPr>
+      <w:r>
+        <w:rPr/>
+        <w:t>Vertical and read-replica scaling of databases</w:t>
+      </w:r>
+    </w:p>
+    <w:p>
+      <w:pPr>
+        <w:pStyle w:val="TextBody"/>
+        <w:numPr>
+          <w:ilvl w:val="0"/>
+          <w:numId w:val="12"/>
+        </w:numPr>
+        <w:tabs>
+          <w:tab w:val="clear" w:pos="709"/>
+          <w:tab w:val="left" w:pos="0" w:leader="none"/>
+        </w:tabs>
+        <w:ind w:left="709" w:hanging="283"/>
+        <w:rPr/>
+      </w:pPr>
+      <w:r>
+        <w:rPr/>
+        <w:t>Unlimited storage scalability via object storage</w:t>
+      </w:r>
+    </w:p>
+    <w:p>
+      <w:pPr>
+        <w:pStyle w:val="TextBody"/>
+        <w:numPr>
+          <w:ilvl w:val="0"/>
+          <w:numId w:val="12"/>
+        </w:numPr>
+        <w:tabs>
+          <w:tab w:val="clear" w:pos="709"/>
+          <w:tab w:val="left" w:pos="0" w:leader="none"/>
+        </w:tabs>
+        <w:ind w:left="709" w:hanging="283"/>
+        <w:rPr/>
+      </w:pPr>
+      <w:r>
+        <w:rPr/>
+        <w:t>Performance improvements using caching mechanisms</w:t>
+      </w:r>
+    </w:p>
+    <w:p>
+      <w:pPr>
+        <w:pStyle w:val="TextBody"/>
+        <w:rPr/>
+      </w:pPr>
+      <w:r>
+        <w:rPr/>
+        <w:t>This ensures the system can support increasing users, projects, and data volumes.</w:t>
       </w:r>
     </w:p>
     <w:p>
@@ -832,14 +1528,7 @@
           <w:sz w:val="30"/>
           <w:szCs w:val="30"/>
         </w:rPr>
-        <w:t>7</w:t>
-      </w:r>
-      <w:r>
-        <w:rPr>
-          <w:sz w:val="30"/>
-          <w:szCs w:val="30"/>
-        </w:rPr>
-        <w:t>. Scalability Strategy</w:t>
+        <w:t>8. Monitoring &amp; Logging</w:t>
       </w:r>
     </w:p>
     <w:p>
@@ -852,80 +1541,106 @@
       </w:pPr>
       <w:r>
         <w:rPr/>
-        <w:t>The architecture will be designed to scale as the system grows.</w:t>
-      </w:r>
-    </w:p>
-    <w:p>
-      <w:pPr>
-        <w:pStyle w:val="TextBody"/>
-        <w:bidi w:val="0"/>
-        <w:spacing w:lineRule="auto" w:line="276" w:before="0" w:after="140"/>
-        <w:jc w:val="left"/>
-        <w:rPr/>
-      </w:pPr>
-      <w:r>
-        <w:rPr/>
-        <w:t>Application servers can scale horizontally by adding additional instances.</w:t>
-      </w:r>
-    </w:p>
-    <w:p>
-      <w:pPr>
-        <w:pStyle w:val="TextBody"/>
-        <w:bidi w:val="0"/>
-        <w:spacing w:lineRule="auto" w:line="276" w:before="0" w:after="140"/>
-        <w:jc w:val="left"/>
-        <w:rPr/>
-      </w:pPr>
-      <w:r>
-        <w:rPr/>
-        <w:t>Database services can scale vertically and support read replicas.</w:t>
-      </w:r>
-    </w:p>
-    <w:p>
-      <w:pPr>
-        <w:pStyle w:val="TextBody"/>
-        <w:bidi w:val="0"/>
-        <w:spacing w:lineRule="auto" w:line="276" w:before="0" w:after="140"/>
-        <w:jc w:val="left"/>
-        <w:rPr/>
-      </w:pPr>
-      <w:r>
-        <w:rPr/>
-        <w:t>Object storage can support virtually unlimited file storage capacity.</w:t>
-      </w:r>
-    </w:p>
-    <w:p>
-      <w:pPr>
-        <w:pStyle w:val="TextBody"/>
-        <w:bidi w:val="0"/>
-        <w:spacing w:lineRule="auto" w:line="276" w:before="0" w:after="140"/>
-        <w:jc w:val="left"/>
-        <w:rPr/>
-      </w:pPr>
-      <w:r>
-        <w:rPr/>
-        <w:t>Caching services will help reduce database load and improve response times.</w:t>
-      </w:r>
-    </w:p>
-    <w:p>
-      <w:pPr>
-        <w:pStyle w:val="TextBody"/>
-        <w:bidi w:val="0"/>
-        <w:spacing w:lineRule="auto" w:line="276" w:before="0" w:after="140"/>
-        <w:jc w:val="left"/>
-        <w:rPr/>
-      </w:pPr>
-      <w:r>
-        <w:rPr/>
-        <w:t>Th</w:t>
-      </w:r>
-      <w:r>
-        <w:rPr/>
-        <w:t>e</w:t>
-      </w:r>
-      <w:r>
-        <w:rPr/>
-        <w:t xml:space="preserve"> design ensures the system can support increasing numbers of users and documents.</w:t>
+        <w:t>The system can include comprehensive monitoring and logging:</w:t>
+      </w:r>
+    </w:p>
+    <w:p>
+      <w:pPr>
+        <w:pStyle w:val="TextBody"/>
+        <w:rPr/>
+      </w:pPr>
+      <w:r>
+        <w:rPr/>
+        <w:t>Infrastructure Monitoring</w:t>
+      </w:r>
+    </w:p>
+    <w:p>
+      <w:pPr>
+        <w:pStyle w:val="TextBody"/>
+        <w:numPr>
+          <w:ilvl w:val="0"/>
+          <w:numId w:val="13"/>
+        </w:numPr>
+        <w:tabs>
+          <w:tab w:val="clear" w:pos="709"/>
+          <w:tab w:val="left" w:pos="0" w:leader="none"/>
+        </w:tabs>
+        <w:ind w:left="709" w:hanging="283"/>
+        <w:rPr/>
+      </w:pPr>
+      <w:r>
+        <w:rPr/>
+        <w:t xml:space="preserve">CPU, memory, and system health tracking </w:t>
+      </w:r>
+      <w:r>
+        <w:rPr/>
+        <w:t>using CloudWatch</w:t>
+      </w:r>
+    </w:p>
+    <w:p>
+      <w:pPr>
+        <w:pStyle w:val="TextBody"/>
+        <w:rPr/>
+      </w:pPr>
+      <w:r>
+        <w:rPr/>
+        <w:t>Application Logs</w:t>
+      </w:r>
+    </w:p>
+    <w:p>
+      <w:pPr>
+        <w:pStyle w:val="TextBody"/>
+        <w:numPr>
+          <w:ilvl w:val="0"/>
+          <w:numId w:val="14"/>
+        </w:numPr>
+        <w:tabs>
+          <w:tab w:val="clear" w:pos="709"/>
+          <w:tab w:val="left" w:pos="0" w:leader="none"/>
+        </w:tabs>
+        <w:ind w:left="709" w:hanging="283"/>
+        <w:rPr/>
+      </w:pPr>
+      <w:r>
+        <w:rPr/>
+        <w:t xml:space="preserve">API requests and system events </w:t>
+      </w:r>
+      <w:r>
+        <w:rPr/>
+        <w:t>using CloudWatch</w:t>
+      </w:r>
+    </w:p>
+    <w:p>
+      <w:pPr>
+        <w:pStyle w:val="TextBody"/>
+        <w:rPr/>
+      </w:pPr>
+      <w:r>
+        <w:rPr/>
+        <w:t>Error Monitoring</w:t>
+      </w:r>
+    </w:p>
+    <w:p>
+      <w:pPr>
+        <w:pStyle w:val="TextBody"/>
+        <w:numPr>
+          <w:ilvl w:val="0"/>
+          <w:numId w:val="15"/>
+        </w:numPr>
+        <w:tabs>
+          <w:tab w:val="clear" w:pos="709"/>
+          <w:tab w:val="left" w:pos="0" w:leader="none"/>
+        </w:tabs>
+        <w:ind w:left="709" w:hanging="283"/>
+        <w:rPr/>
+      </w:pPr>
+      <w:r>
+        <w:rPr/>
+        <w:t xml:space="preserve">Real-time error tracking and debugging </w:t>
+      </w:r>
+      <w:r>
+        <w:rPr/>
+        <w:t>using Sentry</w:t>
       </w:r>
     </w:p>
     <w:p>
@@ -945,14 +1660,7 @@
           <w:sz w:val="30"/>
           <w:szCs w:val="30"/>
         </w:rPr>
-        <w:t>8</w:t>
-      </w:r>
-      <w:r>
-        <w:rPr>
-          <w:sz w:val="30"/>
-          <w:szCs w:val="30"/>
-        </w:rPr>
-        <w:t>. Monitoring &amp; Logging</w:t>
+        <w:t>9. Deployment Architecture</w:t>
       </w:r>
     </w:p>
     <w:p>
@@ -965,65 +1673,97 @@
       </w:pPr>
       <w:r>
         <w:rPr/>
-        <w:t>System monitoring will ensure system health and performance visibility.</w:t>
-      </w:r>
-    </w:p>
-    <w:p>
-      <w:pPr>
-        <w:pStyle w:val="TextBody"/>
-        <w:bidi w:val="0"/>
-        <w:spacing w:lineRule="auto" w:line="276" w:before="0" w:after="140"/>
-        <w:jc w:val="left"/>
-        <w:rPr/>
-      </w:pPr>
-      <w:r>
-        <w:rPr/>
-        <w:t>Infrastructure Monitoring</w:t>
-        <w:br/>
-        <w:t>Cloud monitoring tools will track CPU usage, memory usage, and server health.</w:t>
-      </w:r>
-    </w:p>
-    <w:p>
-      <w:pPr>
-        <w:pStyle w:val="TextBody"/>
-        <w:bidi w:val="0"/>
-        <w:spacing w:lineRule="auto" w:line="276" w:before="0" w:after="140"/>
-        <w:jc w:val="left"/>
-        <w:rPr/>
-      </w:pPr>
-      <w:r>
-        <w:rPr/>
-        <w:t>Application Logs</w:t>
-        <w:br/>
-        <w:t>Application logs will capture API requests, system events, and operational logs.</w:t>
-      </w:r>
-    </w:p>
-    <w:p>
-      <w:pPr>
-        <w:pStyle w:val="TextBody"/>
-        <w:bidi w:val="0"/>
-        <w:spacing w:lineRule="auto" w:line="276" w:before="0" w:after="140"/>
-        <w:jc w:val="left"/>
-        <w:rPr/>
-      </w:pPr>
-      <w:r>
-        <w:rPr/>
-        <w:t>Error Monitoring</w:t>
-        <w:br/>
-        <w:t>Error monitoring tools will capture application exceptions and provide detailed debugging information.</w:t>
-      </w:r>
-    </w:p>
-    <w:p>
-      <w:pPr>
-        <w:pStyle w:val="TextBody"/>
-        <w:bidi w:val="0"/>
-        <w:spacing w:lineRule="auto" w:line="276" w:before="0" w:after="140"/>
-        <w:jc w:val="left"/>
-        <w:rPr/>
-      </w:pPr>
-      <w:r>
-        <w:rPr/>
-        <w:t>Alerts can be configured to notify administrators when system issues occur.</w:t>
+        <w:t>The platform can be deployed on cloud infrastructure in the AWS Middle East (UAE) region.</w:t>
+      </w:r>
+    </w:p>
+    <w:p>
+      <w:pPr>
+        <w:pStyle w:val="TextBody"/>
+        <w:numPr>
+          <w:ilvl w:val="0"/>
+          <w:numId w:val="16"/>
+        </w:numPr>
+        <w:tabs>
+          <w:tab w:val="clear" w:pos="709"/>
+          <w:tab w:val="left" w:pos="0" w:leader="none"/>
+        </w:tabs>
+        <w:ind w:left="709" w:hanging="283"/>
+        <w:rPr/>
+      </w:pPr>
+      <w:r>
+        <w:rPr/>
+        <w:t xml:space="preserve">Frontend can be hosted on a cloud-based static hosting platform </w:t>
+      </w:r>
+      <w:r>
+        <w:rPr/>
+        <w:t>(Vercel / S3)</w:t>
+      </w:r>
+    </w:p>
+    <w:p>
+      <w:pPr>
+        <w:pStyle w:val="TextBody"/>
+        <w:numPr>
+          <w:ilvl w:val="0"/>
+          <w:numId w:val="16"/>
+        </w:numPr>
+        <w:tabs>
+          <w:tab w:val="clear" w:pos="709"/>
+          <w:tab w:val="left" w:pos="0" w:leader="none"/>
+        </w:tabs>
+        <w:ind w:left="709" w:hanging="283"/>
+        <w:rPr/>
+      </w:pPr>
+      <w:r>
+        <w:rPr/>
+        <w:t>Backend can run on cloud virtual servers (EC2)</w:t>
+      </w:r>
+    </w:p>
+    <w:p>
+      <w:pPr>
+        <w:pStyle w:val="TextBody"/>
+        <w:numPr>
+          <w:ilvl w:val="0"/>
+          <w:numId w:val="16"/>
+        </w:numPr>
+        <w:tabs>
+          <w:tab w:val="clear" w:pos="709"/>
+          <w:tab w:val="left" w:pos="0" w:leader="none"/>
+        </w:tabs>
+        <w:ind w:left="709" w:hanging="283"/>
+        <w:rPr/>
+      </w:pPr>
+      <w:r>
+        <w:rPr/>
+        <w:t>Database can be managed using RDS</w:t>
+      </w:r>
+    </w:p>
+    <w:p>
+      <w:pPr>
+        <w:pStyle w:val="TextBody"/>
+        <w:numPr>
+          <w:ilvl w:val="0"/>
+          <w:numId w:val="16"/>
+        </w:numPr>
+        <w:tabs>
+          <w:tab w:val="clear" w:pos="709"/>
+          <w:tab w:val="left" w:pos="0" w:leader="none"/>
+        </w:tabs>
+        <w:ind w:left="709" w:hanging="283"/>
+        <w:rPr/>
+      </w:pPr>
+      <w:r>
+        <w:rPr/>
+        <w:t>Files can be stored in S3</w:t>
+      </w:r>
+    </w:p>
+    <w:p>
+      <w:pPr>
+        <w:pStyle w:val="TextBody"/>
+        <w:rPr/>
+      </w:pPr>
+      <w:r>
+        <w:rPr/>
+        <w:t>Separate environments for development, testing, and production can be maintained.</w:t>
       </w:r>
     </w:p>
     <w:p>
@@ -1043,116 +1783,251 @@
           <w:sz w:val="30"/>
           <w:szCs w:val="30"/>
         </w:rPr>
-        <w:t>9</w:t>
-      </w:r>
-      <w:r>
-        <w:rPr>
-          <w:sz w:val="30"/>
-          <w:szCs w:val="30"/>
-        </w:rPr>
-        <w:t>. Deployment Architecture</w:t>
+        <w:t>10. Backup &amp; Disaster Recovery</w:t>
       </w:r>
     </w:p>
     <w:p>
       <w:pPr>
         <w:pStyle w:val="TextBody"/>
         <w:bidi w:val="0"/>
-        <w:spacing w:lineRule="auto" w:line="276" w:before="0" w:after="140"/>
+        <w:spacing w:lineRule="auto" w:line="360" w:before="0" w:after="140"/>
         <w:jc w:val="left"/>
         <w:rPr/>
       </w:pPr>
       <w:r>
         <w:rPr/>
-        <w:t>The platform will be deployed on cloud infrastructure.</w:t>
+        <w:t>System recovery can be achieved using:</w:t>
+      </w:r>
+    </w:p>
+    <w:p>
+      <w:pPr>
+        <w:pStyle w:val="TextBody"/>
+        <w:numPr>
+          <w:ilvl w:val="0"/>
+          <w:numId w:val="17"/>
+        </w:numPr>
+        <w:tabs>
+          <w:tab w:val="clear" w:pos="709"/>
+          <w:tab w:val="left" w:pos="0" w:leader="none"/>
+        </w:tabs>
+        <w:ind w:left="709" w:hanging="283"/>
+        <w:rPr/>
+      </w:pPr>
+      <w:r>
+        <w:rPr/>
+        <w:t>Automated database backups</w:t>
+      </w:r>
+    </w:p>
+    <w:p>
+      <w:pPr>
+        <w:pStyle w:val="TextBody"/>
+        <w:numPr>
+          <w:ilvl w:val="0"/>
+          <w:numId w:val="17"/>
+        </w:numPr>
+        <w:tabs>
+          <w:tab w:val="clear" w:pos="709"/>
+          <w:tab w:val="left" w:pos="0" w:leader="none"/>
+        </w:tabs>
+        <w:ind w:left="709" w:hanging="283"/>
+        <w:rPr/>
+      </w:pPr>
+      <w:r>
+        <w:rPr/>
+        <w:t>File versioning for recovery</w:t>
+      </w:r>
+    </w:p>
+    <w:p>
+      <w:pPr>
+        <w:pStyle w:val="TextBody"/>
+        <w:numPr>
+          <w:ilvl w:val="0"/>
+          <w:numId w:val="17"/>
+        </w:numPr>
+        <w:tabs>
+          <w:tab w:val="clear" w:pos="709"/>
+          <w:tab w:val="left" w:pos="0" w:leader="none"/>
+        </w:tabs>
+        <w:ind w:left="709" w:hanging="283"/>
+        <w:rPr/>
+      </w:pPr>
+      <w:r>
+        <w:rPr/>
+        <w:t>Cross region replication can be added as a future enhancement</w:t>
+      </w:r>
+      <w:r>
+        <w:rPr/>
+        <w:br/>
       </w:r>
     </w:p>
     <w:p>
       <w:pPr>
         <w:pStyle w:val="TextBody"/>
         <w:bidi w:val="0"/>
-        <w:spacing w:lineRule="auto" w:line="276" w:before="0" w:after="140"/>
+        <w:spacing w:lineRule="auto" w:line="360"/>
         <w:jc w:val="left"/>
         <w:rPr/>
       </w:pPr>
       <w:r>
         <w:rPr/>
-        <w:t xml:space="preserve">Frontend Deployment - </w:t>
-      </w:r>
-      <w:r>
-        <w:rPr/>
-        <w:t>F</w:t>
-      </w:r>
-      <w:r>
-        <w:rPr/>
-        <w:t>rontend application can be hosted on a cloud hosting service optimized for static web applications.</w:t>
-      </w:r>
-    </w:p>
-    <w:p>
-      <w:pPr>
-        <w:pStyle w:val="TextBody"/>
-        <w:bidi w:val="0"/>
-        <w:spacing w:lineRule="auto" w:line="276" w:before="0" w:after="140"/>
+        <w:t>System recovery can be achieved using:</w:t>
+      </w:r>
+    </w:p>
+    <w:p>
+      <w:pPr>
+        <w:pStyle w:val="TextBody"/>
+        <w:numPr>
+          <w:ilvl w:val="0"/>
+          <w:numId w:val="32"/>
+        </w:numPr>
+        <w:tabs>
+          <w:tab w:val="clear" w:pos="709"/>
+          <w:tab w:val="left" w:pos="0" w:leader="none"/>
+        </w:tabs>
+        <w:ind w:left="709" w:hanging="283"/>
+        <w:rPr/>
+      </w:pPr>
+      <w:r>
+        <w:rPr/>
+        <w:t>database backups</w:t>
+      </w:r>
+    </w:p>
+    <w:p>
+      <w:pPr>
+        <w:pStyle w:val="TextBody"/>
+        <w:numPr>
+          <w:ilvl w:val="0"/>
+          <w:numId w:val="32"/>
+        </w:numPr>
+        <w:tabs>
+          <w:tab w:val="clear" w:pos="709"/>
+          <w:tab w:val="left" w:pos="0" w:leader="none"/>
+        </w:tabs>
+        <w:ind w:left="709" w:hanging="283"/>
+        <w:rPr/>
+      </w:pPr>
+      <w:r>
+        <w:rPr/>
+        <w:t>application code repository</w:t>
+      </w:r>
+    </w:p>
+    <w:p>
+      <w:pPr>
+        <w:pStyle w:val="TextBody"/>
+        <w:numPr>
+          <w:ilvl w:val="0"/>
+          <w:numId w:val="32"/>
+        </w:numPr>
+        <w:tabs>
+          <w:tab w:val="clear" w:pos="709"/>
+          <w:tab w:val="left" w:pos="0" w:leader="none"/>
+        </w:tabs>
+        <w:ind w:left="709" w:hanging="283"/>
+        <w:rPr/>
+      </w:pPr>
+      <w:r>
+        <w:rPr/>
+        <w:t>infrastructure configuration</w:t>
+        <w:br/>
+      </w:r>
+    </w:p>
+    <w:p>
+      <w:pPr>
+        <w:pStyle w:val="TextBody"/>
         <w:jc w:val="left"/>
         <w:rPr/>
       </w:pPr>
       <w:r>
         <w:rPr/>
-        <w:t xml:space="preserve">Backend Deployment - </w:t>
-      </w:r>
-      <w:r>
-        <w:rPr/>
-        <w:t>B</w:t>
-      </w:r>
-      <w:r>
-        <w:rPr/>
-        <w:t>ackend application will run on virtual servers in the cloud.</w:t>
-      </w:r>
-    </w:p>
-    <w:p>
-      <w:pPr>
-        <w:pStyle w:val="TextBody"/>
-        <w:bidi w:val="0"/>
-        <w:spacing w:lineRule="auto" w:line="276" w:before="0" w:after="140"/>
-        <w:jc w:val="left"/>
-        <w:rPr/>
-      </w:pPr>
-      <w:r>
-        <w:rPr/>
-        <w:t xml:space="preserve">Database Deployment - </w:t>
-      </w:r>
-      <w:r>
-        <w:rPr/>
-        <w:t>R</w:t>
-      </w:r>
-      <w:r>
-        <w:rPr/>
-        <w:t>elational database will run on a managed cloud database service.</w:t>
-      </w:r>
-    </w:p>
-    <w:p>
-      <w:pPr>
-        <w:pStyle w:val="TextBody"/>
-        <w:bidi w:val="0"/>
-        <w:spacing w:lineRule="auto" w:line="276" w:before="0" w:after="140"/>
-        <w:jc w:val="left"/>
-        <w:rPr/>
-      </w:pPr>
-      <w:r>
-        <w:rPr/>
-        <w:t>File Storage - Documents will be stored in a cloud-based object storage service.</w:t>
-      </w:r>
-    </w:p>
-    <w:p>
-      <w:pPr>
-        <w:pStyle w:val="TextBody"/>
-        <w:bidi w:val="0"/>
-        <w:spacing w:lineRule="auto" w:line="276" w:before="0" w:after="140"/>
-        <w:jc w:val="left"/>
-        <w:rPr/>
-      </w:pPr>
-      <w:r>
-        <w:rPr/>
-        <w:t>This deployment architecture provides flexibility, reliability, and scalability.</w:t>
+        <w:t>I</w:t>
+      </w:r>
+      <w:r>
+        <w:rPr/>
+        <w:t>n case of failure:</w:t>
+      </w:r>
+    </w:p>
+    <w:p>
+      <w:pPr>
+        <w:pStyle w:val="TextBody"/>
+        <w:numPr>
+          <w:ilvl w:val="0"/>
+          <w:numId w:val="33"/>
+        </w:numPr>
+        <w:tabs>
+          <w:tab w:val="clear" w:pos="709"/>
+          <w:tab w:val="left" w:pos="0" w:leader="none"/>
+        </w:tabs>
+        <w:ind w:left="709" w:hanging="283"/>
+        <w:rPr/>
+      </w:pPr>
+      <w:r>
+        <w:rPr/>
+        <w:t>New server instance can be created</w:t>
+      </w:r>
+    </w:p>
+    <w:p>
+      <w:pPr>
+        <w:pStyle w:val="TextBody"/>
+        <w:numPr>
+          <w:ilvl w:val="0"/>
+          <w:numId w:val="33"/>
+        </w:numPr>
+        <w:tabs>
+          <w:tab w:val="clear" w:pos="709"/>
+          <w:tab w:val="left" w:pos="0" w:leader="none"/>
+        </w:tabs>
+        <w:ind w:left="709" w:hanging="283"/>
+        <w:rPr/>
+      </w:pPr>
+      <w:r>
+        <w:rPr/>
+        <w:t>Database can be restored from latest backup</w:t>
+      </w:r>
+    </w:p>
+    <w:p>
+      <w:pPr>
+        <w:pStyle w:val="TextBody"/>
+        <w:numPr>
+          <w:ilvl w:val="0"/>
+          <w:numId w:val="33"/>
+        </w:numPr>
+        <w:tabs>
+          <w:tab w:val="clear" w:pos="709"/>
+          <w:tab w:val="left" w:pos="0" w:leader="none"/>
+        </w:tabs>
+        <w:ind w:left="709" w:hanging="283"/>
+        <w:rPr/>
+      </w:pPr>
+      <w:r>
+        <w:rPr/>
+        <w:t>Application can be redeployed</w:t>
+      </w:r>
+    </w:p>
+    <w:p>
+      <w:pPr>
+        <w:pStyle w:val="TextBody"/>
+        <w:numPr>
+          <w:ilvl w:val="0"/>
+          <w:numId w:val="33"/>
+        </w:numPr>
+        <w:tabs>
+          <w:tab w:val="clear" w:pos="709"/>
+          <w:tab w:val="left" w:pos="0" w:leader="none"/>
+        </w:tabs>
+        <w:ind w:left="709" w:hanging="283"/>
+        <w:rPr/>
+      </w:pPr>
+      <w:r>
+        <w:rPr/>
+        <w:t xml:space="preserve">Files will remain securely available in </w:t>
+      </w:r>
+      <w:r>
+        <w:rPr/>
+        <w:t xml:space="preserve">S3 </w:t>
+      </w:r>
+      <w:r>
+        <w:rPr/>
+        <w:t>storage</w:t>
       </w:r>
     </w:p>
     <w:p>
@@ -1172,21 +2047,7 @@
           <w:sz w:val="30"/>
           <w:szCs w:val="30"/>
         </w:rPr>
-        <w:t>1</w:t>
-      </w:r>
-      <w:r>
-        <w:rPr>
-          <w:sz w:val="30"/>
-          <w:szCs w:val="30"/>
-        </w:rPr>
-        <w:t>0</w:t>
-      </w:r>
-      <w:r>
-        <w:rPr>
-          <w:sz w:val="30"/>
-          <w:szCs w:val="30"/>
-        </w:rPr>
-        <w:t>. Backup &amp; Disaster Recovery</w:t>
+        <w:t>11. Implementation Plan</w:t>
       </w:r>
     </w:p>
     <w:p>
@@ -1199,7 +2060,7 @@
       </w:pPr>
       <w:r>
         <w:rPr/>
-        <w:t>Data protection will be implemented through multiple mechanisms.</w:t>
+        <w:t>The development can follow a phased approach:</w:t>
       </w:r>
     </w:p>
     <w:p>
@@ -1212,7 +2073,9 @@
       </w:pPr>
       <w:r>
         <w:rPr/>
-        <w:t>Database Backups - Automated backups will be enabled for the database to allow recovery in case of failures.</w:t>
+        <w:t>Phase 1 – Architecture Setup</w:t>
+        <w:br/>
+        <w:t>Cloud infrastructure configuration and development environment setup.</w:t>
       </w:r>
     </w:p>
     <w:p>
@@ -1225,7 +2088,9 @@
       </w:pPr>
       <w:r>
         <w:rPr/>
-        <w:t>File Storage Protection - Object storage versioning will ensure that previous file versions can be restored if needed.</w:t>
+        <w:t>Phase 2 – Core Backend Development</w:t>
+        <w:br/>
+        <w:t>Development of APIs, authentication, and document management services.</w:t>
       </w:r>
     </w:p>
     <w:p>
@@ -1238,7 +2103,170 @@
       </w:pPr>
       <w:r>
         <w:rPr/>
-        <w:t>Disaster Recovery - Data replication and backup policies will help ensure data recovery in case of infrastructure failures.</w:t>
+        <w:t>Phase 3 – Frontend Development</w:t>
+        <w:br/>
+        <w:t>Development of user interface, dashboards, and CMS functionality.</w:t>
+      </w:r>
+    </w:p>
+    <w:p>
+      <w:pPr>
+        <w:pStyle w:val="TextBody"/>
+        <w:bidi w:val="0"/>
+        <w:spacing w:lineRule="auto" w:line="276" w:before="0" w:after="140"/>
+        <w:jc w:val="left"/>
+        <w:rPr/>
+      </w:pPr>
+      <w:r>
+        <w:rPr/>
+        <w:t>Phase 4 – File Storage Integration</w:t>
+        <w:br/>
+        <w:t>Implementation of document upload and versioning.</w:t>
+      </w:r>
+    </w:p>
+    <w:p>
+      <w:pPr>
+        <w:pStyle w:val="TextBody"/>
+        <w:bidi w:val="0"/>
+        <w:spacing w:lineRule="auto" w:line="276" w:before="0" w:after="140"/>
+        <w:jc w:val="left"/>
+        <w:rPr/>
+      </w:pPr>
+      <w:r>
+        <w:rPr/>
+        <w:t>Phase 5 – Testing &amp; Quality Assurance</w:t>
+        <w:br/>
+        <w:t>Functional testing, performance testing, and security validation.</w:t>
+      </w:r>
+    </w:p>
+    <w:p>
+      <w:pPr>
+        <w:pStyle w:val="TextBody"/>
+        <w:bidi w:val="0"/>
+        <w:spacing w:lineRule="auto" w:line="276" w:before="0" w:after="140"/>
+        <w:jc w:val="left"/>
+        <w:rPr/>
+      </w:pPr>
+      <w:r>
+        <w:rPr/>
+        <w:t>Phase 6 – Deployment</w:t>
+        <w:br/>
+        <w:t>Deployment of the system to the production environment.</w:t>
+        <w:br/>
+      </w:r>
+    </w:p>
+    <w:p>
+      <w:pPr>
+        <w:pStyle w:val="Heading2"/>
+        <w:bidi w:val="0"/>
+        <w:spacing w:lineRule="auto" w:line="360"/>
+        <w:jc w:val="left"/>
+        <w:rPr>
+          <w:sz w:val="26"/>
+          <w:szCs w:val="26"/>
+        </w:rPr>
+      </w:pPr>
+      <w:r>
+        <w:rPr>
+          <w:sz w:val="26"/>
+          <w:szCs w:val="26"/>
+        </w:rPr>
+        <w:t>Team Structure</w:t>
+      </w:r>
+    </w:p>
+    <w:p>
+      <w:pPr>
+        <w:pStyle w:val="TextBody"/>
+        <w:rPr/>
+      </w:pPr>
+      <w:r>
+        <w:rPr/>
+        <w:t>The project can be executed by a focused team of two developers:</w:t>
+      </w:r>
+    </w:p>
+    <w:p>
+      <w:pPr>
+        <w:pStyle w:val="TextBody"/>
+        <w:numPr>
+          <w:ilvl w:val="0"/>
+          <w:numId w:val="34"/>
+        </w:numPr>
+        <w:tabs>
+          <w:tab w:val="clear" w:pos="709"/>
+          <w:tab w:val="left" w:pos="0" w:leader="none"/>
+        </w:tabs>
+        <w:ind w:left="709" w:hanging="283"/>
+        <w:rPr/>
+      </w:pPr>
+      <w:r>
+        <w:rPr>
+          <w:rStyle w:val="StrongEmphasis"/>
+          <w:b w:val="false"/>
+          <w:bCs w:val="false"/>
+          <w:i w:val="false"/>
+          <w:iCs w:val="false"/>
+        </w:rPr>
+        <w:t>Frontend Developer</w:t>
+      </w:r>
+    </w:p>
+    <w:p>
+      <w:pPr>
+        <w:pStyle w:val="TextBody"/>
+        <w:numPr>
+          <w:ilvl w:val="1"/>
+          <w:numId w:val="34"/>
+        </w:numPr>
+        <w:tabs>
+          <w:tab w:val="clear" w:pos="709"/>
+          <w:tab w:val="left" w:pos="0" w:leader="none"/>
+        </w:tabs>
+        <w:ind w:left="1418" w:hanging="283"/>
+        <w:rPr/>
+      </w:pPr>
+      <w:r>
+        <w:rPr/>
+        <w:t>Responsible for user interface, user experience, and CMS components</w:t>
+      </w:r>
+    </w:p>
+    <w:p>
+      <w:pPr>
+        <w:pStyle w:val="TextBody"/>
+        <w:numPr>
+          <w:ilvl w:val="0"/>
+          <w:numId w:val="34"/>
+        </w:numPr>
+        <w:tabs>
+          <w:tab w:val="clear" w:pos="709"/>
+          <w:tab w:val="left" w:pos="0" w:leader="none"/>
+        </w:tabs>
+        <w:ind w:left="709" w:hanging="283"/>
+        <w:rPr/>
+      </w:pPr>
+      <w:r>
+        <w:rPr>
+          <w:rStyle w:val="StrongEmphasis"/>
+          <w:b w:val="false"/>
+          <w:bCs w:val="false"/>
+        </w:rPr>
+        <w:t>Backend &amp; Infrastructure Developer</w:t>
+      </w:r>
+    </w:p>
+    <w:p>
+      <w:pPr>
+        <w:pStyle w:val="TextBody"/>
+        <w:numPr>
+          <w:ilvl w:val="1"/>
+          <w:numId w:val="34"/>
+        </w:numPr>
+        <w:tabs>
+          <w:tab w:val="clear" w:pos="709"/>
+          <w:tab w:val="left" w:pos="0" w:leader="none"/>
+        </w:tabs>
+        <w:ind w:left="1418" w:hanging="283"/>
+        <w:rPr/>
+      </w:pPr>
+      <w:r>
+        <w:rPr/>
+        <w:t>Responsible for APIs, database design, workflows, cloud infrastructure, and deployment</w:t>
       </w:r>
     </w:p>
     <w:p>
@@ -1255,6 +2283,8 @@
       </w:r>
       <w:r>
         <w:rPr>
+          <w:b/>
+          <w:bCs/>
           <w:sz w:val="30"/>
           <w:szCs w:val="30"/>
         </w:rPr>
@@ -1262,17 +2292,21 @@
       </w:r>
       <w:r>
         <w:rPr>
+          <w:b/>
+          <w:bCs/>
           <w:sz w:val="30"/>
           <w:szCs w:val="30"/>
         </w:rPr>
-        <w:t>1</w:t>
-      </w:r>
-      <w:r>
-        <w:rPr>
+        <w:t>2</w:t>
+      </w:r>
+      <w:r>
+        <w:rPr>
+          <w:b/>
+          <w:bCs/>
           <w:sz w:val="30"/>
           <w:szCs w:val="30"/>
         </w:rPr>
-        <w:t>. Implementation Plan</w:t>
+        <w:t>. Maintenance &amp; Support</w:t>
       </w:r>
     </w:p>
     <w:p>
@@ -1285,97 +2319,102 @@
       </w:pPr>
       <w:r>
         <w:rPr/>
-        <w:t>The development process will follow a structured implementation plan.</w:t>
-      </w:r>
-    </w:p>
-    <w:p>
-      <w:pPr>
-        <w:pStyle w:val="TextBody"/>
-        <w:bidi w:val="0"/>
-        <w:spacing w:lineRule="auto" w:line="276" w:before="0" w:after="140"/>
-        <w:jc w:val="left"/>
-        <w:rPr/>
-      </w:pPr>
-      <w:r>
-        <w:rPr/>
-        <w:t>Phase 1 – Architecture Setup</w:t>
-        <w:br/>
-        <w:t>Cloud infrastructure configuration and development environment setup.</w:t>
-      </w:r>
-    </w:p>
-    <w:p>
-      <w:pPr>
-        <w:pStyle w:val="TextBody"/>
-        <w:bidi w:val="0"/>
-        <w:spacing w:lineRule="auto" w:line="276" w:before="0" w:after="140"/>
-        <w:jc w:val="left"/>
-        <w:rPr/>
-      </w:pPr>
-      <w:r>
-        <w:rPr/>
-        <w:t>Phase 2 – Core Backend Development</w:t>
-        <w:br/>
-        <w:t>Development of APIs, authentication, and document management services.</w:t>
-      </w:r>
-    </w:p>
-    <w:p>
-      <w:pPr>
-        <w:pStyle w:val="TextBody"/>
-        <w:bidi w:val="0"/>
-        <w:spacing w:lineRule="auto" w:line="276" w:before="0" w:after="140"/>
-        <w:jc w:val="left"/>
-        <w:rPr/>
-      </w:pPr>
-      <w:r>
-        <w:rPr/>
-        <w:t>Phase 3 – Frontend Development</w:t>
-        <w:br/>
-        <w:t>Development of user interface, dashboards, and CMS functionality.</w:t>
-      </w:r>
-    </w:p>
-    <w:p>
-      <w:pPr>
-        <w:pStyle w:val="TextBody"/>
-        <w:bidi w:val="0"/>
-        <w:spacing w:lineRule="auto" w:line="276" w:before="0" w:after="140"/>
-        <w:jc w:val="left"/>
-        <w:rPr/>
-      </w:pPr>
-      <w:r>
-        <w:rPr/>
-        <w:t>Phase 4 – File Storage Integration</w:t>
-        <w:br/>
-        <w:t>Implementation of document upload and versioning.</w:t>
-      </w:r>
-    </w:p>
-    <w:p>
-      <w:pPr>
-        <w:pStyle w:val="TextBody"/>
-        <w:bidi w:val="0"/>
-        <w:spacing w:lineRule="auto" w:line="276" w:before="0" w:after="140"/>
-        <w:jc w:val="left"/>
-        <w:rPr/>
-      </w:pPr>
-      <w:r>
-        <w:rPr/>
-        <w:t>Phase 5 – Testing &amp; Quality Assurance</w:t>
-        <w:br/>
-        <w:t>Functional testing, performance testing, and security validation.</w:t>
-      </w:r>
-    </w:p>
-    <w:p>
-      <w:pPr>
-        <w:pStyle w:val="TextBody"/>
-        <w:bidi w:val="0"/>
-        <w:spacing w:lineRule="auto" w:line="276" w:before="0" w:after="140"/>
-        <w:jc w:val="left"/>
-        <w:rPr/>
-      </w:pPr>
-      <w:r>
-        <w:rPr/>
-        <w:t>Phase 6 – Deployment</w:t>
-        <w:br/>
-        <w:t>Deployment of the system to the production environment.</w:t>
+        <w:t>Post-deployment support can include:</w:t>
+      </w:r>
+    </w:p>
+    <w:p>
+      <w:pPr>
+        <w:pStyle w:val="TextBody"/>
+        <w:numPr>
+          <w:ilvl w:val="0"/>
+          <w:numId w:val="18"/>
+        </w:numPr>
+        <w:tabs>
+          <w:tab w:val="clear" w:pos="709"/>
+          <w:tab w:val="left" w:pos="0" w:leader="none"/>
+        </w:tabs>
+        <w:ind w:left="709" w:hanging="283"/>
+        <w:rPr/>
+      </w:pPr>
+      <w:r>
+        <w:rPr/>
+        <w:t>System monitoring</w:t>
+      </w:r>
+    </w:p>
+    <w:p>
+      <w:pPr>
+        <w:pStyle w:val="TextBody"/>
+        <w:numPr>
+          <w:ilvl w:val="0"/>
+          <w:numId w:val="18"/>
+        </w:numPr>
+        <w:tabs>
+          <w:tab w:val="clear" w:pos="709"/>
+          <w:tab w:val="left" w:pos="0" w:leader="none"/>
+        </w:tabs>
+        <w:ind w:left="709" w:hanging="283"/>
+        <w:rPr/>
+      </w:pPr>
+      <w:r>
+        <w:rPr/>
+        <w:t>Bug fixes and issue resolution</w:t>
+      </w:r>
+    </w:p>
+    <w:p>
+      <w:pPr>
+        <w:pStyle w:val="TextBody"/>
+        <w:numPr>
+          <w:ilvl w:val="0"/>
+          <w:numId w:val="18"/>
+        </w:numPr>
+        <w:tabs>
+          <w:tab w:val="clear" w:pos="709"/>
+          <w:tab w:val="left" w:pos="0" w:leader="none"/>
+        </w:tabs>
+        <w:ind w:left="709" w:hanging="283"/>
+        <w:rPr/>
+      </w:pPr>
+      <w:r>
+        <w:rPr/>
+        <w:t>Security updates</w:t>
+      </w:r>
+    </w:p>
+    <w:p>
+      <w:pPr>
+        <w:pStyle w:val="TextBody"/>
+        <w:numPr>
+          <w:ilvl w:val="0"/>
+          <w:numId w:val="18"/>
+        </w:numPr>
+        <w:tabs>
+          <w:tab w:val="clear" w:pos="709"/>
+          <w:tab w:val="left" w:pos="0" w:leader="none"/>
+        </w:tabs>
+        <w:ind w:left="709" w:hanging="283"/>
+        <w:rPr/>
+      </w:pPr>
+      <w:r>
+        <w:rPr/>
+        <w:t>Performance optimization</w:t>
+      </w:r>
+    </w:p>
+    <w:p>
+      <w:pPr>
+        <w:pStyle w:val="TextBody"/>
+        <w:numPr>
+          <w:ilvl w:val="0"/>
+          <w:numId w:val="18"/>
+        </w:numPr>
+        <w:tabs>
+          <w:tab w:val="clear" w:pos="709"/>
+          <w:tab w:val="left" w:pos="0" w:leader="none"/>
+        </w:tabs>
+        <w:ind w:left="709" w:hanging="283"/>
+        <w:rPr/>
+      </w:pPr>
+      <w:r>
+        <w:rPr/>
+        <w:t>Feature enhancements</w:t>
       </w:r>
     </w:p>
     <w:p>
@@ -1402,7 +2441,7 @@
           <w:sz w:val="30"/>
           <w:szCs w:val="30"/>
         </w:rPr>
-        <w:t>2</w:t>
+        <w:t>3</w:t>
       </w:r>
       <w:r>
         <w:rPr>
@@ -1428,37 +2467,108 @@
     <w:p>
       <w:pPr>
         <w:pStyle w:val="TextBody"/>
+        <w:numPr>
+          <w:ilvl w:val="0"/>
+          <w:numId w:val="19"/>
+        </w:numPr>
+        <w:tabs>
+          <w:tab w:val="clear" w:pos="709"/>
+          <w:tab w:val="left" w:pos="0" w:leader="none"/>
+        </w:tabs>
+        <w:ind w:left="709" w:hanging="283"/>
+        <w:rPr/>
+      </w:pPr>
+      <w:r>
+        <w:rPr/>
+        <w:t>Architecture &amp; Setup – 2 weeks</w:t>
+      </w:r>
+    </w:p>
+    <w:p>
+      <w:pPr>
+        <w:pStyle w:val="TextBody"/>
+        <w:numPr>
+          <w:ilvl w:val="0"/>
+          <w:numId w:val="19"/>
+        </w:numPr>
+        <w:tabs>
+          <w:tab w:val="clear" w:pos="709"/>
+          <w:tab w:val="left" w:pos="0" w:leader="none"/>
+        </w:tabs>
+        <w:ind w:left="709" w:hanging="283"/>
+        <w:rPr/>
+      </w:pPr>
+      <w:r>
+        <w:rPr/>
+        <w:t>Backend Development – 4 to 6 weeks</w:t>
+      </w:r>
+    </w:p>
+    <w:p>
+      <w:pPr>
+        <w:pStyle w:val="TextBody"/>
+        <w:numPr>
+          <w:ilvl w:val="0"/>
+          <w:numId w:val="19"/>
+        </w:numPr>
+        <w:tabs>
+          <w:tab w:val="clear" w:pos="709"/>
+          <w:tab w:val="left" w:pos="0" w:leader="none"/>
+        </w:tabs>
+        <w:ind w:left="709" w:hanging="283"/>
+        <w:rPr/>
+      </w:pPr>
+      <w:r>
+        <w:rPr/>
+        <w:t>Frontend Development – 4 to 6 weeks</w:t>
+      </w:r>
+    </w:p>
+    <w:p>
+      <w:pPr>
+        <w:pStyle w:val="TextBody"/>
+        <w:numPr>
+          <w:ilvl w:val="0"/>
+          <w:numId w:val="19"/>
+        </w:numPr>
+        <w:tabs>
+          <w:tab w:val="clear" w:pos="709"/>
+          <w:tab w:val="left" w:pos="0" w:leader="none"/>
+        </w:tabs>
+        <w:ind w:left="709" w:hanging="283"/>
+        <w:rPr/>
+      </w:pPr>
+      <w:r>
+        <w:rPr/>
+        <w:t>Integration &amp; Testing – 2 weeks</w:t>
+      </w:r>
+    </w:p>
+    <w:p>
+      <w:pPr>
+        <w:pStyle w:val="TextBody"/>
+        <w:numPr>
+          <w:ilvl w:val="0"/>
+          <w:numId w:val="19"/>
+        </w:numPr>
+        <w:tabs>
+          <w:tab w:val="clear" w:pos="709"/>
+          <w:tab w:val="left" w:pos="0" w:leader="none"/>
+        </w:tabs>
+        <w:ind w:left="709" w:hanging="283"/>
+        <w:rPr/>
+      </w:pPr>
+      <w:r>
+        <w:rPr/>
+        <w:t>Deployment – 1 week</w:t>
+        <w:br/>
+      </w:r>
+    </w:p>
+    <w:p>
+      <w:pPr>
+        <w:pStyle w:val="Normal"/>
         <w:bidi w:val="0"/>
-        <w:spacing w:lineRule="auto" w:line="276" w:before="0" w:after="140"/>
         <w:jc w:val="left"/>
         <w:rPr/>
       </w:pPr>
       <w:r>
         <w:rPr/>
-        <w:t>Architecture &amp; Setup – 2 weeks</w:t>
-        <w:br/>
-        <w:t>Backend Development – 4 to 6 weeks</w:t>
-        <w:br/>
-        <w:t>Frontend Development – 4 to 6 weeks</w:t>
-        <w:br/>
-        <w:t>Integration &amp; Testing – 2 weeks</w:t>
-        <w:br/>
-        <w:t>Deployment – 1 week</w:t>
-      </w:r>
-    </w:p>
-    <w:p>
-      <w:pPr>
-        <w:pStyle w:val="TextBody"/>
-        <w:bidi w:val="0"/>
-        <w:spacing w:lineRule="auto" w:line="276" w:before="0" w:after="140"/>
-        <w:jc w:val="left"/>
-        <w:rPr/>
-      </w:pPr>
-      <w:r>
-        <w:rPr/>
-        <w:t>Total Estimated Duration:</w:t>
-        <w:br/>
-        <w:t>Approximately 12 to 16 weeks.</w:t>
       </w:r>
     </w:p>
     <w:p>
@@ -1467,123 +2577,17 @@
         <w:bidi w:val="0"/>
         <w:spacing w:lineRule="auto" w:line="360"/>
         <w:jc w:val="left"/>
-        <w:rPr/>
-      </w:pPr>
-      <w:r>
-        <w:rPr/>
-        <w:br/>
-      </w:r>
-      <w:r>
         <w:rPr>
           <w:sz w:val="30"/>
           <w:szCs w:val="30"/>
         </w:rPr>
-        <w:t>1</w:t>
-      </w:r>
+      </w:pPr>
       <w:r>
         <w:rPr>
           <w:sz w:val="30"/>
           <w:szCs w:val="30"/>
         </w:rPr>
-        <w:t>3</w:t>
-      </w:r>
-      <w:r>
-        <w:rPr>
-          <w:sz w:val="30"/>
-          <w:szCs w:val="30"/>
-        </w:rPr>
-        <w:t>. Maintenance &amp; Support</w:t>
-      </w:r>
-    </w:p>
-    <w:p>
-      <w:pPr>
-        <w:pStyle w:val="TextBody"/>
-        <w:bidi w:val="0"/>
-        <w:spacing w:lineRule="auto" w:line="276" w:before="0" w:after="140"/>
-        <w:jc w:val="left"/>
-        <w:rPr/>
-      </w:pPr>
-      <w:r>
-        <w:rPr/>
-        <w:t>After deployment, ongoing maintenance and support services can be provided.</w:t>
-      </w:r>
-    </w:p>
-    <w:p>
-      <w:pPr>
-        <w:pStyle w:val="TextBody"/>
-        <w:bidi w:val="0"/>
-        <w:spacing w:lineRule="auto" w:line="276" w:before="0" w:after="140"/>
-        <w:jc w:val="left"/>
-        <w:rPr/>
-      </w:pPr>
-      <w:r>
-        <w:rPr/>
-        <w:t>Maintenance services may include:</w:t>
-      </w:r>
-    </w:p>
-    <w:p>
-      <w:pPr>
-        <w:pStyle w:val="TextBody"/>
-        <w:bidi w:val="0"/>
-        <w:spacing w:lineRule="auto" w:line="276" w:before="0" w:after="140"/>
-        <w:jc w:val="left"/>
-        <w:rPr/>
-      </w:pPr>
-      <w:r>
-        <w:rPr/>
-        <w:t>System monitoring</w:t>
-        <w:br/>
-        <w:t>Bug fixes and issue resolution</w:t>
-        <w:br/>
-        <w:t>Security updates</w:t>
-        <w:br/>
-        <w:t>Performance optimization</w:t>
-        <w:br/>
-        <w:t>Feature enhancements</w:t>
-      </w:r>
-    </w:p>
-    <w:p>
-      <w:pPr>
-        <w:pStyle w:val="Normal"/>
-        <w:bidi w:val="0"/>
-        <w:jc w:val="left"/>
-        <w:rPr/>
-      </w:pPr>
-      <w:r>
-        <w:rPr/>
-      </w:r>
-    </w:p>
-    <w:p>
-      <w:pPr>
-        <w:pStyle w:val="Heading1"/>
-        <w:bidi w:val="0"/>
-        <w:spacing w:lineRule="auto" w:line="360"/>
-        <w:jc w:val="left"/>
-        <w:rPr>
-          <w:sz w:val="30"/>
-          <w:szCs w:val="30"/>
-        </w:rPr>
-      </w:pPr>
-      <w:r>
-        <w:rPr>
-          <w:sz w:val="30"/>
-          <w:szCs w:val="30"/>
-        </w:rPr>
-        <w:t>1</w:t>
-      </w:r>
-      <w:r>
-        <w:rPr>
-          <w:sz w:val="30"/>
-          <w:szCs w:val="30"/>
-        </w:rPr>
-        <w:t>4</w:t>
-      </w:r>
-      <w:r>
-        <w:rPr>
-          <w:sz w:val="30"/>
-          <w:szCs w:val="30"/>
-        </w:rPr>
-        <w:t>. Cost Estimate</w:t>
+        <w:t>14. Cost Estimate</w:t>
       </w:r>
     </w:p>
     <w:p>
@@ -1620,7 +2624,220 @@
       </w:pPr>
       <w:r>
         <w:rPr/>
-        <w:t>The development cost will cover system architecture design, backend development, frontend development, integration, testing, and deployment.</w:t>
+        <w:t>Estimated development cost range:</w:t>
+      </w:r>
+    </w:p>
+    <w:p>
+      <w:pPr>
+        <w:pStyle w:val="TextBody"/>
+        <w:numPr>
+          <w:ilvl w:val="0"/>
+          <w:numId w:val="20"/>
+        </w:numPr>
+        <w:tabs>
+          <w:tab w:val="clear" w:pos="709"/>
+          <w:tab w:val="left" w:pos="0" w:leader="none"/>
+        </w:tabs>
+        <w:ind w:left="709" w:hanging="283"/>
+        <w:rPr/>
+      </w:pPr>
+      <w:r>
+        <w:rPr>
+          <w:rStyle w:val="StrongEmphasis"/>
+        </w:rPr>
+        <w:t>₹</w:t>
+      </w:r>
+      <w:r>
+        <w:rPr>
+          <w:rStyle w:val="StrongEmphasis"/>
+        </w:rPr>
+        <w:t>6</w:t>
+      </w:r>
+      <w:r>
+        <w:rPr>
+          <w:rStyle w:val="StrongEmphasis"/>
+        </w:rPr>
+        <w:t>,</w:t>
+      </w:r>
+      <w:r>
+        <w:rPr>
+          <w:rStyle w:val="StrongEmphasis"/>
+        </w:rPr>
+        <w:t>72</w:t>
+      </w:r>
+      <w:r>
+        <w:rPr>
+          <w:rStyle w:val="StrongEmphasis"/>
+        </w:rPr>
+        <w:t>,000 – ₹</w:t>
+      </w:r>
+      <w:r>
+        <w:rPr>
+          <w:rStyle w:val="StrongEmphasis"/>
+        </w:rPr>
+        <w:t>8</w:t>
+      </w:r>
+      <w:r>
+        <w:rPr>
+          <w:rStyle w:val="StrongEmphasis"/>
+        </w:rPr>
+        <w:t>,</w:t>
+      </w:r>
+      <w:r>
+        <w:rPr>
+          <w:rStyle w:val="StrongEmphasis"/>
+        </w:rPr>
+        <w:t>96</w:t>
+      </w:r>
+      <w:r>
+        <w:rPr>
+          <w:rStyle w:val="StrongEmphasis"/>
+        </w:rPr>
+        <w:t>,000</w:t>
+        <w:br/>
+      </w:r>
+    </w:p>
+    <w:p>
+      <w:pPr>
+        <w:pStyle w:val="TextBody"/>
+        <w:rPr/>
+      </w:pPr>
+      <w:r>
+        <w:rPr/>
+        <w:t>This includes:</w:t>
+      </w:r>
+    </w:p>
+    <w:p>
+      <w:pPr>
+        <w:pStyle w:val="TextBody"/>
+        <w:numPr>
+          <w:ilvl w:val="0"/>
+          <w:numId w:val="21"/>
+        </w:numPr>
+        <w:tabs>
+          <w:tab w:val="clear" w:pos="709"/>
+          <w:tab w:val="left" w:pos="0" w:leader="none"/>
+        </w:tabs>
+        <w:ind w:left="709" w:hanging="283"/>
+        <w:rPr/>
+      </w:pPr>
+      <w:r>
+        <w:rPr/>
+        <w:t>architecture design</w:t>
+      </w:r>
+    </w:p>
+    <w:p>
+      <w:pPr>
+        <w:pStyle w:val="TextBody"/>
+        <w:numPr>
+          <w:ilvl w:val="0"/>
+          <w:numId w:val="21"/>
+        </w:numPr>
+        <w:tabs>
+          <w:tab w:val="clear" w:pos="709"/>
+          <w:tab w:val="left" w:pos="0" w:leader="none"/>
+        </w:tabs>
+        <w:ind w:left="709" w:hanging="283"/>
+        <w:rPr/>
+      </w:pPr>
+      <w:r>
+        <w:rPr/>
+        <w:t>backend development</w:t>
+      </w:r>
+    </w:p>
+    <w:p>
+      <w:pPr>
+        <w:pStyle w:val="TextBody"/>
+        <w:numPr>
+          <w:ilvl w:val="0"/>
+          <w:numId w:val="21"/>
+        </w:numPr>
+        <w:tabs>
+          <w:tab w:val="clear" w:pos="709"/>
+          <w:tab w:val="left" w:pos="0" w:leader="none"/>
+        </w:tabs>
+        <w:ind w:left="709" w:hanging="283"/>
+        <w:rPr/>
+      </w:pPr>
+      <w:r>
+        <w:rPr/>
+        <w:t>frontend development</w:t>
+      </w:r>
+    </w:p>
+    <w:p>
+      <w:pPr>
+        <w:pStyle w:val="TextBody"/>
+        <w:numPr>
+          <w:ilvl w:val="0"/>
+          <w:numId w:val="21"/>
+        </w:numPr>
+        <w:tabs>
+          <w:tab w:val="clear" w:pos="709"/>
+          <w:tab w:val="left" w:pos="0" w:leader="none"/>
+        </w:tabs>
+        <w:ind w:left="709" w:hanging="283"/>
+        <w:rPr/>
+      </w:pPr>
+      <w:r>
+        <w:rPr/>
+        <w:t>file upload integration</w:t>
+      </w:r>
+    </w:p>
+    <w:p>
+      <w:pPr>
+        <w:pStyle w:val="TextBody"/>
+        <w:numPr>
+          <w:ilvl w:val="0"/>
+          <w:numId w:val="21"/>
+        </w:numPr>
+        <w:tabs>
+          <w:tab w:val="clear" w:pos="709"/>
+          <w:tab w:val="left" w:pos="0" w:leader="none"/>
+        </w:tabs>
+        <w:ind w:left="709" w:hanging="283"/>
+        <w:rPr/>
+      </w:pPr>
+      <w:r>
+        <w:rPr/>
+        <w:t>workflow implementation</w:t>
+      </w:r>
+    </w:p>
+    <w:p>
+      <w:pPr>
+        <w:pStyle w:val="TextBody"/>
+        <w:numPr>
+          <w:ilvl w:val="0"/>
+          <w:numId w:val="21"/>
+        </w:numPr>
+        <w:tabs>
+          <w:tab w:val="clear" w:pos="709"/>
+          <w:tab w:val="left" w:pos="0" w:leader="none"/>
+        </w:tabs>
+        <w:ind w:left="709" w:hanging="283"/>
+        <w:rPr/>
+      </w:pPr>
+      <w:r>
+        <w:rPr/>
+        <w:t>authentication and role management</w:t>
+      </w:r>
+    </w:p>
+    <w:p>
+      <w:pPr>
+        <w:pStyle w:val="TextBody"/>
+        <w:numPr>
+          <w:ilvl w:val="0"/>
+          <w:numId w:val="21"/>
+        </w:numPr>
+        <w:tabs>
+          <w:tab w:val="clear" w:pos="709"/>
+          <w:tab w:val="left" w:pos="0" w:leader="none"/>
+        </w:tabs>
+        <w:ind w:left="709" w:hanging="283"/>
+        <w:rPr/>
+      </w:pPr>
+      <w:r>
+        <w:rPr/>
+        <w:t>testing and deployment</w:t>
       </w:r>
     </w:p>
     <w:p>
@@ -1633,413 +2850,123 @@
       </w:pPr>
       <w:r>
         <w:rPr/>
-        <w:t>Estimated development effort may include:</w:t>
-      </w:r>
-    </w:p>
-    <w:p>
-      <w:pPr>
-        <w:pStyle w:val="TextBody"/>
-        <w:numPr>
-          <w:ilvl w:val="0"/>
-          <w:numId w:val="4"/>
-        </w:numPr>
-        <w:tabs>
-          <w:tab w:val="clear" w:pos="709"/>
-          <w:tab w:val="left" w:pos="709" w:leader="none"/>
-        </w:tabs>
-        <w:bidi w:val="0"/>
-        <w:ind w:left="709" w:hanging="283"/>
-        <w:jc w:val="left"/>
-        <w:rPr/>
-      </w:pPr>
-      <w:r>
-        <w:rPr/>
-        <w:t>Architecture design and project setup – approximately 2 weeks</w:t>
-      </w:r>
-    </w:p>
-    <w:p>
-      <w:pPr>
-        <w:pStyle w:val="TextBody"/>
-        <w:numPr>
-          <w:ilvl w:val="0"/>
-          <w:numId w:val="4"/>
-        </w:numPr>
-        <w:tabs>
-          <w:tab w:val="clear" w:pos="709"/>
-          <w:tab w:val="left" w:pos="709" w:leader="none"/>
-        </w:tabs>
-        <w:bidi w:val="0"/>
-        <w:ind w:left="709" w:hanging="283"/>
-        <w:jc w:val="left"/>
-        <w:rPr/>
-      </w:pPr>
-      <w:r>
-        <w:rPr/>
-        <w:t>Backend development – approximately 4 to 6 weeks</w:t>
-      </w:r>
-    </w:p>
-    <w:p>
-      <w:pPr>
-        <w:pStyle w:val="TextBody"/>
-        <w:numPr>
-          <w:ilvl w:val="0"/>
-          <w:numId w:val="4"/>
-        </w:numPr>
-        <w:tabs>
-          <w:tab w:val="clear" w:pos="709"/>
-          <w:tab w:val="left" w:pos="709" w:leader="none"/>
-        </w:tabs>
-        <w:bidi w:val="0"/>
-        <w:ind w:left="709" w:hanging="283"/>
-        <w:jc w:val="left"/>
-        <w:rPr/>
-      </w:pPr>
-      <w:r>
-        <w:rPr/>
-        <w:t>Frontend development – approximately 4 to 6 weeks</w:t>
-      </w:r>
-    </w:p>
-    <w:p>
-      <w:pPr>
-        <w:pStyle w:val="TextBody"/>
-        <w:numPr>
-          <w:ilvl w:val="0"/>
-          <w:numId w:val="4"/>
-        </w:numPr>
-        <w:tabs>
-          <w:tab w:val="clear" w:pos="709"/>
-          <w:tab w:val="left" w:pos="709" w:leader="none"/>
-        </w:tabs>
-        <w:bidi w:val="0"/>
-        <w:ind w:left="709" w:hanging="283"/>
-        <w:jc w:val="left"/>
-        <w:rPr/>
-      </w:pPr>
-      <w:r>
-        <w:rPr/>
-        <w:t>File storage and upload integration – approximately 1 to 2 weeks</w:t>
-      </w:r>
-    </w:p>
-    <w:p>
-      <w:pPr>
-        <w:pStyle w:val="TextBody"/>
-        <w:numPr>
-          <w:ilvl w:val="0"/>
-          <w:numId w:val="4"/>
-        </w:numPr>
-        <w:tabs>
-          <w:tab w:val="clear" w:pos="709"/>
-          <w:tab w:val="left" w:pos="709" w:leader="none"/>
-        </w:tabs>
-        <w:bidi w:val="0"/>
-        <w:ind w:left="709" w:hanging="283"/>
-        <w:jc w:val="left"/>
-        <w:rPr/>
-      </w:pPr>
-      <w:r>
-        <w:rPr/>
-        <w:t>Workflow engine implementation – approximately 2 to 3 weeks</w:t>
-      </w:r>
-    </w:p>
-    <w:p>
-      <w:pPr>
-        <w:pStyle w:val="TextBody"/>
-        <w:numPr>
-          <w:ilvl w:val="0"/>
-          <w:numId w:val="4"/>
-        </w:numPr>
-        <w:tabs>
-          <w:tab w:val="clear" w:pos="709"/>
-          <w:tab w:val="left" w:pos="709" w:leader="none"/>
-        </w:tabs>
-        <w:bidi w:val="0"/>
-        <w:ind w:left="709" w:hanging="283"/>
-        <w:jc w:val="left"/>
-        <w:rPr/>
-      </w:pPr>
-      <w:r>
-        <w:rPr/>
-        <w:t>Authentication and access control implementation – approximately 1 to 2 weeks</w:t>
-      </w:r>
-    </w:p>
-    <w:p>
-      <w:pPr>
-        <w:pStyle w:val="TextBody"/>
-        <w:numPr>
-          <w:ilvl w:val="0"/>
-          <w:numId w:val="4"/>
-        </w:numPr>
-        <w:tabs>
-          <w:tab w:val="clear" w:pos="709"/>
-          <w:tab w:val="left" w:pos="709" w:leader="none"/>
-        </w:tabs>
-        <w:bidi w:val="0"/>
-        <w:ind w:left="709" w:hanging="283"/>
-        <w:jc w:val="left"/>
-        <w:rPr/>
-      </w:pPr>
-      <w:r>
-        <w:rPr/>
-        <w:t>Testing and quality assurance – approximately 2 weeks</w:t>
-      </w:r>
-    </w:p>
-    <w:p>
-      <w:pPr>
-        <w:pStyle w:val="TextBody"/>
-        <w:numPr>
-          <w:ilvl w:val="0"/>
-          <w:numId w:val="4"/>
-        </w:numPr>
-        <w:tabs>
-          <w:tab w:val="clear" w:pos="709"/>
-          <w:tab w:val="left" w:pos="709" w:leader="none"/>
-        </w:tabs>
-        <w:bidi w:val="0"/>
-        <w:ind w:left="709" w:hanging="283"/>
-        <w:jc w:val="left"/>
-        <w:rPr/>
-      </w:pPr>
-      <w:r>
-        <w:rPr/>
-        <w:t>Deployment and configuration – approximately 1 week</w:t>
+      </w:r>
+    </w:p>
+    <w:p>
+      <w:pPr>
+        <w:pStyle w:val="TextBody"/>
+        <w:spacing w:lineRule="auto" w:line="480"/>
+        <w:rPr/>
+      </w:pPr>
+      <w:r>
+        <w:rPr>
+          <w:b/>
+          <w:bCs/>
+          <w:sz w:val="26"/>
+          <w:szCs w:val="26"/>
+        </w:rPr>
+        <w:t>Effort Estimation</w:t>
+      </w:r>
+      <w:r>
+        <w:rPr/>
         <w:br/>
-      </w:r>
-    </w:p>
-    <w:p>
-      <w:pPr>
-        <w:pStyle w:val="TextBody"/>
-        <w:bidi w:val="0"/>
-        <w:jc w:val="left"/>
-        <w:rPr/>
-      </w:pPr>
-      <w:r>
-        <w:rPr/>
-        <w:t xml:space="preserve">Estimated total project duration: </w:t>
+        <w:t xml:space="preserve">Total Duration: </w:t>
       </w:r>
       <w:r>
         <w:rPr>
           <w:rStyle w:val="StrongEmphasis"/>
         </w:rPr>
         <w:t>12 to 16 weeks</w:t>
-      </w:r>
-    </w:p>
-    <w:p>
-      <w:pPr>
-        <w:pStyle w:val="TextBody"/>
-        <w:bidi w:val="0"/>
-        <w:spacing w:lineRule="auto" w:line="276" w:before="0" w:after="140"/>
-        <w:jc w:val="left"/>
-        <w:rPr/>
-      </w:pPr>
-      <w:r>
-        <w:rPr/>
-        <w:t>Estimated development cost range:</w:t>
-      </w:r>
-    </w:p>
-    <w:p>
-      <w:pPr>
-        <w:pStyle w:val="TextBody"/>
-        <w:numPr>
-          <w:ilvl w:val="0"/>
-          <w:numId w:val="5"/>
-        </w:numPr>
-        <w:tabs>
-          <w:tab w:val="clear" w:pos="709"/>
-          <w:tab w:val="left" w:pos="709" w:leader="none"/>
-        </w:tabs>
-        <w:bidi w:val="0"/>
-        <w:ind w:left="709" w:hanging="283"/>
-        <w:jc w:val="left"/>
-        <w:rPr/>
-      </w:pPr>
+        <w:br/>
+      </w:r>
+      <w:r>
+        <w:rPr/>
+        <w:t>Working hours per week:</w:t>
+      </w:r>
+      <w:r>
+        <w:rPr>
+          <w:b/>
+          <w:bCs/>
+        </w:rPr>
+        <w:t xml:space="preserve"> </w:t>
+      </w:r>
+      <w:r>
+        <w:rPr>
+          <w:b/>
+          <w:bCs/>
+        </w:rPr>
+        <w:t>40</w:t>
+      </w:r>
       <w:r>
         <w:rPr>
           <w:rStyle w:val="StrongEmphasis"/>
-        </w:rPr>
-        <w:t>₹</w:t>
+          <w:b/>
+          <w:bCs/>
+        </w:rPr>
+        <w:t xml:space="preserve"> </w:t>
       </w:r>
       <w:r>
         <w:rPr>
           <w:rStyle w:val="StrongEmphasis"/>
         </w:rPr>
-        <w:t>5</w:t>
+        <w:t>hours</w:t>
+        <w:br/>
       </w:r>
       <w:r>
         <w:rPr>
           <w:rStyle w:val="StrongEmphasis"/>
-        </w:rPr>
-        <w:t>,00,000 – ₹</w:t>
+          <w:b w:val="false"/>
+          <w:bCs w:val="false"/>
+        </w:rPr>
+        <w:t xml:space="preserve">Estimated total effort: </w:t>
       </w:r>
       <w:r>
         <w:rPr>
           <w:rStyle w:val="StrongEmphasis"/>
-        </w:rPr>
-        <w:t>7</w:t>
+          <w:b/>
+          <w:bCs/>
+        </w:rPr>
+        <w:t>480 to 640 hours</w:t>
       </w:r>
       <w:r>
         <w:rPr>
           <w:rStyle w:val="StrongEmphasis"/>
-        </w:rPr>
-        <w:t>,00,000</w:t>
-      </w:r>
-    </w:p>
-    <w:p>
-      <w:pPr>
-        <w:pStyle w:val="TextBody"/>
-        <w:bidi w:val="0"/>
-        <w:jc w:val="left"/>
-        <w:rPr/>
-      </w:pPr>
-      <w:r>
-        <w:rPr/>
-        <w:t>This development cost will include:</w:t>
-      </w:r>
-    </w:p>
-    <w:p>
-      <w:pPr>
-        <w:pStyle w:val="TextBody"/>
-        <w:numPr>
-          <w:ilvl w:val="0"/>
-          <w:numId w:val="6"/>
-        </w:numPr>
-        <w:tabs>
-          <w:tab w:val="clear" w:pos="709"/>
-          <w:tab w:val="left" w:pos="709" w:leader="none"/>
-        </w:tabs>
-        <w:bidi w:val="0"/>
-        <w:ind w:left="709" w:hanging="283"/>
-        <w:jc w:val="left"/>
-        <w:rPr/>
-      </w:pPr>
-      <w:r>
-        <w:rPr/>
-        <w:t>system architecture design</w:t>
-      </w:r>
-    </w:p>
-    <w:p>
-      <w:pPr>
-        <w:pStyle w:val="TextBody"/>
-        <w:numPr>
-          <w:ilvl w:val="0"/>
-          <w:numId w:val="6"/>
-        </w:numPr>
-        <w:tabs>
-          <w:tab w:val="clear" w:pos="709"/>
-          <w:tab w:val="left" w:pos="709" w:leader="none"/>
-        </w:tabs>
-        <w:bidi w:val="0"/>
-        <w:ind w:left="709" w:hanging="283"/>
-        <w:jc w:val="left"/>
-        <w:rPr/>
-      </w:pPr>
-      <w:r>
-        <w:rPr/>
-        <w:t>backend API development</w:t>
-      </w:r>
-    </w:p>
-    <w:p>
-      <w:pPr>
-        <w:pStyle w:val="TextBody"/>
-        <w:numPr>
-          <w:ilvl w:val="0"/>
-          <w:numId w:val="6"/>
-        </w:numPr>
-        <w:tabs>
-          <w:tab w:val="clear" w:pos="709"/>
-          <w:tab w:val="left" w:pos="709" w:leader="none"/>
-        </w:tabs>
-        <w:bidi w:val="0"/>
-        <w:ind w:left="709" w:hanging="283"/>
-        <w:jc w:val="left"/>
-        <w:rPr/>
-      </w:pPr>
-      <w:r>
-        <w:rPr/>
-        <w:t>React frontend development</w:t>
-      </w:r>
-    </w:p>
-    <w:p>
-      <w:pPr>
-        <w:pStyle w:val="TextBody"/>
-        <w:numPr>
-          <w:ilvl w:val="0"/>
-          <w:numId w:val="6"/>
-        </w:numPr>
-        <w:tabs>
-          <w:tab w:val="clear" w:pos="709"/>
-          <w:tab w:val="left" w:pos="709" w:leader="none"/>
-        </w:tabs>
-        <w:bidi w:val="0"/>
-        <w:ind w:left="709" w:hanging="283"/>
-        <w:jc w:val="left"/>
-        <w:rPr/>
-      </w:pPr>
-      <w:r>
-        <w:rPr/>
-        <w:t>document upload and storage integration</w:t>
-      </w:r>
-    </w:p>
-    <w:p>
-      <w:pPr>
-        <w:pStyle w:val="TextBody"/>
-        <w:numPr>
-          <w:ilvl w:val="0"/>
-          <w:numId w:val="6"/>
-        </w:numPr>
-        <w:tabs>
-          <w:tab w:val="clear" w:pos="709"/>
-          <w:tab w:val="left" w:pos="709" w:leader="none"/>
-        </w:tabs>
-        <w:bidi w:val="0"/>
-        <w:ind w:left="709" w:hanging="283"/>
-        <w:jc w:val="left"/>
-        <w:rPr/>
-      </w:pPr>
-      <w:r>
-        <w:rPr/>
-        <w:t>workflow engine implementation</w:t>
-      </w:r>
-    </w:p>
-    <w:p>
-      <w:pPr>
-        <w:pStyle w:val="TextBody"/>
-        <w:numPr>
-          <w:ilvl w:val="0"/>
-          <w:numId w:val="6"/>
-        </w:numPr>
-        <w:tabs>
-          <w:tab w:val="clear" w:pos="709"/>
-          <w:tab w:val="left" w:pos="709" w:leader="none"/>
-        </w:tabs>
-        <w:bidi w:val="0"/>
-        <w:ind w:left="709" w:hanging="283"/>
-        <w:jc w:val="left"/>
-        <w:rPr/>
-      </w:pPr>
-      <w:r>
-        <w:rPr/>
-        <w:t>authentication and role management</w:t>
-      </w:r>
-    </w:p>
-    <w:p>
-      <w:pPr>
-        <w:pStyle w:val="TextBody"/>
-        <w:numPr>
-          <w:ilvl w:val="0"/>
-          <w:numId w:val="6"/>
-        </w:numPr>
-        <w:tabs>
-          <w:tab w:val="clear" w:pos="709"/>
-          <w:tab w:val="left" w:pos="709" w:leader="none"/>
-        </w:tabs>
-        <w:bidi w:val="0"/>
-        <w:ind w:left="709" w:hanging="283"/>
-        <w:jc w:val="left"/>
-        <w:rPr/>
-      </w:pPr>
-      <w:r>
-        <w:rPr/>
-        <w:t>testing and deployment</w:t>
+          <w:b w:val="false"/>
+          <w:bCs w:val="false"/>
+        </w:rPr>
+        <w:t xml:space="preserve"> (combined team effort)</w:t>
+      </w:r>
+      <w:r>
+        <w:rPr>
+          <w:rStyle w:val="StrongEmphasis"/>
+        </w:rPr>
+        <w:br/>
+      </w:r>
+      <w:r>
+        <w:rPr>
+          <w:rStyle w:val="StrongEmphasis"/>
+          <w:b w:val="false"/>
+          <w:bCs w:val="false"/>
+        </w:rPr>
+        <w:t xml:space="preserve">Effective hourly rate per team: </w:t>
+      </w:r>
+      <w:r>
+        <w:rPr>
+          <w:rStyle w:val="StrongEmphasis"/>
+        </w:rPr>
+        <w:t>₹1,</w:t>
+      </w:r>
+      <w:r>
+        <w:rPr>
+          <w:rStyle w:val="StrongEmphasis"/>
+        </w:rPr>
+        <w:t>4</w:t>
+      </w:r>
+      <w:r>
+        <w:rPr>
+          <w:rStyle w:val="StrongEmphasis"/>
+        </w:rPr>
+        <w:t>00</w:t>
       </w:r>
     </w:p>
     <w:p>
@@ -2052,9 +2979,91 @@
       </w:pPr>
       <w:r>
         <w:rPr>
+          <w:rStyle w:val="StrongEmphasis"/>
+          <w:b/>
+          <w:sz w:val="24"/>
+          <w:szCs w:val="24"/>
+        </w:rPr>
+        <w:t xml:space="preserve">Total  </w:t>
+      </w:r>
+      <w:r>
+        <w:rPr>
+          <w:rStyle w:val="StrongEmphasis"/>
+          <w:b/>
+          <w:sz w:val="24"/>
+          <w:szCs w:val="24"/>
+        </w:rPr>
+        <w:t xml:space="preserve">development </w:t>
+      </w:r>
+      <w:r>
+        <w:rPr>
+          <w:rStyle w:val="StrongEmphasis"/>
+          <w:b/>
+          <w:sz w:val="24"/>
+          <w:szCs w:val="24"/>
+        </w:rPr>
+        <w:t>cost: ₹</w:t>
+      </w:r>
+      <w:r>
+        <w:rPr>
+          <w:rStyle w:val="StrongEmphasis"/>
+          <w:b/>
+          <w:sz w:val="24"/>
+          <w:szCs w:val="24"/>
+        </w:rPr>
+        <w:t>6,72</w:t>
+      </w:r>
+      <w:r>
+        <w:rPr>
+          <w:rStyle w:val="StrongEmphasis"/>
+          <w:b/>
+          <w:sz w:val="24"/>
+          <w:szCs w:val="24"/>
+        </w:rPr>
+        <w:t>,000 – ₹</w:t>
+      </w:r>
+      <w:r>
+        <w:rPr>
+          <w:rStyle w:val="StrongEmphasis"/>
+          <w:b/>
+          <w:sz w:val="24"/>
+          <w:szCs w:val="24"/>
+        </w:rPr>
+        <w:t>8</w:t>
+      </w:r>
+      <w:r>
+        <w:rPr>
+          <w:rStyle w:val="StrongEmphasis"/>
+          <w:b/>
+          <w:sz w:val="24"/>
+          <w:szCs w:val="24"/>
+        </w:rPr>
+        <w:t>,</w:t>
+      </w:r>
+      <w:r>
+        <w:rPr>
+          <w:rStyle w:val="StrongEmphasis"/>
+          <w:b/>
+          <w:sz w:val="24"/>
+          <w:szCs w:val="24"/>
+        </w:rPr>
+        <w:t>96</w:t>
+      </w:r>
+      <w:r>
+        <w:rPr>
+          <w:rStyle w:val="StrongEmphasis"/>
+          <w:b/>
+          <w:sz w:val="24"/>
+          <w:szCs w:val="24"/>
+        </w:rPr>
+        <w:t>,000</w:t>
+      </w:r>
+      <w:r>
+        <w:rPr>
           <w:sz w:val="30"/>
           <w:szCs w:val="30"/>
         </w:rPr>
+        <w:br/>
         <w:br/>
       </w:r>
       <w:r>
@@ -2075,18 +3084,62 @@
       </w:pPr>
       <w:r>
         <w:rPr/>
-        <w:t>The platform will be hosted on cloud infrastructure. The estimated monthly operational costs may include:</w:t>
-      </w:r>
-    </w:p>
-    <w:p>
-      <w:pPr>
-        <w:pStyle w:val="TextBody"/>
-        <w:numPr>
-          <w:ilvl w:val="0"/>
-          <w:numId w:val="7"/>
-        </w:numPr>
-        <w:tabs>
-          <w:tab w:val="clear" w:pos="709"/>
+        <w:t>Estimated monthly cost:</w:t>
+      </w:r>
+    </w:p>
+    <w:p>
+      <w:pPr>
+        <w:pStyle w:val="TextBody"/>
+        <w:numPr>
+          <w:ilvl w:val="0"/>
+          <w:numId w:val="22"/>
+        </w:numPr>
+        <w:tabs>
+          <w:tab w:val="clear" w:pos="709"/>
+          <w:tab w:val="left" w:pos="0" w:leader="none"/>
+        </w:tabs>
+        <w:ind w:left="709" w:hanging="283"/>
+        <w:rPr>
+          <w:b/>
+          <w:b/>
+          <w:bCs/>
+        </w:rPr>
+      </w:pPr>
+      <w:r>
+        <w:rPr>
+          <w:b/>
+          <w:bCs/>
+        </w:rPr>
+        <w:t>₹</w:t>
+      </w:r>
+      <w:r>
+        <w:rPr>
+          <w:b/>
+          <w:bCs/>
+        </w:rPr>
+        <w:t>5,000 – ₹10,000</w:t>
+      </w:r>
+    </w:p>
+    <w:p>
+      <w:pPr>
+        <w:pStyle w:val="TextBody"/>
+        <w:bidi w:val="0"/>
+        <w:spacing w:lineRule="auto" w:line="276" w:before="0" w:after="140"/>
+        <w:jc w:val="left"/>
+        <w:rPr/>
+      </w:pPr>
+      <w:r>
+        <w:rPr/>
+      </w:r>
+    </w:p>
+    <w:p>
+      <w:pPr>
+        <w:pStyle w:val="TextBody"/>
+        <w:numPr>
+          <w:ilvl w:val="0"/>
+          <w:numId w:val="1"/>
+        </w:numPr>
+        <w:tabs>
           <w:tab w:val="left" w:pos="709" w:leader="none"/>
         </w:tabs>
         <w:bidi w:val="0"/>
@@ -2110,10 +3163,9 @@
         <w:pStyle w:val="TextBody"/>
         <w:numPr>
           <w:ilvl w:val="0"/>
-          <w:numId w:val="7"/>
-        </w:numPr>
-        <w:tabs>
-          <w:tab w:val="clear" w:pos="709"/>
+          <w:numId w:val="1"/>
+        </w:numPr>
+        <w:tabs>
           <w:tab w:val="left" w:pos="709" w:leader="none"/>
         </w:tabs>
         <w:bidi w:val="0"/>
@@ -2137,10 +3189,9 @@
         <w:pStyle w:val="TextBody"/>
         <w:numPr>
           <w:ilvl w:val="0"/>
-          <w:numId w:val="7"/>
-        </w:numPr>
-        <w:tabs>
-          <w:tab w:val="clear" w:pos="709"/>
+          <w:numId w:val="1"/>
+        </w:numPr>
+        <w:tabs>
           <w:tab w:val="left" w:pos="709" w:leader="none"/>
         </w:tabs>
         <w:bidi w:val="0"/>
@@ -2164,10 +3215,9 @@
         <w:pStyle w:val="TextBody"/>
         <w:numPr>
           <w:ilvl w:val="0"/>
-          <w:numId w:val="7"/>
-        </w:numPr>
-        <w:tabs>
-          <w:tab w:val="clear" w:pos="709"/>
+          <w:numId w:val="1"/>
+        </w:numPr>
+        <w:tabs>
           <w:tab w:val="left" w:pos="709" w:leader="none"/>
         </w:tabs>
         <w:bidi w:val="0"/>
@@ -2191,10 +3241,9 @@
         <w:pStyle w:val="TextBody"/>
         <w:numPr>
           <w:ilvl w:val="0"/>
-          <w:numId w:val="7"/>
-        </w:numPr>
-        <w:tabs>
-          <w:tab w:val="clear" w:pos="709"/>
+          <w:numId w:val="1"/>
+        </w:numPr>
+        <w:tabs>
           <w:tab w:val="left" w:pos="709" w:leader="none"/>
         </w:tabs>
         <w:bidi w:val="0"/>
@@ -2218,40 +3267,12 @@
         <w:pStyle w:val="TextBody"/>
         <w:bidi w:val="0"/>
         <w:jc w:val="left"/>
-        <w:rPr/>
-      </w:pPr>
-      <w:r>
-        <w:rPr/>
-        <w:t>Estimated total infrastructure cost:</w:t>
-      </w:r>
-    </w:p>
-    <w:p>
-      <w:pPr>
-        <w:pStyle w:val="TextBody"/>
-        <w:numPr>
-          <w:ilvl w:val="0"/>
-          <w:numId w:val="8"/>
-        </w:numPr>
-        <w:tabs>
-          <w:tab w:val="clear" w:pos="709"/>
-          <w:tab w:val="left" w:pos="709" w:leader="none"/>
-        </w:tabs>
-        <w:bidi w:val="0"/>
-        <w:ind w:left="709" w:hanging="283"/>
-        <w:jc w:val="left"/>
-        <w:rPr/>
-      </w:pPr>
-      <w:r>
         <w:rPr>
           <w:rStyle w:val="StrongEmphasis"/>
         </w:rPr>
-        <w:t>₹</w:t>
-      </w:r>
-      <w:r>
-        <w:rPr>
-          <w:rStyle w:val="StrongEmphasis"/>
-        </w:rPr>
-        <w:t>5,000 – ₹10,000 per month</w:t>
+      </w:pPr>
+      <w:r>
+        <w:rPr/>
       </w:r>
     </w:p>
     <w:p>
@@ -2271,10 +3292,9 @@
         <w:pStyle w:val="TextBody"/>
         <w:numPr>
           <w:ilvl w:val="0"/>
-          <w:numId w:val="9"/>
-        </w:numPr>
-        <w:tabs>
-          <w:tab w:val="clear" w:pos="709"/>
+          <w:numId w:val="2"/>
+        </w:numPr>
+        <w:tabs>
           <w:tab w:val="left" w:pos="709" w:leader="none"/>
         </w:tabs>
         <w:bidi w:val="0"/>
@@ -2292,10 +3312,9 @@
         <w:pStyle w:val="TextBody"/>
         <w:numPr>
           <w:ilvl w:val="0"/>
-          <w:numId w:val="9"/>
-        </w:numPr>
-        <w:tabs>
-          <w:tab w:val="clear" w:pos="709"/>
+          <w:numId w:val="2"/>
+        </w:numPr>
+        <w:tabs>
           <w:tab w:val="left" w:pos="709" w:leader="none"/>
         </w:tabs>
         <w:bidi w:val="0"/>
@@ -2313,10 +3332,9 @@
         <w:pStyle w:val="TextBody"/>
         <w:numPr>
           <w:ilvl w:val="0"/>
-          <w:numId w:val="9"/>
-        </w:numPr>
-        <w:tabs>
-          <w:tab w:val="clear" w:pos="709"/>
+          <w:numId w:val="2"/>
+        </w:numPr>
+        <w:tabs>
           <w:tab w:val="left" w:pos="709" w:leader="none"/>
         </w:tabs>
         <w:bidi w:val="0"/>
@@ -2353,207 +3371,135 @@
       <w:pPr>
         <w:pStyle w:val="TextBody"/>
         <w:bidi w:val="0"/>
-        <w:spacing w:lineRule="auto" w:line="276" w:before="0" w:after="140"/>
+        <w:spacing w:lineRule="auto" w:line="360"/>
         <w:jc w:val="left"/>
         <w:rPr/>
       </w:pPr>
       <w:r>
-        <w:rPr/>
-        <w:t>Post-deployment maintenance and support services will help ensure system stability and continuous improvement.</w:t>
-      </w:r>
-    </w:p>
-    <w:p>
-      <w:pPr>
-        <w:pStyle w:val="TextBody"/>
-        <w:bidi w:val="0"/>
-        <w:spacing w:lineRule="auto" w:line="276" w:before="0" w:after="140"/>
-        <w:jc w:val="left"/>
-        <w:rPr/>
-      </w:pPr>
-      <w:r>
-        <w:rPr/>
-        <w:t>Typical annual maintenance cost may range between:</w:t>
-      </w:r>
-    </w:p>
-    <w:p>
-      <w:pPr>
-        <w:pStyle w:val="TextBody"/>
-        <w:numPr>
-          <w:ilvl w:val="0"/>
-          <w:numId w:val="10"/>
-        </w:numPr>
-        <w:tabs>
-          <w:tab w:val="clear" w:pos="709"/>
-          <w:tab w:val="left" w:pos="709" w:leader="none"/>
-        </w:tabs>
-        <w:bidi w:val="0"/>
-        <w:ind w:left="709" w:hanging="283"/>
-        <w:jc w:val="left"/>
-        <w:rPr/>
-      </w:pPr>
-      <w:r>
-        <w:rPr>
-          <w:rStyle w:val="StrongEmphasis"/>
-        </w:rPr>
-        <w:t>15% – 20% of the development cost</w:t>
-      </w:r>
-    </w:p>
-    <w:p>
-      <w:pPr>
-        <w:pStyle w:val="TextBody"/>
-        <w:bidi w:val="0"/>
-        <w:jc w:val="left"/>
-        <w:rPr/>
-      </w:pPr>
-      <w:r>
-        <w:rPr/>
-        <w:t>Estimated annual maintenance cost:</w:t>
-      </w:r>
-    </w:p>
-    <w:p>
-      <w:pPr>
-        <w:pStyle w:val="TextBody"/>
-        <w:numPr>
-          <w:ilvl w:val="0"/>
-          <w:numId w:val="11"/>
-        </w:numPr>
-        <w:tabs>
-          <w:tab w:val="clear" w:pos="709"/>
-          <w:tab w:val="left" w:pos="709" w:leader="none"/>
-        </w:tabs>
-        <w:bidi w:val="0"/>
-        <w:ind w:left="709" w:hanging="283"/>
-        <w:jc w:val="left"/>
-        <w:rPr/>
-      </w:pPr>
-      <w:r>
-        <w:rPr>
-          <w:rStyle w:val="StrongEmphasis"/>
+        <w:rPr>
+          <w:sz w:val="26"/>
+          <w:szCs w:val="26"/>
+        </w:rPr>
+        <w:t>Estimated annual maintenance:</w:t>
+      </w:r>
+    </w:p>
+    <w:p>
+      <w:pPr>
+        <w:pStyle w:val="TextBody"/>
+        <w:numPr>
+          <w:ilvl w:val="0"/>
+          <w:numId w:val="24"/>
+        </w:numPr>
+        <w:tabs>
+          <w:tab w:val="clear" w:pos="709"/>
+          <w:tab w:val="left" w:pos="0" w:leader="none"/>
+        </w:tabs>
+        <w:ind w:left="709" w:hanging="283"/>
+        <w:rPr>
+          <w:b/>
+          <w:b/>
+          <w:bCs/>
+        </w:rPr>
+      </w:pPr>
+      <w:r>
+        <w:rPr>
+          <w:b/>
+          <w:bCs/>
         </w:rPr>
         <w:t>₹</w:t>
       </w:r>
       <w:r>
         <w:rPr>
-          <w:rStyle w:val="StrongEmphasis"/>
-        </w:rPr>
-        <w:t>1,20,000 – ₹2,00,000 per year</w:t>
-      </w:r>
-    </w:p>
-    <w:p>
-      <w:pPr>
-        <w:pStyle w:val="TextBody"/>
-        <w:bidi w:val="0"/>
-        <w:jc w:val="left"/>
-        <w:rPr/>
-      </w:pPr>
-      <w:r>
-        <w:rPr/>
-        <w:t>Maintenance services may include:</w:t>
-      </w:r>
-    </w:p>
-    <w:p>
-      <w:pPr>
-        <w:pStyle w:val="TextBody"/>
-        <w:numPr>
-          <w:ilvl w:val="0"/>
-          <w:numId w:val="12"/>
-        </w:numPr>
-        <w:tabs>
-          <w:tab w:val="clear" w:pos="709"/>
-          <w:tab w:val="left" w:pos="709" w:leader="none"/>
-        </w:tabs>
-        <w:bidi w:val="0"/>
-        <w:ind w:left="709" w:hanging="283"/>
-        <w:jc w:val="left"/>
-        <w:rPr/>
-      </w:pPr>
-      <w:r>
-        <w:rPr/>
-        <w:t>bug fixes and issue resolution</w:t>
-      </w:r>
-    </w:p>
-    <w:p>
-      <w:pPr>
-        <w:pStyle w:val="TextBody"/>
-        <w:numPr>
-          <w:ilvl w:val="0"/>
-          <w:numId w:val="12"/>
-        </w:numPr>
-        <w:tabs>
-          <w:tab w:val="clear" w:pos="709"/>
-          <w:tab w:val="left" w:pos="709" w:leader="none"/>
-        </w:tabs>
-        <w:bidi w:val="0"/>
-        <w:ind w:left="709" w:hanging="283"/>
-        <w:jc w:val="left"/>
-        <w:rPr/>
-      </w:pPr>
-      <w:r>
-        <w:rPr/>
-        <w:t>system monitoring</w:t>
-      </w:r>
-    </w:p>
-    <w:p>
-      <w:pPr>
-        <w:pStyle w:val="TextBody"/>
-        <w:numPr>
-          <w:ilvl w:val="0"/>
-          <w:numId w:val="12"/>
-        </w:numPr>
-        <w:tabs>
-          <w:tab w:val="clear" w:pos="709"/>
-          <w:tab w:val="left" w:pos="709" w:leader="none"/>
-        </w:tabs>
-        <w:bidi w:val="0"/>
-        <w:ind w:left="709" w:hanging="283"/>
-        <w:jc w:val="left"/>
-        <w:rPr/>
-      </w:pPr>
-      <w:r>
-        <w:rPr/>
-        <w:t>performance optimization</w:t>
-      </w:r>
-    </w:p>
-    <w:p>
-      <w:pPr>
-        <w:pStyle w:val="TextBody"/>
-        <w:numPr>
-          <w:ilvl w:val="0"/>
-          <w:numId w:val="12"/>
-        </w:numPr>
-        <w:tabs>
-          <w:tab w:val="clear" w:pos="709"/>
-          <w:tab w:val="left" w:pos="709" w:leader="none"/>
-        </w:tabs>
-        <w:bidi w:val="0"/>
-        <w:ind w:left="709" w:hanging="283"/>
-        <w:jc w:val="left"/>
-        <w:rPr/>
-      </w:pPr>
-      <w:r>
-        <w:rPr/>
-        <w:t>security updates</w:t>
-      </w:r>
-    </w:p>
-    <w:p>
-      <w:pPr>
-        <w:pStyle w:val="TextBody"/>
-        <w:numPr>
-          <w:ilvl w:val="0"/>
-          <w:numId w:val="12"/>
-        </w:numPr>
-        <w:tabs>
-          <w:tab w:val="clear" w:pos="709"/>
-          <w:tab w:val="left" w:pos="709" w:leader="none"/>
-        </w:tabs>
-        <w:bidi w:val="0"/>
-        <w:ind w:left="709" w:hanging="283"/>
-        <w:jc w:val="left"/>
-        <w:rPr/>
-      </w:pPr>
-      <w:r>
-        <w:rPr/>
-        <w:t>minor feature improvements</w:t>
+          <w:b/>
+          <w:bCs/>
+        </w:rPr>
+        <w:t>1,20,000 – ₹2,00,000</w:t>
+      </w:r>
+    </w:p>
+    <w:p>
+      <w:pPr>
+        <w:pStyle w:val="TextBody"/>
+        <w:rPr/>
+      </w:pPr>
+      <w:r>
+        <w:rPr/>
+        <w:t>Includes:</w:t>
+      </w:r>
+    </w:p>
+    <w:p>
+      <w:pPr>
+        <w:pStyle w:val="TextBody"/>
+        <w:numPr>
+          <w:ilvl w:val="0"/>
+          <w:numId w:val="25"/>
+        </w:numPr>
+        <w:tabs>
+          <w:tab w:val="clear" w:pos="709"/>
+          <w:tab w:val="left" w:pos="0" w:leader="none"/>
+        </w:tabs>
+        <w:ind w:left="709" w:hanging="283"/>
+        <w:rPr/>
+      </w:pPr>
+      <w:r>
+        <w:rPr/>
+        <w:t>bug fixes</w:t>
+      </w:r>
+    </w:p>
+    <w:p>
+      <w:pPr>
+        <w:pStyle w:val="TextBody"/>
+        <w:numPr>
+          <w:ilvl w:val="0"/>
+          <w:numId w:val="25"/>
+        </w:numPr>
+        <w:tabs>
+          <w:tab w:val="clear" w:pos="709"/>
+          <w:tab w:val="left" w:pos="0" w:leader="none"/>
+        </w:tabs>
+        <w:ind w:left="709" w:hanging="283"/>
+        <w:rPr/>
+      </w:pPr>
+      <w:r>
+        <w:rPr/>
+        <w:t>monitoring</w:t>
+      </w:r>
+    </w:p>
+    <w:p>
+      <w:pPr>
+        <w:pStyle w:val="TextBody"/>
+        <w:numPr>
+          <w:ilvl w:val="0"/>
+          <w:numId w:val="25"/>
+        </w:numPr>
+        <w:tabs>
+          <w:tab w:val="clear" w:pos="709"/>
+          <w:tab w:val="left" w:pos="0" w:leader="none"/>
+        </w:tabs>
+        <w:ind w:left="709" w:hanging="283"/>
+        <w:rPr/>
+      </w:pPr>
+      <w:r>
+        <w:rPr/>
+        <w:t>updates</w:t>
+      </w:r>
+    </w:p>
+    <w:p>
+      <w:pPr>
+        <w:pStyle w:val="TextBody"/>
+        <w:numPr>
+          <w:ilvl w:val="0"/>
+          <w:numId w:val="25"/>
+        </w:numPr>
+        <w:tabs>
+          <w:tab w:val="clear" w:pos="709"/>
+          <w:tab w:val="left" w:pos="0" w:leader="none"/>
+        </w:tabs>
+        <w:ind w:left="709" w:hanging="283"/>
+        <w:rPr/>
+      </w:pPr>
+      <w:r>
+        <w:rPr/>
+        <w:t>optimizations</w:t>
       </w:r>
     </w:p>
     <w:p>
@@ -2573,7 +3519,7 @@
           <w:sz w:val="26"/>
           <w:szCs w:val="26"/>
         </w:rPr>
-        <w:t>Payment Milestones</w:t>
+        <w:t>Cost Summary</w:t>
       </w:r>
     </w:p>
     <w:p>
@@ -2586,6 +3532,194 @@
       </w:pPr>
       <w:r>
         <w:rPr/>
+        <w:t>The overall estimated costs for the proposed platform are as follows:</w:t>
+      </w:r>
+    </w:p>
+    <w:p>
+      <w:pPr>
+        <w:pStyle w:val="TextBody"/>
+        <w:numPr>
+          <w:ilvl w:val="0"/>
+          <w:numId w:val="4"/>
+        </w:numPr>
+        <w:tabs>
+          <w:tab w:val="left" w:pos="709" w:leader="none"/>
+        </w:tabs>
+        <w:bidi w:val="0"/>
+        <w:ind w:left="709" w:hanging="283"/>
+        <w:jc w:val="left"/>
+        <w:rPr/>
+      </w:pPr>
+      <w:r>
+        <w:rPr/>
+        <w:t xml:space="preserve">Development cost: </w:t>
+      </w:r>
+      <w:r>
+        <w:rPr>
+          <w:rStyle w:val="StrongEmphasis"/>
+          <w:sz w:val="24"/>
+          <w:szCs w:val="24"/>
+        </w:rPr>
+        <w:t>₹</w:t>
+      </w:r>
+      <w:r>
+        <w:rPr>
+          <w:rStyle w:val="StrongEmphasis"/>
+          <w:sz w:val="24"/>
+          <w:szCs w:val="24"/>
+        </w:rPr>
+        <w:t>6,72</w:t>
+      </w:r>
+      <w:r>
+        <w:rPr>
+          <w:rStyle w:val="StrongEmphasis"/>
+          <w:sz w:val="24"/>
+          <w:szCs w:val="24"/>
+        </w:rPr>
+        <w:t>,000 – ₹</w:t>
+      </w:r>
+      <w:r>
+        <w:rPr>
+          <w:rStyle w:val="StrongEmphasis"/>
+          <w:sz w:val="24"/>
+          <w:szCs w:val="24"/>
+        </w:rPr>
+        <w:t>8</w:t>
+      </w:r>
+      <w:r>
+        <w:rPr>
+          <w:rStyle w:val="StrongEmphasis"/>
+          <w:sz w:val="24"/>
+          <w:szCs w:val="24"/>
+        </w:rPr>
+        <w:t>,</w:t>
+      </w:r>
+      <w:r>
+        <w:rPr>
+          <w:rStyle w:val="StrongEmphasis"/>
+          <w:sz w:val="24"/>
+          <w:szCs w:val="24"/>
+        </w:rPr>
+        <w:t>96</w:t>
+      </w:r>
+      <w:r>
+        <w:rPr>
+          <w:rStyle w:val="StrongEmphasis"/>
+          <w:sz w:val="24"/>
+          <w:szCs w:val="24"/>
+        </w:rPr>
+        <w:t>,000</w:t>
+      </w:r>
+    </w:p>
+    <w:p>
+      <w:pPr>
+        <w:pStyle w:val="TextBody"/>
+        <w:numPr>
+          <w:ilvl w:val="0"/>
+          <w:numId w:val="4"/>
+        </w:numPr>
+        <w:tabs>
+          <w:tab w:val="left" w:pos="709" w:leader="none"/>
+        </w:tabs>
+        <w:bidi w:val="0"/>
+        <w:ind w:left="709" w:hanging="283"/>
+        <w:jc w:val="left"/>
+        <w:rPr/>
+      </w:pPr>
+      <w:r>
+        <w:rPr/>
+        <w:t xml:space="preserve">Monthly infrastructure cost: </w:t>
+      </w:r>
+      <w:r>
+        <w:rPr>
+          <w:rStyle w:val="StrongEmphasis"/>
+        </w:rPr>
+        <w:t>₹5,000 – ₹10,000 per month</w:t>
+      </w:r>
+    </w:p>
+    <w:p>
+      <w:pPr>
+        <w:pStyle w:val="TextBody"/>
+        <w:numPr>
+          <w:ilvl w:val="0"/>
+          <w:numId w:val="4"/>
+        </w:numPr>
+        <w:tabs>
+          <w:tab w:val="left" w:pos="709" w:leader="none"/>
+        </w:tabs>
+        <w:bidi w:val="0"/>
+        <w:ind w:left="709" w:hanging="283"/>
+        <w:jc w:val="left"/>
+        <w:rPr/>
+      </w:pPr>
+      <w:r>
+        <w:rPr/>
+        <w:t xml:space="preserve">Annual maintenance cost: </w:t>
+      </w:r>
+      <w:r>
+        <w:rPr>
+          <w:rStyle w:val="StrongEmphasis"/>
+        </w:rPr>
+        <w:t>₹1,20,000 – ₹2,00,000 per year</w:t>
+      </w:r>
+    </w:p>
+    <w:p>
+      <w:pPr>
+        <w:pStyle w:val="TextBody"/>
+        <w:bidi w:val="0"/>
+        <w:jc w:val="left"/>
+        <w:rPr/>
+      </w:pPr>
+      <w:r>
+        <w:rPr/>
+        <w:br/>
+        <w:t>These estimates provide a scalable and cost-effective approach for delivering the proposed CDE platform.</w:t>
+      </w:r>
+    </w:p>
+    <w:p>
+      <w:pPr>
+        <w:pStyle w:val="Normal"/>
+        <w:bidi w:val="0"/>
+        <w:jc w:val="left"/>
+        <w:rPr/>
+      </w:pPr>
+      <w:r>
+        <w:rPr/>
+        <w:br/>
+      </w:r>
+    </w:p>
+    <w:p>
+      <w:pPr>
+        <w:pStyle w:val="Normal"/>
+        <w:bidi w:val="0"/>
+        <w:spacing w:lineRule="auto" w:line="360"/>
+        <w:jc w:val="left"/>
+        <w:rPr>
+          <w:b/>
+          <w:b/>
+          <w:bCs/>
+        </w:rPr>
+      </w:pPr>
+      <w:r>
+        <w:rPr>
+          <w:b/>
+          <w:bCs/>
+          <w:sz w:val="26"/>
+          <w:szCs w:val="26"/>
+        </w:rPr>
+        <w:t>Payment Milestones</w:t>
+      </w:r>
+    </w:p>
+    <w:p>
+      <w:pPr>
+        <w:pStyle w:val="TextBody"/>
+        <w:bidi w:val="0"/>
+        <w:spacing w:lineRule="auto" w:line="276" w:before="0" w:after="140"/>
+        <w:jc w:val="left"/>
+        <w:rPr/>
+      </w:pPr>
+      <w:r>
+        <w:rPr/>
         <w:t>The project can follow milestone-based payments structured as follows:</w:t>
       </w:r>
     </w:p>
@@ -2594,10 +3728,9 @@
         <w:pStyle w:val="TextBody"/>
         <w:numPr>
           <w:ilvl w:val="0"/>
-          <w:numId w:val="13"/>
-        </w:numPr>
-        <w:tabs>
-          <w:tab w:val="clear" w:pos="709"/>
+          <w:numId w:val="3"/>
+        </w:numPr>
+        <w:tabs>
           <w:tab w:val="left" w:pos="709" w:leader="none"/>
         </w:tabs>
         <w:bidi w:val="0"/>
@@ -2608,54 +3741,48 @@
       <w:r>
         <w:rPr>
           <w:rStyle w:val="StrongEmphasis"/>
-        </w:rPr>
-        <w:t>30% payment at project initiation</w:t>
-      </w:r>
-    </w:p>
-    <w:p>
-      <w:pPr>
-        <w:pStyle w:val="TextBody"/>
-        <w:numPr>
-          <w:ilvl w:val="0"/>
-          <w:numId w:val="13"/>
-        </w:numPr>
-        <w:tabs>
-          <w:tab w:val="clear" w:pos="709"/>
-          <w:tab w:val="left" w:pos="709" w:leader="none"/>
-        </w:tabs>
-        <w:bidi w:val="0"/>
-        <w:ind w:left="709" w:hanging="283"/>
-        <w:jc w:val="left"/>
-        <w:rPr/>
-      </w:pPr>
-      <w:r>
-        <w:rPr>
-          <w:rStyle w:val="StrongEmphasis"/>
-        </w:rPr>
-        <w:t>40% payment after development phase completion</w:t>
-      </w:r>
-    </w:p>
-    <w:p>
-      <w:pPr>
-        <w:pStyle w:val="TextBody"/>
-        <w:numPr>
-          <w:ilvl w:val="0"/>
-          <w:numId w:val="13"/>
-        </w:numPr>
-        <w:tabs>
-          <w:tab w:val="clear" w:pos="709"/>
-          <w:tab w:val="left" w:pos="709" w:leader="none"/>
-        </w:tabs>
-        <w:bidi w:val="0"/>
-        <w:ind w:left="709" w:hanging="283"/>
-        <w:jc w:val="left"/>
-        <w:rPr/>
-      </w:pPr>
-      <w:r>
-        <w:rPr>
-          <w:rStyle w:val="StrongEmphasis"/>
-        </w:rPr>
-        <w:t>30% payment after final delivery and deployment</w:t>
+          <w:b w:val="false"/>
+          <w:bCs w:val="false"/>
+        </w:rPr>
+        <w:t>30% at project initiation</w:t>
+      </w:r>
+    </w:p>
+    <w:p>
+      <w:pPr>
+        <w:pStyle w:val="TextBody"/>
+        <w:numPr>
+          <w:ilvl w:val="0"/>
+          <w:numId w:val="23"/>
+        </w:numPr>
+        <w:tabs>
+          <w:tab w:val="clear" w:pos="709"/>
+          <w:tab w:val="left" w:pos="0" w:leader="none"/>
+        </w:tabs>
+        <w:ind w:left="720" w:hanging="283"/>
+        <w:rPr/>
+      </w:pPr>
+      <w:r>
+        <w:rPr/>
+        <w:t>40% during development</w:t>
+      </w:r>
+    </w:p>
+    <w:p>
+      <w:pPr>
+        <w:pStyle w:val="TextBody"/>
+        <w:numPr>
+          <w:ilvl w:val="0"/>
+          <w:numId w:val="26"/>
+        </w:numPr>
+        <w:tabs>
+          <w:tab w:val="clear" w:pos="709"/>
+          <w:tab w:val="left" w:pos="0" w:leader="none"/>
+        </w:tabs>
+        <w:ind w:left="720" w:hanging="283"/>
+        <w:rPr/>
+      </w:pPr>
+      <w:r>
+        <w:rPr/>
+        <w:t>30% after delivery</w:t>
       </w:r>
     </w:p>
     <w:p>
@@ -2676,155 +3803,68 @@
         <w:bidi w:val="0"/>
         <w:spacing w:lineRule="auto" w:line="360"/>
         <w:jc w:val="left"/>
-        <w:rPr/>
-      </w:pPr>
-      <w:r>
-        <w:rPr/>
+        <w:rPr>
+          <w:sz w:val="30"/>
+          <w:szCs w:val="30"/>
+        </w:rPr>
+      </w:pPr>
+      <w:r>
+        <w:rPr>
+          <w:sz w:val="30"/>
+          <w:szCs w:val="30"/>
+        </w:rPr>
         <w:br/>
       </w:r>
       <w:r>
         <w:rPr>
-          <w:sz w:val="26"/>
-          <w:szCs w:val="26"/>
-        </w:rPr>
-        <w:t>Cost Summary</w:t>
+          <w:sz w:val="30"/>
+          <w:szCs w:val="30"/>
+        </w:rPr>
+        <w:t xml:space="preserve">15. </w:t>
+      </w:r>
+      <w:r>
+        <w:rPr>
+          <w:sz w:val="30"/>
+          <w:szCs w:val="30"/>
+        </w:rPr>
+        <w:t>Conclusion</w:t>
+      </w:r>
+    </w:p>
+    <w:p>
+      <w:pPr>
+        <w:pStyle w:val="TextBody"/>
+        <w:rPr/>
+      </w:pPr>
+      <w:r>
+        <w:rPr/>
+        <w:t>The proposed CDE platform can provide a robust, scalable, and secure solution tailored to the requirements outlined in the RFP.</w:t>
+      </w:r>
+    </w:p>
+    <w:p>
+      <w:pPr>
+        <w:pStyle w:val="TextBody"/>
+        <w:rPr/>
+      </w:pPr>
+      <w:r>
+        <w:rPr/>
+        <w:t>The architecture ensures efficient document management, workflow automation, and content publishing while maintaining performance and cost efficiency.</w:t>
+      </w:r>
+    </w:p>
+    <w:p>
+      <w:pPr>
+        <w:pStyle w:val="TextBody"/>
+        <w:rPr/>
+      </w:pPr>
+      <w:r>
+        <w:rPr/>
+        <w:t>We look forward to collaborating with DOXON IT Solutions to successfully deliver this platform.</w:t>
       </w:r>
     </w:p>
     <w:p>
       <w:pPr>
         <w:pStyle w:val="TextBody"/>
         <w:bidi w:val="0"/>
-        <w:spacing w:lineRule="auto" w:line="276" w:before="0" w:after="140"/>
-        <w:jc w:val="left"/>
-        <w:rPr/>
-      </w:pPr>
-      <w:r>
-        <w:rPr/>
-        <w:t>The overall estimated costs for the proposed platform are as follows:</w:t>
-      </w:r>
-    </w:p>
-    <w:p>
-      <w:pPr>
-        <w:pStyle w:val="TextBody"/>
-        <w:numPr>
-          <w:ilvl w:val="0"/>
-          <w:numId w:val="14"/>
-        </w:numPr>
-        <w:tabs>
-          <w:tab w:val="clear" w:pos="709"/>
-          <w:tab w:val="left" w:pos="709" w:leader="none"/>
-        </w:tabs>
-        <w:bidi w:val="0"/>
-        <w:ind w:left="709" w:hanging="283"/>
-        <w:jc w:val="left"/>
-        <w:rPr/>
-      </w:pPr>
-      <w:r>
-        <w:rPr/>
-        <w:t xml:space="preserve">Development cost: </w:t>
-      </w:r>
-      <w:r>
-        <w:rPr>
-          <w:rStyle w:val="StrongEmphasis"/>
-        </w:rPr>
-        <w:t>₹</w:t>
-      </w:r>
-      <w:r>
-        <w:rPr>
-          <w:rStyle w:val="StrongEmphasis"/>
-        </w:rPr>
-        <w:t>5</w:t>
-      </w:r>
-      <w:r>
-        <w:rPr>
-          <w:rStyle w:val="StrongEmphasis"/>
-        </w:rPr>
-        <w:t>,00,000 – ₹</w:t>
-      </w:r>
-      <w:r>
-        <w:rPr>
-          <w:rStyle w:val="StrongEmphasis"/>
-        </w:rPr>
-        <w:t>7</w:t>
-      </w:r>
-      <w:r>
-        <w:rPr>
-          <w:rStyle w:val="StrongEmphasis"/>
-        </w:rPr>
-        <w:t>,00,000</w:t>
-      </w:r>
-    </w:p>
-    <w:p>
-      <w:pPr>
-        <w:pStyle w:val="TextBody"/>
-        <w:numPr>
-          <w:ilvl w:val="0"/>
-          <w:numId w:val="14"/>
-        </w:numPr>
-        <w:tabs>
-          <w:tab w:val="clear" w:pos="709"/>
-          <w:tab w:val="left" w:pos="709" w:leader="none"/>
-        </w:tabs>
-        <w:bidi w:val="0"/>
-        <w:ind w:left="709" w:hanging="283"/>
-        <w:jc w:val="left"/>
-        <w:rPr/>
-      </w:pPr>
-      <w:r>
-        <w:rPr/>
-        <w:t xml:space="preserve">Monthly infrastructure cost: </w:t>
-      </w:r>
-      <w:r>
-        <w:rPr>
-          <w:rStyle w:val="StrongEmphasis"/>
-        </w:rPr>
-        <w:t>₹5,000 – ₹10,000 per month</w:t>
-      </w:r>
-    </w:p>
-    <w:p>
-      <w:pPr>
-        <w:pStyle w:val="TextBody"/>
-        <w:numPr>
-          <w:ilvl w:val="0"/>
-          <w:numId w:val="14"/>
-        </w:numPr>
-        <w:tabs>
-          <w:tab w:val="clear" w:pos="709"/>
-          <w:tab w:val="left" w:pos="709" w:leader="none"/>
-        </w:tabs>
-        <w:bidi w:val="0"/>
-        <w:ind w:left="709" w:hanging="283"/>
-        <w:jc w:val="left"/>
-        <w:rPr/>
-      </w:pPr>
-      <w:r>
-        <w:rPr/>
-        <w:t xml:space="preserve">Annual maintenance cost: </w:t>
-      </w:r>
-      <w:r>
-        <w:rPr>
-          <w:rStyle w:val="StrongEmphasis"/>
-        </w:rPr>
-        <w:t>₹1,20,000 – ₹2,00,000 per year</w:t>
-      </w:r>
-    </w:p>
-    <w:p>
-      <w:pPr>
-        <w:pStyle w:val="TextBody"/>
-        <w:bidi w:val="0"/>
-        <w:jc w:val="left"/>
-        <w:rPr/>
-      </w:pPr>
-      <w:r>
-        <w:rPr/>
-        <w:br/>
-        <w:t>These estimates provide a scalable and cost-effective approach for delivering the proposed CDE platform.</w:t>
-      </w:r>
-    </w:p>
-    <w:p>
-      <w:pPr>
-        <w:pStyle w:val="Normal"/>
-        <w:bidi w:val="0"/>
+        <w:spacing w:lineRule="auto" w:line="360" w:before="0" w:after="140"/>
         <w:jc w:val="left"/>
         <w:rPr/>
       </w:pPr>
@@ -2839,6 +3879,7 @@
       <w:pgNumType w:fmt="decimal"/>
       <w:formProt w:val="false"/>
       <w:textDirection w:val="lrTb"/>
+      <w:docGrid w:type="default" w:linePitch="100" w:charSpace="0"/>
     </w:sectPr>
   </w:body>
 </w:document>
@@ -2849,8 +3890,8 @@
   <w:abstractNum w:abstractNumId="1">
     <w:lvl w:ilvl="0">
       <w:start w:val="1"/>
-      <w:numFmt w:val="decimal"/>
-      <w:lvlText w:val="%1."/>
+      <w:numFmt w:val="bullet"/>
+      <w:lvlText w:val=""/>
       <w:lvlJc w:val="left"/>
       <w:pPr>
         <w:tabs>
@@ -2858,12 +3899,14 @@
         </w:tabs>
         <w:ind w:left="709" w:hanging="283"/>
       </w:pPr>
-      <w:rPr/>
+      <w:rPr>
+        <w:rFonts w:ascii="Symbol" w:hAnsi="Symbol" w:cs="Symbol" w:hint="default"/>
+      </w:rPr>
     </w:lvl>
     <w:lvl w:ilvl="1">
       <w:start w:val="1"/>
-      <w:numFmt w:val="decimal"/>
-      <w:lvlText w:val="%2."/>
+      <w:numFmt w:val="bullet"/>
+      <w:lvlText w:val=""/>
       <w:lvlJc w:val="left"/>
       <w:pPr>
         <w:tabs>
@@ -2871,12 +3914,14 @@
         </w:tabs>
         <w:ind w:left="1418" w:hanging="283"/>
       </w:pPr>
-      <w:rPr/>
+      <w:rPr>
+        <w:rFonts w:ascii="Symbol" w:hAnsi="Symbol" w:cs="Symbol" w:hint="default"/>
+      </w:rPr>
     </w:lvl>
     <w:lvl w:ilvl="2">
       <w:start w:val="1"/>
-      <w:numFmt w:val="decimal"/>
-      <w:lvlText w:val="%3."/>
+      <w:numFmt w:val="bullet"/>
+      <w:lvlText w:val=""/>
       <w:lvlJc w:val="left"/>
       <w:pPr>
         <w:tabs>
@@ -2884,12 +3929,14 @@
         </w:tabs>
         <w:ind w:left="2127" w:hanging="283"/>
       </w:pPr>
-      <w:rPr/>
+      <w:rPr>
+        <w:rFonts w:ascii="Symbol" w:hAnsi="Symbol" w:cs="Symbol" w:hint="default"/>
+      </w:rPr>
     </w:lvl>
     <w:lvl w:ilvl="3">
       <w:start w:val="1"/>
-      <w:numFmt w:val="decimal"/>
-      <w:lvlText w:val="%4."/>
+      <w:numFmt w:val="bullet"/>
+      <w:lvlText w:val=""/>
       <w:lvlJc w:val="left"/>
       <w:pPr>
         <w:tabs>
@@ -2897,12 +3944,14 @@
         </w:tabs>
         <w:ind w:left="2836" w:hanging="283"/>
       </w:pPr>
-      <w:rPr/>
+      <w:rPr>
+        <w:rFonts w:ascii="Symbol" w:hAnsi="Symbol" w:cs="Symbol" w:hint="default"/>
+      </w:rPr>
     </w:lvl>
     <w:lvl w:ilvl="4">
       <w:start w:val="1"/>
-      <w:numFmt w:val="decimal"/>
-      <w:lvlText w:val="%5."/>
+      <w:numFmt w:val="bullet"/>
+      <w:lvlText w:val=""/>
       <w:lvlJc w:val="left"/>
       <w:pPr>
         <w:tabs>
@@ -2910,12 +3959,14 @@
         </w:tabs>
         <w:ind w:left="3545" w:hanging="283"/>
       </w:pPr>
-      <w:rPr/>
+      <w:rPr>
+        <w:rFonts w:ascii="Symbol" w:hAnsi="Symbol" w:cs="Symbol" w:hint="default"/>
+      </w:rPr>
     </w:lvl>
     <w:lvl w:ilvl="5">
       <w:start w:val="1"/>
-      <w:numFmt w:val="decimal"/>
-      <w:lvlText w:val="%6."/>
+      <w:numFmt w:val="bullet"/>
+      <w:lvlText w:val=""/>
       <w:lvlJc w:val="left"/>
       <w:pPr>
         <w:tabs>
@@ -2923,12 +3974,14 @@
         </w:tabs>
         <w:ind w:left="4254" w:hanging="283"/>
       </w:pPr>
-      <w:rPr/>
+      <w:rPr>
+        <w:rFonts w:ascii="Symbol" w:hAnsi="Symbol" w:cs="Symbol" w:hint="default"/>
+      </w:rPr>
     </w:lvl>
     <w:lvl w:ilvl="6">
       <w:start w:val="1"/>
-      <w:numFmt w:val="decimal"/>
-      <w:lvlText w:val="%7."/>
+      <w:numFmt w:val="bullet"/>
+      <w:lvlText w:val=""/>
       <w:lvlJc w:val="left"/>
       <w:pPr>
         <w:tabs>
@@ -2936,12 +3989,14 @@
         </w:tabs>
         <w:ind w:left="4963" w:hanging="283"/>
       </w:pPr>
-      <w:rPr/>
+      <w:rPr>
+        <w:rFonts w:ascii="Symbol" w:hAnsi="Symbol" w:cs="Symbol" w:hint="default"/>
+      </w:rPr>
     </w:lvl>
     <w:lvl w:ilvl="7">
       <w:start w:val="1"/>
-      <w:numFmt w:val="decimal"/>
-      <w:lvlText w:val="%8."/>
+      <w:numFmt w:val="bullet"/>
+      <w:lvlText w:val=""/>
       <w:lvlJc w:val="left"/>
       <w:pPr>
         <w:tabs>
@@ -2949,12 +4004,14 @@
         </w:tabs>
         <w:ind w:left="5672" w:hanging="283"/>
       </w:pPr>
-      <w:rPr/>
+      <w:rPr>
+        <w:rFonts w:ascii="Symbol" w:hAnsi="Symbol" w:cs="Symbol" w:hint="default"/>
+      </w:rPr>
     </w:lvl>
     <w:lvl w:ilvl="8">
       <w:start w:val="1"/>
-      <w:numFmt w:val="decimal"/>
-      <w:lvlText w:val="%9."/>
+      <w:numFmt w:val="bullet"/>
+      <w:lvlText w:val=""/>
       <w:lvlJc w:val="left"/>
       <w:pPr>
         <w:tabs>
@@ -2962,14 +4019,16 @@
         </w:tabs>
         <w:ind w:left="6381" w:hanging="283"/>
       </w:pPr>
-      <w:rPr/>
+      <w:rPr>
+        <w:rFonts w:ascii="Symbol" w:hAnsi="Symbol" w:cs="Symbol" w:hint="default"/>
+      </w:rPr>
     </w:lvl>
   </w:abstractNum>
   <w:abstractNum w:abstractNumId="2">
     <w:lvl w:ilvl="0">
       <w:start w:val="1"/>
-      <w:numFmt w:val="decimal"/>
-      <w:lvlText w:val="%1."/>
+      <w:numFmt w:val="bullet"/>
+      <w:lvlText w:val=""/>
       <w:lvlJc w:val="left"/>
       <w:pPr>
         <w:tabs>
@@ -2977,12 +4036,14 @@
         </w:tabs>
         <w:ind w:left="709" w:hanging="283"/>
       </w:pPr>
-      <w:rPr/>
+      <w:rPr>
+        <w:rFonts w:ascii="Symbol" w:hAnsi="Symbol" w:cs="Symbol" w:hint="default"/>
+      </w:rPr>
     </w:lvl>
     <w:lvl w:ilvl="1">
       <w:start w:val="1"/>
-      <w:numFmt w:val="decimal"/>
-      <w:lvlText w:val="%2."/>
+      <w:numFmt w:val="bullet"/>
+      <w:lvlText w:val=""/>
       <w:lvlJc w:val="left"/>
       <w:pPr>
         <w:tabs>
@@ -2990,12 +4051,14 @@
         </w:tabs>
         <w:ind w:left="1418" w:hanging="283"/>
       </w:pPr>
-      <w:rPr/>
+      <w:rPr>
+        <w:rFonts w:ascii="Symbol" w:hAnsi="Symbol" w:cs="Symbol" w:hint="default"/>
+      </w:rPr>
     </w:lvl>
     <w:lvl w:ilvl="2">
       <w:start w:val="1"/>
-      <w:numFmt w:val="decimal"/>
-      <w:lvlText w:val="%3."/>
+      <w:numFmt w:val="bullet"/>
+      <w:lvlText w:val=""/>
       <w:lvlJc w:val="left"/>
       <w:pPr>
         <w:tabs>
@@ -3003,12 +4066,14 @@
         </w:tabs>
         <w:ind w:left="2127" w:hanging="283"/>
       </w:pPr>
-      <w:rPr/>
+      <w:rPr>
+        <w:rFonts w:ascii="Symbol" w:hAnsi="Symbol" w:cs="Symbol" w:hint="default"/>
+      </w:rPr>
     </w:lvl>
     <w:lvl w:ilvl="3">
       <w:start w:val="1"/>
-      <w:numFmt w:val="decimal"/>
-      <w:lvlText w:val="%4."/>
+      <w:numFmt w:val="bullet"/>
+      <w:lvlText w:val=""/>
       <w:lvlJc w:val="left"/>
       <w:pPr>
         <w:tabs>
@@ -3016,12 +4081,14 @@
         </w:tabs>
         <w:ind w:left="2836" w:hanging="283"/>
       </w:pPr>
-      <w:rPr/>
+      <w:rPr>
+        <w:rFonts w:ascii="Symbol" w:hAnsi="Symbol" w:cs="Symbol" w:hint="default"/>
+      </w:rPr>
     </w:lvl>
     <w:lvl w:ilvl="4">
       <w:start w:val="1"/>
-      <w:numFmt w:val="decimal"/>
-      <w:lvlText w:val="%5."/>
+      <w:numFmt w:val="bullet"/>
+      <w:lvlText w:val=""/>
       <w:lvlJc w:val="left"/>
       <w:pPr>
         <w:tabs>
@@ -3029,12 +4096,14 @@
         </w:tabs>
         <w:ind w:left="3545" w:hanging="283"/>
       </w:pPr>
-      <w:rPr/>
+      <w:rPr>
+        <w:rFonts w:ascii="Symbol" w:hAnsi="Symbol" w:cs="Symbol" w:hint="default"/>
+      </w:rPr>
     </w:lvl>
     <w:lvl w:ilvl="5">
       <w:start w:val="1"/>
-      <w:numFmt w:val="decimal"/>
-      <w:lvlText w:val="%6."/>
+      <w:numFmt w:val="bullet"/>
+      <w:lvlText w:val=""/>
       <w:lvlJc w:val="left"/>
       <w:pPr>
         <w:tabs>
@@ -3042,12 +4111,14 @@
         </w:tabs>
         <w:ind w:left="4254" w:hanging="283"/>
       </w:pPr>
-      <w:rPr/>
+      <w:rPr>
+        <w:rFonts w:ascii="Symbol" w:hAnsi="Symbol" w:cs="Symbol" w:hint="default"/>
+      </w:rPr>
     </w:lvl>
     <w:lvl w:ilvl="6">
       <w:start w:val="1"/>
-      <w:numFmt w:val="decimal"/>
-      <w:lvlText w:val="%7."/>
+      <w:numFmt w:val="bullet"/>
+      <w:lvlText w:val=""/>
       <w:lvlJc w:val="left"/>
       <w:pPr>
         <w:tabs>
@@ -3055,12 +4126,14 @@
         </w:tabs>
         <w:ind w:left="4963" w:hanging="283"/>
       </w:pPr>
-      <w:rPr/>
+      <w:rPr>
+        <w:rFonts w:ascii="Symbol" w:hAnsi="Symbol" w:cs="Symbol" w:hint="default"/>
+      </w:rPr>
     </w:lvl>
     <w:lvl w:ilvl="7">
       <w:start w:val="1"/>
-      <w:numFmt w:val="decimal"/>
-      <w:lvlText w:val="%8."/>
+      <w:numFmt w:val="bullet"/>
+      <w:lvlText w:val=""/>
       <w:lvlJc w:val="left"/>
       <w:pPr>
         <w:tabs>
@@ -3068,12 +4141,14 @@
         </w:tabs>
         <w:ind w:left="5672" w:hanging="283"/>
       </w:pPr>
-      <w:rPr/>
+      <w:rPr>
+        <w:rFonts w:ascii="Symbol" w:hAnsi="Symbol" w:cs="Symbol" w:hint="default"/>
+      </w:rPr>
     </w:lvl>
     <w:lvl w:ilvl="8">
       <w:start w:val="1"/>
-      <w:numFmt w:val="decimal"/>
-      <w:lvlText w:val="%9."/>
+      <w:numFmt w:val="bullet"/>
+      <w:lvlText w:val=""/>
       <w:lvlJc w:val="left"/>
       <w:pPr>
         <w:tabs>
@@ -3081,7 +4156,9 @@
         </w:tabs>
         <w:ind w:left="6381" w:hanging="283"/>
       </w:pPr>
-      <w:rPr/>
+      <w:rPr>
+        <w:rFonts w:ascii="Symbol" w:hAnsi="Symbol" w:cs="Symbol" w:hint="default"/>
+      </w:rPr>
     </w:lvl>
   </w:abstractNum>
   <w:abstractNum w:abstractNumId="3">
@@ -4046,8 +5123,8 @@
   <w:abstractNum w:abstractNumId="10">
     <w:lvl w:ilvl="0">
       <w:start w:val="1"/>
-      <w:numFmt w:val="bullet"/>
-      <w:lvlText w:val=""/>
+      <w:numFmt w:val="decimal"/>
+      <w:lvlText w:val="%1."/>
       <w:lvlJc w:val="left"/>
       <w:pPr>
         <w:tabs>
@@ -4055,14 +5132,12 @@
         </w:tabs>
         <w:ind w:left="709" w:hanging="283"/>
       </w:pPr>
-      <w:rPr>
-        <w:rFonts w:ascii="Symbol" w:hAnsi="Symbol" w:cs="Symbol" w:hint="default"/>
-      </w:rPr>
+      <w:rPr/>
     </w:lvl>
     <w:lvl w:ilvl="1">
       <w:start w:val="1"/>
-      <w:numFmt w:val="bullet"/>
-      <w:lvlText w:val=""/>
+      <w:numFmt w:val="decimal"/>
+      <w:lvlText w:val="%2."/>
       <w:lvlJc w:val="left"/>
       <w:pPr>
         <w:tabs>
@@ -4070,14 +5145,12 @@
         </w:tabs>
         <w:ind w:left="1418" w:hanging="283"/>
       </w:pPr>
-      <w:rPr>
-        <w:rFonts w:ascii="Symbol" w:hAnsi="Symbol" w:cs="Symbol" w:hint="default"/>
-      </w:rPr>
+      <w:rPr/>
     </w:lvl>
     <w:lvl w:ilvl="2">
       <w:start w:val="1"/>
-      <w:numFmt w:val="bullet"/>
-      <w:lvlText w:val=""/>
+      <w:numFmt w:val="decimal"/>
+      <w:lvlText w:val="%3."/>
       <w:lvlJc w:val="left"/>
       <w:pPr>
         <w:tabs>
@@ -4085,14 +5158,12 @@
         </w:tabs>
         <w:ind w:left="2127" w:hanging="283"/>
       </w:pPr>
-      <w:rPr>
-        <w:rFonts w:ascii="Symbol" w:hAnsi="Symbol" w:cs="Symbol" w:hint="default"/>
-      </w:rPr>
+      <w:rPr/>
     </w:lvl>
     <w:lvl w:ilvl="3">
       <w:start w:val="1"/>
-      <w:numFmt w:val="bullet"/>
-      <w:lvlText w:val=""/>
+      <w:numFmt w:val="decimal"/>
+      <w:lvlText w:val="%4."/>
       <w:lvlJc w:val="left"/>
       <w:pPr>
         <w:tabs>
@@ -4100,14 +5171,12 @@
         </w:tabs>
         <w:ind w:left="2836" w:hanging="283"/>
       </w:pPr>
-      <w:rPr>
-        <w:rFonts w:ascii="Symbol" w:hAnsi="Symbol" w:cs="Symbol" w:hint="default"/>
-      </w:rPr>
+      <w:rPr/>
     </w:lvl>
     <w:lvl w:ilvl="4">
       <w:start w:val="1"/>
-      <w:numFmt w:val="bullet"/>
-      <w:lvlText w:val=""/>
+      <w:numFmt w:val="decimal"/>
+      <w:lvlText w:val="%5."/>
       <w:lvlJc w:val="left"/>
       <w:pPr>
         <w:tabs>
@@ -4115,14 +5184,12 @@
         </w:tabs>
         <w:ind w:left="3545" w:hanging="283"/>
       </w:pPr>
-      <w:rPr>
-        <w:rFonts w:ascii="Symbol" w:hAnsi="Symbol" w:cs="Symbol" w:hint="default"/>
-      </w:rPr>
+      <w:rPr/>
     </w:lvl>
     <w:lvl w:ilvl="5">
       <w:start w:val="1"/>
-      <w:numFmt w:val="bullet"/>
-      <w:lvlText w:val=""/>
+      <w:numFmt w:val="decimal"/>
+      <w:lvlText w:val="%6."/>
       <w:lvlJc w:val="left"/>
       <w:pPr>
         <w:tabs>
@@ -4130,14 +5197,12 @@
         </w:tabs>
         <w:ind w:left="4254" w:hanging="283"/>
       </w:pPr>
-      <w:rPr>
-        <w:rFonts w:ascii="Symbol" w:hAnsi="Symbol" w:cs="Symbol" w:hint="default"/>
-      </w:rPr>
+      <w:rPr/>
     </w:lvl>
     <w:lvl w:ilvl="6">
       <w:start w:val="1"/>
-      <w:numFmt w:val="bullet"/>
-      <w:lvlText w:val=""/>
+      <w:numFmt w:val="decimal"/>
+      <w:lvlText w:val="%7."/>
       <w:lvlJc w:val="left"/>
       <w:pPr>
         <w:tabs>
@@ -4145,14 +5210,12 @@
         </w:tabs>
         <w:ind w:left="4963" w:hanging="283"/>
       </w:pPr>
-      <w:rPr>
-        <w:rFonts w:ascii="Symbol" w:hAnsi="Symbol" w:cs="Symbol" w:hint="default"/>
-      </w:rPr>
+      <w:rPr/>
     </w:lvl>
     <w:lvl w:ilvl="7">
       <w:start w:val="1"/>
-      <w:numFmt w:val="bullet"/>
-      <w:lvlText w:val=""/>
+      <w:numFmt w:val="decimal"/>
+      <w:lvlText w:val="%8."/>
       <w:lvlJc w:val="left"/>
       <w:pPr>
         <w:tabs>
@@ -4160,14 +5223,12 @@
         </w:tabs>
         <w:ind w:left="5672" w:hanging="283"/>
       </w:pPr>
-      <w:rPr>
-        <w:rFonts w:ascii="Symbol" w:hAnsi="Symbol" w:cs="Symbol" w:hint="default"/>
-      </w:rPr>
+      <w:rPr/>
     </w:lvl>
     <w:lvl w:ilvl="8">
       <w:start w:val="1"/>
-      <w:numFmt w:val="bullet"/>
-      <w:lvlText w:val=""/>
+      <w:numFmt w:val="decimal"/>
+      <w:lvlText w:val="%9."/>
       <w:lvlJc w:val="left"/>
       <w:pPr>
         <w:tabs>
@@ -4175,9 +5236,7 @@
         </w:tabs>
         <w:ind w:left="6381" w:hanging="283"/>
       </w:pPr>
-      <w:rPr>
-        <w:rFonts w:ascii="Symbol" w:hAnsi="Symbol" w:cs="Symbol" w:hint="default"/>
-      </w:rPr>
+      <w:rPr/>
     </w:lvl>
   </w:abstractNum>
   <w:abstractNum w:abstractNumId="11">
@@ -4731,7 +5790,2608 @@
   <w:abstractNum w:abstractNumId="15">
     <w:lvl w:ilvl="0">
       <w:start w:val="1"/>
-      <w:pStyle w:val="Heading1"/>
+      <w:numFmt w:val="bullet"/>
+      <w:lvlText w:val=""/>
+      <w:lvlJc w:val="left"/>
+      <w:pPr>
+        <w:tabs>
+          <w:tab w:val="num" w:pos="709"/>
+        </w:tabs>
+        <w:ind w:left="709" w:hanging="283"/>
+      </w:pPr>
+      <w:rPr>
+        <w:rFonts w:ascii="Symbol" w:hAnsi="Symbol" w:cs="Symbol" w:hint="default"/>
+      </w:rPr>
+    </w:lvl>
+    <w:lvl w:ilvl="1">
+      <w:start w:val="1"/>
+      <w:numFmt w:val="bullet"/>
+      <w:lvlText w:val=""/>
+      <w:lvlJc w:val="left"/>
+      <w:pPr>
+        <w:tabs>
+          <w:tab w:val="num" w:pos="1418"/>
+        </w:tabs>
+        <w:ind w:left="1418" w:hanging="283"/>
+      </w:pPr>
+      <w:rPr>
+        <w:rFonts w:ascii="Symbol" w:hAnsi="Symbol" w:cs="Symbol" w:hint="default"/>
+      </w:rPr>
+    </w:lvl>
+    <w:lvl w:ilvl="2">
+      <w:start w:val="1"/>
+      <w:numFmt w:val="bullet"/>
+      <w:lvlText w:val=""/>
+      <w:lvlJc w:val="left"/>
+      <w:pPr>
+        <w:tabs>
+          <w:tab w:val="num" w:pos="2127"/>
+        </w:tabs>
+        <w:ind w:left="2127" w:hanging="283"/>
+      </w:pPr>
+      <w:rPr>
+        <w:rFonts w:ascii="Symbol" w:hAnsi="Symbol" w:cs="Symbol" w:hint="default"/>
+      </w:rPr>
+    </w:lvl>
+    <w:lvl w:ilvl="3">
+      <w:start w:val="1"/>
+      <w:numFmt w:val="bullet"/>
+      <w:lvlText w:val=""/>
+      <w:lvlJc w:val="left"/>
+      <w:pPr>
+        <w:tabs>
+          <w:tab w:val="num" w:pos="2836"/>
+        </w:tabs>
+        <w:ind w:left="2836" w:hanging="283"/>
+      </w:pPr>
+      <w:rPr>
+        <w:rFonts w:ascii="Symbol" w:hAnsi="Symbol" w:cs="Symbol" w:hint="default"/>
+      </w:rPr>
+    </w:lvl>
+    <w:lvl w:ilvl="4">
+      <w:start w:val="1"/>
+      <w:numFmt w:val="bullet"/>
+      <w:lvlText w:val=""/>
+      <w:lvlJc w:val="left"/>
+      <w:pPr>
+        <w:tabs>
+          <w:tab w:val="num" w:pos="3545"/>
+        </w:tabs>
+        <w:ind w:left="3545" w:hanging="283"/>
+      </w:pPr>
+      <w:rPr>
+        <w:rFonts w:ascii="Symbol" w:hAnsi="Symbol" w:cs="Symbol" w:hint="default"/>
+      </w:rPr>
+    </w:lvl>
+    <w:lvl w:ilvl="5">
+      <w:start w:val="1"/>
+      <w:numFmt w:val="bullet"/>
+      <w:lvlText w:val=""/>
+      <w:lvlJc w:val="left"/>
+      <w:pPr>
+        <w:tabs>
+          <w:tab w:val="num" w:pos="4254"/>
+        </w:tabs>
+        <w:ind w:left="4254" w:hanging="283"/>
+      </w:pPr>
+      <w:rPr>
+        <w:rFonts w:ascii="Symbol" w:hAnsi="Symbol" w:cs="Symbol" w:hint="default"/>
+      </w:rPr>
+    </w:lvl>
+    <w:lvl w:ilvl="6">
+      <w:start w:val="1"/>
+      <w:numFmt w:val="bullet"/>
+      <w:lvlText w:val=""/>
+      <w:lvlJc w:val="left"/>
+      <w:pPr>
+        <w:tabs>
+          <w:tab w:val="num" w:pos="4963"/>
+        </w:tabs>
+        <w:ind w:left="4963" w:hanging="283"/>
+      </w:pPr>
+      <w:rPr>
+        <w:rFonts w:ascii="Symbol" w:hAnsi="Symbol" w:cs="Symbol" w:hint="default"/>
+      </w:rPr>
+    </w:lvl>
+    <w:lvl w:ilvl="7">
+      <w:start w:val="1"/>
+      <w:numFmt w:val="bullet"/>
+      <w:lvlText w:val=""/>
+      <w:lvlJc w:val="left"/>
+      <w:pPr>
+        <w:tabs>
+          <w:tab w:val="num" w:pos="5672"/>
+        </w:tabs>
+        <w:ind w:left="5672" w:hanging="283"/>
+      </w:pPr>
+      <w:rPr>
+        <w:rFonts w:ascii="Symbol" w:hAnsi="Symbol" w:cs="Symbol" w:hint="default"/>
+      </w:rPr>
+    </w:lvl>
+    <w:lvl w:ilvl="8">
+      <w:start w:val="1"/>
+      <w:numFmt w:val="bullet"/>
+      <w:lvlText w:val=""/>
+      <w:lvlJc w:val="left"/>
+      <w:pPr>
+        <w:tabs>
+          <w:tab w:val="num" w:pos="6381"/>
+        </w:tabs>
+        <w:ind w:left="6381" w:hanging="283"/>
+      </w:pPr>
+      <w:rPr>
+        <w:rFonts w:ascii="Symbol" w:hAnsi="Symbol" w:cs="Symbol" w:hint="default"/>
+      </w:rPr>
+    </w:lvl>
+  </w:abstractNum>
+  <w:abstractNum w:abstractNumId="16">
+    <w:lvl w:ilvl="0">
+      <w:start w:val="1"/>
+      <w:numFmt w:val="bullet"/>
+      <w:lvlText w:val=""/>
+      <w:lvlJc w:val="left"/>
+      <w:pPr>
+        <w:tabs>
+          <w:tab w:val="num" w:pos="709"/>
+        </w:tabs>
+        <w:ind w:left="709" w:hanging="283"/>
+      </w:pPr>
+      <w:rPr>
+        <w:rFonts w:ascii="Symbol" w:hAnsi="Symbol" w:cs="Symbol" w:hint="default"/>
+      </w:rPr>
+    </w:lvl>
+    <w:lvl w:ilvl="1">
+      <w:start w:val="1"/>
+      <w:numFmt w:val="bullet"/>
+      <w:lvlText w:val=""/>
+      <w:lvlJc w:val="left"/>
+      <w:pPr>
+        <w:tabs>
+          <w:tab w:val="num" w:pos="1418"/>
+        </w:tabs>
+        <w:ind w:left="1418" w:hanging="283"/>
+      </w:pPr>
+      <w:rPr>
+        <w:rFonts w:ascii="Symbol" w:hAnsi="Symbol" w:cs="Symbol" w:hint="default"/>
+      </w:rPr>
+    </w:lvl>
+    <w:lvl w:ilvl="2">
+      <w:start w:val="1"/>
+      <w:numFmt w:val="bullet"/>
+      <w:lvlText w:val=""/>
+      <w:lvlJc w:val="left"/>
+      <w:pPr>
+        <w:tabs>
+          <w:tab w:val="num" w:pos="2127"/>
+        </w:tabs>
+        <w:ind w:left="2127" w:hanging="283"/>
+      </w:pPr>
+      <w:rPr>
+        <w:rFonts w:ascii="Symbol" w:hAnsi="Symbol" w:cs="Symbol" w:hint="default"/>
+      </w:rPr>
+    </w:lvl>
+    <w:lvl w:ilvl="3">
+      <w:start w:val="1"/>
+      <w:numFmt w:val="bullet"/>
+      <w:lvlText w:val=""/>
+      <w:lvlJc w:val="left"/>
+      <w:pPr>
+        <w:tabs>
+          <w:tab w:val="num" w:pos="2836"/>
+        </w:tabs>
+        <w:ind w:left="2836" w:hanging="283"/>
+      </w:pPr>
+      <w:rPr>
+        <w:rFonts w:ascii="Symbol" w:hAnsi="Symbol" w:cs="Symbol" w:hint="default"/>
+      </w:rPr>
+    </w:lvl>
+    <w:lvl w:ilvl="4">
+      <w:start w:val="1"/>
+      <w:numFmt w:val="bullet"/>
+      <w:lvlText w:val=""/>
+      <w:lvlJc w:val="left"/>
+      <w:pPr>
+        <w:tabs>
+          <w:tab w:val="num" w:pos="3545"/>
+        </w:tabs>
+        <w:ind w:left="3545" w:hanging="283"/>
+      </w:pPr>
+      <w:rPr>
+        <w:rFonts w:ascii="Symbol" w:hAnsi="Symbol" w:cs="Symbol" w:hint="default"/>
+      </w:rPr>
+    </w:lvl>
+    <w:lvl w:ilvl="5">
+      <w:start w:val="1"/>
+      <w:numFmt w:val="bullet"/>
+      <w:lvlText w:val=""/>
+      <w:lvlJc w:val="left"/>
+      <w:pPr>
+        <w:tabs>
+          <w:tab w:val="num" w:pos="4254"/>
+        </w:tabs>
+        <w:ind w:left="4254" w:hanging="283"/>
+      </w:pPr>
+      <w:rPr>
+        <w:rFonts w:ascii="Symbol" w:hAnsi="Symbol" w:cs="Symbol" w:hint="default"/>
+      </w:rPr>
+    </w:lvl>
+    <w:lvl w:ilvl="6">
+      <w:start w:val="1"/>
+      <w:numFmt w:val="bullet"/>
+      <w:lvlText w:val=""/>
+      <w:lvlJc w:val="left"/>
+      <w:pPr>
+        <w:tabs>
+          <w:tab w:val="num" w:pos="4963"/>
+        </w:tabs>
+        <w:ind w:left="4963" w:hanging="283"/>
+      </w:pPr>
+      <w:rPr>
+        <w:rFonts w:ascii="Symbol" w:hAnsi="Symbol" w:cs="Symbol" w:hint="default"/>
+      </w:rPr>
+    </w:lvl>
+    <w:lvl w:ilvl="7">
+      <w:start w:val="1"/>
+      <w:numFmt w:val="bullet"/>
+      <w:lvlText w:val=""/>
+      <w:lvlJc w:val="left"/>
+      <w:pPr>
+        <w:tabs>
+          <w:tab w:val="num" w:pos="5672"/>
+        </w:tabs>
+        <w:ind w:left="5672" w:hanging="283"/>
+      </w:pPr>
+      <w:rPr>
+        <w:rFonts w:ascii="Symbol" w:hAnsi="Symbol" w:cs="Symbol" w:hint="default"/>
+      </w:rPr>
+    </w:lvl>
+    <w:lvl w:ilvl="8">
+      <w:start w:val="1"/>
+      <w:numFmt w:val="bullet"/>
+      <w:lvlText w:val=""/>
+      <w:lvlJc w:val="left"/>
+      <w:pPr>
+        <w:tabs>
+          <w:tab w:val="num" w:pos="6381"/>
+        </w:tabs>
+        <w:ind w:left="6381" w:hanging="283"/>
+      </w:pPr>
+      <w:rPr>
+        <w:rFonts w:ascii="Symbol" w:hAnsi="Symbol" w:cs="Symbol" w:hint="default"/>
+      </w:rPr>
+    </w:lvl>
+  </w:abstractNum>
+  <w:abstractNum w:abstractNumId="17">
+    <w:lvl w:ilvl="0">
+      <w:start w:val="1"/>
+      <w:numFmt w:val="bullet"/>
+      <w:lvlText w:val=""/>
+      <w:lvlJc w:val="left"/>
+      <w:pPr>
+        <w:tabs>
+          <w:tab w:val="num" w:pos="709"/>
+        </w:tabs>
+        <w:ind w:left="709" w:hanging="283"/>
+      </w:pPr>
+      <w:rPr>
+        <w:rFonts w:ascii="Symbol" w:hAnsi="Symbol" w:cs="Symbol" w:hint="default"/>
+      </w:rPr>
+    </w:lvl>
+    <w:lvl w:ilvl="1">
+      <w:start w:val="1"/>
+      <w:numFmt w:val="bullet"/>
+      <w:lvlText w:val=""/>
+      <w:lvlJc w:val="left"/>
+      <w:pPr>
+        <w:tabs>
+          <w:tab w:val="num" w:pos="1418"/>
+        </w:tabs>
+        <w:ind w:left="1418" w:hanging="283"/>
+      </w:pPr>
+      <w:rPr>
+        <w:rFonts w:ascii="Symbol" w:hAnsi="Symbol" w:cs="Symbol" w:hint="default"/>
+      </w:rPr>
+    </w:lvl>
+    <w:lvl w:ilvl="2">
+      <w:start w:val="1"/>
+      <w:numFmt w:val="bullet"/>
+      <w:lvlText w:val=""/>
+      <w:lvlJc w:val="left"/>
+      <w:pPr>
+        <w:tabs>
+          <w:tab w:val="num" w:pos="2127"/>
+        </w:tabs>
+        <w:ind w:left="2127" w:hanging="283"/>
+      </w:pPr>
+      <w:rPr>
+        <w:rFonts w:ascii="Symbol" w:hAnsi="Symbol" w:cs="Symbol" w:hint="default"/>
+      </w:rPr>
+    </w:lvl>
+    <w:lvl w:ilvl="3">
+      <w:start w:val="1"/>
+      <w:numFmt w:val="bullet"/>
+      <w:lvlText w:val=""/>
+      <w:lvlJc w:val="left"/>
+      <w:pPr>
+        <w:tabs>
+          <w:tab w:val="num" w:pos="2836"/>
+        </w:tabs>
+        <w:ind w:left="2836" w:hanging="283"/>
+      </w:pPr>
+      <w:rPr>
+        <w:rFonts w:ascii="Symbol" w:hAnsi="Symbol" w:cs="Symbol" w:hint="default"/>
+      </w:rPr>
+    </w:lvl>
+    <w:lvl w:ilvl="4">
+      <w:start w:val="1"/>
+      <w:numFmt w:val="bullet"/>
+      <w:lvlText w:val=""/>
+      <w:lvlJc w:val="left"/>
+      <w:pPr>
+        <w:tabs>
+          <w:tab w:val="num" w:pos="3545"/>
+        </w:tabs>
+        <w:ind w:left="3545" w:hanging="283"/>
+      </w:pPr>
+      <w:rPr>
+        <w:rFonts w:ascii="Symbol" w:hAnsi="Symbol" w:cs="Symbol" w:hint="default"/>
+      </w:rPr>
+    </w:lvl>
+    <w:lvl w:ilvl="5">
+      <w:start w:val="1"/>
+      <w:numFmt w:val="bullet"/>
+      <w:lvlText w:val=""/>
+      <w:lvlJc w:val="left"/>
+      <w:pPr>
+        <w:tabs>
+          <w:tab w:val="num" w:pos="4254"/>
+        </w:tabs>
+        <w:ind w:left="4254" w:hanging="283"/>
+      </w:pPr>
+      <w:rPr>
+        <w:rFonts w:ascii="Symbol" w:hAnsi="Symbol" w:cs="Symbol" w:hint="default"/>
+      </w:rPr>
+    </w:lvl>
+    <w:lvl w:ilvl="6">
+      <w:start w:val="1"/>
+      <w:numFmt w:val="bullet"/>
+      <w:lvlText w:val=""/>
+      <w:lvlJc w:val="left"/>
+      <w:pPr>
+        <w:tabs>
+          <w:tab w:val="num" w:pos="4963"/>
+        </w:tabs>
+        <w:ind w:left="4963" w:hanging="283"/>
+      </w:pPr>
+      <w:rPr>
+        <w:rFonts w:ascii="Symbol" w:hAnsi="Symbol" w:cs="Symbol" w:hint="default"/>
+      </w:rPr>
+    </w:lvl>
+    <w:lvl w:ilvl="7">
+      <w:start w:val="1"/>
+      <w:numFmt w:val="bullet"/>
+      <w:lvlText w:val=""/>
+      <w:lvlJc w:val="left"/>
+      <w:pPr>
+        <w:tabs>
+          <w:tab w:val="num" w:pos="5672"/>
+        </w:tabs>
+        <w:ind w:left="5672" w:hanging="283"/>
+      </w:pPr>
+      <w:rPr>
+        <w:rFonts w:ascii="Symbol" w:hAnsi="Symbol" w:cs="Symbol" w:hint="default"/>
+      </w:rPr>
+    </w:lvl>
+    <w:lvl w:ilvl="8">
+      <w:start w:val="1"/>
+      <w:numFmt w:val="bullet"/>
+      <w:lvlText w:val=""/>
+      <w:lvlJc w:val="left"/>
+      <w:pPr>
+        <w:tabs>
+          <w:tab w:val="num" w:pos="6381"/>
+        </w:tabs>
+        <w:ind w:left="6381" w:hanging="283"/>
+      </w:pPr>
+      <w:rPr>
+        <w:rFonts w:ascii="Symbol" w:hAnsi="Symbol" w:cs="Symbol" w:hint="default"/>
+      </w:rPr>
+    </w:lvl>
+  </w:abstractNum>
+  <w:abstractNum w:abstractNumId="18">
+    <w:lvl w:ilvl="0">
+      <w:start w:val="1"/>
+      <w:numFmt w:val="bullet"/>
+      <w:lvlText w:val=""/>
+      <w:lvlJc w:val="left"/>
+      <w:pPr>
+        <w:tabs>
+          <w:tab w:val="num" w:pos="709"/>
+        </w:tabs>
+        <w:ind w:left="709" w:hanging="283"/>
+      </w:pPr>
+      <w:rPr>
+        <w:rFonts w:ascii="Symbol" w:hAnsi="Symbol" w:cs="Symbol" w:hint="default"/>
+      </w:rPr>
+    </w:lvl>
+    <w:lvl w:ilvl="1">
+      <w:start w:val="1"/>
+      <w:numFmt w:val="bullet"/>
+      <w:lvlText w:val=""/>
+      <w:lvlJc w:val="left"/>
+      <w:pPr>
+        <w:tabs>
+          <w:tab w:val="num" w:pos="1418"/>
+        </w:tabs>
+        <w:ind w:left="1418" w:hanging="283"/>
+      </w:pPr>
+      <w:rPr>
+        <w:rFonts w:ascii="Symbol" w:hAnsi="Symbol" w:cs="Symbol" w:hint="default"/>
+      </w:rPr>
+    </w:lvl>
+    <w:lvl w:ilvl="2">
+      <w:start w:val="1"/>
+      <w:numFmt w:val="bullet"/>
+      <w:lvlText w:val=""/>
+      <w:lvlJc w:val="left"/>
+      <w:pPr>
+        <w:tabs>
+          <w:tab w:val="num" w:pos="2127"/>
+        </w:tabs>
+        <w:ind w:left="2127" w:hanging="283"/>
+      </w:pPr>
+      <w:rPr>
+        <w:rFonts w:ascii="Symbol" w:hAnsi="Symbol" w:cs="Symbol" w:hint="default"/>
+      </w:rPr>
+    </w:lvl>
+    <w:lvl w:ilvl="3">
+      <w:start w:val="1"/>
+      <w:numFmt w:val="bullet"/>
+      <w:lvlText w:val=""/>
+      <w:lvlJc w:val="left"/>
+      <w:pPr>
+        <w:tabs>
+          <w:tab w:val="num" w:pos="2836"/>
+        </w:tabs>
+        <w:ind w:left="2836" w:hanging="283"/>
+      </w:pPr>
+      <w:rPr>
+        <w:rFonts w:ascii="Symbol" w:hAnsi="Symbol" w:cs="Symbol" w:hint="default"/>
+      </w:rPr>
+    </w:lvl>
+    <w:lvl w:ilvl="4">
+      <w:start w:val="1"/>
+      <w:numFmt w:val="bullet"/>
+      <w:lvlText w:val=""/>
+      <w:lvlJc w:val="left"/>
+      <w:pPr>
+        <w:tabs>
+          <w:tab w:val="num" w:pos="3545"/>
+        </w:tabs>
+        <w:ind w:left="3545" w:hanging="283"/>
+      </w:pPr>
+      <w:rPr>
+        <w:rFonts w:ascii="Symbol" w:hAnsi="Symbol" w:cs="Symbol" w:hint="default"/>
+      </w:rPr>
+    </w:lvl>
+    <w:lvl w:ilvl="5">
+      <w:start w:val="1"/>
+      <w:numFmt w:val="bullet"/>
+      <w:lvlText w:val=""/>
+      <w:lvlJc w:val="left"/>
+      <w:pPr>
+        <w:tabs>
+          <w:tab w:val="num" w:pos="4254"/>
+        </w:tabs>
+        <w:ind w:left="4254" w:hanging="283"/>
+      </w:pPr>
+      <w:rPr>
+        <w:rFonts w:ascii="Symbol" w:hAnsi="Symbol" w:cs="Symbol" w:hint="default"/>
+      </w:rPr>
+    </w:lvl>
+    <w:lvl w:ilvl="6">
+      <w:start w:val="1"/>
+      <w:numFmt w:val="bullet"/>
+      <w:lvlText w:val=""/>
+      <w:lvlJc w:val="left"/>
+      <w:pPr>
+        <w:tabs>
+          <w:tab w:val="num" w:pos="4963"/>
+        </w:tabs>
+        <w:ind w:left="4963" w:hanging="283"/>
+      </w:pPr>
+      <w:rPr>
+        <w:rFonts w:ascii="Symbol" w:hAnsi="Symbol" w:cs="Symbol" w:hint="default"/>
+      </w:rPr>
+    </w:lvl>
+    <w:lvl w:ilvl="7">
+      <w:start w:val="1"/>
+      <w:numFmt w:val="bullet"/>
+      <w:lvlText w:val=""/>
+      <w:lvlJc w:val="left"/>
+      <w:pPr>
+        <w:tabs>
+          <w:tab w:val="num" w:pos="5672"/>
+        </w:tabs>
+        <w:ind w:left="5672" w:hanging="283"/>
+      </w:pPr>
+      <w:rPr>
+        <w:rFonts w:ascii="Symbol" w:hAnsi="Symbol" w:cs="Symbol" w:hint="default"/>
+      </w:rPr>
+    </w:lvl>
+    <w:lvl w:ilvl="8">
+      <w:start w:val="1"/>
+      <w:numFmt w:val="bullet"/>
+      <w:lvlText w:val=""/>
+      <w:lvlJc w:val="left"/>
+      <w:pPr>
+        <w:tabs>
+          <w:tab w:val="num" w:pos="6381"/>
+        </w:tabs>
+        <w:ind w:left="6381" w:hanging="283"/>
+      </w:pPr>
+      <w:rPr>
+        <w:rFonts w:ascii="Symbol" w:hAnsi="Symbol" w:cs="Symbol" w:hint="default"/>
+      </w:rPr>
+    </w:lvl>
+  </w:abstractNum>
+  <w:abstractNum w:abstractNumId="19">
+    <w:lvl w:ilvl="0">
+      <w:start w:val="1"/>
+      <w:numFmt w:val="bullet"/>
+      <w:lvlText w:val=""/>
+      <w:lvlJc w:val="left"/>
+      <w:pPr>
+        <w:tabs>
+          <w:tab w:val="num" w:pos="709"/>
+        </w:tabs>
+        <w:ind w:left="709" w:hanging="283"/>
+      </w:pPr>
+      <w:rPr>
+        <w:rFonts w:ascii="Symbol" w:hAnsi="Symbol" w:cs="Symbol" w:hint="default"/>
+      </w:rPr>
+    </w:lvl>
+    <w:lvl w:ilvl="1">
+      <w:start w:val="1"/>
+      <w:numFmt w:val="bullet"/>
+      <w:lvlText w:val=""/>
+      <w:lvlJc w:val="left"/>
+      <w:pPr>
+        <w:tabs>
+          <w:tab w:val="num" w:pos="1418"/>
+        </w:tabs>
+        <w:ind w:left="1418" w:hanging="283"/>
+      </w:pPr>
+      <w:rPr>
+        <w:rFonts w:ascii="Symbol" w:hAnsi="Symbol" w:cs="Symbol" w:hint="default"/>
+      </w:rPr>
+    </w:lvl>
+    <w:lvl w:ilvl="2">
+      <w:start w:val="1"/>
+      <w:numFmt w:val="bullet"/>
+      <w:lvlText w:val=""/>
+      <w:lvlJc w:val="left"/>
+      <w:pPr>
+        <w:tabs>
+          <w:tab w:val="num" w:pos="2127"/>
+        </w:tabs>
+        <w:ind w:left="2127" w:hanging="283"/>
+      </w:pPr>
+      <w:rPr>
+        <w:rFonts w:ascii="Symbol" w:hAnsi="Symbol" w:cs="Symbol" w:hint="default"/>
+      </w:rPr>
+    </w:lvl>
+    <w:lvl w:ilvl="3">
+      <w:start w:val="1"/>
+      <w:numFmt w:val="bullet"/>
+      <w:lvlText w:val=""/>
+      <w:lvlJc w:val="left"/>
+      <w:pPr>
+        <w:tabs>
+          <w:tab w:val="num" w:pos="2836"/>
+        </w:tabs>
+        <w:ind w:left="2836" w:hanging="283"/>
+      </w:pPr>
+      <w:rPr>
+        <w:rFonts w:ascii="Symbol" w:hAnsi="Symbol" w:cs="Symbol" w:hint="default"/>
+      </w:rPr>
+    </w:lvl>
+    <w:lvl w:ilvl="4">
+      <w:start w:val="1"/>
+      <w:numFmt w:val="bullet"/>
+      <w:lvlText w:val=""/>
+      <w:lvlJc w:val="left"/>
+      <w:pPr>
+        <w:tabs>
+          <w:tab w:val="num" w:pos="3545"/>
+        </w:tabs>
+        <w:ind w:left="3545" w:hanging="283"/>
+      </w:pPr>
+      <w:rPr>
+        <w:rFonts w:ascii="Symbol" w:hAnsi="Symbol" w:cs="Symbol" w:hint="default"/>
+      </w:rPr>
+    </w:lvl>
+    <w:lvl w:ilvl="5">
+      <w:start w:val="1"/>
+      <w:numFmt w:val="bullet"/>
+      <w:lvlText w:val=""/>
+      <w:lvlJc w:val="left"/>
+      <w:pPr>
+        <w:tabs>
+          <w:tab w:val="num" w:pos="4254"/>
+        </w:tabs>
+        <w:ind w:left="4254" w:hanging="283"/>
+      </w:pPr>
+      <w:rPr>
+        <w:rFonts w:ascii="Symbol" w:hAnsi="Symbol" w:cs="Symbol" w:hint="default"/>
+      </w:rPr>
+    </w:lvl>
+    <w:lvl w:ilvl="6">
+      <w:start w:val="1"/>
+      <w:numFmt w:val="bullet"/>
+      <w:lvlText w:val=""/>
+      <w:lvlJc w:val="left"/>
+      <w:pPr>
+        <w:tabs>
+          <w:tab w:val="num" w:pos="4963"/>
+        </w:tabs>
+        <w:ind w:left="4963" w:hanging="283"/>
+      </w:pPr>
+      <w:rPr>
+        <w:rFonts w:ascii="Symbol" w:hAnsi="Symbol" w:cs="Symbol" w:hint="default"/>
+      </w:rPr>
+    </w:lvl>
+    <w:lvl w:ilvl="7">
+      <w:start w:val="1"/>
+      <w:numFmt w:val="bullet"/>
+      <w:lvlText w:val=""/>
+      <w:lvlJc w:val="left"/>
+      <w:pPr>
+        <w:tabs>
+          <w:tab w:val="num" w:pos="5672"/>
+        </w:tabs>
+        <w:ind w:left="5672" w:hanging="283"/>
+      </w:pPr>
+      <w:rPr>
+        <w:rFonts w:ascii="Symbol" w:hAnsi="Symbol" w:cs="Symbol" w:hint="default"/>
+      </w:rPr>
+    </w:lvl>
+    <w:lvl w:ilvl="8">
+      <w:start w:val="1"/>
+      <w:numFmt w:val="bullet"/>
+      <w:lvlText w:val=""/>
+      <w:lvlJc w:val="left"/>
+      <w:pPr>
+        <w:tabs>
+          <w:tab w:val="num" w:pos="6381"/>
+        </w:tabs>
+        <w:ind w:left="6381" w:hanging="283"/>
+      </w:pPr>
+      <w:rPr>
+        <w:rFonts w:ascii="Symbol" w:hAnsi="Symbol" w:cs="Symbol" w:hint="default"/>
+      </w:rPr>
+    </w:lvl>
+  </w:abstractNum>
+  <w:abstractNum w:abstractNumId="20">
+    <w:lvl w:ilvl="0">
+      <w:start w:val="1"/>
+      <w:numFmt w:val="bullet"/>
+      <w:lvlText w:val=""/>
+      <w:lvlJc w:val="left"/>
+      <w:pPr>
+        <w:tabs>
+          <w:tab w:val="num" w:pos="709"/>
+        </w:tabs>
+        <w:ind w:left="709" w:hanging="283"/>
+      </w:pPr>
+      <w:rPr>
+        <w:rFonts w:ascii="Symbol" w:hAnsi="Symbol" w:cs="Symbol" w:hint="default"/>
+      </w:rPr>
+    </w:lvl>
+    <w:lvl w:ilvl="1">
+      <w:start w:val="1"/>
+      <w:numFmt w:val="bullet"/>
+      <w:lvlText w:val=""/>
+      <w:lvlJc w:val="left"/>
+      <w:pPr>
+        <w:tabs>
+          <w:tab w:val="num" w:pos="1418"/>
+        </w:tabs>
+        <w:ind w:left="1418" w:hanging="283"/>
+      </w:pPr>
+      <w:rPr>
+        <w:rFonts w:ascii="Symbol" w:hAnsi="Symbol" w:cs="Symbol" w:hint="default"/>
+      </w:rPr>
+    </w:lvl>
+    <w:lvl w:ilvl="2">
+      <w:start w:val="1"/>
+      <w:numFmt w:val="bullet"/>
+      <w:lvlText w:val=""/>
+      <w:lvlJc w:val="left"/>
+      <w:pPr>
+        <w:tabs>
+          <w:tab w:val="num" w:pos="2127"/>
+        </w:tabs>
+        <w:ind w:left="2127" w:hanging="283"/>
+      </w:pPr>
+      <w:rPr>
+        <w:rFonts w:ascii="Symbol" w:hAnsi="Symbol" w:cs="Symbol" w:hint="default"/>
+      </w:rPr>
+    </w:lvl>
+    <w:lvl w:ilvl="3">
+      <w:start w:val="1"/>
+      <w:numFmt w:val="bullet"/>
+      <w:lvlText w:val=""/>
+      <w:lvlJc w:val="left"/>
+      <w:pPr>
+        <w:tabs>
+          <w:tab w:val="num" w:pos="2836"/>
+        </w:tabs>
+        <w:ind w:left="2836" w:hanging="283"/>
+      </w:pPr>
+      <w:rPr>
+        <w:rFonts w:ascii="Symbol" w:hAnsi="Symbol" w:cs="Symbol" w:hint="default"/>
+      </w:rPr>
+    </w:lvl>
+    <w:lvl w:ilvl="4">
+      <w:start w:val="1"/>
+      <w:numFmt w:val="bullet"/>
+      <w:lvlText w:val=""/>
+      <w:lvlJc w:val="left"/>
+      <w:pPr>
+        <w:tabs>
+          <w:tab w:val="num" w:pos="3545"/>
+        </w:tabs>
+        <w:ind w:left="3545" w:hanging="283"/>
+      </w:pPr>
+      <w:rPr>
+        <w:rFonts w:ascii="Symbol" w:hAnsi="Symbol" w:cs="Symbol" w:hint="default"/>
+      </w:rPr>
+    </w:lvl>
+    <w:lvl w:ilvl="5">
+      <w:start w:val="1"/>
+      <w:numFmt w:val="bullet"/>
+      <w:lvlText w:val=""/>
+      <w:lvlJc w:val="left"/>
+      <w:pPr>
+        <w:tabs>
+          <w:tab w:val="num" w:pos="4254"/>
+        </w:tabs>
+        <w:ind w:left="4254" w:hanging="283"/>
+      </w:pPr>
+      <w:rPr>
+        <w:rFonts w:ascii="Symbol" w:hAnsi="Symbol" w:cs="Symbol" w:hint="default"/>
+      </w:rPr>
+    </w:lvl>
+    <w:lvl w:ilvl="6">
+      <w:start w:val="1"/>
+      <w:numFmt w:val="bullet"/>
+      <w:lvlText w:val=""/>
+      <w:lvlJc w:val="left"/>
+      <w:pPr>
+        <w:tabs>
+          <w:tab w:val="num" w:pos="4963"/>
+        </w:tabs>
+        <w:ind w:left="4963" w:hanging="283"/>
+      </w:pPr>
+      <w:rPr>
+        <w:rFonts w:ascii="Symbol" w:hAnsi="Symbol" w:cs="Symbol" w:hint="default"/>
+      </w:rPr>
+    </w:lvl>
+    <w:lvl w:ilvl="7">
+      <w:start w:val="1"/>
+      <w:numFmt w:val="bullet"/>
+      <w:lvlText w:val=""/>
+      <w:lvlJc w:val="left"/>
+      <w:pPr>
+        <w:tabs>
+          <w:tab w:val="num" w:pos="5672"/>
+        </w:tabs>
+        <w:ind w:left="5672" w:hanging="283"/>
+      </w:pPr>
+      <w:rPr>
+        <w:rFonts w:ascii="Symbol" w:hAnsi="Symbol" w:cs="Symbol" w:hint="default"/>
+      </w:rPr>
+    </w:lvl>
+    <w:lvl w:ilvl="8">
+      <w:start w:val="1"/>
+      <w:numFmt w:val="bullet"/>
+      <w:lvlText w:val=""/>
+      <w:lvlJc w:val="left"/>
+      <w:pPr>
+        <w:tabs>
+          <w:tab w:val="num" w:pos="6381"/>
+        </w:tabs>
+        <w:ind w:left="6381" w:hanging="283"/>
+      </w:pPr>
+      <w:rPr>
+        <w:rFonts w:ascii="Symbol" w:hAnsi="Symbol" w:cs="Symbol" w:hint="default"/>
+      </w:rPr>
+    </w:lvl>
+  </w:abstractNum>
+  <w:abstractNum w:abstractNumId="21">
+    <w:lvl w:ilvl="0">
+      <w:start w:val="1"/>
+      <w:numFmt w:val="bullet"/>
+      <w:lvlText w:val=""/>
+      <w:lvlJc w:val="left"/>
+      <w:pPr>
+        <w:tabs>
+          <w:tab w:val="num" w:pos="709"/>
+        </w:tabs>
+        <w:ind w:left="709" w:hanging="283"/>
+      </w:pPr>
+      <w:rPr>
+        <w:rFonts w:ascii="Symbol" w:hAnsi="Symbol" w:cs="Symbol" w:hint="default"/>
+      </w:rPr>
+    </w:lvl>
+    <w:lvl w:ilvl="1">
+      <w:start w:val="1"/>
+      <w:numFmt w:val="bullet"/>
+      <w:lvlText w:val=""/>
+      <w:lvlJc w:val="left"/>
+      <w:pPr>
+        <w:tabs>
+          <w:tab w:val="num" w:pos="1418"/>
+        </w:tabs>
+        <w:ind w:left="1418" w:hanging="283"/>
+      </w:pPr>
+      <w:rPr>
+        <w:rFonts w:ascii="Symbol" w:hAnsi="Symbol" w:cs="Symbol" w:hint="default"/>
+      </w:rPr>
+    </w:lvl>
+    <w:lvl w:ilvl="2">
+      <w:start w:val="1"/>
+      <w:numFmt w:val="bullet"/>
+      <w:lvlText w:val=""/>
+      <w:lvlJc w:val="left"/>
+      <w:pPr>
+        <w:tabs>
+          <w:tab w:val="num" w:pos="2127"/>
+        </w:tabs>
+        <w:ind w:left="2127" w:hanging="283"/>
+      </w:pPr>
+      <w:rPr>
+        <w:rFonts w:ascii="Symbol" w:hAnsi="Symbol" w:cs="Symbol" w:hint="default"/>
+      </w:rPr>
+    </w:lvl>
+    <w:lvl w:ilvl="3">
+      <w:start w:val="1"/>
+      <w:numFmt w:val="bullet"/>
+      <w:lvlText w:val=""/>
+      <w:lvlJc w:val="left"/>
+      <w:pPr>
+        <w:tabs>
+          <w:tab w:val="num" w:pos="2836"/>
+        </w:tabs>
+        <w:ind w:left="2836" w:hanging="283"/>
+      </w:pPr>
+      <w:rPr>
+        <w:rFonts w:ascii="Symbol" w:hAnsi="Symbol" w:cs="Symbol" w:hint="default"/>
+      </w:rPr>
+    </w:lvl>
+    <w:lvl w:ilvl="4">
+      <w:start w:val="1"/>
+      <w:numFmt w:val="bullet"/>
+      <w:lvlText w:val=""/>
+      <w:lvlJc w:val="left"/>
+      <w:pPr>
+        <w:tabs>
+          <w:tab w:val="num" w:pos="3545"/>
+        </w:tabs>
+        <w:ind w:left="3545" w:hanging="283"/>
+      </w:pPr>
+      <w:rPr>
+        <w:rFonts w:ascii="Symbol" w:hAnsi="Symbol" w:cs="Symbol" w:hint="default"/>
+      </w:rPr>
+    </w:lvl>
+    <w:lvl w:ilvl="5">
+      <w:start w:val="1"/>
+      <w:numFmt w:val="bullet"/>
+      <w:lvlText w:val=""/>
+      <w:lvlJc w:val="left"/>
+      <w:pPr>
+        <w:tabs>
+          <w:tab w:val="num" w:pos="4254"/>
+        </w:tabs>
+        <w:ind w:left="4254" w:hanging="283"/>
+      </w:pPr>
+      <w:rPr>
+        <w:rFonts w:ascii="Symbol" w:hAnsi="Symbol" w:cs="Symbol" w:hint="default"/>
+      </w:rPr>
+    </w:lvl>
+    <w:lvl w:ilvl="6">
+      <w:start w:val="1"/>
+      <w:numFmt w:val="bullet"/>
+      <w:lvlText w:val=""/>
+      <w:lvlJc w:val="left"/>
+      <w:pPr>
+        <w:tabs>
+          <w:tab w:val="num" w:pos="4963"/>
+        </w:tabs>
+        <w:ind w:left="4963" w:hanging="283"/>
+      </w:pPr>
+      <w:rPr>
+        <w:rFonts w:ascii="Symbol" w:hAnsi="Symbol" w:cs="Symbol" w:hint="default"/>
+      </w:rPr>
+    </w:lvl>
+    <w:lvl w:ilvl="7">
+      <w:start w:val="1"/>
+      <w:numFmt w:val="bullet"/>
+      <w:lvlText w:val=""/>
+      <w:lvlJc w:val="left"/>
+      <w:pPr>
+        <w:tabs>
+          <w:tab w:val="num" w:pos="5672"/>
+        </w:tabs>
+        <w:ind w:left="5672" w:hanging="283"/>
+      </w:pPr>
+      <w:rPr>
+        <w:rFonts w:ascii="Symbol" w:hAnsi="Symbol" w:cs="Symbol" w:hint="default"/>
+      </w:rPr>
+    </w:lvl>
+    <w:lvl w:ilvl="8">
+      <w:start w:val="1"/>
+      <w:numFmt w:val="bullet"/>
+      <w:lvlText w:val=""/>
+      <w:lvlJc w:val="left"/>
+      <w:pPr>
+        <w:tabs>
+          <w:tab w:val="num" w:pos="6381"/>
+        </w:tabs>
+        <w:ind w:left="6381" w:hanging="283"/>
+      </w:pPr>
+      <w:rPr>
+        <w:rFonts w:ascii="Symbol" w:hAnsi="Symbol" w:cs="Symbol" w:hint="default"/>
+      </w:rPr>
+    </w:lvl>
+  </w:abstractNum>
+  <w:abstractNum w:abstractNumId="22">
+    <w:lvl w:ilvl="0">
+      <w:start w:val="1"/>
+      <w:numFmt w:val="bullet"/>
+      <w:lvlText w:val=""/>
+      <w:lvlJc w:val="left"/>
+      <w:pPr>
+        <w:tabs>
+          <w:tab w:val="num" w:pos="709"/>
+        </w:tabs>
+        <w:ind w:left="709" w:hanging="283"/>
+      </w:pPr>
+      <w:rPr>
+        <w:rFonts w:ascii="Symbol" w:hAnsi="Symbol" w:cs="Symbol" w:hint="default"/>
+      </w:rPr>
+    </w:lvl>
+    <w:lvl w:ilvl="1">
+      <w:start w:val="1"/>
+      <w:numFmt w:val="bullet"/>
+      <w:lvlText w:val=""/>
+      <w:lvlJc w:val="left"/>
+      <w:pPr>
+        <w:tabs>
+          <w:tab w:val="num" w:pos="1418"/>
+        </w:tabs>
+        <w:ind w:left="1418" w:hanging="283"/>
+      </w:pPr>
+      <w:rPr>
+        <w:rFonts w:ascii="Symbol" w:hAnsi="Symbol" w:cs="Symbol" w:hint="default"/>
+      </w:rPr>
+    </w:lvl>
+    <w:lvl w:ilvl="2">
+      <w:start w:val="1"/>
+      <w:numFmt w:val="bullet"/>
+      <w:lvlText w:val=""/>
+      <w:lvlJc w:val="left"/>
+      <w:pPr>
+        <w:tabs>
+          <w:tab w:val="num" w:pos="2127"/>
+        </w:tabs>
+        <w:ind w:left="2127" w:hanging="283"/>
+      </w:pPr>
+      <w:rPr>
+        <w:rFonts w:ascii="Symbol" w:hAnsi="Symbol" w:cs="Symbol" w:hint="default"/>
+      </w:rPr>
+    </w:lvl>
+    <w:lvl w:ilvl="3">
+      <w:start w:val="1"/>
+      <w:numFmt w:val="bullet"/>
+      <w:lvlText w:val=""/>
+      <w:lvlJc w:val="left"/>
+      <w:pPr>
+        <w:tabs>
+          <w:tab w:val="num" w:pos="2836"/>
+        </w:tabs>
+        <w:ind w:left="2836" w:hanging="283"/>
+      </w:pPr>
+      <w:rPr>
+        <w:rFonts w:ascii="Symbol" w:hAnsi="Symbol" w:cs="Symbol" w:hint="default"/>
+      </w:rPr>
+    </w:lvl>
+    <w:lvl w:ilvl="4">
+      <w:start w:val="1"/>
+      <w:numFmt w:val="bullet"/>
+      <w:lvlText w:val=""/>
+      <w:lvlJc w:val="left"/>
+      <w:pPr>
+        <w:tabs>
+          <w:tab w:val="num" w:pos="3545"/>
+        </w:tabs>
+        <w:ind w:left="3545" w:hanging="283"/>
+      </w:pPr>
+      <w:rPr>
+        <w:rFonts w:ascii="Symbol" w:hAnsi="Symbol" w:cs="Symbol" w:hint="default"/>
+      </w:rPr>
+    </w:lvl>
+    <w:lvl w:ilvl="5">
+      <w:start w:val="1"/>
+      <w:numFmt w:val="bullet"/>
+      <w:lvlText w:val=""/>
+      <w:lvlJc w:val="left"/>
+      <w:pPr>
+        <w:tabs>
+          <w:tab w:val="num" w:pos="4254"/>
+        </w:tabs>
+        <w:ind w:left="4254" w:hanging="283"/>
+      </w:pPr>
+      <w:rPr>
+        <w:rFonts w:ascii="Symbol" w:hAnsi="Symbol" w:cs="Symbol" w:hint="default"/>
+      </w:rPr>
+    </w:lvl>
+    <w:lvl w:ilvl="6">
+      <w:start w:val="1"/>
+      <w:numFmt w:val="bullet"/>
+      <w:lvlText w:val=""/>
+      <w:lvlJc w:val="left"/>
+      <w:pPr>
+        <w:tabs>
+          <w:tab w:val="num" w:pos="4963"/>
+        </w:tabs>
+        <w:ind w:left="4963" w:hanging="283"/>
+      </w:pPr>
+      <w:rPr>
+        <w:rFonts w:ascii="Symbol" w:hAnsi="Symbol" w:cs="Symbol" w:hint="default"/>
+      </w:rPr>
+    </w:lvl>
+    <w:lvl w:ilvl="7">
+      <w:start w:val="1"/>
+      <w:numFmt w:val="bullet"/>
+      <w:lvlText w:val=""/>
+      <w:lvlJc w:val="left"/>
+      <w:pPr>
+        <w:tabs>
+          <w:tab w:val="num" w:pos="5672"/>
+        </w:tabs>
+        <w:ind w:left="5672" w:hanging="283"/>
+      </w:pPr>
+      <w:rPr>
+        <w:rFonts w:ascii="Symbol" w:hAnsi="Symbol" w:cs="Symbol" w:hint="default"/>
+      </w:rPr>
+    </w:lvl>
+    <w:lvl w:ilvl="8">
+      <w:start w:val="1"/>
+      <w:numFmt w:val="bullet"/>
+      <w:lvlText w:val=""/>
+      <w:lvlJc w:val="left"/>
+      <w:pPr>
+        <w:tabs>
+          <w:tab w:val="num" w:pos="6381"/>
+        </w:tabs>
+        <w:ind w:left="6381" w:hanging="283"/>
+      </w:pPr>
+      <w:rPr>
+        <w:rFonts w:ascii="Symbol" w:hAnsi="Symbol" w:cs="Symbol" w:hint="default"/>
+      </w:rPr>
+    </w:lvl>
+  </w:abstractNum>
+  <w:abstractNum w:abstractNumId="23">
+    <w:lvl w:ilvl="0">
+      <w:start w:val="1"/>
+      <w:numFmt w:val="bullet"/>
+      <w:lvlText w:val=""/>
+      <w:lvlJc w:val="left"/>
+      <w:pPr>
+        <w:tabs>
+          <w:tab w:val="num" w:pos="720"/>
+        </w:tabs>
+        <w:ind w:left="720" w:hanging="283"/>
+      </w:pPr>
+      <w:rPr>
+        <w:rFonts w:ascii="Symbol" w:hAnsi="Symbol" w:cs="Symbol" w:hint="default"/>
+      </w:rPr>
+    </w:lvl>
+    <w:lvl w:ilvl="1">
+      <w:start w:val="1"/>
+      <w:numFmt w:val="decimal"/>
+      <w:lvlText w:val="%2."/>
+      <w:lvlJc w:val="left"/>
+      <w:pPr>
+        <w:tabs>
+          <w:tab w:val="num" w:pos="1080"/>
+        </w:tabs>
+        <w:ind w:left="1080" w:hanging="360"/>
+      </w:pPr>
+    </w:lvl>
+    <w:lvl w:ilvl="2">
+      <w:start w:val="1"/>
+      <w:numFmt w:val="decimal"/>
+      <w:lvlText w:val="%3."/>
+      <w:lvlJc w:val="left"/>
+      <w:pPr>
+        <w:tabs>
+          <w:tab w:val="num" w:pos="1440"/>
+        </w:tabs>
+        <w:ind w:left="1440" w:hanging="360"/>
+      </w:pPr>
+    </w:lvl>
+    <w:lvl w:ilvl="3">
+      <w:start w:val="1"/>
+      <w:numFmt w:val="decimal"/>
+      <w:lvlText w:val="%4."/>
+      <w:lvlJc w:val="left"/>
+      <w:pPr>
+        <w:tabs>
+          <w:tab w:val="num" w:pos="1800"/>
+        </w:tabs>
+        <w:ind w:left="1800" w:hanging="360"/>
+      </w:pPr>
+    </w:lvl>
+    <w:lvl w:ilvl="4">
+      <w:start w:val="1"/>
+      <w:numFmt w:val="decimal"/>
+      <w:lvlText w:val="%5."/>
+      <w:lvlJc w:val="left"/>
+      <w:pPr>
+        <w:tabs>
+          <w:tab w:val="num" w:pos="2160"/>
+        </w:tabs>
+        <w:ind w:left="2160" w:hanging="360"/>
+      </w:pPr>
+    </w:lvl>
+    <w:lvl w:ilvl="5">
+      <w:start w:val="1"/>
+      <w:numFmt w:val="decimal"/>
+      <w:lvlText w:val="%6."/>
+      <w:lvlJc w:val="left"/>
+      <w:pPr>
+        <w:tabs>
+          <w:tab w:val="num" w:pos="2520"/>
+        </w:tabs>
+        <w:ind w:left="2520" w:hanging="360"/>
+      </w:pPr>
+    </w:lvl>
+    <w:lvl w:ilvl="6">
+      <w:start w:val="1"/>
+      <w:numFmt w:val="decimal"/>
+      <w:lvlText w:val="%7."/>
+      <w:lvlJc w:val="left"/>
+      <w:pPr>
+        <w:tabs>
+          <w:tab w:val="num" w:pos="2880"/>
+        </w:tabs>
+        <w:ind w:left="2880" w:hanging="360"/>
+      </w:pPr>
+    </w:lvl>
+    <w:lvl w:ilvl="7">
+      <w:start w:val="1"/>
+      <w:numFmt w:val="decimal"/>
+      <w:lvlText w:val="%8."/>
+      <w:lvlJc w:val="left"/>
+      <w:pPr>
+        <w:tabs>
+          <w:tab w:val="num" w:pos="3240"/>
+        </w:tabs>
+        <w:ind w:left="3240" w:hanging="360"/>
+      </w:pPr>
+    </w:lvl>
+    <w:lvl w:ilvl="8">
+      <w:start w:val="1"/>
+      <w:numFmt w:val="decimal"/>
+      <w:lvlText w:val="%9."/>
+      <w:lvlJc w:val="left"/>
+      <w:pPr>
+        <w:tabs>
+          <w:tab w:val="num" w:pos="3600"/>
+        </w:tabs>
+        <w:ind w:left="3600" w:hanging="360"/>
+      </w:pPr>
+    </w:lvl>
+  </w:abstractNum>
+  <w:abstractNum w:abstractNumId="24">
+    <w:lvl w:ilvl="0">
+      <w:start w:val="1"/>
+      <w:numFmt w:val="bullet"/>
+      <w:lvlText w:val=""/>
+      <w:lvlJc w:val="left"/>
+      <w:pPr>
+        <w:tabs>
+          <w:tab w:val="num" w:pos="709"/>
+        </w:tabs>
+        <w:ind w:left="709" w:hanging="283"/>
+      </w:pPr>
+      <w:rPr>
+        <w:rFonts w:ascii="Symbol" w:hAnsi="Symbol" w:cs="Symbol" w:hint="default"/>
+      </w:rPr>
+    </w:lvl>
+    <w:lvl w:ilvl="1">
+      <w:start w:val="1"/>
+      <w:numFmt w:val="bullet"/>
+      <w:lvlText w:val=""/>
+      <w:lvlJc w:val="left"/>
+      <w:pPr>
+        <w:tabs>
+          <w:tab w:val="num" w:pos="1418"/>
+        </w:tabs>
+        <w:ind w:left="1418" w:hanging="283"/>
+      </w:pPr>
+      <w:rPr>
+        <w:rFonts w:ascii="Symbol" w:hAnsi="Symbol" w:cs="Symbol" w:hint="default"/>
+      </w:rPr>
+    </w:lvl>
+    <w:lvl w:ilvl="2">
+      <w:start w:val="1"/>
+      <w:numFmt w:val="bullet"/>
+      <w:lvlText w:val=""/>
+      <w:lvlJc w:val="left"/>
+      <w:pPr>
+        <w:tabs>
+          <w:tab w:val="num" w:pos="2127"/>
+        </w:tabs>
+        <w:ind w:left="2127" w:hanging="283"/>
+      </w:pPr>
+      <w:rPr>
+        <w:rFonts w:ascii="Symbol" w:hAnsi="Symbol" w:cs="Symbol" w:hint="default"/>
+      </w:rPr>
+    </w:lvl>
+    <w:lvl w:ilvl="3">
+      <w:start w:val="1"/>
+      <w:numFmt w:val="bullet"/>
+      <w:lvlText w:val=""/>
+      <w:lvlJc w:val="left"/>
+      <w:pPr>
+        <w:tabs>
+          <w:tab w:val="num" w:pos="2836"/>
+        </w:tabs>
+        <w:ind w:left="2836" w:hanging="283"/>
+      </w:pPr>
+      <w:rPr>
+        <w:rFonts w:ascii="Symbol" w:hAnsi="Symbol" w:cs="Symbol" w:hint="default"/>
+      </w:rPr>
+    </w:lvl>
+    <w:lvl w:ilvl="4">
+      <w:start w:val="1"/>
+      <w:numFmt w:val="bullet"/>
+      <w:lvlText w:val=""/>
+      <w:lvlJc w:val="left"/>
+      <w:pPr>
+        <w:tabs>
+          <w:tab w:val="num" w:pos="3545"/>
+        </w:tabs>
+        <w:ind w:left="3545" w:hanging="283"/>
+      </w:pPr>
+      <w:rPr>
+        <w:rFonts w:ascii="Symbol" w:hAnsi="Symbol" w:cs="Symbol" w:hint="default"/>
+      </w:rPr>
+    </w:lvl>
+    <w:lvl w:ilvl="5">
+      <w:start w:val="1"/>
+      <w:numFmt w:val="bullet"/>
+      <w:lvlText w:val=""/>
+      <w:lvlJc w:val="left"/>
+      <w:pPr>
+        <w:tabs>
+          <w:tab w:val="num" w:pos="4254"/>
+        </w:tabs>
+        <w:ind w:left="4254" w:hanging="283"/>
+      </w:pPr>
+      <w:rPr>
+        <w:rFonts w:ascii="Symbol" w:hAnsi="Symbol" w:cs="Symbol" w:hint="default"/>
+      </w:rPr>
+    </w:lvl>
+    <w:lvl w:ilvl="6">
+      <w:start w:val="1"/>
+      <w:numFmt w:val="bullet"/>
+      <w:lvlText w:val=""/>
+      <w:lvlJc w:val="left"/>
+      <w:pPr>
+        <w:tabs>
+          <w:tab w:val="num" w:pos="4963"/>
+        </w:tabs>
+        <w:ind w:left="4963" w:hanging="283"/>
+      </w:pPr>
+      <w:rPr>
+        <w:rFonts w:ascii="Symbol" w:hAnsi="Symbol" w:cs="Symbol" w:hint="default"/>
+      </w:rPr>
+    </w:lvl>
+    <w:lvl w:ilvl="7">
+      <w:start w:val="1"/>
+      <w:numFmt w:val="bullet"/>
+      <w:lvlText w:val=""/>
+      <w:lvlJc w:val="left"/>
+      <w:pPr>
+        <w:tabs>
+          <w:tab w:val="num" w:pos="5672"/>
+        </w:tabs>
+        <w:ind w:left="5672" w:hanging="283"/>
+      </w:pPr>
+      <w:rPr>
+        <w:rFonts w:ascii="Symbol" w:hAnsi="Symbol" w:cs="Symbol" w:hint="default"/>
+      </w:rPr>
+    </w:lvl>
+    <w:lvl w:ilvl="8">
+      <w:start w:val="1"/>
+      <w:numFmt w:val="bullet"/>
+      <w:lvlText w:val=""/>
+      <w:lvlJc w:val="left"/>
+      <w:pPr>
+        <w:tabs>
+          <w:tab w:val="num" w:pos="6381"/>
+        </w:tabs>
+        <w:ind w:left="6381" w:hanging="283"/>
+      </w:pPr>
+      <w:rPr>
+        <w:rFonts w:ascii="Symbol" w:hAnsi="Symbol" w:cs="Symbol" w:hint="default"/>
+      </w:rPr>
+    </w:lvl>
+  </w:abstractNum>
+  <w:abstractNum w:abstractNumId="25">
+    <w:lvl w:ilvl="0">
+      <w:start w:val="1"/>
+      <w:numFmt w:val="bullet"/>
+      <w:lvlText w:val=""/>
+      <w:lvlJc w:val="left"/>
+      <w:pPr>
+        <w:tabs>
+          <w:tab w:val="num" w:pos="709"/>
+        </w:tabs>
+        <w:ind w:left="709" w:hanging="283"/>
+      </w:pPr>
+      <w:rPr>
+        <w:rFonts w:ascii="Symbol" w:hAnsi="Symbol" w:cs="Symbol" w:hint="default"/>
+      </w:rPr>
+    </w:lvl>
+    <w:lvl w:ilvl="1">
+      <w:start w:val="1"/>
+      <w:numFmt w:val="bullet"/>
+      <w:lvlText w:val=""/>
+      <w:lvlJc w:val="left"/>
+      <w:pPr>
+        <w:tabs>
+          <w:tab w:val="num" w:pos="1418"/>
+        </w:tabs>
+        <w:ind w:left="1418" w:hanging="283"/>
+      </w:pPr>
+      <w:rPr>
+        <w:rFonts w:ascii="Symbol" w:hAnsi="Symbol" w:cs="Symbol" w:hint="default"/>
+      </w:rPr>
+    </w:lvl>
+    <w:lvl w:ilvl="2">
+      <w:start w:val="1"/>
+      <w:numFmt w:val="bullet"/>
+      <w:lvlText w:val=""/>
+      <w:lvlJc w:val="left"/>
+      <w:pPr>
+        <w:tabs>
+          <w:tab w:val="num" w:pos="2127"/>
+        </w:tabs>
+        <w:ind w:left="2127" w:hanging="283"/>
+      </w:pPr>
+      <w:rPr>
+        <w:rFonts w:ascii="Symbol" w:hAnsi="Symbol" w:cs="Symbol" w:hint="default"/>
+      </w:rPr>
+    </w:lvl>
+    <w:lvl w:ilvl="3">
+      <w:start w:val="1"/>
+      <w:numFmt w:val="bullet"/>
+      <w:lvlText w:val=""/>
+      <w:lvlJc w:val="left"/>
+      <w:pPr>
+        <w:tabs>
+          <w:tab w:val="num" w:pos="2836"/>
+        </w:tabs>
+        <w:ind w:left="2836" w:hanging="283"/>
+      </w:pPr>
+      <w:rPr>
+        <w:rFonts w:ascii="Symbol" w:hAnsi="Symbol" w:cs="Symbol" w:hint="default"/>
+      </w:rPr>
+    </w:lvl>
+    <w:lvl w:ilvl="4">
+      <w:start w:val="1"/>
+      <w:numFmt w:val="bullet"/>
+      <w:lvlText w:val=""/>
+      <w:lvlJc w:val="left"/>
+      <w:pPr>
+        <w:tabs>
+          <w:tab w:val="num" w:pos="3545"/>
+        </w:tabs>
+        <w:ind w:left="3545" w:hanging="283"/>
+      </w:pPr>
+      <w:rPr>
+        <w:rFonts w:ascii="Symbol" w:hAnsi="Symbol" w:cs="Symbol" w:hint="default"/>
+      </w:rPr>
+    </w:lvl>
+    <w:lvl w:ilvl="5">
+      <w:start w:val="1"/>
+      <w:numFmt w:val="bullet"/>
+      <w:lvlText w:val=""/>
+      <w:lvlJc w:val="left"/>
+      <w:pPr>
+        <w:tabs>
+          <w:tab w:val="num" w:pos="4254"/>
+        </w:tabs>
+        <w:ind w:left="4254" w:hanging="283"/>
+      </w:pPr>
+      <w:rPr>
+        <w:rFonts w:ascii="Symbol" w:hAnsi="Symbol" w:cs="Symbol" w:hint="default"/>
+      </w:rPr>
+    </w:lvl>
+    <w:lvl w:ilvl="6">
+      <w:start w:val="1"/>
+      <w:numFmt w:val="bullet"/>
+      <w:lvlText w:val=""/>
+      <w:lvlJc w:val="left"/>
+      <w:pPr>
+        <w:tabs>
+          <w:tab w:val="num" w:pos="4963"/>
+        </w:tabs>
+        <w:ind w:left="4963" w:hanging="283"/>
+      </w:pPr>
+      <w:rPr>
+        <w:rFonts w:ascii="Symbol" w:hAnsi="Symbol" w:cs="Symbol" w:hint="default"/>
+      </w:rPr>
+    </w:lvl>
+    <w:lvl w:ilvl="7">
+      <w:start w:val="1"/>
+      <w:numFmt w:val="bullet"/>
+      <w:lvlText w:val=""/>
+      <w:lvlJc w:val="left"/>
+      <w:pPr>
+        <w:tabs>
+          <w:tab w:val="num" w:pos="5672"/>
+        </w:tabs>
+        <w:ind w:left="5672" w:hanging="283"/>
+      </w:pPr>
+      <w:rPr>
+        <w:rFonts w:ascii="Symbol" w:hAnsi="Symbol" w:cs="Symbol" w:hint="default"/>
+      </w:rPr>
+    </w:lvl>
+    <w:lvl w:ilvl="8">
+      <w:start w:val="1"/>
+      <w:numFmt w:val="bullet"/>
+      <w:lvlText w:val=""/>
+      <w:lvlJc w:val="left"/>
+      <w:pPr>
+        <w:tabs>
+          <w:tab w:val="num" w:pos="6381"/>
+        </w:tabs>
+        <w:ind w:left="6381" w:hanging="283"/>
+      </w:pPr>
+      <w:rPr>
+        <w:rFonts w:ascii="Symbol" w:hAnsi="Symbol" w:cs="Symbol" w:hint="default"/>
+      </w:rPr>
+    </w:lvl>
+  </w:abstractNum>
+  <w:abstractNum w:abstractNumId="26">
+    <w:lvl w:ilvl="0">
+      <w:start w:val="1"/>
+      <w:numFmt w:val="bullet"/>
+      <w:lvlText w:val=""/>
+      <w:lvlJc w:val="left"/>
+      <w:pPr>
+        <w:tabs>
+          <w:tab w:val="num" w:pos="720"/>
+        </w:tabs>
+        <w:ind w:left="720" w:hanging="283"/>
+      </w:pPr>
+      <w:rPr>
+        <w:rFonts w:ascii="Symbol" w:hAnsi="Symbol" w:cs="Symbol" w:hint="default"/>
+      </w:rPr>
+    </w:lvl>
+    <w:lvl w:ilvl="1">
+      <w:start w:val="1"/>
+      <w:numFmt w:val="decimal"/>
+      <w:lvlText w:val="%2."/>
+      <w:lvlJc w:val="left"/>
+      <w:pPr>
+        <w:tabs>
+          <w:tab w:val="num" w:pos="1080"/>
+        </w:tabs>
+        <w:ind w:left="1080" w:hanging="360"/>
+      </w:pPr>
+    </w:lvl>
+    <w:lvl w:ilvl="2">
+      <w:start w:val="1"/>
+      <w:numFmt w:val="decimal"/>
+      <w:lvlText w:val="%3."/>
+      <w:lvlJc w:val="left"/>
+      <w:pPr>
+        <w:tabs>
+          <w:tab w:val="num" w:pos="1440"/>
+        </w:tabs>
+        <w:ind w:left="1440" w:hanging="360"/>
+      </w:pPr>
+    </w:lvl>
+    <w:lvl w:ilvl="3">
+      <w:start w:val="1"/>
+      <w:numFmt w:val="decimal"/>
+      <w:lvlText w:val="%4."/>
+      <w:lvlJc w:val="left"/>
+      <w:pPr>
+        <w:tabs>
+          <w:tab w:val="num" w:pos="1800"/>
+        </w:tabs>
+        <w:ind w:left="1800" w:hanging="360"/>
+      </w:pPr>
+    </w:lvl>
+    <w:lvl w:ilvl="4">
+      <w:start w:val="1"/>
+      <w:numFmt w:val="decimal"/>
+      <w:lvlText w:val="%5."/>
+      <w:lvlJc w:val="left"/>
+      <w:pPr>
+        <w:tabs>
+          <w:tab w:val="num" w:pos="2160"/>
+        </w:tabs>
+        <w:ind w:left="2160" w:hanging="360"/>
+      </w:pPr>
+    </w:lvl>
+    <w:lvl w:ilvl="5">
+      <w:start w:val="1"/>
+      <w:numFmt w:val="decimal"/>
+      <w:lvlText w:val="%6."/>
+      <w:lvlJc w:val="left"/>
+      <w:pPr>
+        <w:tabs>
+          <w:tab w:val="num" w:pos="2520"/>
+        </w:tabs>
+        <w:ind w:left="2520" w:hanging="360"/>
+      </w:pPr>
+    </w:lvl>
+    <w:lvl w:ilvl="6">
+      <w:start w:val="1"/>
+      <w:numFmt w:val="decimal"/>
+      <w:lvlText w:val="%7."/>
+      <w:lvlJc w:val="left"/>
+      <w:pPr>
+        <w:tabs>
+          <w:tab w:val="num" w:pos="2880"/>
+        </w:tabs>
+        <w:ind w:left="2880" w:hanging="360"/>
+      </w:pPr>
+    </w:lvl>
+    <w:lvl w:ilvl="7">
+      <w:start w:val="1"/>
+      <w:numFmt w:val="decimal"/>
+      <w:lvlText w:val="%8."/>
+      <w:lvlJc w:val="left"/>
+      <w:pPr>
+        <w:tabs>
+          <w:tab w:val="num" w:pos="3240"/>
+        </w:tabs>
+        <w:ind w:left="3240" w:hanging="360"/>
+      </w:pPr>
+    </w:lvl>
+    <w:lvl w:ilvl="8">
+      <w:start w:val="1"/>
+      <w:numFmt w:val="decimal"/>
+      <w:lvlText w:val="%9."/>
+      <w:lvlJc w:val="left"/>
+      <w:pPr>
+        <w:tabs>
+          <w:tab w:val="num" w:pos="3600"/>
+        </w:tabs>
+        <w:ind w:left="3600" w:hanging="360"/>
+      </w:pPr>
+    </w:lvl>
+  </w:abstractNum>
+  <w:abstractNum w:abstractNumId="27">
+    <w:lvl w:ilvl="0">
+      <w:start w:val="1"/>
+      <w:numFmt w:val="decimal"/>
+      <w:lvlText w:val="%1."/>
+      <w:lvlJc w:val="left"/>
+      <w:pPr>
+        <w:tabs>
+          <w:tab w:val="num" w:pos="709"/>
+        </w:tabs>
+        <w:ind w:left="709" w:hanging="283"/>
+      </w:pPr>
+      <w:rPr/>
+    </w:lvl>
+    <w:lvl w:ilvl="1">
+      <w:start w:val="1"/>
+      <w:numFmt w:val="decimal"/>
+      <w:lvlText w:val="%2."/>
+      <w:lvlJc w:val="left"/>
+      <w:pPr>
+        <w:tabs>
+          <w:tab w:val="num" w:pos="1418"/>
+        </w:tabs>
+        <w:ind w:left="1418" w:hanging="283"/>
+      </w:pPr>
+      <w:rPr/>
+    </w:lvl>
+    <w:lvl w:ilvl="2">
+      <w:start w:val="1"/>
+      <w:numFmt w:val="decimal"/>
+      <w:lvlText w:val="%3."/>
+      <w:lvlJc w:val="left"/>
+      <w:pPr>
+        <w:tabs>
+          <w:tab w:val="num" w:pos="2127"/>
+        </w:tabs>
+        <w:ind w:left="2127" w:hanging="283"/>
+      </w:pPr>
+      <w:rPr/>
+    </w:lvl>
+    <w:lvl w:ilvl="3">
+      <w:start w:val="1"/>
+      <w:numFmt w:val="decimal"/>
+      <w:lvlText w:val="%4."/>
+      <w:lvlJc w:val="left"/>
+      <w:pPr>
+        <w:tabs>
+          <w:tab w:val="num" w:pos="2836"/>
+        </w:tabs>
+        <w:ind w:left="2836" w:hanging="283"/>
+      </w:pPr>
+      <w:rPr/>
+    </w:lvl>
+    <w:lvl w:ilvl="4">
+      <w:start w:val="1"/>
+      <w:numFmt w:val="decimal"/>
+      <w:lvlText w:val="%5."/>
+      <w:lvlJc w:val="left"/>
+      <w:pPr>
+        <w:tabs>
+          <w:tab w:val="num" w:pos="3545"/>
+        </w:tabs>
+        <w:ind w:left="3545" w:hanging="283"/>
+      </w:pPr>
+      <w:rPr/>
+    </w:lvl>
+    <w:lvl w:ilvl="5">
+      <w:start w:val="1"/>
+      <w:numFmt w:val="decimal"/>
+      <w:lvlText w:val="%6."/>
+      <w:lvlJc w:val="left"/>
+      <w:pPr>
+        <w:tabs>
+          <w:tab w:val="num" w:pos="4254"/>
+        </w:tabs>
+        <w:ind w:left="4254" w:hanging="283"/>
+      </w:pPr>
+      <w:rPr/>
+    </w:lvl>
+    <w:lvl w:ilvl="6">
+      <w:start w:val="1"/>
+      <w:numFmt w:val="decimal"/>
+      <w:lvlText w:val="%7."/>
+      <w:lvlJc w:val="left"/>
+      <w:pPr>
+        <w:tabs>
+          <w:tab w:val="num" w:pos="4963"/>
+        </w:tabs>
+        <w:ind w:left="4963" w:hanging="283"/>
+      </w:pPr>
+      <w:rPr/>
+    </w:lvl>
+    <w:lvl w:ilvl="7">
+      <w:start w:val="1"/>
+      <w:numFmt w:val="decimal"/>
+      <w:lvlText w:val="%8."/>
+      <w:lvlJc w:val="left"/>
+      <w:pPr>
+        <w:tabs>
+          <w:tab w:val="num" w:pos="5672"/>
+        </w:tabs>
+        <w:ind w:left="5672" w:hanging="283"/>
+      </w:pPr>
+      <w:rPr/>
+    </w:lvl>
+    <w:lvl w:ilvl="8">
+      <w:start w:val="1"/>
+      <w:numFmt w:val="decimal"/>
+      <w:lvlText w:val="%9."/>
+      <w:lvlJc w:val="left"/>
+      <w:pPr>
+        <w:tabs>
+          <w:tab w:val="num" w:pos="6381"/>
+        </w:tabs>
+        <w:ind w:left="6381" w:hanging="283"/>
+      </w:pPr>
+      <w:rPr/>
+    </w:lvl>
+  </w:abstractNum>
+  <w:abstractNum w:abstractNumId="28">
+    <w:lvl w:ilvl="0">
+      <w:start w:val="1"/>
+      <w:numFmt w:val="decimal"/>
+      <w:lvlText w:val="%1."/>
+      <w:lvlJc w:val="left"/>
+      <w:pPr>
+        <w:tabs>
+          <w:tab w:val="num" w:pos="709"/>
+        </w:tabs>
+        <w:ind w:left="709" w:hanging="283"/>
+      </w:pPr>
+      <w:rPr/>
+    </w:lvl>
+    <w:lvl w:ilvl="1">
+      <w:start w:val="1"/>
+      <w:numFmt w:val="decimal"/>
+      <w:lvlText w:val="%2."/>
+      <w:lvlJc w:val="left"/>
+      <w:pPr>
+        <w:tabs>
+          <w:tab w:val="num" w:pos="1418"/>
+        </w:tabs>
+        <w:ind w:left="1418" w:hanging="283"/>
+      </w:pPr>
+      <w:rPr/>
+    </w:lvl>
+    <w:lvl w:ilvl="2">
+      <w:start w:val="1"/>
+      <w:numFmt w:val="decimal"/>
+      <w:lvlText w:val="%3."/>
+      <w:lvlJc w:val="left"/>
+      <w:pPr>
+        <w:tabs>
+          <w:tab w:val="num" w:pos="2127"/>
+        </w:tabs>
+        <w:ind w:left="2127" w:hanging="283"/>
+      </w:pPr>
+      <w:rPr/>
+    </w:lvl>
+    <w:lvl w:ilvl="3">
+      <w:start w:val="1"/>
+      <w:numFmt w:val="decimal"/>
+      <w:lvlText w:val="%4."/>
+      <w:lvlJc w:val="left"/>
+      <w:pPr>
+        <w:tabs>
+          <w:tab w:val="num" w:pos="2836"/>
+        </w:tabs>
+        <w:ind w:left="2836" w:hanging="283"/>
+      </w:pPr>
+      <w:rPr/>
+    </w:lvl>
+    <w:lvl w:ilvl="4">
+      <w:start w:val="1"/>
+      <w:numFmt w:val="decimal"/>
+      <w:lvlText w:val="%5."/>
+      <w:lvlJc w:val="left"/>
+      <w:pPr>
+        <w:tabs>
+          <w:tab w:val="num" w:pos="3545"/>
+        </w:tabs>
+        <w:ind w:left="3545" w:hanging="283"/>
+      </w:pPr>
+      <w:rPr/>
+    </w:lvl>
+    <w:lvl w:ilvl="5">
+      <w:start w:val="1"/>
+      <w:numFmt w:val="decimal"/>
+      <w:lvlText w:val="%6."/>
+      <w:lvlJc w:val="left"/>
+      <w:pPr>
+        <w:tabs>
+          <w:tab w:val="num" w:pos="4254"/>
+        </w:tabs>
+        <w:ind w:left="4254" w:hanging="283"/>
+      </w:pPr>
+      <w:rPr/>
+    </w:lvl>
+    <w:lvl w:ilvl="6">
+      <w:start w:val="1"/>
+      <w:numFmt w:val="decimal"/>
+      <w:lvlText w:val="%7."/>
+      <w:lvlJc w:val="left"/>
+      <w:pPr>
+        <w:tabs>
+          <w:tab w:val="num" w:pos="4963"/>
+        </w:tabs>
+        <w:ind w:left="4963" w:hanging="283"/>
+      </w:pPr>
+      <w:rPr/>
+    </w:lvl>
+    <w:lvl w:ilvl="7">
+      <w:start w:val="1"/>
+      <w:numFmt w:val="decimal"/>
+      <w:lvlText w:val="%8."/>
+      <w:lvlJc w:val="left"/>
+      <w:pPr>
+        <w:tabs>
+          <w:tab w:val="num" w:pos="5672"/>
+        </w:tabs>
+        <w:ind w:left="5672" w:hanging="283"/>
+      </w:pPr>
+      <w:rPr/>
+    </w:lvl>
+    <w:lvl w:ilvl="8">
+      <w:start w:val="1"/>
+      <w:numFmt w:val="decimal"/>
+      <w:lvlText w:val="%9."/>
+      <w:lvlJc w:val="left"/>
+      <w:pPr>
+        <w:tabs>
+          <w:tab w:val="num" w:pos="6381"/>
+        </w:tabs>
+        <w:ind w:left="6381" w:hanging="283"/>
+      </w:pPr>
+      <w:rPr/>
+    </w:lvl>
+  </w:abstractNum>
+  <w:abstractNum w:abstractNumId="29">
+    <w:lvl w:ilvl="0">
+      <w:start w:val="1"/>
+      <w:numFmt w:val="decimal"/>
+      <w:lvlText w:val="%1."/>
+      <w:lvlJc w:val="left"/>
+      <w:pPr>
+        <w:tabs>
+          <w:tab w:val="num" w:pos="709"/>
+        </w:tabs>
+        <w:ind w:left="709" w:hanging="283"/>
+      </w:pPr>
+      <w:rPr/>
+    </w:lvl>
+    <w:lvl w:ilvl="1">
+      <w:start w:val="1"/>
+      <w:numFmt w:val="decimal"/>
+      <w:lvlText w:val="%2."/>
+      <w:lvlJc w:val="left"/>
+      <w:pPr>
+        <w:tabs>
+          <w:tab w:val="num" w:pos="1418"/>
+        </w:tabs>
+        <w:ind w:left="1418" w:hanging="283"/>
+      </w:pPr>
+      <w:rPr/>
+    </w:lvl>
+    <w:lvl w:ilvl="2">
+      <w:start w:val="1"/>
+      <w:numFmt w:val="decimal"/>
+      <w:lvlText w:val="%3."/>
+      <w:lvlJc w:val="left"/>
+      <w:pPr>
+        <w:tabs>
+          <w:tab w:val="num" w:pos="2127"/>
+        </w:tabs>
+        <w:ind w:left="2127" w:hanging="283"/>
+      </w:pPr>
+      <w:rPr/>
+    </w:lvl>
+    <w:lvl w:ilvl="3">
+      <w:start w:val="1"/>
+      <w:numFmt w:val="decimal"/>
+      <w:lvlText w:val="%4."/>
+      <w:lvlJc w:val="left"/>
+      <w:pPr>
+        <w:tabs>
+          <w:tab w:val="num" w:pos="2836"/>
+        </w:tabs>
+        <w:ind w:left="2836" w:hanging="283"/>
+      </w:pPr>
+      <w:rPr/>
+    </w:lvl>
+    <w:lvl w:ilvl="4">
+      <w:start w:val="1"/>
+      <w:numFmt w:val="decimal"/>
+      <w:lvlText w:val="%5."/>
+      <w:lvlJc w:val="left"/>
+      <w:pPr>
+        <w:tabs>
+          <w:tab w:val="num" w:pos="3545"/>
+        </w:tabs>
+        <w:ind w:left="3545" w:hanging="283"/>
+      </w:pPr>
+      <w:rPr/>
+    </w:lvl>
+    <w:lvl w:ilvl="5">
+      <w:start w:val="1"/>
+      <w:numFmt w:val="decimal"/>
+      <w:lvlText w:val="%6."/>
+      <w:lvlJc w:val="left"/>
+      <w:pPr>
+        <w:tabs>
+          <w:tab w:val="num" w:pos="4254"/>
+        </w:tabs>
+        <w:ind w:left="4254" w:hanging="283"/>
+      </w:pPr>
+      <w:rPr/>
+    </w:lvl>
+    <w:lvl w:ilvl="6">
+      <w:start w:val="1"/>
+      <w:numFmt w:val="decimal"/>
+      <w:lvlText w:val="%7."/>
+      <w:lvlJc w:val="left"/>
+      <w:pPr>
+        <w:tabs>
+          <w:tab w:val="num" w:pos="4963"/>
+        </w:tabs>
+        <w:ind w:left="4963" w:hanging="283"/>
+      </w:pPr>
+      <w:rPr/>
+    </w:lvl>
+    <w:lvl w:ilvl="7">
+      <w:start w:val="1"/>
+      <w:numFmt w:val="decimal"/>
+      <w:lvlText w:val="%8."/>
+      <w:lvlJc w:val="left"/>
+      <w:pPr>
+        <w:tabs>
+          <w:tab w:val="num" w:pos="5672"/>
+        </w:tabs>
+        <w:ind w:left="5672" w:hanging="283"/>
+      </w:pPr>
+      <w:rPr/>
+    </w:lvl>
+    <w:lvl w:ilvl="8">
+      <w:start w:val="1"/>
+      <w:numFmt w:val="decimal"/>
+      <w:lvlText w:val="%9."/>
+      <w:lvlJc w:val="left"/>
+      <w:pPr>
+        <w:tabs>
+          <w:tab w:val="num" w:pos="6381"/>
+        </w:tabs>
+        <w:ind w:left="6381" w:hanging="283"/>
+      </w:pPr>
+      <w:rPr/>
+    </w:lvl>
+  </w:abstractNum>
+  <w:abstractNum w:abstractNumId="30">
+    <w:lvl w:ilvl="0">
+      <w:start w:val="1"/>
+      <w:numFmt w:val="decimal"/>
+      <w:lvlText w:val="%1."/>
+      <w:lvlJc w:val="left"/>
+      <w:pPr>
+        <w:tabs>
+          <w:tab w:val="num" w:pos="709"/>
+        </w:tabs>
+        <w:ind w:left="709" w:hanging="283"/>
+      </w:pPr>
+      <w:rPr/>
+    </w:lvl>
+    <w:lvl w:ilvl="1">
+      <w:start w:val="1"/>
+      <w:numFmt w:val="decimal"/>
+      <w:lvlText w:val="%2."/>
+      <w:lvlJc w:val="left"/>
+      <w:pPr>
+        <w:tabs>
+          <w:tab w:val="num" w:pos="1418"/>
+        </w:tabs>
+        <w:ind w:left="1418" w:hanging="283"/>
+      </w:pPr>
+      <w:rPr/>
+    </w:lvl>
+    <w:lvl w:ilvl="2">
+      <w:start w:val="1"/>
+      <w:numFmt w:val="decimal"/>
+      <w:lvlText w:val="%3."/>
+      <w:lvlJc w:val="left"/>
+      <w:pPr>
+        <w:tabs>
+          <w:tab w:val="num" w:pos="2127"/>
+        </w:tabs>
+        <w:ind w:left="2127" w:hanging="283"/>
+      </w:pPr>
+      <w:rPr/>
+    </w:lvl>
+    <w:lvl w:ilvl="3">
+      <w:start w:val="1"/>
+      <w:numFmt w:val="decimal"/>
+      <w:lvlText w:val="%4."/>
+      <w:lvlJc w:val="left"/>
+      <w:pPr>
+        <w:tabs>
+          <w:tab w:val="num" w:pos="2836"/>
+        </w:tabs>
+        <w:ind w:left="2836" w:hanging="283"/>
+      </w:pPr>
+      <w:rPr/>
+    </w:lvl>
+    <w:lvl w:ilvl="4">
+      <w:start w:val="1"/>
+      <w:numFmt w:val="decimal"/>
+      <w:lvlText w:val="%5."/>
+      <w:lvlJc w:val="left"/>
+      <w:pPr>
+        <w:tabs>
+          <w:tab w:val="num" w:pos="3545"/>
+        </w:tabs>
+        <w:ind w:left="3545" w:hanging="283"/>
+      </w:pPr>
+      <w:rPr/>
+    </w:lvl>
+    <w:lvl w:ilvl="5">
+      <w:start w:val="1"/>
+      <w:numFmt w:val="decimal"/>
+      <w:lvlText w:val="%6."/>
+      <w:lvlJc w:val="left"/>
+      <w:pPr>
+        <w:tabs>
+          <w:tab w:val="num" w:pos="4254"/>
+        </w:tabs>
+        <w:ind w:left="4254" w:hanging="283"/>
+      </w:pPr>
+      <w:rPr/>
+    </w:lvl>
+    <w:lvl w:ilvl="6">
+      <w:start w:val="1"/>
+      <w:numFmt w:val="decimal"/>
+      <w:lvlText w:val="%7."/>
+      <w:lvlJc w:val="left"/>
+      <w:pPr>
+        <w:tabs>
+          <w:tab w:val="num" w:pos="4963"/>
+        </w:tabs>
+        <w:ind w:left="4963" w:hanging="283"/>
+      </w:pPr>
+      <w:rPr/>
+    </w:lvl>
+    <w:lvl w:ilvl="7">
+      <w:start w:val="1"/>
+      <w:numFmt w:val="decimal"/>
+      <w:lvlText w:val="%8."/>
+      <w:lvlJc w:val="left"/>
+      <w:pPr>
+        <w:tabs>
+          <w:tab w:val="num" w:pos="5672"/>
+        </w:tabs>
+        <w:ind w:left="5672" w:hanging="283"/>
+      </w:pPr>
+      <w:rPr/>
+    </w:lvl>
+    <w:lvl w:ilvl="8">
+      <w:start w:val="1"/>
+      <w:numFmt w:val="decimal"/>
+      <w:lvlText w:val="%9."/>
+      <w:lvlJc w:val="left"/>
+      <w:pPr>
+        <w:tabs>
+          <w:tab w:val="num" w:pos="6381"/>
+        </w:tabs>
+        <w:ind w:left="6381" w:hanging="283"/>
+      </w:pPr>
+      <w:rPr/>
+    </w:lvl>
+  </w:abstractNum>
+  <w:abstractNum w:abstractNumId="31">
+    <w:lvl w:ilvl="0">
+      <w:start w:val="1"/>
+      <w:numFmt w:val="decimal"/>
+      <w:lvlText w:val="%1."/>
+      <w:lvlJc w:val="left"/>
+      <w:pPr>
+        <w:tabs>
+          <w:tab w:val="num" w:pos="709"/>
+        </w:tabs>
+        <w:ind w:left="709" w:hanging="283"/>
+      </w:pPr>
+      <w:rPr/>
+    </w:lvl>
+    <w:lvl w:ilvl="1">
+      <w:start w:val="1"/>
+      <w:numFmt w:val="decimal"/>
+      <w:lvlText w:val="%2."/>
+      <w:lvlJc w:val="left"/>
+      <w:pPr>
+        <w:tabs>
+          <w:tab w:val="num" w:pos="1418"/>
+        </w:tabs>
+        <w:ind w:left="1418" w:hanging="283"/>
+      </w:pPr>
+      <w:rPr/>
+    </w:lvl>
+    <w:lvl w:ilvl="2">
+      <w:start w:val="1"/>
+      <w:numFmt w:val="decimal"/>
+      <w:lvlText w:val="%3."/>
+      <w:lvlJc w:val="left"/>
+      <w:pPr>
+        <w:tabs>
+          <w:tab w:val="num" w:pos="2127"/>
+        </w:tabs>
+        <w:ind w:left="2127" w:hanging="283"/>
+      </w:pPr>
+      <w:rPr/>
+    </w:lvl>
+    <w:lvl w:ilvl="3">
+      <w:start w:val="1"/>
+      <w:numFmt w:val="decimal"/>
+      <w:lvlText w:val="%4."/>
+      <w:lvlJc w:val="left"/>
+      <w:pPr>
+        <w:tabs>
+          <w:tab w:val="num" w:pos="2836"/>
+        </w:tabs>
+        <w:ind w:left="2836" w:hanging="283"/>
+      </w:pPr>
+      <w:rPr/>
+    </w:lvl>
+    <w:lvl w:ilvl="4">
+      <w:start w:val="1"/>
+      <w:numFmt w:val="decimal"/>
+      <w:lvlText w:val="%5."/>
+      <w:lvlJc w:val="left"/>
+      <w:pPr>
+        <w:tabs>
+          <w:tab w:val="num" w:pos="3545"/>
+        </w:tabs>
+        <w:ind w:left="3545" w:hanging="283"/>
+      </w:pPr>
+      <w:rPr/>
+    </w:lvl>
+    <w:lvl w:ilvl="5">
+      <w:start w:val="1"/>
+      <w:numFmt w:val="decimal"/>
+      <w:lvlText w:val="%6."/>
+      <w:lvlJc w:val="left"/>
+      <w:pPr>
+        <w:tabs>
+          <w:tab w:val="num" w:pos="4254"/>
+        </w:tabs>
+        <w:ind w:left="4254" w:hanging="283"/>
+      </w:pPr>
+      <w:rPr/>
+    </w:lvl>
+    <w:lvl w:ilvl="6">
+      <w:start w:val="1"/>
+      <w:numFmt w:val="decimal"/>
+      <w:lvlText w:val="%7."/>
+      <w:lvlJc w:val="left"/>
+      <w:pPr>
+        <w:tabs>
+          <w:tab w:val="num" w:pos="4963"/>
+        </w:tabs>
+        <w:ind w:left="4963" w:hanging="283"/>
+      </w:pPr>
+      <w:rPr/>
+    </w:lvl>
+    <w:lvl w:ilvl="7">
+      <w:start w:val="1"/>
+      <w:numFmt w:val="decimal"/>
+      <w:lvlText w:val="%8."/>
+      <w:lvlJc w:val="left"/>
+      <w:pPr>
+        <w:tabs>
+          <w:tab w:val="num" w:pos="5672"/>
+        </w:tabs>
+        <w:ind w:left="5672" w:hanging="283"/>
+      </w:pPr>
+      <w:rPr/>
+    </w:lvl>
+    <w:lvl w:ilvl="8">
+      <w:start w:val="1"/>
+      <w:numFmt w:val="decimal"/>
+      <w:lvlText w:val="%9."/>
+      <w:lvlJc w:val="left"/>
+      <w:pPr>
+        <w:tabs>
+          <w:tab w:val="num" w:pos="6381"/>
+        </w:tabs>
+        <w:ind w:left="6381" w:hanging="283"/>
+      </w:pPr>
+      <w:rPr/>
+    </w:lvl>
+  </w:abstractNum>
+  <w:abstractNum w:abstractNumId="32">
+    <w:lvl w:ilvl="0">
+      <w:start w:val="1"/>
+      <w:numFmt w:val="bullet"/>
+      <w:lvlText w:val=""/>
+      <w:lvlJc w:val="left"/>
+      <w:pPr>
+        <w:tabs>
+          <w:tab w:val="num" w:pos="709"/>
+        </w:tabs>
+        <w:ind w:left="709" w:hanging="283"/>
+      </w:pPr>
+      <w:rPr>
+        <w:rFonts w:ascii="Symbol" w:hAnsi="Symbol" w:cs="Symbol" w:hint="default"/>
+      </w:rPr>
+    </w:lvl>
+    <w:lvl w:ilvl="1">
+      <w:start w:val="1"/>
+      <w:numFmt w:val="bullet"/>
+      <w:lvlText w:val=""/>
+      <w:lvlJc w:val="left"/>
+      <w:pPr>
+        <w:tabs>
+          <w:tab w:val="num" w:pos="1418"/>
+        </w:tabs>
+        <w:ind w:left="1418" w:hanging="283"/>
+      </w:pPr>
+      <w:rPr>
+        <w:rFonts w:ascii="Symbol" w:hAnsi="Symbol" w:cs="Symbol" w:hint="default"/>
+      </w:rPr>
+    </w:lvl>
+    <w:lvl w:ilvl="2">
+      <w:start w:val="1"/>
+      <w:numFmt w:val="bullet"/>
+      <w:lvlText w:val=""/>
+      <w:lvlJc w:val="left"/>
+      <w:pPr>
+        <w:tabs>
+          <w:tab w:val="num" w:pos="2127"/>
+        </w:tabs>
+        <w:ind w:left="2127" w:hanging="283"/>
+      </w:pPr>
+      <w:rPr>
+        <w:rFonts w:ascii="Symbol" w:hAnsi="Symbol" w:cs="Symbol" w:hint="default"/>
+      </w:rPr>
+    </w:lvl>
+    <w:lvl w:ilvl="3">
+      <w:start w:val="1"/>
+      <w:numFmt w:val="bullet"/>
+      <w:lvlText w:val=""/>
+      <w:lvlJc w:val="left"/>
+      <w:pPr>
+        <w:tabs>
+          <w:tab w:val="num" w:pos="2836"/>
+        </w:tabs>
+        <w:ind w:left="2836" w:hanging="283"/>
+      </w:pPr>
+      <w:rPr>
+        <w:rFonts w:ascii="Symbol" w:hAnsi="Symbol" w:cs="Symbol" w:hint="default"/>
+      </w:rPr>
+    </w:lvl>
+    <w:lvl w:ilvl="4">
+      <w:start w:val="1"/>
+      <w:numFmt w:val="bullet"/>
+      <w:lvlText w:val=""/>
+      <w:lvlJc w:val="left"/>
+      <w:pPr>
+        <w:tabs>
+          <w:tab w:val="num" w:pos="3545"/>
+        </w:tabs>
+        <w:ind w:left="3545" w:hanging="283"/>
+      </w:pPr>
+      <w:rPr>
+        <w:rFonts w:ascii="Symbol" w:hAnsi="Symbol" w:cs="Symbol" w:hint="default"/>
+      </w:rPr>
+    </w:lvl>
+    <w:lvl w:ilvl="5">
+      <w:start w:val="1"/>
+      <w:numFmt w:val="bullet"/>
+      <w:lvlText w:val=""/>
+      <w:lvlJc w:val="left"/>
+      <w:pPr>
+        <w:tabs>
+          <w:tab w:val="num" w:pos="4254"/>
+        </w:tabs>
+        <w:ind w:left="4254" w:hanging="283"/>
+      </w:pPr>
+      <w:rPr>
+        <w:rFonts w:ascii="Symbol" w:hAnsi="Symbol" w:cs="Symbol" w:hint="default"/>
+      </w:rPr>
+    </w:lvl>
+    <w:lvl w:ilvl="6">
+      <w:start w:val="1"/>
+      <w:numFmt w:val="bullet"/>
+      <w:lvlText w:val=""/>
+      <w:lvlJc w:val="left"/>
+      <w:pPr>
+        <w:tabs>
+          <w:tab w:val="num" w:pos="4963"/>
+        </w:tabs>
+        <w:ind w:left="4963" w:hanging="283"/>
+      </w:pPr>
+      <w:rPr>
+        <w:rFonts w:ascii="Symbol" w:hAnsi="Symbol" w:cs="Symbol" w:hint="default"/>
+      </w:rPr>
+    </w:lvl>
+    <w:lvl w:ilvl="7">
+      <w:start w:val="1"/>
+      <w:numFmt w:val="bullet"/>
+      <w:lvlText w:val=""/>
+      <w:lvlJc w:val="left"/>
+      <w:pPr>
+        <w:tabs>
+          <w:tab w:val="num" w:pos="5672"/>
+        </w:tabs>
+        <w:ind w:left="5672" w:hanging="283"/>
+      </w:pPr>
+      <w:rPr>
+        <w:rFonts w:ascii="Symbol" w:hAnsi="Symbol" w:cs="Symbol" w:hint="default"/>
+      </w:rPr>
+    </w:lvl>
+    <w:lvl w:ilvl="8">
+      <w:start w:val="1"/>
+      <w:numFmt w:val="bullet"/>
+      <w:lvlText w:val=""/>
+      <w:lvlJc w:val="left"/>
+      <w:pPr>
+        <w:tabs>
+          <w:tab w:val="num" w:pos="6381"/>
+        </w:tabs>
+        <w:ind w:left="6381" w:hanging="283"/>
+      </w:pPr>
+      <w:rPr>
+        <w:rFonts w:ascii="Symbol" w:hAnsi="Symbol" w:cs="Symbol" w:hint="default"/>
+      </w:rPr>
+    </w:lvl>
+  </w:abstractNum>
+  <w:abstractNum w:abstractNumId="33">
+    <w:lvl w:ilvl="0">
+      <w:start w:val="1"/>
+      <w:numFmt w:val="bullet"/>
+      <w:lvlText w:val=""/>
+      <w:lvlJc w:val="left"/>
+      <w:pPr>
+        <w:tabs>
+          <w:tab w:val="num" w:pos="709"/>
+        </w:tabs>
+        <w:ind w:left="709" w:hanging="283"/>
+      </w:pPr>
+      <w:rPr>
+        <w:rFonts w:ascii="Symbol" w:hAnsi="Symbol" w:cs="Symbol" w:hint="default"/>
+      </w:rPr>
+    </w:lvl>
+    <w:lvl w:ilvl="1">
+      <w:start w:val="1"/>
+      <w:numFmt w:val="bullet"/>
+      <w:lvlText w:val=""/>
+      <w:lvlJc w:val="left"/>
+      <w:pPr>
+        <w:tabs>
+          <w:tab w:val="num" w:pos="1418"/>
+        </w:tabs>
+        <w:ind w:left="1418" w:hanging="283"/>
+      </w:pPr>
+      <w:rPr>
+        <w:rFonts w:ascii="Symbol" w:hAnsi="Symbol" w:cs="Symbol" w:hint="default"/>
+      </w:rPr>
+    </w:lvl>
+    <w:lvl w:ilvl="2">
+      <w:start w:val="1"/>
+      <w:numFmt w:val="bullet"/>
+      <w:lvlText w:val=""/>
+      <w:lvlJc w:val="left"/>
+      <w:pPr>
+        <w:tabs>
+          <w:tab w:val="num" w:pos="2127"/>
+        </w:tabs>
+        <w:ind w:left="2127" w:hanging="283"/>
+      </w:pPr>
+      <w:rPr>
+        <w:rFonts w:ascii="Symbol" w:hAnsi="Symbol" w:cs="Symbol" w:hint="default"/>
+      </w:rPr>
+    </w:lvl>
+    <w:lvl w:ilvl="3">
+      <w:start w:val="1"/>
+      <w:numFmt w:val="bullet"/>
+      <w:lvlText w:val=""/>
+      <w:lvlJc w:val="left"/>
+      <w:pPr>
+        <w:tabs>
+          <w:tab w:val="num" w:pos="2836"/>
+        </w:tabs>
+        <w:ind w:left="2836" w:hanging="283"/>
+      </w:pPr>
+      <w:rPr>
+        <w:rFonts w:ascii="Symbol" w:hAnsi="Symbol" w:cs="Symbol" w:hint="default"/>
+      </w:rPr>
+    </w:lvl>
+    <w:lvl w:ilvl="4">
+      <w:start w:val="1"/>
+      <w:numFmt w:val="bullet"/>
+      <w:lvlText w:val=""/>
+      <w:lvlJc w:val="left"/>
+      <w:pPr>
+        <w:tabs>
+          <w:tab w:val="num" w:pos="3545"/>
+        </w:tabs>
+        <w:ind w:left="3545" w:hanging="283"/>
+      </w:pPr>
+      <w:rPr>
+        <w:rFonts w:ascii="Symbol" w:hAnsi="Symbol" w:cs="Symbol" w:hint="default"/>
+      </w:rPr>
+    </w:lvl>
+    <w:lvl w:ilvl="5">
+      <w:start w:val="1"/>
+      <w:numFmt w:val="bullet"/>
+      <w:lvlText w:val=""/>
+      <w:lvlJc w:val="left"/>
+      <w:pPr>
+        <w:tabs>
+          <w:tab w:val="num" w:pos="4254"/>
+        </w:tabs>
+        <w:ind w:left="4254" w:hanging="283"/>
+      </w:pPr>
+      <w:rPr>
+        <w:rFonts w:ascii="Symbol" w:hAnsi="Symbol" w:cs="Symbol" w:hint="default"/>
+      </w:rPr>
+    </w:lvl>
+    <w:lvl w:ilvl="6">
+      <w:start w:val="1"/>
+      <w:numFmt w:val="bullet"/>
+      <w:lvlText w:val=""/>
+      <w:lvlJc w:val="left"/>
+      <w:pPr>
+        <w:tabs>
+          <w:tab w:val="num" w:pos="4963"/>
+        </w:tabs>
+        <w:ind w:left="4963" w:hanging="283"/>
+      </w:pPr>
+      <w:rPr>
+        <w:rFonts w:ascii="Symbol" w:hAnsi="Symbol" w:cs="Symbol" w:hint="default"/>
+      </w:rPr>
+    </w:lvl>
+    <w:lvl w:ilvl="7">
+      <w:start w:val="1"/>
+      <w:numFmt w:val="bullet"/>
+      <w:lvlText w:val=""/>
+      <w:lvlJc w:val="left"/>
+      <w:pPr>
+        <w:tabs>
+          <w:tab w:val="num" w:pos="5672"/>
+        </w:tabs>
+        <w:ind w:left="5672" w:hanging="283"/>
+      </w:pPr>
+      <w:rPr>
+        <w:rFonts w:ascii="Symbol" w:hAnsi="Symbol" w:cs="Symbol" w:hint="default"/>
+      </w:rPr>
+    </w:lvl>
+    <w:lvl w:ilvl="8">
+      <w:start w:val="1"/>
+      <w:numFmt w:val="bullet"/>
+      <w:lvlText w:val=""/>
+      <w:lvlJc w:val="left"/>
+      <w:pPr>
+        <w:tabs>
+          <w:tab w:val="num" w:pos="6381"/>
+        </w:tabs>
+        <w:ind w:left="6381" w:hanging="283"/>
+      </w:pPr>
+      <w:rPr>
+        <w:rFonts w:ascii="Symbol" w:hAnsi="Symbol" w:cs="Symbol" w:hint="default"/>
+      </w:rPr>
+    </w:lvl>
+  </w:abstractNum>
+  <w:abstractNum w:abstractNumId="34">
+    <w:lvl w:ilvl="0">
+      <w:start w:val="1"/>
+      <w:numFmt w:val="bullet"/>
+      <w:lvlText w:val=""/>
+      <w:lvlJc w:val="left"/>
+      <w:pPr>
+        <w:tabs>
+          <w:tab w:val="num" w:pos="709"/>
+        </w:tabs>
+        <w:ind w:left="709" w:hanging="283"/>
+      </w:pPr>
+      <w:rPr>
+        <w:rFonts w:ascii="Symbol" w:hAnsi="Symbol" w:cs="Symbol" w:hint="default"/>
+      </w:rPr>
+    </w:lvl>
+    <w:lvl w:ilvl="1">
+      <w:start w:val="1"/>
+      <w:numFmt w:val="bullet"/>
+      <w:lvlText w:val=""/>
+      <w:lvlJc w:val="left"/>
+      <w:pPr>
+        <w:tabs>
+          <w:tab w:val="num" w:pos="1418"/>
+        </w:tabs>
+        <w:ind w:left="1418" w:hanging="283"/>
+      </w:pPr>
+      <w:rPr>
+        <w:rFonts w:ascii="Symbol" w:hAnsi="Symbol" w:cs="Symbol" w:hint="default"/>
+      </w:rPr>
+    </w:lvl>
+    <w:lvl w:ilvl="2">
+      <w:start w:val="1"/>
+      <w:numFmt w:val="bullet"/>
+      <w:lvlText w:val=""/>
+      <w:lvlJc w:val="left"/>
+      <w:pPr>
+        <w:tabs>
+          <w:tab w:val="num" w:pos="2127"/>
+        </w:tabs>
+        <w:ind w:left="2127" w:hanging="283"/>
+      </w:pPr>
+      <w:rPr>
+        <w:rFonts w:ascii="Symbol" w:hAnsi="Symbol" w:cs="Symbol" w:hint="default"/>
+      </w:rPr>
+    </w:lvl>
+    <w:lvl w:ilvl="3">
+      <w:start w:val="1"/>
+      <w:numFmt w:val="bullet"/>
+      <w:lvlText w:val=""/>
+      <w:lvlJc w:val="left"/>
+      <w:pPr>
+        <w:tabs>
+          <w:tab w:val="num" w:pos="2836"/>
+        </w:tabs>
+        <w:ind w:left="2836" w:hanging="283"/>
+      </w:pPr>
+      <w:rPr>
+        <w:rFonts w:ascii="Symbol" w:hAnsi="Symbol" w:cs="Symbol" w:hint="default"/>
+      </w:rPr>
+    </w:lvl>
+    <w:lvl w:ilvl="4">
+      <w:start w:val="1"/>
+      <w:numFmt w:val="bullet"/>
+      <w:lvlText w:val=""/>
+      <w:lvlJc w:val="left"/>
+      <w:pPr>
+        <w:tabs>
+          <w:tab w:val="num" w:pos="3545"/>
+        </w:tabs>
+        <w:ind w:left="3545" w:hanging="283"/>
+      </w:pPr>
+      <w:rPr>
+        <w:rFonts w:ascii="Symbol" w:hAnsi="Symbol" w:cs="Symbol" w:hint="default"/>
+      </w:rPr>
+    </w:lvl>
+    <w:lvl w:ilvl="5">
+      <w:start w:val="1"/>
+      <w:numFmt w:val="bullet"/>
+      <w:lvlText w:val=""/>
+      <w:lvlJc w:val="left"/>
+      <w:pPr>
+        <w:tabs>
+          <w:tab w:val="num" w:pos="4254"/>
+        </w:tabs>
+        <w:ind w:left="4254" w:hanging="283"/>
+      </w:pPr>
+      <w:rPr>
+        <w:rFonts w:ascii="Symbol" w:hAnsi="Symbol" w:cs="Symbol" w:hint="default"/>
+      </w:rPr>
+    </w:lvl>
+    <w:lvl w:ilvl="6">
+      <w:start w:val="1"/>
+      <w:numFmt w:val="bullet"/>
+      <w:lvlText w:val=""/>
+      <w:lvlJc w:val="left"/>
+      <w:pPr>
+        <w:tabs>
+          <w:tab w:val="num" w:pos="4963"/>
+        </w:tabs>
+        <w:ind w:left="4963" w:hanging="283"/>
+      </w:pPr>
+      <w:rPr>
+        <w:rFonts w:ascii="Symbol" w:hAnsi="Symbol" w:cs="Symbol" w:hint="default"/>
+      </w:rPr>
+    </w:lvl>
+    <w:lvl w:ilvl="7">
+      <w:start w:val="1"/>
+      <w:numFmt w:val="bullet"/>
+      <w:lvlText w:val=""/>
+      <w:lvlJc w:val="left"/>
+      <w:pPr>
+        <w:tabs>
+          <w:tab w:val="num" w:pos="5672"/>
+        </w:tabs>
+        <w:ind w:left="5672" w:hanging="283"/>
+      </w:pPr>
+      <w:rPr>
+        <w:rFonts w:ascii="Symbol" w:hAnsi="Symbol" w:cs="Symbol" w:hint="default"/>
+      </w:rPr>
+    </w:lvl>
+    <w:lvl w:ilvl="8">
+      <w:start w:val="1"/>
+      <w:numFmt w:val="bullet"/>
+      <w:lvlText w:val=""/>
+      <w:lvlJc w:val="left"/>
+      <w:pPr>
+        <w:tabs>
+          <w:tab w:val="num" w:pos="6381"/>
+        </w:tabs>
+        <w:ind w:left="6381" w:hanging="283"/>
+      </w:pPr>
+      <w:rPr>
+        <w:rFonts w:ascii="Symbol" w:hAnsi="Symbol" w:cs="Symbol" w:hint="default"/>
+      </w:rPr>
+    </w:lvl>
+  </w:abstractNum>
+  <w:abstractNum w:abstractNumId="35">
+    <w:lvl w:ilvl="0">
+      <w:start w:val="1"/>
       <w:numFmt w:val="none"/>
       <w:suff w:val="nothing"/>
       <w:lvlText w:val=""/>
@@ -4745,7 +8405,6 @@
     </w:lvl>
     <w:lvl w:ilvl="1">
       <w:start w:val="1"/>
-      <w:pStyle w:val="Heading2"/>
       <w:numFmt w:val="none"/>
       <w:suff w:val="nothing"/>
       <w:lvlText w:val=""/>
@@ -4894,6 +8553,66 @@
   <w:num w:numId="15">
     <w:abstractNumId w:val="15"/>
   </w:num>
+  <w:num w:numId="16">
+    <w:abstractNumId w:val="16"/>
+  </w:num>
+  <w:num w:numId="17">
+    <w:abstractNumId w:val="17"/>
+  </w:num>
+  <w:num w:numId="18">
+    <w:abstractNumId w:val="18"/>
+  </w:num>
+  <w:num w:numId="19">
+    <w:abstractNumId w:val="19"/>
+  </w:num>
+  <w:num w:numId="20">
+    <w:abstractNumId w:val="20"/>
+  </w:num>
+  <w:num w:numId="21">
+    <w:abstractNumId w:val="21"/>
+  </w:num>
+  <w:num w:numId="22">
+    <w:abstractNumId w:val="22"/>
+  </w:num>
+  <w:num w:numId="23">
+    <w:abstractNumId w:val="23"/>
+  </w:num>
+  <w:num w:numId="24">
+    <w:abstractNumId w:val="24"/>
+  </w:num>
+  <w:num w:numId="25">
+    <w:abstractNumId w:val="25"/>
+  </w:num>
+  <w:num w:numId="26">
+    <w:abstractNumId w:val="26"/>
+  </w:num>
+  <w:num w:numId="27">
+    <w:abstractNumId w:val="27"/>
+  </w:num>
+  <w:num w:numId="28">
+    <w:abstractNumId w:val="28"/>
+  </w:num>
+  <w:num w:numId="29">
+    <w:abstractNumId w:val="29"/>
+  </w:num>
+  <w:num w:numId="30">
+    <w:abstractNumId w:val="30"/>
+  </w:num>
+  <w:num w:numId="31">
+    <w:abstractNumId w:val="31"/>
+  </w:num>
+  <w:num w:numId="32">
+    <w:abstractNumId w:val="32"/>
+  </w:num>
+  <w:num w:numId="33">
+    <w:abstractNumId w:val="33"/>
+  </w:num>
+  <w:num w:numId="34">
+    <w:abstractNumId w:val="34"/>
+  </w:num>
+  <w:num w:numId="35">
+    <w:abstractNumId w:val="35"/>
+  </w:num>
 </w:numbering>
 </file>
 
@@ -4911,7 +8630,6 @@
     </w:rPrDefault>
     <w:pPrDefault>
       <w:pPr>
-        <w:widowControl/>
         <w:suppressAutoHyphens w:val="true"/>
       </w:pPr>
     </w:pPrDefault>
@@ -4921,7 +8639,10 @@
     <w:qFormat/>
     <w:pPr>
       <w:widowControl/>
+      <w:suppressAutoHyphens w:val="true"/>
       <w:bidi w:val="0"/>
+      <w:spacing w:before="0" w:after="0"/>
+      <w:jc w:val="left"/>
     </w:pPr>
     <w:rPr>
       <w:rFonts w:ascii="Liberation Serif" w:hAnsi="Liberation Serif" w:eastAsia="Noto Serif CJK SC" w:cs="Lohit Devanagari"/>

--- a/Project Proposal.docx
+++ b/Project Proposal.docx
@@ -206,6 +206,15 @@
       <w:r>
         <w:rPr/>
         <w:t>The platform can be developed using the following technologies:</w:t>
+        <w:br/>
+        <w:br/>
+      </w:r>
+      <w:r>
+        <w:rPr>
+          <w:b/>
+          <w:bCs/>
+        </w:rPr>
+        <w:t>Phase 1 – Core Platform</w:t>
       </w:r>
     </w:p>
     <w:p>
@@ -223,6 +232,73 @@
         <w:pStyle w:val="TextBody"/>
         <w:numPr>
           <w:ilvl w:val="0"/>
+          <w:numId w:val="4"/>
+        </w:numPr>
+        <w:tabs>
+          <w:tab w:val="clear" w:pos="709"/>
+          <w:tab w:val="left" w:pos="0" w:leader="none"/>
+        </w:tabs>
+        <w:ind w:left="709" w:hanging="283"/>
+        <w:rPr/>
+      </w:pPr>
+      <w:r>
+        <w:rPr/>
+        <w:t>React</w:t>
+      </w:r>
+    </w:p>
+    <w:p>
+      <w:pPr>
+        <w:pStyle w:val="TextBody"/>
+        <w:numPr>
+          <w:ilvl w:val="0"/>
+          <w:numId w:val="4"/>
+        </w:numPr>
+        <w:tabs>
+          <w:tab w:val="clear" w:pos="709"/>
+          <w:tab w:val="left" w:pos="0" w:leader="none"/>
+        </w:tabs>
+        <w:ind w:left="709" w:hanging="283"/>
+        <w:rPr/>
+      </w:pPr>
+      <w:r>
+        <w:rPr/>
+        <w:t>TypeScript</w:t>
+      </w:r>
+    </w:p>
+    <w:p>
+      <w:pPr>
+        <w:pStyle w:val="TextBody"/>
+        <w:numPr>
+          <w:ilvl w:val="0"/>
+          <w:numId w:val="4"/>
+        </w:numPr>
+        <w:tabs>
+          <w:tab w:val="clear" w:pos="709"/>
+          <w:tab w:val="left" w:pos="0" w:leader="none"/>
+        </w:tabs>
+        <w:ind w:left="709" w:hanging="283"/>
+        <w:rPr/>
+      </w:pPr>
+      <w:r>
+        <w:rPr/>
+        <w:t>Tailwind CSS / Material UI</w:t>
+      </w:r>
+    </w:p>
+    <w:p>
+      <w:pPr>
+        <w:pStyle w:val="TextBody"/>
+        <w:rPr/>
+      </w:pPr>
+      <w:r>
+        <w:rPr/>
+        <w:t>Backend</w:t>
+      </w:r>
+    </w:p>
+    <w:p>
+      <w:pPr>
+        <w:pStyle w:val="TextBody"/>
+        <w:numPr>
+          <w:ilvl w:val="0"/>
           <w:numId w:val="5"/>
         </w:numPr>
         <w:tabs>
@@ -234,7 +310,7 @@
       </w:pPr>
       <w:r>
         <w:rPr/>
-        <w:t>React</w:t>
+        <w:t>Java</w:t>
       </w:r>
     </w:p>
     <w:p>
@@ -253,7 +329,7 @@
       </w:pPr>
       <w:r>
         <w:rPr/>
-        <w:t>TypeScript</w:t>
+        <w:t>Spring Boot</w:t>
       </w:r>
     </w:p>
     <w:p>
@@ -272,17 +348,17 @@
       </w:pPr>
       <w:r>
         <w:rPr/>
-        <w:t>Tailwind CSS / Material UI</w:t>
-      </w:r>
-    </w:p>
-    <w:p>
-      <w:pPr>
-        <w:pStyle w:val="TextBody"/>
-        <w:rPr/>
-      </w:pPr>
-      <w:r>
-        <w:rPr/>
-        <w:t>Backend</w:t>
+        <w:t>REST APIs</w:t>
+      </w:r>
+    </w:p>
+    <w:p>
+      <w:pPr>
+        <w:pStyle w:val="TextBody"/>
+        <w:rPr/>
+      </w:pPr>
+      <w:r>
+        <w:rPr/>
+        <w:t>Database</w:t>
       </w:r>
     </w:p>
     <w:p>
@@ -301,55 +377,17 @@
       </w:pPr>
       <w:r>
         <w:rPr/>
-        <w:t>Java</w:t>
-      </w:r>
-    </w:p>
-    <w:p>
-      <w:pPr>
-        <w:pStyle w:val="TextBody"/>
-        <w:numPr>
-          <w:ilvl w:val="0"/>
-          <w:numId w:val="6"/>
-        </w:numPr>
-        <w:tabs>
-          <w:tab w:val="clear" w:pos="709"/>
-          <w:tab w:val="left" w:pos="0" w:leader="none"/>
-        </w:tabs>
-        <w:ind w:left="709" w:hanging="283"/>
-        <w:rPr/>
-      </w:pPr>
-      <w:r>
-        <w:rPr/>
-        <w:t>Spring Boot</w:t>
-      </w:r>
-    </w:p>
-    <w:p>
-      <w:pPr>
-        <w:pStyle w:val="TextBody"/>
-        <w:numPr>
-          <w:ilvl w:val="0"/>
-          <w:numId w:val="6"/>
-        </w:numPr>
-        <w:tabs>
-          <w:tab w:val="clear" w:pos="709"/>
-          <w:tab w:val="left" w:pos="0" w:leader="none"/>
-        </w:tabs>
-        <w:ind w:left="709" w:hanging="283"/>
-        <w:rPr/>
-      </w:pPr>
-      <w:r>
-        <w:rPr/>
-        <w:t>REST APIs</w:t>
-      </w:r>
-    </w:p>
-    <w:p>
-      <w:pPr>
-        <w:pStyle w:val="TextBody"/>
-        <w:rPr/>
-      </w:pPr>
-      <w:r>
-        <w:rPr/>
-        <w:t>Database</w:t>
+        <w:t>PostgreSQL</w:t>
+      </w:r>
+    </w:p>
+    <w:p>
+      <w:pPr>
+        <w:pStyle w:val="TextBody"/>
+        <w:rPr/>
+      </w:pPr>
+      <w:r>
+        <w:rPr/>
+        <w:t>Cloud Infrastructure</w:t>
       </w:r>
     </w:p>
     <w:p>
@@ -368,35 +406,6 @@
       </w:pPr>
       <w:r>
         <w:rPr/>
-        <w:t>PostgreSQL</w:t>
-      </w:r>
-    </w:p>
-    <w:p>
-      <w:pPr>
-        <w:pStyle w:val="TextBody"/>
-        <w:rPr/>
-      </w:pPr>
-      <w:r>
-        <w:rPr/>
-        <w:t>Cloud Infrastructure</w:t>
-      </w:r>
-    </w:p>
-    <w:p>
-      <w:pPr>
-        <w:pStyle w:val="TextBody"/>
-        <w:numPr>
-          <w:ilvl w:val="0"/>
-          <w:numId w:val="8"/>
-        </w:numPr>
-        <w:tabs>
-          <w:tab w:val="clear" w:pos="709"/>
-          <w:tab w:val="left" w:pos="0" w:leader="none"/>
-        </w:tabs>
-        <w:ind w:left="709" w:hanging="283"/>
-        <w:rPr/>
-      </w:pPr>
-      <w:r>
-        <w:rPr/>
         <w:t>AWS EC2 – application servers</w:t>
       </w:r>
     </w:p>
@@ -405,7 +414,7 @@
         <w:pStyle w:val="TextBody"/>
         <w:numPr>
           <w:ilvl w:val="0"/>
-          <w:numId w:val="8"/>
+          <w:numId w:val="7"/>
         </w:numPr>
         <w:tabs>
           <w:tab w:val="clear" w:pos="709"/>
@@ -424,7 +433,7 @@
         <w:pStyle w:val="TextBody"/>
         <w:numPr>
           <w:ilvl w:val="0"/>
-          <w:numId w:val="8"/>
+          <w:numId w:val="7"/>
         </w:numPr>
         <w:tabs>
           <w:tab w:val="clear" w:pos="709"/>
@@ -440,10 +449,53 @@
     </w:p>
     <w:p>
       <w:pPr>
-        <w:pStyle w:val="TextBody"/>
-        <w:numPr>
-          <w:ilvl w:val="0"/>
-          <w:numId w:val="8"/>
+        <w:pStyle w:val="Heading2"/>
+        <w:rPr>
+          <w:sz w:val="30"/>
+          <w:szCs w:val="30"/>
+        </w:rPr>
+      </w:pPr>
+      <w:r>
+        <w:rPr>
+          <w:sz w:val="30"/>
+          <w:szCs w:val="30"/>
+        </w:rPr>
+        <w:br/>
+      </w:r>
+      <w:r>
+        <w:rPr>
+          <w:sz w:val="26"/>
+          <w:szCs w:val="26"/>
+        </w:rPr>
+        <w:t>Phase 2 – Platform Scaling &amp; Optimization</w:t>
+      </w:r>
+    </w:p>
+    <w:p>
+      <w:pPr>
+        <w:pStyle w:val="TextBody"/>
+        <w:rPr/>
+      </w:pPr>
+      <w:r>
+        <w:rPr/>
+        <w:t>Additional technologies can be introduced to enhance performance, scalability, and observability.</w:t>
+      </w:r>
+    </w:p>
+    <w:p>
+      <w:pPr>
+        <w:pStyle w:val="TextBody"/>
+        <w:rPr/>
+      </w:pPr>
+      <w:r>
+        <w:rPr/>
+        <w:t>Caching &amp; Performance</w:t>
+      </w:r>
+    </w:p>
+    <w:p>
+      <w:pPr>
+        <w:pStyle w:val="TextBody"/>
+        <w:numPr>
+          <w:ilvl w:val="0"/>
+          <w:numId w:val="23"/>
         </w:numPr>
         <w:tabs>
           <w:tab w:val="clear" w:pos="709"/>
@@ -464,20 +516,21 @@
       </w:pPr>
       <w:r>
         <w:rPr/>
-        <w:t>Monitoring Tools</w:t>
-      </w:r>
-    </w:p>
-    <w:p>
-      <w:pPr>
-        <w:pStyle w:val="TextBody"/>
-        <w:numPr>
-          <w:ilvl w:val="0"/>
-          <w:numId w:val="9"/>
-        </w:numPr>
-        <w:tabs>
-          <w:tab w:val="clear" w:pos="709"/>
-          <w:tab w:val="left" w:pos="0" w:leader="none"/>
-        </w:tabs>
+        <w:t>Monitoring &amp; Logging</w:t>
+      </w:r>
+    </w:p>
+    <w:p>
+      <w:pPr>
+        <w:pStyle w:val="TextBody"/>
+        <w:numPr>
+          <w:ilvl w:val="0"/>
+          <w:numId w:val="24"/>
+        </w:numPr>
+        <w:tabs>
+          <w:tab w:val="clear" w:pos="709"/>
+          <w:tab w:val="left" w:pos="0" w:leader="none"/>
+        </w:tabs>
+        <w:spacing w:before="0" w:after="0"/>
         <w:ind w:left="709" w:hanging="283"/>
         <w:rPr/>
       </w:pPr>
@@ -491,7 +544,7 @@
         <w:pStyle w:val="TextBody"/>
         <w:numPr>
           <w:ilvl w:val="0"/>
-          <w:numId w:val="9"/>
+          <w:numId w:val="24"/>
         </w:numPr>
         <w:tabs>
           <w:tab w:val="clear" w:pos="709"/>
@@ -507,9 +560,7 @@
     </w:p>
     <w:p>
       <w:pPr>
-        <w:pStyle w:val="Heading1"/>
-        <w:bidi w:val="0"/>
-        <w:jc w:val="left"/>
+        <w:pStyle w:val="TextBody"/>
         <w:rPr>
           <w:sz w:val="30"/>
           <w:szCs w:val="30"/>
@@ -564,7 +615,7 @@
         <w:pStyle w:val="TextBody"/>
         <w:numPr>
           <w:ilvl w:val="0"/>
-          <w:numId w:val="10"/>
+          <w:numId w:val="8"/>
         </w:numPr>
         <w:tabs>
           <w:tab w:val="clear" w:pos="709"/>
@@ -583,7 +634,7 @@
         <w:pStyle w:val="TextBody"/>
         <w:numPr>
           <w:ilvl w:val="0"/>
-          <w:numId w:val="10"/>
+          <w:numId w:val="8"/>
         </w:numPr>
         <w:tabs>
           <w:tab w:val="clear" w:pos="709"/>
@@ -602,7 +653,7 @@
         <w:pStyle w:val="TextBody"/>
         <w:numPr>
           <w:ilvl w:val="0"/>
-          <w:numId w:val="10"/>
+          <w:numId w:val="8"/>
         </w:numPr>
         <w:tabs>
           <w:tab w:val="clear" w:pos="709"/>
@@ -621,7 +672,7 @@
         <w:pStyle w:val="TextBody"/>
         <w:numPr>
           <w:ilvl w:val="0"/>
-          <w:numId w:val="10"/>
+          <w:numId w:val="8"/>
         </w:numPr>
         <w:tabs>
           <w:tab w:val="clear" w:pos="709"/>
@@ -640,7 +691,7 @@
         <w:pStyle w:val="TextBody"/>
         <w:numPr>
           <w:ilvl w:val="0"/>
-          <w:numId w:val="10"/>
+          <w:numId w:val="8"/>
         </w:numPr>
         <w:tabs>
           <w:tab w:val="clear" w:pos="709"/>
@@ -659,7 +710,7 @@
         <w:pStyle w:val="TextBody"/>
         <w:numPr>
           <w:ilvl w:val="0"/>
-          <w:numId w:val="10"/>
+          <w:numId w:val="8"/>
         </w:numPr>
         <w:tabs>
           <w:tab w:val="clear" w:pos="709"/>
@@ -678,7 +729,7 @@
         <w:pStyle w:val="TextBody"/>
         <w:numPr>
           <w:ilvl w:val="0"/>
-          <w:numId w:val="10"/>
+          <w:numId w:val="8"/>
         </w:numPr>
         <w:tabs>
           <w:tab w:val="clear" w:pos="709"/>
@@ -715,7 +766,7 @@
         <w:pStyle w:val="TextBody"/>
         <w:numPr>
           <w:ilvl w:val="0"/>
-          <w:numId w:val="27"/>
+          <w:numId w:val="16"/>
         </w:numPr>
         <w:tabs>
           <w:tab w:val="clear" w:pos="709"/>
@@ -734,7 +785,7 @@
         <w:pStyle w:val="TextBody"/>
         <w:numPr>
           <w:ilvl w:val="0"/>
-          <w:numId w:val="27"/>
+          <w:numId w:val="16"/>
         </w:numPr>
         <w:tabs>
           <w:tab w:val="clear" w:pos="709"/>
@@ -753,7 +804,7 @@
         <w:pStyle w:val="TextBody"/>
         <w:numPr>
           <w:ilvl w:val="0"/>
-          <w:numId w:val="27"/>
+          <w:numId w:val="16"/>
         </w:numPr>
         <w:tabs>
           <w:tab w:val="clear" w:pos="709"/>
@@ -772,7 +823,7 @@
         <w:pStyle w:val="TextBody"/>
         <w:numPr>
           <w:ilvl w:val="0"/>
-          <w:numId w:val="27"/>
+          <w:numId w:val="16"/>
         </w:numPr>
         <w:tabs>
           <w:tab w:val="clear" w:pos="709"/>
@@ -791,7 +842,7 @@
         <w:pStyle w:val="TextBody"/>
         <w:numPr>
           <w:ilvl w:val="0"/>
-          <w:numId w:val="27"/>
+          <w:numId w:val="16"/>
         </w:numPr>
         <w:tabs>
           <w:tab w:val="clear" w:pos="709"/>
@@ -830,7 +881,7 @@
         <w:pStyle w:val="TextBody"/>
         <w:numPr>
           <w:ilvl w:val="0"/>
-          <w:numId w:val="28"/>
+          <w:numId w:val="17"/>
         </w:numPr>
         <w:tabs>
           <w:tab w:val="clear" w:pos="709"/>
@@ -849,7 +900,7 @@
         <w:pStyle w:val="TextBody"/>
         <w:numPr>
           <w:ilvl w:val="0"/>
-          <w:numId w:val="28"/>
+          <w:numId w:val="17"/>
         </w:numPr>
         <w:tabs>
           <w:tab w:val="clear" w:pos="709"/>
@@ -868,7 +919,7 @@
         <w:pStyle w:val="TextBody"/>
         <w:numPr>
           <w:ilvl w:val="0"/>
-          <w:numId w:val="28"/>
+          <w:numId w:val="17"/>
         </w:numPr>
         <w:tabs>
           <w:tab w:val="clear" w:pos="709"/>
@@ -887,7 +938,7 @@
         <w:pStyle w:val="TextBody"/>
         <w:numPr>
           <w:ilvl w:val="0"/>
-          <w:numId w:val="28"/>
+          <w:numId w:val="17"/>
         </w:numPr>
         <w:tabs>
           <w:tab w:val="clear" w:pos="709"/>
@@ -906,7 +957,7 @@
         <w:pStyle w:val="TextBody"/>
         <w:numPr>
           <w:ilvl w:val="0"/>
-          <w:numId w:val="28"/>
+          <w:numId w:val="17"/>
         </w:numPr>
         <w:tabs>
           <w:tab w:val="clear" w:pos="709"/>
@@ -925,7 +976,7 @@
         <w:pStyle w:val="TextBody"/>
         <w:numPr>
           <w:ilvl w:val="0"/>
-          <w:numId w:val="28"/>
+          <w:numId w:val="17"/>
         </w:numPr>
         <w:tabs>
           <w:tab w:val="clear" w:pos="709"/>
@@ -944,7 +995,7 @@
         <w:pStyle w:val="TextBody"/>
         <w:numPr>
           <w:ilvl w:val="0"/>
-          <w:numId w:val="28"/>
+          <w:numId w:val="17"/>
         </w:numPr>
         <w:tabs>
           <w:tab w:val="clear" w:pos="709"/>
@@ -983,7 +1034,7 @@
         <w:pStyle w:val="TextBody"/>
         <w:numPr>
           <w:ilvl w:val="0"/>
-          <w:numId w:val="29"/>
+          <w:numId w:val="18"/>
         </w:numPr>
         <w:tabs>
           <w:tab w:val="clear" w:pos="709"/>
@@ -1002,7 +1053,7 @@
         <w:pStyle w:val="TextBody"/>
         <w:numPr>
           <w:ilvl w:val="0"/>
-          <w:numId w:val="29"/>
+          <w:numId w:val="18"/>
         </w:numPr>
         <w:tabs>
           <w:tab w:val="clear" w:pos="709"/>
@@ -1021,7 +1072,7 @@
         <w:pStyle w:val="TextBody"/>
         <w:numPr>
           <w:ilvl w:val="0"/>
-          <w:numId w:val="29"/>
+          <w:numId w:val="18"/>
         </w:numPr>
         <w:tabs>
           <w:tab w:val="clear" w:pos="709"/>
@@ -1040,7 +1091,7 @@
         <w:pStyle w:val="TextBody"/>
         <w:numPr>
           <w:ilvl w:val="0"/>
-          <w:numId w:val="29"/>
+          <w:numId w:val="18"/>
         </w:numPr>
         <w:tabs>
           <w:tab w:val="clear" w:pos="709"/>
@@ -1059,7 +1110,7 @@
         <w:pStyle w:val="TextBody"/>
         <w:numPr>
           <w:ilvl w:val="0"/>
-          <w:numId w:val="29"/>
+          <w:numId w:val="18"/>
         </w:numPr>
         <w:tabs>
           <w:tab w:val="clear" w:pos="709"/>
@@ -1098,7 +1149,7 @@
         <w:pStyle w:val="TextBody"/>
         <w:numPr>
           <w:ilvl w:val="0"/>
-          <w:numId w:val="30"/>
+          <w:numId w:val="19"/>
         </w:numPr>
         <w:tabs>
           <w:tab w:val="clear" w:pos="709"/>
@@ -1117,7 +1168,7 @@
         <w:pStyle w:val="TextBody"/>
         <w:numPr>
           <w:ilvl w:val="0"/>
-          <w:numId w:val="30"/>
+          <w:numId w:val="19"/>
         </w:numPr>
         <w:tabs>
           <w:tab w:val="clear" w:pos="709"/>
@@ -1136,7 +1187,7 @@
         <w:pStyle w:val="TextBody"/>
         <w:numPr>
           <w:ilvl w:val="0"/>
-          <w:numId w:val="30"/>
+          <w:numId w:val="19"/>
         </w:numPr>
         <w:tabs>
           <w:tab w:val="clear" w:pos="709"/>
@@ -1174,7 +1225,7 @@
         <w:pStyle w:val="TextBody"/>
         <w:numPr>
           <w:ilvl w:val="0"/>
-          <w:numId w:val="31"/>
+          <w:numId w:val="20"/>
         </w:numPr>
         <w:tabs>
           <w:tab w:val="clear" w:pos="709"/>
@@ -1193,34 +1244,26 @@
         <w:pStyle w:val="TextBody"/>
         <w:numPr>
           <w:ilvl w:val="0"/>
-          <w:numId w:val="31"/>
-        </w:numPr>
-        <w:tabs>
-          <w:tab w:val="clear" w:pos="709"/>
-          <w:tab w:val="left" w:pos="0" w:leader="none"/>
-        </w:tabs>
-        <w:ind w:left="709" w:hanging="283"/>
-        <w:rPr/>
-      </w:pPr>
-      <w:r>
-        <w:rPr/>
-        <w:t>Authentication can be handled via SSO providers (</w:t>
-      </w:r>
-      <w:r>
-        <w:rPr/>
-        <w:t>AWS SSO</w:t>
-      </w:r>
-      <w:r>
-        <w:rPr/>
-        <w:t>).</w:t>
-      </w:r>
-    </w:p>
-    <w:p>
-      <w:pPr>
-        <w:pStyle w:val="TextBody"/>
-        <w:numPr>
-          <w:ilvl w:val="0"/>
-          <w:numId w:val="31"/>
+          <w:numId w:val="20"/>
+        </w:numPr>
+        <w:tabs>
+          <w:tab w:val="clear" w:pos="709"/>
+          <w:tab w:val="left" w:pos="0" w:leader="none"/>
+        </w:tabs>
+        <w:ind w:left="709" w:hanging="283"/>
+        <w:rPr/>
+      </w:pPr>
+      <w:r>
+        <w:rPr/>
+        <w:t>Authentication can be handled via SSO providers (AWS SSO).</w:t>
+      </w:r>
+    </w:p>
+    <w:p>
+      <w:pPr>
+        <w:pStyle w:val="TextBody"/>
+        <w:numPr>
+          <w:ilvl w:val="0"/>
+          <w:numId w:val="20"/>
         </w:numPr>
         <w:tabs>
           <w:tab w:val="clear" w:pos="709"/>
@@ -1283,7 +1326,7 @@
         <w:pStyle w:val="TextBody"/>
         <w:numPr>
           <w:ilvl w:val="0"/>
-          <w:numId w:val="11"/>
+          <w:numId w:val="9"/>
         </w:numPr>
         <w:tabs>
           <w:tab w:val="clear" w:pos="709"/>
@@ -1302,7 +1345,7 @@
         <w:pStyle w:val="TextBody"/>
         <w:numPr>
           <w:ilvl w:val="0"/>
-          <w:numId w:val="11"/>
+          <w:numId w:val="9"/>
         </w:numPr>
         <w:tabs>
           <w:tab w:val="clear" w:pos="709"/>
@@ -1321,7 +1364,7 @@
         <w:pStyle w:val="TextBody"/>
         <w:numPr>
           <w:ilvl w:val="0"/>
-          <w:numId w:val="11"/>
+          <w:numId w:val="9"/>
         </w:numPr>
         <w:tabs>
           <w:tab w:val="clear" w:pos="709"/>
@@ -1340,7 +1383,7 @@
         <w:pStyle w:val="TextBody"/>
         <w:numPr>
           <w:ilvl w:val="0"/>
-          <w:numId w:val="11"/>
+          <w:numId w:val="9"/>
         </w:numPr>
         <w:tabs>
           <w:tab w:val="clear" w:pos="709"/>
@@ -1359,7 +1402,7 @@
         <w:pStyle w:val="TextBody"/>
         <w:numPr>
           <w:ilvl w:val="0"/>
-          <w:numId w:val="11"/>
+          <w:numId w:val="9"/>
         </w:numPr>
         <w:tabs>
           <w:tab w:val="clear" w:pos="709"/>
@@ -1378,7 +1421,7 @@
         <w:pStyle w:val="TextBody"/>
         <w:numPr>
           <w:ilvl w:val="0"/>
-          <w:numId w:val="11"/>
+          <w:numId w:val="9"/>
         </w:numPr>
         <w:tabs>
           <w:tab w:val="clear" w:pos="709"/>
@@ -1416,99 +1459,283 @@
       <w:pPr>
         <w:pStyle w:val="TextBody"/>
         <w:bidi w:val="0"/>
-        <w:spacing w:lineRule="auto" w:line="276" w:before="0" w:after="140"/>
+        <w:spacing w:lineRule="auto" w:line="360"/>
         <w:jc w:val="left"/>
         <w:rPr/>
       </w:pPr>
       <w:r>
         <w:rPr/>
-        <w:t>The architecture can support scalability through:</w:t>
-      </w:r>
-    </w:p>
-    <w:p>
-      <w:pPr>
-        <w:pStyle w:val="TextBody"/>
-        <w:numPr>
-          <w:ilvl w:val="0"/>
-          <w:numId w:val="12"/>
-        </w:numPr>
-        <w:tabs>
-          <w:tab w:val="clear" w:pos="709"/>
-          <w:tab w:val="left" w:pos="0" w:leader="none"/>
-        </w:tabs>
-        <w:ind w:left="709" w:hanging="283"/>
-        <w:rPr/>
-      </w:pPr>
-      <w:r>
-        <w:rPr/>
-        <w:t>Horizontal scaling of application servers</w:t>
-      </w:r>
-    </w:p>
-    <w:p>
-      <w:pPr>
-        <w:pStyle w:val="TextBody"/>
-        <w:numPr>
-          <w:ilvl w:val="0"/>
-          <w:numId w:val="12"/>
-        </w:numPr>
-        <w:tabs>
-          <w:tab w:val="clear" w:pos="709"/>
-          <w:tab w:val="left" w:pos="0" w:leader="none"/>
-        </w:tabs>
-        <w:ind w:left="709" w:hanging="283"/>
-        <w:rPr/>
-      </w:pPr>
-      <w:r>
-        <w:rPr/>
-        <w:t>Vertical and read-replica scaling of databases</w:t>
-      </w:r>
-    </w:p>
-    <w:p>
-      <w:pPr>
-        <w:pStyle w:val="TextBody"/>
-        <w:numPr>
-          <w:ilvl w:val="0"/>
-          <w:numId w:val="12"/>
-        </w:numPr>
-        <w:tabs>
-          <w:tab w:val="clear" w:pos="709"/>
-          <w:tab w:val="left" w:pos="0" w:leader="none"/>
-        </w:tabs>
-        <w:ind w:left="709" w:hanging="283"/>
-        <w:rPr/>
-      </w:pPr>
-      <w:r>
-        <w:rPr/>
-        <w:t>Unlimited storage scalability via object storage</w:t>
-      </w:r>
-    </w:p>
-    <w:p>
-      <w:pPr>
-        <w:pStyle w:val="TextBody"/>
-        <w:numPr>
-          <w:ilvl w:val="0"/>
-          <w:numId w:val="12"/>
-        </w:numPr>
-        <w:tabs>
-          <w:tab w:val="clear" w:pos="709"/>
-          <w:tab w:val="left" w:pos="0" w:leader="none"/>
-        </w:tabs>
-        <w:ind w:left="709" w:hanging="283"/>
-        <w:rPr/>
-      </w:pPr>
-      <w:r>
-        <w:rPr/>
-        <w:t>Performance improvements using caching mechanisms</w:t>
-      </w:r>
-    </w:p>
-    <w:p>
-      <w:pPr>
-        <w:pStyle w:val="TextBody"/>
-        <w:rPr/>
-      </w:pPr>
-      <w:r>
-        <w:rPr/>
-        <w:t>This ensures the system can support increasing users, projects, and data volumes.</w:t>
+        <w:t>The system will be implemented in a phased approach to ensure efficient delivery while supporting future scaling.</w:t>
+      </w:r>
+    </w:p>
+    <w:p>
+      <w:pPr>
+        <w:pStyle w:val="Heading2"/>
+        <w:rPr>
+          <w:sz w:val="26"/>
+          <w:szCs w:val="26"/>
+        </w:rPr>
+      </w:pPr>
+      <w:r>
+        <w:rPr>
+          <w:sz w:val="26"/>
+          <w:szCs w:val="26"/>
+        </w:rPr>
+        <w:t>Phase 1 – Core Platform</w:t>
+      </w:r>
+    </w:p>
+    <w:p>
+      <w:pPr>
+        <w:pStyle w:val="TextBody"/>
+        <w:rPr/>
+      </w:pPr>
+      <w:r>
+        <w:rPr/>
+        <w:t>Focus on delivering essential platform functionality with minimal infrastructure.</w:t>
+      </w:r>
+    </w:p>
+    <w:p>
+      <w:pPr>
+        <w:pStyle w:val="TextBody"/>
+        <w:numPr>
+          <w:ilvl w:val="0"/>
+          <w:numId w:val="31"/>
+        </w:numPr>
+        <w:tabs>
+          <w:tab w:val="clear" w:pos="709"/>
+          <w:tab w:val="left" w:pos="0" w:leader="none"/>
+        </w:tabs>
+        <w:spacing w:before="0" w:after="0"/>
+        <w:ind w:left="709" w:hanging="283"/>
+        <w:rPr/>
+      </w:pPr>
+      <w:r>
+        <w:rPr/>
+        <w:t>Document management foundation</w:t>
+      </w:r>
+    </w:p>
+    <w:p>
+      <w:pPr>
+        <w:pStyle w:val="TextBody"/>
+        <w:numPr>
+          <w:ilvl w:val="0"/>
+          <w:numId w:val="31"/>
+        </w:numPr>
+        <w:tabs>
+          <w:tab w:val="clear" w:pos="709"/>
+          <w:tab w:val="left" w:pos="0" w:leader="none"/>
+        </w:tabs>
+        <w:spacing w:before="0" w:after="0"/>
+        <w:ind w:left="709" w:hanging="283"/>
+        <w:rPr/>
+      </w:pPr>
+      <w:r>
+        <w:rPr/>
+        <w:t>CMS functionality</w:t>
+      </w:r>
+    </w:p>
+    <w:p>
+      <w:pPr>
+        <w:pStyle w:val="TextBody"/>
+        <w:numPr>
+          <w:ilvl w:val="0"/>
+          <w:numId w:val="31"/>
+        </w:numPr>
+        <w:tabs>
+          <w:tab w:val="clear" w:pos="709"/>
+          <w:tab w:val="left" w:pos="0" w:leader="none"/>
+        </w:tabs>
+        <w:spacing w:before="0" w:after="0"/>
+        <w:ind w:left="709" w:hanging="283"/>
+        <w:rPr/>
+      </w:pPr>
+      <w:r>
+        <w:rPr/>
+        <w:t>Secure document uploads</w:t>
+      </w:r>
+    </w:p>
+    <w:p>
+      <w:pPr>
+        <w:pStyle w:val="TextBody"/>
+        <w:numPr>
+          <w:ilvl w:val="0"/>
+          <w:numId w:val="31"/>
+        </w:numPr>
+        <w:tabs>
+          <w:tab w:val="clear" w:pos="709"/>
+          <w:tab w:val="left" w:pos="0" w:leader="none"/>
+        </w:tabs>
+        <w:spacing w:before="0" w:after="0"/>
+        <w:ind w:left="709" w:hanging="283"/>
+        <w:rPr/>
+      </w:pPr>
+      <w:r>
+        <w:rPr/>
+        <w:t>Role-based access control</w:t>
+      </w:r>
+    </w:p>
+    <w:p>
+      <w:pPr>
+        <w:pStyle w:val="TextBody"/>
+        <w:numPr>
+          <w:ilvl w:val="0"/>
+          <w:numId w:val="31"/>
+        </w:numPr>
+        <w:tabs>
+          <w:tab w:val="clear" w:pos="709"/>
+          <w:tab w:val="left" w:pos="0" w:leader="none"/>
+        </w:tabs>
+        <w:spacing w:before="0" w:after="0"/>
+        <w:ind w:left="709" w:hanging="283"/>
+        <w:rPr/>
+      </w:pPr>
+      <w:r>
+        <w:rPr/>
+        <w:t>Basic workflows</w:t>
+      </w:r>
+    </w:p>
+    <w:p>
+      <w:pPr>
+        <w:pStyle w:val="TextBody"/>
+        <w:numPr>
+          <w:ilvl w:val="0"/>
+          <w:numId w:val="31"/>
+        </w:numPr>
+        <w:tabs>
+          <w:tab w:val="clear" w:pos="709"/>
+          <w:tab w:val="left" w:pos="0" w:leader="none"/>
+        </w:tabs>
+        <w:ind w:left="709" w:hanging="283"/>
+        <w:rPr/>
+      </w:pPr>
+      <w:r>
+        <w:rPr/>
+        <w:t>Core dashboards</w:t>
+      </w:r>
+    </w:p>
+    <w:p>
+      <w:pPr>
+        <w:pStyle w:val="Heading2"/>
+        <w:rPr>
+          <w:sz w:val="26"/>
+          <w:szCs w:val="26"/>
+        </w:rPr>
+      </w:pPr>
+      <w:r>
+        <w:rPr>
+          <w:sz w:val="26"/>
+          <w:szCs w:val="26"/>
+        </w:rPr>
+        <w:t>Phase 2 – Platform Scaling</w:t>
+      </w:r>
+    </w:p>
+    <w:p>
+      <w:pPr>
+        <w:pStyle w:val="TextBody"/>
+        <w:rPr/>
+      </w:pPr>
+      <w:r>
+        <w:rPr/>
+        <w:t>Enhancements will include:</w:t>
+      </w:r>
+    </w:p>
+    <w:p>
+      <w:pPr>
+        <w:pStyle w:val="TextBody"/>
+        <w:numPr>
+          <w:ilvl w:val="0"/>
+          <w:numId w:val="32"/>
+        </w:numPr>
+        <w:tabs>
+          <w:tab w:val="clear" w:pos="709"/>
+          <w:tab w:val="left" w:pos="0" w:leader="none"/>
+        </w:tabs>
+        <w:spacing w:before="0" w:after="0"/>
+        <w:ind w:left="709" w:hanging="283"/>
+        <w:rPr/>
+      </w:pPr>
+      <w:r>
+        <w:rPr/>
+        <w:t>Redis caching for improved performance</w:t>
+      </w:r>
+    </w:p>
+    <w:p>
+      <w:pPr>
+        <w:pStyle w:val="TextBody"/>
+        <w:numPr>
+          <w:ilvl w:val="0"/>
+          <w:numId w:val="32"/>
+        </w:numPr>
+        <w:tabs>
+          <w:tab w:val="clear" w:pos="709"/>
+          <w:tab w:val="left" w:pos="0" w:leader="none"/>
+        </w:tabs>
+        <w:spacing w:before="0" w:after="0"/>
+        <w:ind w:left="709" w:hanging="283"/>
+        <w:rPr/>
+      </w:pPr>
+      <w:r>
+        <w:rPr/>
+        <w:t>Advanced monitoring and logging</w:t>
+      </w:r>
+    </w:p>
+    <w:p>
+      <w:pPr>
+        <w:pStyle w:val="TextBody"/>
+        <w:numPr>
+          <w:ilvl w:val="0"/>
+          <w:numId w:val="32"/>
+        </w:numPr>
+        <w:tabs>
+          <w:tab w:val="clear" w:pos="709"/>
+          <w:tab w:val="left" w:pos="0" w:leader="none"/>
+        </w:tabs>
+        <w:spacing w:before="0" w:after="0"/>
+        <w:ind w:left="709" w:hanging="283"/>
+        <w:rPr/>
+      </w:pPr>
+      <w:r>
+        <w:rPr/>
+        <w:t>Infrastructure scaling</w:t>
+      </w:r>
+    </w:p>
+    <w:p>
+      <w:pPr>
+        <w:pStyle w:val="TextBody"/>
+        <w:numPr>
+          <w:ilvl w:val="0"/>
+          <w:numId w:val="32"/>
+        </w:numPr>
+        <w:tabs>
+          <w:tab w:val="clear" w:pos="709"/>
+          <w:tab w:val="left" w:pos="0" w:leader="none"/>
+        </w:tabs>
+        <w:spacing w:before="0" w:after="0"/>
+        <w:ind w:left="709" w:hanging="283"/>
+        <w:rPr/>
+      </w:pPr>
+      <w:r>
+        <w:rPr/>
+        <w:t>Database optimization</w:t>
+      </w:r>
+    </w:p>
+    <w:p>
+      <w:pPr>
+        <w:pStyle w:val="TextBody"/>
+        <w:numPr>
+          <w:ilvl w:val="0"/>
+          <w:numId w:val="32"/>
+        </w:numPr>
+        <w:tabs>
+          <w:tab w:val="clear" w:pos="709"/>
+          <w:tab w:val="left" w:pos="0" w:leader="none"/>
+        </w:tabs>
+        <w:ind w:left="709" w:hanging="283"/>
+        <w:rPr/>
+      </w:pPr>
+      <w:r>
+        <w:rPr/>
+        <w:t>Enhanced workflows and reporting</w:t>
       </w:r>
     </w:p>
     <w:p>
@@ -1541,106 +1768,157 @@
       </w:pPr>
       <w:r>
         <w:rPr/>
-        <w:t>The system can include comprehensive monitoring and logging:</w:t>
-      </w:r>
-    </w:p>
-    <w:p>
-      <w:pPr>
-        <w:pStyle w:val="TextBody"/>
-        <w:rPr/>
-      </w:pPr>
-      <w:r>
-        <w:rPr/>
-        <w:t>Infrastructure Monitoring</w:t>
-      </w:r>
-    </w:p>
-    <w:p>
-      <w:pPr>
-        <w:pStyle w:val="TextBody"/>
-        <w:numPr>
-          <w:ilvl w:val="0"/>
-          <w:numId w:val="13"/>
-        </w:numPr>
-        <w:tabs>
-          <w:tab w:val="clear" w:pos="709"/>
-          <w:tab w:val="left" w:pos="0" w:leader="none"/>
-        </w:tabs>
-        <w:ind w:left="709" w:hanging="283"/>
-        <w:rPr/>
-      </w:pPr>
-      <w:r>
-        <w:rPr/>
-        <w:t xml:space="preserve">CPU, memory, and system health tracking </w:t>
-      </w:r>
-      <w:r>
-        <w:rPr/>
-        <w:t>using CloudWatch</w:t>
-      </w:r>
-    </w:p>
-    <w:p>
-      <w:pPr>
-        <w:pStyle w:val="TextBody"/>
-        <w:rPr/>
-      </w:pPr>
-      <w:r>
-        <w:rPr/>
-        <w:t>Application Logs</w:t>
-      </w:r>
-    </w:p>
-    <w:p>
-      <w:pPr>
-        <w:pStyle w:val="TextBody"/>
-        <w:numPr>
-          <w:ilvl w:val="0"/>
-          <w:numId w:val="14"/>
-        </w:numPr>
-        <w:tabs>
-          <w:tab w:val="clear" w:pos="709"/>
-          <w:tab w:val="left" w:pos="0" w:leader="none"/>
-        </w:tabs>
-        <w:ind w:left="709" w:hanging="283"/>
-        <w:rPr/>
-      </w:pPr>
-      <w:r>
-        <w:rPr/>
-        <w:t xml:space="preserve">API requests and system events </w:t>
-      </w:r>
-      <w:r>
-        <w:rPr/>
-        <w:t>using CloudWatch</w:t>
-      </w:r>
-    </w:p>
-    <w:p>
-      <w:pPr>
-        <w:pStyle w:val="TextBody"/>
-        <w:rPr/>
-      </w:pPr>
-      <w:r>
-        <w:rPr/>
-        <w:t>Error Monitoring</w:t>
-      </w:r>
-    </w:p>
-    <w:p>
-      <w:pPr>
-        <w:pStyle w:val="TextBody"/>
-        <w:numPr>
-          <w:ilvl w:val="0"/>
-          <w:numId w:val="15"/>
-        </w:numPr>
-        <w:tabs>
-          <w:tab w:val="clear" w:pos="709"/>
-          <w:tab w:val="left" w:pos="0" w:leader="none"/>
-        </w:tabs>
-        <w:ind w:left="709" w:hanging="283"/>
-        <w:rPr/>
-      </w:pPr>
-      <w:r>
-        <w:rPr/>
-        <w:t xml:space="preserve">Real-time error tracking and debugging </w:t>
-      </w:r>
-      <w:r>
-        <w:rPr/>
-        <w:t>using Sentry</w:t>
+        <w:t>Monitoring and logging capabilities will be introduced progressively.</w:t>
+      </w:r>
+    </w:p>
+    <w:p>
+      <w:pPr>
+        <w:pStyle w:val="Heading2"/>
+        <w:rPr>
+          <w:sz w:val="26"/>
+          <w:szCs w:val="26"/>
+        </w:rPr>
+      </w:pPr>
+      <w:r>
+        <w:rPr>
+          <w:sz w:val="26"/>
+          <w:szCs w:val="26"/>
+        </w:rPr>
+        <w:t>Phase 1 – Basic Monitoring</w:t>
+      </w:r>
+    </w:p>
+    <w:p>
+      <w:pPr>
+        <w:pStyle w:val="TextBody"/>
+        <w:numPr>
+          <w:ilvl w:val="0"/>
+          <w:numId w:val="25"/>
+        </w:numPr>
+        <w:tabs>
+          <w:tab w:val="clear" w:pos="709"/>
+          <w:tab w:val="left" w:pos="0" w:leader="none"/>
+        </w:tabs>
+        <w:spacing w:before="0" w:after="0"/>
+        <w:ind w:left="709" w:hanging="283"/>
+        <w:rPr/>
+      </w:pPr>
+      <w:r>
+        <w:rPr/>
+        <w:t>Basic infrastructure monitoring</w:t>
+      </w:r>
+    </w:p>
+    <w:p>
+      <w:pPr>
+        <w:pStyle w:val="TextBody"/>
+        <w:numPr>
+          <w:ilvl w:val="0"/>
+          <w:numId w:val="25"/>
+        </w:numPr>
+        <w:tabs>
+          <w:tab w:val="clear" w:pos="709"/>
+          <w:tab w:val="left" w:pos="0" w:leader="none"/>
+        </w:tabs>
+        <w:spacing w:before="0" w:after="0"/>
+        <w:ind w:left="709" w:hanging="283"/>
+        <w:rPr/>
+      </w:pPr>
+      <w:r>
+        <w:rPr/>
+        <w:t>Server health monitoring</w:t>
+      </w:r>
+    </w:p>
+    <w:p>
+      <w:pPr>
+        <w:pStyle w:val="TextBody"/>
+        <w:numPr>
+          <w:ilvl w:val="0"/>
+          <w:numId w:val="25"/>
+        </w:numPr>
+        <w:tabs>
+          <w:tab w:val="clear" w:pos="709"/>
+          <w:tab w:val="left" w:pos="0" w:leader="none"/>
+        </w:tabs>
+        <w:ind w:left="709" w:hanging="283"/>
+        <w:rPr/>
+      </w:pPr>
+      <w:r>
+        <w:rPr/>
+        <w:t>Database performance monitoring</w:t>
+      </w:r>
+    </w:p>
+    <w:p>
+      <w:pPr>
+        <w:pStyle w:val="Heading2"/>
+        <w:rPr>
+          <w:sz w:val="26"/>
+          <w:szCs w:val="26"/>
+        </w:rPr>
+      </w:pPr>
+      <w:r>
+        <w:rPr>
+          <w:sz w:val="26"/>
+          <w:szCs w:val="26"/>
+        </w:rPr>
+        <w:t>Phase 2 – Advanced Monitoring</w:t>
+      </w:r>
+    </w:p>
+    <w:p>
+      <w:pPr>
+        <w:pStyle w:val="TextBody"/>
+        <w:numPr>
+          <w:ilvl w:val="0"/>
+          <w:numId w:val="26"/>
+        </w:numPr>
+        <w:tabs>
+          <w:tab w:val="clear" w:pos="709"/>
+          <w:tab w:val="left" w:pos="0" w:leader="none"/>
+        </w:tabs>
+        <w:spacing w:before="0" w:after="0"/>
+        <w:ind w:left="709" w:hanging="283"/>
+        <w:rPr/>
+      </w:pPr>
+      <w:r>
+        <w:rPr/>
+        <w:t>Centralized logging using CloudWatch</w:t>
+      </w:r>
+    </w:p>
+    <w:p>
+      <w:pPr>
+        <w:pStyle w:val="TextBody"/>
+        <w:numPr>
+          <w:ilvl w:val="0"/>
+          <w:numId w:val="26"/>
+        </w:numPr>
+        <w:tabs>
+          <w:tab w:val="clear" w:pos="709"/>
+          <w:tab w:val="left" w:pos="0" w:leader="none"/>
+        </w:tabs>
+        <w:spacing w:before="0" w:after="0"/>
+        <w:ind w:left="709" w:hanging="283"/>
+        <w:rPr/>
+      </w:pPr>
+      <w:r>
+        <w:rPr/>
+        <w:t>Application error monitoring using Sentry</w:t>
+      </w:r>
+    </w:p>
+    <w:p>
+      <w:pPr>
+        <w:pStyle w:val="TextBody"/>
+        <w:numPr>
+          <w:ilvl w:val="0"/>
+          <w:numId w:val="26"/>
+        </w:numPr>
+        <w:tabs>
+          <w:tab w:val="clear" w:pos="709"/>
+          <w:tab w:val="left" w:pos="0" w:leader="none"/>
+        </w:tabs>
+        <w:ind w:left="709" w:hanging="283"/>
+        <w:rPr/>
+      </w:pPr>
+      <w:r>
+        <w:rPr/>
+        <w:t>API performance monitoring and alerts</w:t>
       </w:r>
     </w:p>
     <w:p>
@@ -1678,92 +1956,172 @@
     </w:p>
     <w:p>
       <w:pPr>
-        <w:pStyle w:val="TextBody"/>
-        <w:numPr>
-          <w:ilvl w:val="0"/>
-          <w:numId w:val="16"/>
-        </w:numPr>
-        <w:tabs>
-          <w:tab w:val="clear" w:pos="709"/>
-          <w:tab w:val="left" w:pos="0" w:leader="none"/>
-        </w:tabs>
-        <w:ind w:left="709" w:hanging="283"/>
-        <w:rPr/>
-      </w:pPr>
-      <w:r>
-        <w:rPr/>
-        <w:t xml:space="preserve">Frontend can be hosted on a cloud-based static hosting platform </w:t>
-      </w:r>
-      <w:r>
-        <w:rPr/>
-        <w:t>(Vercel / S3)</w:t>
-      </w:r>
-    </w:p>
-    <w:p>
-      <w:pPr>
-        <w:pStyle w:val="TextBody"/>
-        <w:numPr>
-          <w:ilvl w:val="0"/>
-          <w:numId w:val="16"/>
-        </w:numPr>
-        <w:tabs>
-          <w:tab w:val="clear" w:pos="709"/>
-          <w:tab w:val="left" w:pos="0" w:leader="none"/>
-        </w:tabs>
-        <w:ind w:left="709" w:hanging="283"/>
-        <w:rPr/>
-      </w:pPr>
-      <w:r>
-        <w:rPr/>
-        <w:t>Backend can run on cloud virtual servers (EC2)</w:t>
-      </w:r>
-    </w:p>
-    <w:p>
-      <w:pPr>
-        <w:pStyle w:val="TextBody"/>
-        <w:numPr>
-          <w:ilvl w:val="0"/>
-          <w:numId w:val="16"/>
-        </w:numPr>
-        <w:tabs>
-          <w:tab w:val="clear" w:pos="709"/>
-          <w:tab w:val="left" w:pos="0" w:leader="none"/>
-        </w:tabs>
-        <w:ind w:left="709" w:hanging="283"/>
-        <w:rPr/>
-      </w:pPr>
-      <w:r>
-        <w:rPr/>
-        <w:t>Database can be managed using RDS</w:t>
-      </w:r>
-    </w:p>
-    <w:p>
-      <w:pPr>
-        <w:pStyle w:val="TextBody"/>
-        <w:numPr>
-          <w:ilvl w:val="0"/>
-          <w:numId w:val="16"/>
-        </w:numPr>
-        <w:tabs>
-          <w:tab w:val="clear" w:pos="709"/>
-          <w:tab w:val="left" w:pos="0" w:leader="none"/>
-        </w:tabs>
-        <w:ind w:left="709" w:hanging="283"/>
-        <w:rPr/>
-      </w:pPr>
-      <w:r>
-        <w:rPr/>
-        <w:t>Files can be stored in S3</w:t>
-      </w:r>
-    </w:p>
-    <w:p>
-      <w:pPr>
-        <w:pStyle w:val="TextBody"/>
-        <w:rPr/>
-      </w:pPr>
-      <w:r>
-        <w:rPr/>
-        <w:t>Separate environments for development, testing, and production can be maintained.</w:t>
+        <w:pStyle w:val="Heading2"/>
+        <w:rPr>
+          <w:sz w:val="26"/>
+          <w:szCs w:val="26"/>
+        </w:rPr>
+      </w:pPr>
+      <w:r>
+        <w:rPr>
+          <w:sz w:val="26"/>
+          <w:szCs w:val="26"/>
+        </w:rPr>
+        <w:t>Phase 1 – Initial Deployment</w:t>
+      </w:r>
+    </w:p>
+    <w:p>
+      <w:pPr>
+        <w:pStyle w:val="TextBody"/>
+        <w:numPr>
+          <w:ilvl w:val="0"/>
+          <w:numId w:val="27"/>
+        </w:numPr>
+        <w:tabs>
+          <w:tab w:val="clear" w:pos="709"/>
+          <w:tab w:val="left" w:pos="0" w:leader="none"/>
+        </w:tabs>
+        <w:spacing w:before="0" w:after="0"/>
+        <w:ind w:left="709" w:hanging="283"/>
+        <w:rPr/>
+      </w:pPr>
+      <w:r>
+        <w:rPr/>
+        <w:t>Frontend hosted on static hosting platform (Vercel or AWS S3)</w:t>
+      </w:r>
+    </w:p>
+    <w:p>
+      <w:pPr>
+        <w:pStyle w:val="TextBody"/>
+        <w:numPr>
+          <w:ilvl w:val="0"/>
+          <w:numId w:val="27"/>
+        </w:numPr>
+        <w:tabs>
+          <w:tab w:val="clear" w:pos="709"/>
+          <w:tab w:val="left" w:pos="0" w:leader="none"/>
+        </w:tabs>
+        <w:spacing w:before="0" w:after="0"/>
+        <w:ind w:left="709" w:hanging="283"/>
+        <w:rPr/>
+      </w:pPr>
+      <w:r>
+        <w:rPr/>
+        <w:t>Backend running on AWS EC2</w:t>
+      </w:r>
+    </w:p>
+    <w:p>
+      <w:pPr>
+        <w:pStyle w:val="TextBody"/>
+        <w:numPr>
+          <w:ilvl w:val="0"/>
+          <w:numId w:val="27"/>
+        </w:numPr>
+        <w:tabs>
+          <w:tab w:val="clear" w:pos="709"/>
+          <w:tab w:val="left" w:pos="0" w:leader="none"/>
+        </w:tabs>
+        <w:spacing w:before="0" w:after="0"/>
+        <w:ind w:left="709" w:hanging="283"/>
+        <w:rPr/>
+      </w:pPr>
+      <w:r>
+        <w:rPr/>
+        <w:t>PostgreSQL database using AWS RDS</w:t>
+      </w:r>
+    </w:p>
+    <w:p>
+      <w:pPr>
+        <w:pStyle w:val="TextBody"/>
+        <w:numPr>
+          <w:ilvl w:val="0"/>
+          <w:numId w:val="27"/>
+        </w:numPr>
+        <w:tabs>
+          <w:tab w:val="clear" w:pos="709"/>
+          <w:tab w:val="left" w:pos="0" w:leader="none"/>
+        </w:tabs>
+        <w:ind w:left="709" w:hanging="283"/>
+        <w:rPr/>
+      </w:pPr>
+      <w:r>
+        <w:rPr/>
+        <w:t>Document storage using AWS S3</w:t>
+      </w:r>
+    </w:p>
+    <w:p>
+      <w:pPr>
+        <w:pStyle w:val="Heading2"/>
+        <w:rPr>
+          <w:sz w:val="26"/>
+          <w:szCs w:val="26"/>
+        </w:rPr>
+      </w:pPr>
+      <w:r>
+        <w:rPr>
+          <w:sz w:val="26"/>
+          <w:szCs w:val="26"/>
+        </w:rPr>
+        <w:t>Phase 2 – Scaled Deployment</w:t>
+      </w:r>
+    </w:p>
+    <w:p>
+      <w:pPr>
+        <w:pStyle w:val="TextBody"/>
+        <w:numPr>
+          <w:ilvl w:val="0"/>
+          <w:numId w:val="28"/>
+        </w:numPr>
+        <w:tabs>
+          <w:tab w:val="clear" w:pos="709"/>
+          <w:tab w:val="left" w:pos="0" w:leader="none"/>
+        </w:tabs>
+        <w:spacing w:before="0" w:after="0"/>
+        <w:ind w:left="709" w:hanging="283"/>
+        <w:rPr/>
+      </w:pPr>
+      <w:r>
+        <w:rPr/>
+        <w:t>Infrastructure scaling</w:t>
+      </w:r>
+    </w:p>
+    <w:p>
+      <w:pPr>
+        <w:pStyle w:val="TextBody"/>
+        <w:numPr>
+          <w:ilvl w:val="0"/>
+          <w:numId w:val="28"/>
+        </w:numPr>
+        <w:tabs>
+          <w:tab w:val="clear" w:pos="709"/>
+          <w:tab w:val="left" w:pos="0" w:leader="none"/>
+        </w:tabs>
+        <w:spacing w:before="0" w:after="0"/>
+        <w:ind w:left="709" w:hanging="283"/>
+        <w:rPr/>
+      </w:pPr>
+      <w:r>
+        <w:rPr/>
+        <w:t>Redis caching layer</w:t>
+      </w:r>
+    </w:p>
+    <w:p>
+      <w:pPr>
+        <w:pStyle w:val="TextBody"/>
+        <w:numPr>
+          <w:ilvl w:val="0"/>
+          <w:numId w:val="28"/>
+        </w:numPr>
+        <w:tabs>
+          <w:tab w:val="clear" w:pos="709"/>
+          <w:tab w:val="left" w:pos="0" w:leader="none"/>
+        </w:tabs>
+        <w:ind w:left="709" w:hanging="283"/>
+        <w:rPr/>
+      </w:pPr>
+      <w:r>
+        <w:rPr/>
+        <w:t>Advanced monitoring and observability</w:t>
       </w:r>
     </w:p>
     <w:p>
@@ -1783,7 +2141,14 @@
           <w:sz w:val="30"/>
           <w:szCs w:val="30"/>
         </w:rPr>
-        <w:t>10. Backup &amp; Disaster Recovery</w:t>
+        <w:t xml:space="preserve">10. Backup &amp; Disaster Recovery </w:t>
+      </w:r>
+      <w:r>
+        <w:rPr>
+          <w:sz w:val="30"/>
+          <w:szCs w:val="30"/>
+        </w:rPr>
+        <w:t>(Phase 2)</w:t>
       </w:r>
     </w:p>
     <w:p>
@@ -1804,7 +2169,7 @@
         <w:pStyle w:val="TextBody"/>
         <w:numPr>
           <w:ilvl w:val="0"/>
-          <w:numId w:val="17"/>
+          <w:numId w:val="10"/>
         </w:numPr>
         <w:tabs>
           <w:tab w:val="clear" w:pos="709"/>
@@ -1823,7 +2188,7 @@
         <w:pStyle w:val="TextBody"/>
         <w:numPr>
           <w:ilvl w:val="0"/>
-          <w:numId w:val="17"/>
+          <w:numId w:val="10"/>
         </w:numPr>
         <w:tabs>
           <w:tab w:val="clear" w:pos="709"/>
@@ -1842,7 +2207,7 @@
         <w:pStyle w:val="TextBody"/>
         <w:numPr>
           <w:ilvl w:val="0"/>
-          <w:numId w:val="17"/>
+          <w:numId w:val="10"/>
         </w:numPr>
         <w:tabs>
           <w:tab w:val="clear" w:pos="709"/>
@@ -1854,9 +2219,6 @@
       <w:r>
         <w:rPr/>
         <w:t>Cross region replication can be added as a future enhancement</w:t>
-      </w:r>
-      <w:r>
-        <w:rPr/>
         <w:br/>
       </w:r>
     </w:p>
@@ -1878,7 +2240,7 @@
         <w:pStyle w:val="TextBody"/>
         <w:numPr>
           <w:ilvl w:val="0"/>
-          <w:numId w:val="32"/>
+          <w:numId w:val="21"/>
         </w:numPr>
         <w:tabs>
           <w:tab w:val="clear" w:pos="709"/>
@@ -1897,7 +2259,7 @@
         <w:pStyle w:val="TextBody"/>
         <w:numPr>
           <w:ilvl w:val="0"/>
-          <w:numId w:val="32"/>
+          <w:numId w:val="21"/>
         </w:numPr>
         <w:tabs>
           <w:tab w:val="clear" w:pos="709"/>
@@ -1916,7 +2278,7 @@
         <w:pStyle w:val="TextBody"/>
         <w:numPr>
           <w:ilvl w:val="0"/>
-          <w:numId w:val="32"/>
+          <w:numId w:val="21"/>
         </w:numPr>
         <w:tabs>
           <w:tab w:val="clear" w:pos="709"/>
@@ -1939,19 +2301,15 @@
       </w:pPr>
       <w:r>
         <w:rPr/>
-        <w:t>I</w:t>
-      </w:r>
-      <w:r>
-        <w:rPr/>
-        <w:t>n case of failure:</w:t>
-      </w:r>
-    </w:p>
-    <w:p>
-      <w:pPr>
-        <w:pStyle w:val="TextBody"/>
-        <w:numPr>
-          <w:ilvl w:val="0"/>
-          <w:numId w:val="33"/>
+        <w:t>In case of failure:</w:t>
+      </w:r>
+    </w:p>
+    <w:p>
+      <w:pPr>
+        <w:pStyle w:val="TextBody"/>
+        <w:numPr>
+          <w:ilvl w:val="0"/>
+          <w:numId w:val="22"/>
         </w:numPr>
         <w:tabs>
           <w:tab w:val="clear" w:pos="709"/>
@@ -1970,7 +2328,7 @@
         <w:pStyle w:val="TextBody"/>
         <w:numPr>
           <w:ilvl w:val="0"/>
-          <w:numId w:val="33"/>
+          <w:numId w:val="22"/>
         </w:numPr>
         <w:tabs>
           <w:tab w:val="clear" w:pos="709"/>
@@ -1989,7 +2347,7 @@
         <w:pStyle w:val="TextBody"/>
         <w:numPr>
           <w:ilvl w:val="0"/>
-          <w:numId w:val="33"/>
+          <w:numId w:val="22"/>
         </w:numPr>
         <w:tabs>
           <w:tab w:val="clear" w:pos="709"/>
@@ -2008,26 +2366,18 @@
         <w:pStyle w:val="TextBody"/>
         <w:numPr>
           <w:ilvl w:val="0"/>
-          <w:numId w:val="33"/>
-        </w:numPr>
-        <w:tabs>
-          <w:tab w:val="clear" w:pos="709"/>
-          <w:tab w:val="left" w:pos="0" w:leader="none"/>
-        </w:tabs>
-        <w:ind w:left="709" w:hanging="283"/>
-        <w:rPr/>
-      </w:pPr>
-      <w:r>
-        <w:rPr/>
-        <w:t xml:space="preserve">Files will remain securely available in </w:t>
-      </w:r>
-      <w:r>
-        <w:rPr/>
-        <w:t xml:space="preserve">S3 </w:t>
-      </w:r>
-      <w:r>
-        <w:rPr/>
-        <w:t>storage</w:t>
+          <w:numId w:val="22"/>
+        </w:numPr>
+        <w:tabs>
+          <w:tab w:val="clear" w:pos="709"/>
+          <w:tab w:val="left" w:pos="0" w:leader="none"/>
+        </w:tabs>
+        <w:ind w:left="709" w:hanging="283"/>
+        <w:rPr/>
+      </w:pPr>
+      <w:r>
+        <w:rPr/>
+        <w:t>Files will remain securely available in S3 storage</w:t>
       </w:r>
     </w:p>
     <w:p>
@@ -2060,106 +2410,12 @@
       </w:pPr>
       <w:r>
         <w:rPr/>
-        <w:t>The development can follow a phased approach:</w:t>
-      </w:r>
-    </w:p>
-    <w:p>
-      <w:pPr>
-        <w:pStyle w:val="TextBody"/>
-        <w:bidi w:val="0"/>
-        <w:spacing w:lineRule="auto" w:line="276" w:before="0" w:after="140"/>
-        <w:jc w:val="left"/>
-        <w:rPr/>
-      </w:pPr>
-      <w:r>
-        <w:rPr/>
-        <w:t>Phase 1 – Architecture Setup</w:t>
-        <w:br/>
-        <w:t>Cloud infrastructure configuration and development environment setup.</w:t>
-      </w:r>
-    </w:p>
-    <w:p>
-      <w:pPr>
-        <w:pStyle w:val="TextBody"/>
-        <w:bidi w:val="0"/>
-        <w:spacing w:lineRule="auto" w:line="276" w:before="0" w:after="140"/>
-        <w:jc w:val="left"/>
-        <w:rPr/>
-      </w:pPr>
-      <w:r>
-        <w:rPr/>
-        <w:t>Phase 2 – Core Backend Development</w:t>
-        <w:br/>
-        <w:t>Development of APIs, authentication, and document management services.</w:t>
-      </w:r>
-    </w:p>
-    <w:p>
-      <w:pPr>
-        <w:pStyle w:val="TextBody"/>
-        <w:bidi w:val="0"/>
-        <w:spacing w:lineRule="auto" w:line="276" w:before="0" w:after="140"/>
-        <w:jc w:val="left"/>
-        <w:rPr/>
-      </w:pPr>
-      <w:r>
-        <w:rPr/>
-        <w:t>Phase 3 – Frontend Development</w:t>
-        <w:br/>
-        <w:t>Development of user interface, dashboards, and CMS functionality.</w:t>
-      </w:r>
-    </w:p>
-    <w:p>
-      <w:pPr>
-        <w:pStyle w:val="TextBody"/>
-        <w:bidi w:val="0"/>
-        <w:spacing w:lineRule="auto" w:line="276" w:before="0" w:after="140"/>
-        <w:jc w:val="left"/>
-        <w:rPr/>
-      </w:pPr>
-      <w:r>
-        <w:rPr/>
-        <w:t>Phase 4 – File Storage Integration</w:t>
-        <w:br/>
-        <w:t>Implementation of document upload and versioning.</w:t>
-      </w:r>
-    </w:p>
-    <w:p>
-      <w:pPr>
-        <w:pStyle w:val="TextBody"/>
-        <w:bidi w:val="0"/>
-        <w:spacing w:lineRule="auto" w:line="276" w:before="0" w:after="140"/>
-        <w:jc w:val="left"/>
-        <w:rPr/>
-      </w:pPr>
-      <w:r>
-        <w:rPr/>
-        <w:t>Phase 5 – Testing &amp; Quality Assurance</w:t>
-        <w:br/>
-        <w:t>Functional testing, performance testing, and security validation.</w:t>
-      </w:r>
-    </w:p>
-    <w:p>
-      <w:pPr>
-        <w:pStyle w:val="TextBody"/>
-        <w:bidi w:val="0"/>
-        <w:spacing w:lineRule="auto" w:line="276" w:before="0" w:after="140"/>
-        <w:jc w:val="left"/>
-        <w:rPr/>
-      </w:pPr>
-      <w:r>
-        <w:rPr/>
-        <w:t>Phase 6 – Deployment</w:t>
-        <w:br/>
-        <w:t>Deployment of the system to the production environment.</w:t>
-        <w:br/>
+        <w:t>The project will be delivered in two phases.</w:t>
       </w:r>
     </w:p>
     <w:p>
       <w:pPr>
         <w:pStyle w:val="Heading2"/>
-        <w:bidi w:val="0"/>
-        <w:spacing w:lineRule="auto" w:line="360"/>
-        <w:jc w:val="left"/>
         <w:rPr>
           <w:sz w:val="26"/>
           <w:szCs w:val="26"/>
@@ -2170,6 +2426,460 @@
           <w:sz w:val="26"/>
           <w:szCs w:val="26"/>
         </w:rPr>
+        <w:t>Phase 1 – Core Platform Development</w:t>
+      </w:r>
+    </w:p>
+    <w:p>
+      <w:pPr>
+        <w:pStyle w:val="TextBody"/>
+        <w:rPr/>
+      </w:pPr>
+      <w:r>
+        <w:rPr/>
+        <w:t>P</w:t>
+      </w:r>
+      <w:r>
+        <w:rPr/>
+        <w:t>hase 1 focuses on delivering the platform foundation with CDM and CMS capabilities and minimal UI.</w:t>
+      </w:r>
+    </w:p>
+    <w:p>
+      <w:pPr>
+        <w:pStyle w:val="TextBody"/>
+        <w:rPr/>
+      </w:pPr>
+      <w:r>
+        <w:rPr/>
+        <w:t>Activities include:</w:t>
+      </w:r>
+    </w:p>
+    <w:p>
+      <w:pPr>
+        <w:pStyle w:val="TextBody"/>
+        <w:numPr>
+          <w:ilvl w:val="0"/>
+          <w:numId w:val="33"/>
+        </w:numPr>
+        <w:tabs>
+          <w:tab w:val="clear" w:pos="709"/>
+          <w:tab w:val="left" w:pos="0" w:leader="none"/>
+        </w:tabs>
+        <w:spacing w:before="0" w:after="0"/>
+        <w:ind w:left="709" w:hanging="283"/>
+        <w:rPr/>
+      </w:pPr>
+      <w:r>
+        <w:rPr/>
+        <w:t>Infrastructure setup</w:t>
+      </w:r>
+    </w:p>
+    <w:p>
+      <w:pPr>
+        <w:pStyle w:val="TextBody"/>
+        <w:numPr>
+          <w:ilvl w:val="0"/>
+          <w:numId w:val="33"/>
+        </w:numPr>
+        <w:tabs>
+          <w:tab w:val="clear" w:pos="709"/>
+          <w:tab w:val="left" w:pos="0" w:leader="none"/>
+        </w:tabs>
+        <w:spacing w:before="0" w:after="0"/>
+        <w:ind w:left="709" w:hanging="283"/>
+        <w:rPr/>
+      </w:pPr>
+      <w:r>
+        <w:rPr/>
+        <w:t>Backend architecture development</w:t>
+      </w:r>
+    </w:p>
+    <w:p>
+      <w:pPr>
+        <w:pStyle w:val="TextBody"/>
+        <w:numPr>
+          <w:ilvl w:val="0"/>
+          <w:numId w:val="33"/>
+        </w:numPr>
+        <w:tabs>
+          <w:tab w:val="clear" w:pos="709"/>
+          <w:tab w:val="left" w:pos="0" w:leader="none"/>
+        </w:tabs>
+        <w:spacing w:before="0" w:after="0"/>
+        <w:ind w:left="709" w:hanging="283"/>
+        <w:rPr/>
+      </w:pPr>
+      <w:r>
+        <w:rPr/>
+        <w:t>Frontend application structure</w:t>
+      </w:r>
+    </w:p>
+    <w:p>
+      <w:pPr>
+        <w:pStyle w:val="TextBody"/>
+        <w:numPr>
+          <w:ilvl w:val="0"/>
+          <w:numId w:val="33"/>
+        </w:numPr>
+        <w:tabs>
+          <w:tab w:val="clear" w:pos="709"/>
+          <w:tab w:val="left" w:pos="0" w:leader="none"/>
+        </w:tabs>
+        <w:spacing w:before="0" w:after="0"/>
+        <w:ind w:left="709" w:hanging="283"/>
+        <w:rPr/>
+      </w:pPr>
+      <w:r>
+        <w:rPr/>
+        <w:t>Database schema implementation</w:t>
+      </w:r>
+    </w:p>
+    <w:p>
+      <w:pPr>
+        <w:pStyle w:val="TextBody"/>
+        <w:numPr>
+          <w:ilvl w:val="0"/>
+          <w:numId w:val="33"/>
+        </w:numPr>
+        <w:tabs>
+          <w:tab w:val="clear" w:pos="709"/>
+          <w:tab w:val="left" w:pos="0" w:leader="none"/>
+        </w:tabs>
+        <w:spacing w:before="0" w:after="0"/>
+        <w:ind w:left="709" w:hanging="283"/>
+        <w:rPr/>
+      </w:pPr>
+      <w:r>
+        <w:rPr/>
+        <w:t>Authentication and role management</w:t>
+      </w:r>
+    </w:p>
+    <w:p>
+      <w:pPr>
+        <w:pStyle w:val="TextBody"/>
+        <w:numPr>
+          <w:ilvl w:val="0"/>
+          <w:numId w:val="33"/>
+        </w:numPr>
+        <w:tabs>
+          <w:tab w:val="clear" w:pos="709"/>
+          <w:tab w:val="left" w:pos="0" w:leader="none"/>
+        </w:tabs>
+        <w:spacing w:before="0" w:after="0"/>
+        <w:ind w:left="709" w:hanging="283"/>
+        <w:rPr/>
+      </w:pPr>
+      <w:r>
+        <w:rPr/>
+        <w:t>CMS functionality implementation</w:t>
+      </w:r>
+    </w:p>
+    <w:p>
+      <w:pPr>
+        <w:pStyle w:val="TextBody"/>
+        <w:numPr>
+          <w:ilvl w:val="0"/>
+          <w:numId w:val="33"/>
+        </w:numPr>
+        <w:tabs>
+          <w:tab w:val="clear" w:pos="709"/>
+          <w:tab w:val="left" w:pos="0" w:leader="none"/>
+        </w:tabs>
+        <w:spacing w:before="0" w:after="0"/>
+        <w:ind w:left="709" w:hanging="283"/>
+        <w:rPr/>
+      </w:pPr>
+      <w:r>
+        <w:rPr/>
+        <w:t>Document upload capability</w:t>
+      </w:r>
+    </w:p>
+    <w:p>
+      <w:pPr>
+        <w:pStyle w:val="TextBody"/>
+        <w:numPr>
+          <w:ilvl w:val="0"/>
+          <w:numId w:val="33"/>
+        </w:numPr>
+        <w:tabs>
+          <w:tab w:val="clear" w:pos="709"/>
+          <w:tab w:val="left" w:pos="0" w:leader="none"/>
+        </w:tabs>
+        <w:spacing w:before="0" w:after="0"/>
+        <w:ind w:left="709" w:hanging="283"/>
+        <w:rPr/>
+      </w:pPr>
+      <w:r>
+        <w:rPr/>
+        <w:t>Document viewing and downloads</w:t>
+      </w:r>
+    </w:p>
+    <w:p>
+      <w:pPr>
+        <w:pStyle w:val="TextBody"/>
+        <w:numPr>
+          <w:ilvl w:val="0"/>
+          <w:numId w:val="33"/>
+        </w:numPr>
+        <w:tabs>
+          <w:tab w:val="clear" w:pos="709"/>
+          <w:tab w:val="left" w:pos="0" w:leader="none"/>
+        </w:tabs>
+        <w:spacing w:before="0" w:after="0"/>
+        <w:ind w:left="709" w:hanging="283"/>
+        <w:rPr/>
+      </w:pPr>
+      <w:r>
+        <w:rPr/>
+        <w:t>Basic workflows</w:t>
+      </w:r>
+    </w:p>
+    <w:p>
+      <w:pPr>
+        <w:pStyle w:val="TextBody"/>
+        <w:numPr>
+          <w:ilvl w:val="0"/>
+          <w:numId w:val="33"/>
+        </w:numPr>
+        <w:tabs>
+          <w:tab w:val="clear" w:pos="709"/>
+          <w:tab w:val="left" w:pos="0" w:leader="none"/>
+        </w:tabs>
+        <w:ind w:left="709" w:hanging="283"/>
+        <w:rPr/>
+      </w:pPr>
+      <w:r>
+        <w:rPr/>
+        <w:t>Initial dashboards</w:t>
+      </w:r>
+    </w:p>
+    <w:p>
+      <w:pPr>
+        <w:pStyle w:val="TextBody"/>
+        <w:rPr/>
+      </w:pPr>
+      <w:r>
+        <w:rPr/>
+        <w:t>This phase delivers a working system where documents can be uploaded and managed.</w:t>
+      </w:r>
+    </w:p>
+    <w:p>
+      <w:pPr>
+        <w:pStyle w:val="TextBody"/>
+        <w:rPr>
+          <w:sz w:val="26"/>
+          <w:szCs w:val="26"/>
+        </w:rPr>
+      </w:pPr>
+      <w:r>
+        <w:rPr>
+          <w:sz w:val="26"/>
+          <w:szCs w:val="26"/>
+        </w:rPr>
+      </w:r>
+    </w:p>
+    <w:p>
+      <w:pPr>
+        <w:pStyle w:val="Heading2"/>
+        <w:rPr>
+          <w:sz w:val="26"/>
+          <w:szCs w:val="26"/>
+        </w:rPr>
+      </w:pPr>
+      <w:r>
+        <w:rPr>
+          <w:sz w:val="26"/>
+          <w:szCs w:val="26"/>
+        </w:rPr>
+        <w:t>Phase 2 – Platform Enhancement &amp; Scaling</w:t>
+      </w:r>
+    </w:p>
+    <w:p>
+      <w:pPr>
+        <w:pStyle w:val="TextBody"/>
+        <w:rPr/>
+      </w:pPr>
+      <w:r>
+        <w:rPr/>
+        <w:t>Phase 2 completes the platform with full functionality and advanced features.</w:t>
+      </w:r>
+    </w:p>
+    <w:p>
+      <w:pPr>
+        <w:pStyle w:val="TextBody"/>
+        <w:rPr/>
+      </w:pPr>
+      <w:r>
+        <w:rPr/>
+        <w:t>Activities include:</w:t>
+      </w:r>
+    </w:p>
+    <w:p>
+      <w:pPr>
+        <w:pStyle w:val="TextBody"/>
+        <w:numPr>
+          <w:ilvl w:val="0"/>
+          <w:numId w:val="34"/>
+        </w:numPr>
+        <w:tabs>
+          <w:tab w:val="clear" w:pos="709"/>
+          <w:tab w:val="left" w:pos="0" w:leader="none"/>
+        </w:tabs>
+        <w:spacing w:before="0" w:after="0"/>
+        <w:ind w:left="709" w:hanging="283"/>
+        <w:rPr/>
+      </w:pPr>
+      <w:r>
+        <w:rPr/>
+        <w:t>Document versioning</w:t>
+      </w:r>
+    </w:p>
+    <w:p>
+      <w:pPr>
+        <w:pStyle w:val="TextBody"/>
+        <w:numPr>
+          <w:ilvl w:val="0"/>
+          <w:numId w:val="34"/>
+        </w:numPr>
+        <w:tabs>
+          <w:tab w:val="clear" w:pos="709"/>
+          <w:tab w:val="left" w:pos="0" w:leader="none"/>
+        </w:tabs>
+        <w:spacing w:before="0" w:after="0"/>
+        <w:ind w:left="709" w:hanging="283"/>
+        <w:rPr/>
+      </w:pPr>
+      <w:r>
+        <w:rPr/>
+        <w:t>Complete approval workflows</w:t>
+      </w:r>
+    </w:p>
+    <w:p>
+      <w:pPr>
+        <w:pStyle w:val="TextBody"/>
+        <w:numPr>
+          <w:ilvl w:val="0"/>
+          <w:numId w:val="34"/>
+        </w:numPr>
+        <w:tabs>
+          <w:tab w:val="clear" w:pos="709"/>
+          <w:tab w:val="left" w:pos="0" w:leader="none"/>
+        </w:tabs>
+        <w:spacing w:before="0" w:after="0"/>
+        <w:ind w:left="709" w:hanging="283"/>
+        <w:rPr/>
+      </w:pPr>
+      <w:r>
+        <w:rPr/>
+        <w:t>Advanced role permissions</w:t>
+      </w:r>
+    </w:p>
+    <w:p>
+      <w:pPr>
+        <w:pStyle w:val="TextBody"/>
+        <w:numPr>
+          <w:ilvl w:val="0"/>
+          <w:numId w:val="34"/>
+        </w:numPr>
+        <w:tabs>
+          <w:tab w:val="clear" w:pos="709"/>
+          <w:tab w:val="left" w:pos="0" w:leader="none"/>
+        </w:tabs>
+        <w:spacing w:before="0" w:after="0"/>
+        <w:ind w:left="709" w:hanging="283"/>
+        <w:rPr/>
+      </w:pPr>
+      <w:r>
+        <w:rPr/>
+        <w:t>UI enhancements</w:t>
+      </w:r>
+    </w:p>
+    <w:p>
+      <w:pPr>
+        <w:pStyle w:val="TextBody"/>
+        <w:numPr>
+          <w:ilvl w:val="0"/>
+          <w:numId w:val="34"/>
+        </w:numPr>
+        <w:tabs>
+          <w:tab w:val="clear" w:pos="709"/>
+          <w:tab w:val="left" w:pos="0" w:leader="none"/>
+        </w:tabs>
+        <w:spacing w:before="0" w:after="0"/>
+        <w:ind w:left="709" w:hanging="283"/>
+        <w:rPr/>
+      </w:pPr>
+      <w:r>
+        <w:rPr/>
+        <w:t>Reporting and dashboards</w:t>
+      </w:r>
+    </w:p>
+    <w:p>
+      <w:pPr>
+        <w:pStyle w:val="TextBody"/>
+        <w:numPr>
+          <w:ilvl w:val="0"/>
+          <w:numId w:val="34"/>
+        </w:numPr>
+        <w:tabs>
+          <w:tab w:val="clear" w:pos="709"/>
+          <w:tab w:val="left" w:pos="0" w:leader="none"/>
+        </w:tabs>
+        <w:spacing w:before="0" w:after="0"/>
+        <w:ind w:left="709" w:hanging="283"/>
+        <w:rPr/>
+      </w:pPr>
+      <w:r>
+        <w:rPr/>
+        <w:t>Integration capabilities</w:t>
+      </w:r>
+    </w:p>
+    <w:p>
+      <w:pPr>
+        <w:pStyle w:val="TextBody"/>
+        <w:numPr>
+          <w:ilvl w:val="0"/>
+          <w:numId w:val="34"/>
+        </w:numPr>
+        <w:tabs>
+          <w:tab w:val="clear" w:pos="709"/>
+          <w:tab w:val="left" w:pos="0" w:leader="none"/>
+        </w:tabs>
+        <w:spacing w:before="0" w:after="0"/>
+        <w:ind w:left="709" w:hanging="283"/>
+        <w:rPr/>
+      </w:pPr>
+      <w:r>
+        <w:rPr/>
+        <w:t>Performance optimization</w:t>
+      </w:r>
+    </w:p>
+    <w:p>
+      <w:pPr>
+        <w:pStyle w:val="TextBody"/>
+        <w:numPr>
+          <w:ilvl w:val="0"/>
+          <w:numId w:val="34"/>
+        </w:numPr>
+        <w:tabs>
+          <w:tab w:val="clear" w:pos="709"/>
+          <w:tab w:val="left" w:pos="0" w:leader="none"/>
+        </w:tabs>
+        <w:ind w:left="709" w:hanging="283"/>
+        <w:rPr/>
+      </w:pPr>
+      <w:r>
+        <w:rPr/>
+        <w:t>Final testing and deployment</w:t>
+      </w:r>
+    </w:p>
+    <w:p>
+      <w:pPr>
+        <w:pStyle w:val="Heading3"/>
+        <w:rPr/>
+      </w:pPr>
+      <w:r>
+        <w:rPr/>
+        <w:br/>
         <w:t>Team Structure</w:t>
       </w:r>
     </w:p>
@@ -2180,31 +2890,16 @@
       </w:pPr>
       <w:r>
         <w:rPr/>
-        <w:t>The project can be executed by a focused team of two developers:</w:t>
-      </w:r>
-    </w:p>
-    <w:p>
-      <w:pPr>
-        <w:pStyle w:val="TextBody"/>
-        <w:numPr>
-          <w:ilvl w:val="0"/>
-          <w:numId w:val="34"/>
-        </w:numPr>
-        <w:tabs>
-          <w:tab w:val="clear" w:pos="709"/>
-          <w:tab w:val="left" w:pos="0" w:leader="none"/>
-        </w:tabs>
-        <w:ind w:left="709" w:hanging="283"/>
-        <w:rPr/>
-      </w:pPr>
-      <w:r>
-        <w:rPr>
-          <w:rStyle w:val="StrongEmphasis"/>
-          <w:b w:val="false"/>
-          <w:bCs w:val="false"/>
-          <w:i w:val="false"/>
-          <w:iCs w:val="false"/>
-        </w:rPr>
+        <w:t>The project can be executed by a focused team of two developers.</w:t>
+      </w:r>
+    </w:p>
+    <w:p>
+      <w:pPr>
+        <w:pStyle w:val="TextBody"/>
+        <w:rPr/>
+      </w:pPr>
+      <w:r>
+        <w:rPr/>
         <w:t>Frontend Developer</w:t>
       </w:r>
     </w:p>
@@ -2212,41 +2907,28 @@
       <w:pPr>
         <w:pStyle w:val="TextBody"/>
         <w:numPr>
-          <w:ilvl w:val="1"/>
-          <w:numId w:val="34"/>
-        </w:numPr>
-        <w:tabs>
-          <w:tab w:val="clear" w:pos="709"/>
-          <w:tab w:val="left" w:pos="0" w:leader="none"/>
-        </w:tabs>
-        <w:ind w:left="1418" w:hanging="283"/>
-        <w:rPr/>
-      </w:pPr>
-      <w:r>
-        <w:rPr/>
-        <w:t>Responsible for user interface, user experience, and CMS components</w:t>
-      </w:r>
-    </w:p>
-    <w:p>
-      <w:pPr>
-        <w:pStyle w:val="TextBody"/>
-        <w:numPr>
-          <w:ilvl w:val="0"/>
-          <w:numId w:val="34"/>
-        </w:numPr>
-        <w:tabs>
-          <w:tab w:val="clear" w:pos="709"/>
-          <w:tab w:val="left" w:pos="0" w:leader="none"/>
-        </w:tabs>
-        <w:ind w:left="709" w:hanging="283"/>
-        <w:rPr/>
-      </w:pPr>
-      <w:r>
-        <w:rPr>
-          <w:rStyle w:val="StrongEmphasis"/>
-          <w:b w:val="false"/>
-          <w:bCs w:val="false"/>
-        </w:rPr>
+          <w:ilvl w:val="0"/>
+          <w:numId w:val="29"/>
+        </w:numPr>
+        <w:tabs>
+          <w:tab w:val="clear" w:pos="709"/>
+          <w:tab w:val="left" w:pos="0" w:leader="none"/>
+        </w:tabs>
+        <w:ind w:left="709" w:hanging="283"/>
+        <w:rPr/>
+      </w:pPr>
+      <w:r>
+        <w:rPr/>
+        <w:t>Responsible for UI/UX implementation and CMS components</w:t>
+      </w:r>
+    </w:p>
+    <w:p>
+      <w:pPr>
+        <w:pStyle w:val="TextBody"/>
+        <w:rPr/>
+      </w:pPr>
+      <w:r>
+        <w:rPr/>
         <w:t>Backend &amp; Infrastructure Developer</w:t>
       </w:r>
     </w:p>
@@ -2254,19 +2936,19 @@
       <w:pPr>
         <w:pStyle w:val="TextBody"/>
         <w:numPr>
-          <w:ilvl w:val="1"/>
-          <w:numId w:val="34"/>
-        </w:numPr>
-        <w:tabs>
-          <w:tab w:val="clear" w:pos="709"/>
-          <w:tab w:val="left" w:pos="0" w:leader="none"/>
-        </w:tabs>
-        <w:ind w:left="1418" w:hanging="283"/>
-        <w:rPr/>
-      </w:pPr>
-      <w:r>
-        <w:rPr/>
-        <w:t>Responsible for APIs, database design, workflows, cloud infrastructure, and deployment</w:t>
+          <w:ilvl w:val="0"/>
+          <w:numId w:val="30"/>
+        </w:numPr>
+        <w:tabs>
+          <w:tab w:val="clear" w:pos="709"/>
+          <w:tab w:val="left" w:pos="0" w:leader="none"/>
+        </w:tabs>
+        <w:ind w:left="709" w:hanging="283"/>
+        <w:rPr/>
+      </w:pPr>
+      <w:r>
+        <w:rPr/>
+        <w:t>Responsible for APIs, database design, workflows, infrastructure, and deployment</w:t>
       </w:r>
     </w:p>
     <w:p>
@@ -2288,25 +2970,7 @@
           <w:sz w:val="30"/>
           <w:szCs w:val="30"/>
         </w:rPr>
-        <w:t>1</w:t>
-      </w:r>
-      <w:r>
-        <w:rPr>
-          <w:b/>
-          <w:bCs/>
-          <w:sz w:val="30"/>
-          <w:szCs w:val="30"/>
-        </w:rPr>
-        <w:t>2</w:t>
-      </w:r>
-      <w:r>
-        <w:rPr>
-          <w:b/>
-          <w:bCs/>
-          <w:sz w:val="30"/>
-          <w:szCs w:val="30"/>
-        </w:rPr>
-        <w:t>. Maintenance &amp; Support</w:t>
+        <w:t>12. Maintenance &amp; Support</w:t>
       </w:r>
     </w:p>
     <w:p>
@@ -2327,7 +2991,7 @@
         <w:pStyle w:val="TextBody"/>
         <w:numPr>
           <w:ilvl w:val="0"/>
-          <w:numId w:val="18"/>
+          <w:numId w:val="11"/>
         </w:numPr>
         <w:tabs>
           <w:tab w:val="clear" w:pos="709"/>
@@ -2346,7 +3010,7 @@
         <w:pStyle w:val="TextBody"/>
         <w:numPr>
           <w:ilvl w:val="0"/>
-          <w:numId w:val="18"/>
+          <w:numId w:val="11"/>
         </w:numPr>
         <w:tabs>
           <w:tab w:val="clear" w:pos="709"/>
@@ -2365,7 +3029,7 @@
         <w:pStyle w:val="TextBody"/>
         <w:numPr>
           <w:ilvl w:val="0"/>
-          <w:numId w:val="18"/>
+          <w:numId w:val="11"/>
         </w:numPr>
         <w:tabs>
           <w:tab w:val="clear" w:pos="709"/>
@@ -2384,7 +3048,7 @@
         <w:pStyle w:val="TextBody"/>
         <w:numPr>
           <w:ilvl w:val="0"/>
-          <w:numId w:val="18"/>
+          <w:numId w:val="11"/>
         </w:numPr>
         <w:tabs>
           <w:tab w:val="clear" w:pos="709"/>
@@ -2403,7 +3067,7 @@
         <w:pStyle w:val="TextBody"/>
         <w:numPr>
           <w:ilvl w:val="0"/>
-          <w:numId w:val="18"/>
+          <w:numId w:val="11"/>
         </w:numPr>
         <w:tabs>
           <w:tab w:val="clear" w:pos="709"/>
@@ -2434,47 +3098,52 @@
           <w:sz w:val="30"/>
           <w:szCs w:val="30"/>
         </w:rPr>
-        <w:t>1</w:t>
-      </w:r>
-      <w:r>
-        <w:rPr>
-          <w:sz w:val="30"/>
-          <w:szCs w:val="30"/>
-        </w:rPr>
-        <w:t>3</w:t>
-      </w:r>
-      <w:r>
-        <w:rPr>
-          <w:sz w:val="30"/>
-          <w:szCs w:val="30"/>
-        </w:rPr>
-        <w:t>. Timeline</w:t>
-      </w:r>
-    </w:p>
-    <w:p>
-      <w:pPr>
-        <w:pStyle w:val="TextBody"/>
-        <w:bidi w:val="0"/>
-        <w:spacing w:lineRule="auto" w:line="276" w:before="0" w:after="140"/>
-        <w:jc w:val="left"/>
-        <w:rPr/>
-      </w:pPr>
-      <w:r>
-        <w:rPr/>
-        <w:t>Estimated project timeline:</w:t>
-      </w:r>
-    </w:p>
-    <w:p>
-      <w:pPr>
-        <w:pStyle w:val="TextBody"/>
-        <w:numPr>
-          <w:ilvl w:val="0"/>
-          <w:numId w:val="19"/>
-        </w:numPr>
-        <w:tabs>
-          <w:tab w:val="clear" w:pos="709"/>
-          <w:tab w:val="left" w:pos="0" w:leader="none"/>
-        </w:tabs>
+        <w:t>13. Timeline</w:t>
+      </w:r>
+    </w:p>
+    <w:p>
+      <w:pPr>
+        <w:pStyle w:val="Heading2"/>
+        <w:numPr>
+          <w:ilvl w:val="0"/>
+          <w:numId w:val="0"/>
+        </w:numPr>
+        <w:tabs>
+          <w:tab w:val="clear" w:pos="709"/>
+          <w:tab w:val="left" w:pos="0" w:leader="none"/>
+        </w:tabs>
+        <w:ind w:hanging="0"/>
+        <w:rPr/>
+      </w:pPr>
+      <w:r>
+        <w:rPr>
+          <w:sz w:val="26"/>
+          <w:szCs w:val="26"/>
+        </w:rPr>
+        <w:t>Phase 1 – Core Platform</w:t>
+      </w:r>
+      <w:r>
+        <w:rPr>
+          <w:rStyle w:val="StrongEmphasis"/>
+          <w:b/>
+          <w:sz w:val="26"/>
+          <w:szCs w:val="26"/>
+        </w:rPr>
+        <w:br/>
+      </w:r>
+    </w:p>
+    <w:p>
+      <w:pPr>
+        <w:pStyle w:val="TextBody"/>
+        <w:numPr>
+          <w:ilvl w:val="0"/>
+          <w:numId w:val="35"/>
+        </w:numPr>
+        <w:tabs>
+          <w:tab w:val="clear" w:pos="709"/>
+          <w:tab w:val="left" w:pos="0" w:leader="none"/>
+        </w:tabs>
+        <w:spacing w:lineRule="auto" w:line="360" w:before="0" w:after="0"/>
         <w:ind w:left="709" w:hanging="283"/>
         <w:rPr/>
       </w:pPr>
@@ -2488,12 +3157,13 @@
         <w:pStyle w:val="TextBody"/>
         <w:numPr>
           <w:ilvl w:val="0"/>
-          <w:numId w:val="19"/>
-        </w:numPr>
-        <w:tabs>
-          <w:tab w:val="clear" w:pos="709"/>
-          <w:tab w:val="left" w:pos="0" w:leader="none"/>
-        </w:tabs>
+          <w:numId w:val="35"/>
+        </w:numPr>
+        <w:tabs>
+          <w:tab w:val="clear" w:pos="709"/>
+          <w:tab w:val="left" w:pos="0" w:leader="none"/>
+        </w:tabs>
+        <w:spacing w:lineRule="auto" w:line="360" w:before="0" w:after="0"/>
         <w:ind w:left="709" w:hanging="283"/>
         <w:rPr/>
       </w:pPr>
@@ -2507,57 +3177,145 @@
         <w:pStyle w:val="TextBody"/>
         <w:numPr>
           <w:ilvl w:val="0"/>
-          <w:numId w:val="19"/>
-        </w:numPr>
-        <w:tabs>
-          <w:tab w:val="clear" w:pos="709"/>
-          <w:tab w:val="left" w:pos="0" w:leader="none"/>
-        </w:tabs>
-        <w:ind w:left="709" w:hanging="283"/>
-        <w:rPr/>
-      </w:pPr>
-      <w:r>
-        <w:rPr/>
-        <w:t>Frontend Development – 4 to 6 weeks</w:t>
-      </w:r>
-    </w:p>
-    <w:p>
-      <w:pPr>
-        <w:pStyle w:val="TextBody"/>
-        <w:numPr>
-          <w:ilvl w:val="0"/>
-          <w:numId w:val="19"/>
-        </w:numPr>
-        <w:tabs>
-          <w:tab w:val="clear" w:pos="709"/>
-          <w:tab w:val="left" w:pos="0" w:leader="none"/>
-        </w:tabs>
-        <w:ind w:left="709" w:hanging="283"/>
-        <w:rPr/>
-      </w:pPr>
-      <w:r>
-        <w:rPr/>
-        <w:t>Integration &amp; Testing – 2 weeks</w:t>
-      </w:r>
-    </w:p>
-    <w:p>
-      <w:pPr>
-        <w:pStyle w:val="TextBody"/>
-        <w:numPr>
-          <w:ilvl w:val="0"/>
-          <w:numId w:val="19"/>
-        </w:numPr>
-        <w:tabs>
-          <w:tab w:val="clear" w:pos="709"/>
-          <w:tab w:val="left" w:pos="0" w:leader="none"/>
-        </w:tabs>
-        <w:ind w:left="709" w:hanging="283"/>
-        <w:rPr/>
-      </w:pPr>
-      <w:r>
-        <w:rPr/>
-        <w:t>Deployment – 1 week</w:t>
+          <w:numId w:val="35"/>
+        </w:numPr>
+        <w:tabs>
+          <w:tab w:val="clear" w:pos="709"/>
+          <w:tab w:val="left" w:pos="0" w:leader="none"/>
+        </w:tabs>
+        <w:spacing w:lineRule="auto" w:line="360" w:before="0" w:after="0"/>
+        <w:ind w:left="709" w:hanging="283"/>
+        <w:rPr/>
+      </w:pPr>
+      <w:r>
+        <w:rPr/>
+        <w:t>Frontend Development – 2 to 3 weeks</w:t>
+      </w:r>
+    </w:p>
+    <w:p>
+      <w:pPr>
+        <w:pStyle w:val="TextBody"/>
+        <w:numPr>
+          <w:ilvl w:val="0"/>
+          <w:numId w:val="35"/>
+        </w:numPr>
+        <w:tabs>
+          <w:tab w:val="clear" w:pos="709"/>
+          <w:tab w:val="left" w:pos="0" w:leader="none"/>
+        </w:tabs>
+        <w:spacing w:lineRule="auto" w:line="360"/>
+        <w:ind w:left="709" w:hanging="283"/>
+        <w:rPr/>
+      </w:pPr>
+      <w:r>
+        <w:rPr/>
+        <w:t>Integration &amp; Testing – 1 week</w:t>
+      </w:r>
+    </w:p>
+    <w:p>
+      <w:pPr>
+        <w:pStyle w:val="TextBody"/>
+        <w:rPr/>
+      </w:pPr>
+      <w:r>
+        <w:rPr/>
+        <w:t xml:space="preserve">Estimated Duration: </w:t>
+      </w:r>
+      <w:r>
+        <w:rPr>
+          <w:rStyle w:val="StrongEmphasis"/>
+        </w:rPr>
+        <w:t>8 to 10 weeks</w:t>
         <w:br/>
+      </w:r>
+    </w:p>
+    <w:p>
+      <w:pPr>
+        <w:pStyle w:val="Heading2"/>
+        <w:rPr>
+          <w:sz w:val="26"/>
+          <w:szCs w:val="26"/>
+        </w:rPr>
+      </w:pPr>
+      <w:r>
+        <w:rPr>
+          <w:sz w:val="26"/>
+          <w:szCs w:val="26"/>
+        </w:rPr>
+        <w:t>Phase 2 – Platform Scaling</w:t>
+      </w:r>
+    </w:p>
+    <w:p>
+      <w:pPr>
+        <w:pStyle w:val="TextBody"/>
+        <w:numPr>
+          <w:ilvl w:val="0"/>
+          <w:numId w:val="36"/>
+        </w:numPr>
+        <w:rPr/>
+      </w:pPr>
+      <w:r>
+        <w:rPr>
+          <w:rStyle w:val="StrongEmphasis"/>
+          <w:b w:val="false"/>
+          <w:bCs w:val="false"/>
+        </w:rPr>
+        <w:t>Versioning &amp; Workflow Enhancements – 2 weeks</w:t>
+      </w:r>
+    </w:p>
+    <w:p>
+      <w:pPr>
+        <w:pStyle w:val="TextBody"/>
+        <w:numPr>
+          <w:ilvl w:val="0"/>
+          <w:numId w:val="36"/>
+        </w:numPr>
+        <w:spacing w:lineRule="auto" w:line="360" w:before="0" w:after="0"/>
+        <w:rPr/>
+      </w:pPr>
+      <w:r>
+        <w:rPr>
+          <w:rStyle w:val="StrongEmphasis"/>
+          <w:b w:val="false"/>
+          <w:bCs w:val="false"/>
+        </w:rPr>
+        <w:t>Feature Enhancements &amp; UI Improvements – 1 to 2 weeks</w:t>
+      </w:r>
+    </w:p>
+    <w:p>
+      <w:pPr>
+        <w:pStyle w:val="TextBody"/>
+        <w:numPr>
+          <w:ilvl w:val="0"/>
+          <w:numId w:val="36"/>
+        </w:numPr>
+        <w:spacing w:lineRule="auto" w:line="360" w:before="0" w:after="0"/>
+        <w:rPr/>
+      </w:pPr>
+      <w:r>
+        <w:rPr>
+          <w:rStyle w:val="StrongEmphasis"/>
+          <w:b w:val="false"/>
+          <w:bCs w:val="false"/>
+        </w:rPr>
+        <w:t>Testing &amp; Deployment – 1 week</w:t>
+        <w:br/>
+      </w:r>
+    </w:p>
+    <w:p>
+      <w:pPr>
+        <w:pStyle w:val="TextBody"/>
+        <w:rPr/>
+      </w:pPr>
+      <w:r>
+        <w:rPr/>
+        <w:t xml:space="preserve">Estimated Duration: </w:t>
+      </w:r>
+      <w:r>
+        <w:rPr>
+          <w:rStyle w:val="StrongEmphasis"/>
+        </w:rPr>
+        <w:t>4 to 6 weeks</w:t>
       </w:r>
     </w:p>
     <w:p>
@@ -2593,6 +3351,27 @@
     <w:p>
       <w:pPr>
         <w:pStyle w:val="TextBody"/>
+        <w:bidi w:val="0"/>
+        <w:spacing w:lineRule="auto" w:line="360"/>
+        <w:jc w:val="left"/>
+        <w:rPr>
+          <w:sz w:val="28"/>
+          <w:szCs w:val="28"/>
+        </w:rPr>
+      </w:pPr>
+      <w:r>
+        <w:rPr>
+          <w:b/>
+          <w:bCs/>
+          <w:sz w:val="28"/>
+          <w:szCs w:val="28"/>
+        </w:rPr>
+        <w:t>Development Cost</w:t>
+      </w:r>
+    </w:p>
+    <w:p>
+      <w:pPr>
+        <w:pStyle w:val="Heading2"/>
         <w:bidi w:val="0"/>
         <w:spacing w:lineRule="auto" w:line="360"/>
         <w:jc w:val="left"/>
@@ -2611,7 +3390,7 @@
           <w:sz w:val="26"/>
           <w:szCs w:val="26"/>
         </w:rPr>
-        <w:t>Development Cost</w:t>
+        <w:t>Phase 1 – Core Platform Development (65%)</w:t>
       </w:r>
     </w:p>
     <w:p>
@@ -2624,21 +3403,22 @@
       </w:pPr>
       <w:r>
         <w:rPr/>
-        <w:t>Estimated development cost range:</w:t>
-      </w:r>
-    </w:p>
-    <w:p>
-      <w:pPr>
-        <w:pStyle w:val="TextBody"/>
-        <w:numPr>
-          <w:ilvl w:val="0"/>
-          <w:numId w:val="20"/>
-        </w:numPr>
-        <w:tabs>
-          <w:tab w:val="clear" w:pos="709"/>
-          <w:tab w:val="left" w:pos="0" w:leader="none"/>
-        </w:tabs>
-        <w:ind w:left="709" w:hanging="283"/>
+        <w:t>Phase 1 focuses on building the foundational platform including CMS functionality, document management structure, secure document uploads, and core workflows.</w:t>
+      </w:r>
+    </w:p>
+    <w:p>
+      <w:pPr>
+        <w:pStyle w:val="TextBody"/>
+        <w:rPr/>
+      </w:pPr>
+      <w:r>
+        <w:rPr/>
+        <w:t>Estimated development cost:</w:t>
+      </w:r>
+    </w:p>
+    <w:p>
+      <w:pPr>
+        <w:pStyle w:val="TextBody"/>
         <w:rPr/>
       </w:pPr>
       <w:r>
@@ -2651,50 +3431,236 @@
         <w:rPr>
           <w:rStyle w:val="StrongEmphasis"/>
         </w:rPr>
-        <w:t>6</w:t>
-      </w:r>
+        <w:t>4,36,800 – ₹5,82,400</w:t>
+      </w:r>
+    </w:p>
+    <w:p>
+      <w:pPr>
+        <w:pStyle w:val="TextBody"/>
+        <w:rPr/>
+      </w:pPr>
+      <w:r>
+        <w:rPr/>
+        <w:t>This includes:</w:t>
+      </w:r>
+    </w:p>
+    <w:p>
+      <w:pPr>
+        <w:pStyle w:val="TextBody"/>
+        <w:numPr>
+          <w:ilvl w:val="0"/>
+          <w:numId w:val="37"/>
+        </w:numPr>
+        <w:tabs>
+          <w:tab w:val="clear" w:pos="709"/>
+          <w:tab w:val="left" w:pos="0" w:leader="none"/>
+        </w:tabs>
+        <w:ind w:left="709" w:hanging="283"/>
+        <w:rPr/>
+      </w:pPr>
+      <w:r>
+        <w:rPr/>
+        <w:t>architecture design</w:t>
+      </w:r>
+    </w:p>
+    <w:p>
+      <w:pPr>
+        <w:pStyle w:val="TextBody"/>
+        <w:numPr>
+          <w:ilvl w:val="0"/>
+          <w:numId w:val="37"/>
+        </w:numPr>
+        <w:tabs>
+          <w:tab w:val="clear" w:pos="709"/>
+          <w:tab w:val="left" w:pos="0" w:leader="none"/>
+        </w:tabs>
+        <w:ind w:left="709" w:hanging="283"/>
+        <w:rPr/>
+      </w:pPr>
+      <w:r>
+        <w:rPr/>
+        <w:t>backend development</w:t>
+      </w:r>
+    </w:p>
+    <w:p>
+      <w:pPr>
+        <w:pStyle w:val="TextBody"/>
+        <w:numPr>
+          <w:ilvl w:val="0"/>
+          <w:numId w:val="37"/>
+        </w:numPr>
+        <w:tabs>
+          <w:tab w:val="clear" w:pos="709"/>
+          <w:tab w:val="left" w:pos="0" w:leader="none"/>
+        </w:tabs>
+        <w:ind w:left="709" w:hanging="283"/>
+        <w:rPr/>
+      </w:pPr>
+      <w:r>
+        <w:rPr/>
+        <w:t>frontend application development</w:t>
+      </w:r>
+    </w:p>
+    <w:p>
+      <w:pPr>
+        <w:pStyle w:val="TextBody"/>
+        <w:numPr>
+          <w:ilvl w:val="0"/>
+          <w:numId w:val="37"/>
+        </w:numPr>
+        <w:tabs>
+          <w:tab w:val="clear" w:pos="709"/>
+          <w:tab w:val="left" w:pos="0" w:leader="none"/>
+        </w:tabs>
+        <w:ind w:left="709" w:hanging="283"/>
+        <w:rPr/>
+      </w:pPr>
+      <w:r>
+        <w:rPr/>
+        <w:t>document upload implementation</w:t>
+      </w:r>
+    </w:p>
+    <w:p>
+      <w:pPr>
+        <w:pStyle w:val="TextBody"/>
+        <w:numPr>
+          <w:ilvl w:val="0"/>
+          <w:numId w:val="37"/>
+        </w:numPr>
+        <w:tabs>
+          <w:tab w:val="clear" w:pos="709"/>
+          <w:tab w:val="left" w:pos="0" w:leader="none"/>
+        </w:tabs>
+        <w:ind w:left="709" w:hanging="283"/>
+        <w:rPr/>
+      </w:pPr>
+      <w:r>
+        <w:rPr/>
+        <w:t>CMS functionality</w:t>
+      </w:r>
+    </w:p>
+    <w:p>
+      <w:pPr>
+        <w:pStyle w:val="TextBody"/>
+        <w:numPr>
+          <w:ilvl w:val="0"/>
+          <w:numId w:val="37"/>
+        </w:numPr>
+        <w:tabs>
+          <w:tab w:val="clear" w:pos="709"/>
+          <w:tab w:val="left" w:pos="0" w:leader="none"/>
+        </w:tabs>
+        <w:ind w:left="709" w:hanging="283"/>
+        <w:rPr/>
+      </w:pPr>
+      <w:r>
+        <w:rPr/>
+        <w:t>basic workflows</w:t>
+      </w:r>
+    </w:p>
+    <w:p>
+      <w:pPr>
+        <w:pStyle w:val="TextBody"/>
+        <w:numPr>
+          <w:ilvl w:val="0"/>
+          <w:numId w:val="37"/>
+        </w:numPr>
+        <w:tabs>
+          <w:tab w:val="clear" w:pos="709"/>
+          <w:tab w:val="left" w:pos="0" w:leader="none"/>
+        </w:tabs>
+        <w:ind w:left="709" w:hanging="283"/>
+        <w:rPr/>
+      </w:pPr>
+      <w:r>
+        <w:rPr/>
+        <w:t>authentication and role management</w:t>
+      </w:r>
+    </w:p>
+    <w:p>
+      <w:pPr>
+        <w:pStyle w:val="TextBody"/>
+        <w:numPr>
+          <w:ilvl w:val="0"/>
+          <w:numId w:val="37"/>
+        </w:numPr>
+        <w:tabs>
+          <w:tab w:val="clear" w:pos="709"/>
+          <w:tab w:val="left" w:pos="0" w:leader="none"/>
+        </w:tabs>
+        <w:ind w:left="709" w:hanging="283"/>
+        <w:rPr/>
+      </w:pPr>
+      <w:r>
+        <w:rPr/>
+        <w:t>initial deployment</w:t>
+      </w:r>
+    </w:p>
+    <w:p>
+      <w:pPr>
+        <w:pStyle w:val="TextBody"/>
+        <w:rPr/>
+      </w:pPr>
+      <w:r>
+        <w:rPr/>
+      </w:r>
+    </w:p>
+    <w:p>
+      <w:pPr>
+        <w:pStyle w:val="Heading2"/>
+        <w:rPr>
+          <w:sz w:val="26"/>
+          <w:szCs w:val="26"/>
+        </w:rPr>
+      </w:pPr>
+      <w:r>
+        <w:rPr>
+          <w:sz w:val="26"/>
+          <w:szCs w:val="26"/>
+        </w:rPr>
+        <w:t>Phase 2 – Complete Platform Development (35%)</w:t>
+        <w:br/>
+      </w:r>
+    </w:p>
+    <w:p>
+      <w:pPr>
+        <w:pStyle w:val="TextBody"/>
+        <w:bidi w:val="0"/>
+        <w:spacing w:lineRule="auto" w:line="276" w:before="0" w:after="140"/>
+        <w:jc w:val="left"/>
+        <w:rPr/>
+      </w:pPr>
+      <w:r>
+        <w:rPr/>
+        <w:t>Phase 2 focuses on completing the platform with advanced features and full workflow capabilities.</w:t>
+      </w:r>
+    </w:p>
+    <w:p>
+      <w:pPr>
+        <w:pStyle w:val="TextBody"/>
+        <w:rPr/>
+      </w:pPr>
+      <w:r>
+        <w:rPr/>
+        <w:t>Estimated development cost:</w:t>
+      </w:r>
+    </w:p>
+    <w:p>
+      <w:pPr>
+        <w:pStyle w:val="TextBody"/>
+        <w:rPr/>
+      </w:pPr>
       <w:r>
         <w:rPr>
           <w:rStyle w:val="StrongEmphasis"/>
         </w:rPr>
-        <w:t>,</w:t>
+        <w:t>₹</w:t>
       </w:r>
       <w:r>
         <w:rPr>
           <w:rStyle w:val="StrongEmphasis"/>
         </w:rPr>
-        <w:t>72</w:t>
-      </w:r>
-      <w:r>
-        <w:rPr>
-          <w:rStyle w:val="StrongEmphasis"/>
-        </w:rPr>
-        <w:t>,000 – ₹</w:t>
-      </w:r>
-      <w:r>
-        <w:rPr>
-          <w:rStyle w:val="StrongEmphasis"/>
-        </w:rPr>
-        <w:t>8</w:t>
-      </w:r>
-      <w:r>
-        <w:rPr>
-          <w:rStyle w:val="StrongEmphasis"/>
-        </w:rPr>
-        <w:t>,</w:t>
-      </w:r>
-      <w:r>
-        <w:rPr>
-          <w:rStyle w:val="StrongEmphasis"/>
-        </w:rPr>
-        <w:t>96</w:t>
-      </w:r>
-      <w:r>
-        <w:rPr>
-          <w:rStyle w:val="StrongEmphasis"/>
-        </w:rPr>
-        <w:t>,000</w:t>
-        <w:br/>
+        <w:t>2,35,200 – ₹3,13,600</w:t>
       </w:r>
     </w:p>
     <w:p>
@@ -2712,132 +3678,113 @@
         <w:pStyle w:val="TextBody"/>
         <w:numPr>
           <w:ilvl w:val="0"/>
-          <w:numId w:val="21"/>
-        </w:numPr>
-        <w:tabs>
-          <w:tab w:val="clear" w:pos="709"/>
-          <w:tab w:val="left" w:pos="0" w:leader="none"/>
-        </w:tabs>
-        <w:ind w:left="709" w:hanging="283"/>
-        <w:rPr/>
-      </w:pPr>
-      <w:r>
-        <w:rPr/>
-        <w:t>architecture design</w:t>
-      </w:r>
-    </w:p>
-    <w:p>
-      <w:pPr>
-        <w:pStyle w:val="TextBody"/>
-        <w:numPr>
-          <w:ilvl w:val="0"/>
-          <w:numId w:val="21"/>
-        </w:numPr>
-        <w:tabs>
-          <w:tab w:val="clear" w:pos="709"/>
-          <w:tab w:val="left" w:pos="0" w:leader="none"/>
-        </w:tabs>
-        <w:ind w:left="709" w:hanging="283"/>
-        <w:rPr/>
-      </w:pPr>
-      <w:r>
-        <w:rPr/>
-        <w:t>backend development</w:t>
-      </w:r>
-    </w:p>
-    <w:p>
-      <w:pPr>
-        <w:pStyle w:val="TextBody"/>
-        <w:numPr>
-          <w:ilvl w:val="0"/>
-          <w:numId w:val="21"/>
-        </w:numPr>
-        <w:tabs>
-          <w:tab w:val="clear" w:pos="709"/>
-          <w:tab w:val="left" w:pos="0" w:leader="none"/>
-        </w:tabs>
-        <w:ind w:left="709" w:hanging="283"/>
-        <w:rPr/>
-      </w:pPr>
-      <w:r>
-        <w:rPr/>
-        <w:t>frontend development</w:t>
-      </w:r>
-    </w:p>
-    <w:p>
-      <w:pPr>
-        <w:pStyle w:val="TextBody"/>
-        <w:numPr>
-          <w:ilvl w:val="0"/>
-          <w:numId w:val="21"/>
-        </w:numPr>
-        <w:tabs>
-          <w:tab w:val="clear" w:pos="709"/>
-          <w:tab w:val="left" w:pos="0" w:leader="none"/>
-        </w:tabs>
-        <w:ind w:left="709" w:hanging="283"/>
-        <w:rPr/>
-      </w:pPr>
-      <w:r>
-        <w:rPr/>
-        <w:t>file upload integration</w:t>
-      </w:r>
-    </w:p>
-    <w:p>
-      <w:pPr>
-        <w:pStyle w:val="TextBody"/>
-        <w:numPr>
-          <w:ilvl w:val="0"/>
-          <w:numId w:val="21"/>
-        </w:numPr>
-        <w:tabs>
-          <w:tab w:val="clear" w:pos="709"/>
-          <w:tab w:val="left" w:pos="0" w:leader="none"/>
-        </w:tabs>
-        <w:ind w:left="709" w:hanging="283"/>
-        <w:rPr/>
-      </w:pPr>
-      <w:r>
-        <w:rPr/>
-        <w:t>workflow implementation</w:t>
-      </w:r>
-    </w:p>
-    <w:p>
-      <w:pPr>
-        <w:pStyle w:val="TextBody"/>
-        <w:numPr>
-          <w:ilvl w:val="0"/>
-          <w:numId w:val="21"/>
-        </w:numPr>
-        <w:tabs>
-          <w:tab w:val="clear" w:pos="709"/>
-          <w:tab w:val="left" w:pos="0" w:leader="none"/>
-        </w:tabs>
-        <w:ind w:left="709" w:hanging="283"/>
-        <w:rPr/>
-      </w:pPr>
-      <w:r>
-        <w:rPr/>
-        <w:t>authentication and role management</w:t>
-      </w:r>
-    </w:p>
-    <w:p>
-      <w:pPr>
-        <w:pStyle w:val="TextBody"/>
-        <w:numPr>
-          <w:ilvl w:val="0"/>
-          <w:numId w:val="21"/>
-        </w:numPr>
-        <w:tabs>
-          <w:tab w:val="clear" w:pos="709"/>
-          <w:tab w:val="left" w:pos="0" w:leader="none"/>
-        </w:tabs>
-        <w:ind w:left="709" w:hanging="283"/>
-        <w:rPr/>
-      </w:pPr>
-      <w:r>
-        <w:rPr/>
-        <w:t>testing and deployment</w:t>
+          <w:numId w:val="38"/>
+        </w:numPr>
+        <w:tabs>
+          <w:tab w:val="clear" w:pos="709"/>
+          <w:tab w:val="left" w:pos="0" w:leader="none"/>
+        </w:tabs>
+        <w:ind w:left="709" w:hanging="283"/>
+        <w:rPr/>
+      </w:pPr>
+      <w:r>
+        <w:rPr/>
+        <w:t>document versioning</w:t>
+      </w:r>
+    </w:p>
+    <w:p>
+      <w:pPr>
+        <w:pStyle w:val="TextBody"/>
+        <w:numPr>
+          <w:ilvl w:val="0"/>
+          <w:numId w:val="38"/>
+        </w:numPr>
+        <w:tabs>
+          <w:tab w:val="clear" w:pos="709"/>
+          <w:tab w:val="left" w:pos="0" w:leader="none"/>
+        </w:tabs>
+        <w:ind w:left="709" w:hanging="283"/>
+        <w:rPr/>
+      </w:pPr>
+      <w:r>
+        <w:rPr/>
+        <w:t>complete workflow and approval logic</w:t>
+      </w:r>
+    </w:p>
+    <w:p>
+      <w:pPr>
+        <w:pStyle w:val="TextBody"/>
+        <w:numPr>
+          <w:ilvl w:val="0"/>
+          <w:numId w:val="38"/>
+        </w:numPr>
+        <w:tabs>
+          <w:tab w:val="clear" w:pos="709"/>
+          <w:tab w:val="left" w:pos="0" w:leader="none"/>
+        </w:tabs>
+        <w:ind w:left="709" w:hanging="283"/>
+        <w:rPr/>
+      </w:pPr>
+      <w:r>
+        <w:rPr/>
+        <w:t>UI enhancements and dashboards</w:t>
+      </w:r>
+    </w:p>
+    <w:p>
+      <w:pPr>
+        <w:pStyle w:val="TextBody"/>
+        <w:numPr>
+          <w:ilvl w:val="0"/>
+          <w:numId w:val="38"/>
+        </w:numPr>
+        <w:tabs>
+          <w:tab w:val="clear" w:pos="709"/>
+          <w:tab w:val="left" w:pos="0" w:leader="none"/>
+        </w:tabs>
+        <w:ind w:left="709" w:hanging="283"/>
+        <w:rPr/>
+      </w:pPr>
+      <w:r>
+        <w:rPr/>
+        <w:t>integration capabilities</w:t>
+      </w:r>
+    </w:p>
+    <w:p>
+      <w:pPr>
+        <w:pStyle w:val="TextBody"/>
+        <w:numPr>
+          <w:ilvl w:val="0"/>
+          <w:numId w:val="38"/>
+        </w:numPr>
+        <w:tabs>
+          <w:tab w:val="clear" w:pos="709"/>
+          <w:tab w:val="left" w:pos="0" w:leader="none"/>
+        </w:tabs>
+        <w:ind w:left="709" w:hanging="283"/>
+        <w:rPr/>
+      </w:pPr>
+      <w:r>
+        <w:rPr/>
+        <w:t>performance optimization</w:t>
+      </w:r>
+    </w:p>
+    <w:p>
+      <w:pPr>
+        <w:pStyle w:val="TextBody"/>
+        <w:numPr>
+          <w:ilvl w:val="0"/>
+          <w:numId w:val="38"/>
+        </w:numPr>
+        <w:tabs>
+          <w:tab w:val="clear" w:pos="709"/>
+          <w:tab w:val="left" w:pos="0" w:leader="none"/>
+        </w:tabs>
+        <w:ind w:left="709" w:hanging="283"/>
+        <w:rPr/>
+      </w:pPr>
+      <w:r>
+        <w:rPr/>
+        <w:t>system testing and final deployment</w:t>
       </w:r>
     </w:p>
     <w:p>
@@ -2868,6 +3815,52 @@
         <w:t>Effort Estimation</w:t>
       </w:r>
       <w:r>
+        <w:rPr>
+          <w:b/>
+          <w:bCs/>
+          <w:sz w:val="26"/>
+          <w:szCs w:val="26"/>
+        </w:rPr>
+        <w:br/>
+      </w:r>
+      <w:r>
+        <w:rPr>
+          <w:b w:val="false"/>
+          <w:bCs w:val="false"/>
+          <w:sz w:val="26"/>
+          <w:szCs w:val="26"/>
+        </w:rPr>
+        <w:t>Phase 1:</w:t>
+      </w:r>
+      <w:r>
+        <w:rPr>
+          <w:b/>
+          <w:bCs/>
+          <w:sz w:val="26"/>
+          <w:szCs w:val="26"/>
+        </w:rPr>
+        <w:t xml:space="preserve"> 8 to 10 weeks</w:t>
+        <w:br/>
+      </w:r>
+      <w:r>
+        <w:rPr>
+          <w:b w:val="false"/>
+          <w:bCs w:val="false"/>
+          <w:sz w:val="26"/>
+          <w:szCs w:val="26"/>
+        </w:rPr>
+        <w:t>Phase 2:</w:t>
+      </w:r>
+      <w:r>
+        <w:rPr>
+          <w:b/>
+          <w:bCs/>
+          <w:sz w:val="26"/>
+          <w:szCs w:val="26"/>
+        </w:rPr>
+        <w:t xml:space="preserve"> 4 to 6 weeks</w:t>
+      </w:r>
+      <w:r>
         <w:rPr/>
         <w:br/>
         <w:t xml:space="preserve">Total Duration: </w:t>
@@ -2888,14 +3881,7 @@
           <w:b/>
           <w:bCs/>
         </w:rPr>
-        <w:t xml:space="preserve"> </w:t>
-      </w:r>
-      <w:r>
-        <w:rPr>
-          <w:b/>
-          <w:bCs/>
-        </w:rPr>
-        <w:t>40</w:t>
+        <w:t xml:space="preserve"> 40</w:t>
       </w:r>
       <w:r>
         <w:rPr>
@@ -2954,19 +3940,7 @@
         <w:rPr>
           <w:rStyle w:val="StrongEmphasis"/>
         </w:rPr>
-        <w:t>₹1,</w:t>
-      </w:r>
-      <w:r>
-        <w:rPr>
-          <w:rStyle w:val="StrongEmphasis"/>
-        </w:rPr>
-        <w:t>4</w:t>
-      </w:r>
-      <w:r>
-        <w:rPr>
-          <w:rStyle w:val="StrongEmphasis"/>
-        </w:rPr>
-        <w:t>00</w:t>
+        <w:t>₹1,400</w:t>
       </w:r>
     </w:p>
     <w:p>
@@ -2984,79 +3958,7 @@
           <w:sz w:val="24"/>
           <w:szCs w:val="24"/>
         </w:rPr>
-        <w:t xml:space="preserve">Total  </w:t>
-      </w:r>
-      <w:r>
-        <w:rPr>
-          <w:rStyle w:val="StrongEmphasis"/>
-          <w:b/>
-          <w:sz w:val="24"/>
-          <w:szCs w:val="24"/>
-        </w:rPr>
-        <w:t xml:space="preserve">development </w:t>
-      </w:r>
-      <w:r>
-        <w:rPr>
-          <w:rStyle w:val="StrongEmphasis"/>
-          <w:b/>
-          <w:sz w:val="24"/>
-          <w:szCs w:val="24"/>
-        </w:rPr>
-        <w:t>cost: ₹</w:t>
-      </w:r>
-      <w:r>
-        <w:rPr>
-          <w:rStyle w:val="StrongEmphasis"/>
-          <w:b/>
-          <w:sz w:val="24"/>
-          <w:szCs w:val="24"/>
-        </w:rPr>
-        <w:t>6,72</w:t>
-      </w:r>
-      <w:r>
-        <w:rPr>
-          <w:rStyle w:val="StrongEmphasis"/>
-          <w:b/>
-          <w:sz w:val="24"/>
-          <w:szCs w:val="24"/>
-        </w:rPr>
-        <w:t>,000 – ₹</w:t>
-      </w:r>
-      <w:r>
-        <w:rPr>
-          <w:rStyle w:val="StrongEmphasis"/>
-          <w:b/>
-          <w:sz w:val="24"/>
-          <w:szCs w:val="24"/>
-        </w:rPr>
-        <w:t>8</w:t>
-      </w:r>
-      <w:r>
-        <w:rPr>
-          <w:rStyle w:val="StrongEmphasis"/>
-          <w:b/>
-          <w:sz w:val="24"/>
-          <w:szCs w:val="24"/>
-        </w:rPr>
-        <w:t>,</w:t>
-      </w:r>
-      <w:r>
-        <w:rPr>
-          <w:rStyle w:val="StrongEmphasis"/>
-          <w:b/>
-          <w:sz w:val="24"/>
-          <w:szCs w:val="24"/>
-        </w:rPr>
-        <w:t>96</w:t>
-      </w:r>
-      <w:r>
-        <w:rPr>
-          <w:rStyle w:val="StrongEmphasis"/>
-          <w:b/>
-          <w:sz w:val="24"/>
-          <w:szCs w:val="24"/>
-        </w:rPr>
-        <w:t>,000</w:t>
+        <w:t>Total  development cost: ₹6,72,000 – ₹8,96,000</w:t>
       </w:r>
       <w:r>
         <w:rPr>
@@ -3084,52 +3986,14 @@
       </w:pPr>
       <w:r>
         <w:rPr/>
-        <w:t>Estimated monthly cost:</w:t>
-      </w:r>
-    </w:p>
-    <w:p>
-      <w:pPr>
-        <w:pStyle w:val="TextBody"/>
-        <w:numPr>
-          <w:ilvl w:val="0"/>
-          <w:numId w:val="22"/>
-        </w:numPr>
-        <w:tabs>
-          <w:tab w:val="clear" w:pos="709"/>
-          <w:tab w:val="left" w:pos="0" w:leader="none"/>
-        </w:tabs>
-        <w:ind w:left="709" w:hanging="283"/>
-        <w:rPr>
-          <w:b/>
+        <w:t xml:space="preserve">Estimated monthly cost: </w:t>
+      </w:r>
+      <w:r>
+        <w:rPr>
           <w:b/>
           <w:bCs/>
         </w:rPr>
-      </w:pPr>
-      <w:r>
-        <w:rPr>
-          <w:b/>
-          <w:bCs/>
-        </w:rPr>
-        <w:t>₹</w:t>
-      </w:r>
-      <w:r>
-        <w:rPr>
-          <w:b/>
-          <w:bCs/>
-        </w:rPr>
-        <w:t>5,000 – ₹10,000</w:t>
-      </w:r>
-    </w:p>
-    <w:p>
-      <w:pPr>
-        <w:pStyle w:val="TextBody"/>
-        <w:bidi w:val="0"/>
-        <w:spacing w:lineRule="auto" w:line="276" w:before="0" w:after="140"/>
-        <w:jc w:val="left"/>
-        <w:rPr/>
-      </w:pPr>
-      <w:r>
-        <w:rPr/>
+        <w:t>₹5,000 – ₹10,000</w:t>
       </w:r>
     </w:p>
     <w:p>
@@ -3380,40 +4244,14 @@
           <w:sz w:val="26"/>
           <w:szCs w:val="26"/>
         </w:rPr>
-        <w:t>Estimated annual maintenance:</w:t>
-      </w:r>
-    </w:p>
-    <w:p>
-      <w:pPr>
-        <w:pStyle w:val="TextBody"/>
-        <w:numPr>
-          <w:ilvl w:val="0"/>
-          <w:numId w:val="24"/>
-        </w:numPr>
-        <w:tabs>
-          <w:tab w:val="clear" w:pos="709"/>
-          <w:tab w:val="left" w:pos="0" w:leader="none"/>
-        </w:tabs>
-        <w:ind w:left="709" w:hanging="283"/>
-        <w:rPr>
-          <w:b/>
+        <w:t xml:space="preserve">Estimated annual maintenance: </w:t>
+      </w:r>
+      <w:r>
+        <w:rPr>
           <w:b/>
           <w:bCs/>
         </w:rPr>
-      </w:pPr>
-      <w:r>
-        <w:rPr>
-          <w:b/>
-          <w:bCs/>
-        </w:rPr>
-        <w:t>₹</w:t>
-      </w:r>
-      <w:r>
-        <w:rPr>
-          <w:b/>
-          <w:bCs/>
-        </w:rPr>
-        <w:t>1,20,000 – ₹2,00,000</w:t>
+        <w:t>₹1,20,000 – ₹2,00,000</w:t>
       </w:r>
     </w:p>
     <w:p>
@@ -3431,7 +4269,7 @@
         <w:pStyle w:val="TextBody"/>
         <w:numPr>
           <w:ilvl w:val="0"/>
-          <w:numId w:val="25"/>
+          <w:numId w:val="14"/>
         </w:numPr>
         <w:tabs>
           <w:tab w:val="clear" w:pos="709"/>
@@ -3450,7 +4288,7 @@
         <w:pStyle w:val="TextBody"/>
         <w:numPr>
           <w:ilvl w:val="0"/>
-          <w:numId w:val="25"/>
+          <w:numId w:val="14"/>
         </w:numPr>
         <w:tabs>
           <w:tab w:val="clear" w:pos="709"/>
@@ -3469,7 +4307,7 @@
         <w:pStyle w:val="TextBody"/>
         <w:numPr>
           <w:ilvl w:val="0"/>
-          <w:numId w:val="25"/>
+          <w:numId w:val="14"/>
         </w:numPr>
         <w:tabs>
           <w:tab w:val="clear" w:pos="709"/>
@@ -3488,7 +4326,7 @@
         <w:pStyle w:val="TextBody"/>
         <w:numPr>
           <w:ilvl w:val="0"/>
-          <w:numId w:val="25"/>
+          <w:numId w:val="14"/>
         </w:numPr>
         <w:tabs>
           <w:tab w:val="clear" w:pos="709"/>
@@ -3531,136 +4369,84 @@
         <w:rPr/>
       </w:pPr>
       <w:r>
-        <w:rPr/>
-        <w:t>The overall estimated costs for the proposed platform are as follows:</w:t>
-      </w:r>
-    </w:p>
-    <w:p>
-      <w:pPr>
-        <w:pStyle w:val="TextBody"/>
-        <w:numPr>
-          <w:ilvl w:val="0"/>
-          <w:numId w:val="4"/>
-        </w:numPr>
-        <w:tabs>
-          <w:tab w:val="left" w:pos="709" w:leader="none"/>
-        </w:tabs>
-        <w:bidi w:val="0"/>
-        <w:ind w:left="709" w:hanging="283"/>
-        <w:jc w:val="left"/>
-        <w:rPr/>
-      </w:pPr>
-      <w:r>
-        <w:rPr/>
-        <w:t xml:space="preserve">Development cost: </w:t>
-      </w:r>
-      <w:r>
         <w:rPr>
           <w:rStyle w:val="StrongEmphasis"/>
-          <w:sz w:val="24"/>
-          <w:szCs w:val="24"/>
-        </w:rPr>
-        <w:t>₹</w:t>
+          <w:b w:val="false"/>
+          <w:bCs w:val="false"/>
+        </w:rPr>
+        <w:t xml:space="preserve">Phase 1 Development: </w:t>
       </w:r>
       <w:r>
         <w:rPr>
           <w:rStyle w:val="StrongEmphasis"/>
-          <w:sz w:val="24"/>
-          <w:szCs w:val="24"/>
-        </w:rPr>
-        <w:t>6,72</w:t>
+          <w:b/>
+          <w:bCs/>
+        </w:rPr>
+        <w:t>₹4,36,800 – ₹5,82,400</w:t>
+      </w:r>
+    </w:p>
+    <w:p>
+      <w:pPr>
+        <w:pStyle w:val="TextBody"/>
+        <w:rPr/>
+      </w:pPr>
+      <w:r>
+        <w:rPr/>
+        <w:t xml:space="preserve">Phase 2 Development: </w:t>
       </w:r>
       <w:r>
         <w:rPr>
           <w:rStyle w:val="StrongEmphasis"/>
-          <w:sz w:val="24"/>
-          <w:szCs w:val="24"/>
-        </w:rPr>
-        <w:t>,000 – ₹</w:t>
+        </w:rPr>
+        <w:t>₹2,35,200 – ₹3,13,600</w:t>
+      </w:r>
+    </w:p>
+    <w:p>
+      <w:pPr>
+        <w:pStyle w:val="TextBody"/>
+        <w:rPr/>
+      </w:pPr>
+      <w:r>
+        <w:rPr/>
+        <w:t xml:space="preserve">Total Development Cost: </w:t>
       </w:r>
       <w:r>
         <w:rPr>
           <w:rStyle w:val="StrongEmphasis"/>
-          <w:sz w:val="24"/>
-          <w:szCs w:val="24"/>
-        </w:rPr>
-        <w:t>8</w:t>
+        </w:rPr>
+        <w:t>₹6,72,000 – ₹8,96,000</w:t>
+      </w:r>
+    </w:p>
+    <w:p>
+      <w:pPr>
+        <w:pStyle w:val="TextBody"/>
+        <w:rPr/>
+      </w:pPr>
+      <w:r>
+        <w:rPr/>
+        <w:t xml:space="preserve">Monthly Infrastructure Cost: </w:t>
       </w:r>
       <w:r>
         <w:rPr>
           <w:rStyle w:val="StrongEmphasis"/>
-          <w:sz w:val="24"/>
-          <w:szCs w:val="24"/>
-        </w:rPr>
-        <w:t>,</w:t>
+        </w:rPr>
+        <w:t>₹5,000 – ₹10,000</w:t>
+      </w:r>
+    </w:p>
+    <w:p>
+      <w:pPr>
+        <w:pStyle w:val="TextBody"/>
+        <w:rPr/>
+      </w:pPr>
+      <w:r>
+        <w:rPr/>
+        <w:t xml:space="preserve">Annual Maintenance Cost: </w:t>
       </w:r>
       <w:r>
         <w:rPr>
           <w:rStyle w:val="StrongEmphasis"/>
-          <w:sz w:val="24"/>
-          <w:szCs w:val="24"/>
-        </w:rPr>
-        <w:t>96</w:t>
-      </w:r>
-      <w:r>
-        <w:rPr>
-          <w:rStyle w:val="StrongEmphasis"/>
-          <w:sz w:val="24"/>
-          <w:szCs w:val="24"/>
-        </w:rPr>
-        <w:t>,000</w:t>
-      </w:r>
-    </w:p>
-    <w:p>
-      <w:pPr>
-        <w:pStyle w:val="TextBody"/>
-        <w:numPr>
-          <w:ilvl w:val="0"/>
-          <w:numId w:val="4"/>
-        </w:numPr>
-        <w:tabs>
-          <w:tab w:val="left" w:pos="709" w:leader="none"/>
-        </w:tabs>
-        <w:bidi w:val="0"/>
-        <w:ind w:left="709" w:hanging="283"/>
-        <w:jc w:val="left"/>
-        <w:rPr/>
-      </w:pPr>
-      <w:r>
-        <w:rPr/>
-        <w:t xml:space="preserve">Monthly infrastructure cost: </w:t>
-      </w:r>
-      <w:r>
-        <w:rPr>
-          <w:rStyle w:val="StrongEmphasis"/>
-        </w:rPr>
-        <w:t>₹5,000 – ₹10,000 per month</w:t>
-      </w:r>
-    </w:p>
-    <w:p>
-      <w:pPr>
-        <w:pStyle w:val="TextBody"/>
-        <w:numPr>
-          <w:ilvl w:val="0"/>
-          <w:numId w:val="4"/>
-        </w:numPr>
-        <w:tabs>
-          <w:tab w:val="left" w:pos="709" w:leader="none"/>
-        </w:tabs>
-        <w:bidi w:val="0"/>
-        <w:ind w:left="709" w:hanging="283"/>
-        <w:jc w:val="left"/>
-        <w:rPr/>
-      </w:pPr>
-      <w:r>
-        <w:rPr/>
-        <w:t xml:space="preserve">Annual maintenance cost: </w:t>
-      </w:r>
-      <w:r>
-        <w:rPr>
-          <w:rStyle w:val="StrongEmphasis"/>
-        </w:rPr>
-        <w:t>₹1,20,000 – ₹2,00,000 per year</w:t>
+        </w:rPr>
+        <w:t>₹1,20,000 – ₹2,00,000</w:t>
       </w:r>
     </w:p>
     <w:p>
@@ -3752,7 +4538,7 @@
         <w:pStyle w:val="TextBody"/>
         <w:numPr>
           <w:ilvl w:val="0"/>
-          <w:numId w:val="23"/>
+          <w:numId w:val="13"/>
         </w:numPr>
         <w:tabs>
           <w:tab w:val="clear" w:pos="709"/>
@@ -3763,15 +4549,19 @@
       </w:pPr>
       <w:r>
         <w:rPr/>
-        <w:t>40% during development</w:t>
-      </w:r>
-    </w:p>
-    <w:p>
-      <w:pPr>
-        <w:pStyle w:val="TextBody"/>
-        <w:numPr>
-          <w:ilvl w:val="0"/>
-          <w:numId w:val="26"/>
+        <w:t xml:space="preserve">40% </w:t>
+      </w:r>
+      <w:r>
+        <w:rPr/>
+        <w:t>after phase 1</w:t>
+      </w:r>
+    </w:p>
+    <w:p>
+      <w:pPr>
+        <w:pStyle w:val="TextBody"/>
+        <w:numPr>
+          <w:ilvl w:val="0"/>
+          <w:numId w:val="15"/>
         </w:numPr>
         <w:tabs>
           <w:tab w:val="clear" w:pos="709"/>
@@ -3814,20 +4604,7 @@
           <w:szCs w:val="30"/>
         </w:rPr>
         <w:br/>
-      </w:r>
-      <w:r>
-        <w:rPr>
-          <w:sz w:val="30"/>
-          <w:szCs w:val="30"/>
-        </w:rPr>
-        <w:t xml:space="preserve">15. </w:t>
-      </w:r>
-      <w:r>
-        <w:rPr>
-          <w:sz w:val="30"/>
-          <w:szCs w:val="30"/>
-        </w:rPr>
-        <w:t>Conclusion</w:t>
+        <w:t>15. Conclusion</w:t>
       </w:r>
     </w:p>
     <w:p>
@@ -4849,8 +5626,8 @@
   <w:abstractNum w:abstractNumId="8">
     <w:lvl w:ilvl="0">
       <w:start w:val="1"/>
-      <w:numFmt w:val="bullet"/>
-      <w:lvlText w:val=""/>
+      <w:numFmt w:val="decimal"/>
+      <w:lvlText w:val="%1."/>
       <w:lvlJc w:val="left"/>
       <w:pPr>
         <w:tabs>
@@ -4858,14 +5635,12 @@
         </w:tabs>
         <w:ind w:left="709" w:hanging="283"/>
       </w:pPr>
-      <w:rPr>
-        <w:rFonts w:ascii="Symbol" w:hAnsi="Symbol" w:cs="Symbol" w:hint="default"/>
-      </w:rPr>
+      <w:rPr/>
     </w:lvl>
     <w:lvl w:ilvl="1">
       <w:start w:val="1"/>
-      <w:numFmt w:val="bullet"/>
-      <w:lvlText w:val=""/>
+      <w:numFmt w:val="decimal"/>
+      <w:lvlText w:val="%2."/>
       <w:lvlJc w:val="left"/>
       <w:pPr>
         <w:tabs>
@@ -4873,14 +5648,12 @@
         </w:tabs>
         <w:ind w:left="1418" w:hanging="283"/>
       </w:pPr>
-      <w:rPr>
-        <w:rFonts w:ascii="Symbol" w:hAnsi="Symbol" w:cs="Symbol" w:hint="default"/>
-      </w:rPr>
+      <w:rPr/>
     </w:lvl>
     <w:lvl w:ilvl="2">
       <w:start w:val="1"/>
-      <w:numFmt w:val="bullet"/>
-      <w:lvlText w:val=""/>
+      <w:numFmt w:val="decimal"/>
+      <w:lvlText w:val="%3."/>
       <w:lvlJc w:val="left"/>
       <w:pPr>
         <w:tabs>
@@ -4888,14 +5661,12 @@
         </w:tabs>
         <w:ind w:left="2127" w:hanging="283"/>
       </w:pPr>
-      <w:rPr>
-        <w:rFonts w:ascii="Symbol" w:hAnsi="Symbol" w:cs="Symbol" w:hint="default"/>
-      </w:rPr>
+      <w:rPr/>
     </w:lvl>
     <w:lvl w:ilvl="3">
       <w:start w:val="1"/>
-      <w:numFmt w:val="bullet"/>
-      <w:lvlText w:val=""/>
+      <w:numFmt w:val="decimal"/>
+      <w:lvlText w:val="%4."/>
       <w:lvlJc w:val="left"/>
       <w:pPr>
         <w:tabs>
@@ -4903,14 +5674,12 @@
         </w:tabs>
         <w:ind w:left="2836" w:hanging="283"/>
       </w:pPr>
-      <w:rPr>
-        <w:rFonts w:ascii="Symbol" w:hAnsi="Symbol" w:cs="Symbol" w:hint="default"/>
-      </w:rPr>
+      <w:rPr/>
     </w:lvl>
     <w:lvl w:ilvl="4">
       <w:start w:val="1"/>
-      <w:numFmt w:val="bullet"/>
-      <w:lvlText w:val=""/>
+      <w:numFmt w:val="decimal"/>
+      <w:lvlText w:val="%5."/>
       <w:lvlJc w:val="left"/>
       <w:pPr>
         <w:tabs>
@@ -4918,14 +5687,12 @@
         </w:tabs>
         <w:ind w:left="3545" w:hanging="283"/>
       </w:pPr>
-      <w:rPr>
-        <w:rFonts w:ascii="Symbol" w:hAnsi="Symbol" w:cs="Symbol" w:hint="default"/>
-      </w:rPr>
+      <w:rPr/>
     </w:lvl>
     <w:lvl w:ilvl="5">
       <w:start w:val="1"/>
-      <w:numFmt w:val="bullet"/>
-      <w:lvlText w:val=""/>
+      <w:numFmt w:val="decimal"/>
+      <w:lvlText w:val="%6."/>
       <w:lvlJc w:val="left"/>
       <w:pPr>
         <w:tabs>
@@ -4933,14 +5700,12 @@
         </w:tabs>
         <w:ind w:left="4254" w:hanging="283"/>
       </w:pPr>
-      <w:rPr>
-        <w:rFonts w:ascii="Symbol" w:hAnsi="Symbol" w:cs="Symbol" w:hint="default"/>
-      </w:rPr>
+      <w:rPr/>
     </w:lvl>
     <w:lvl w:ilvl="6">
       <w:start w:val="1"/>
-      <w:numFmt w:val="bullet"/>
-      <w:lvlText w:val=""/>
+      <w:numFmt w:val="decimal"/>
+      <w:lvlText w:val="%7."/>
       <w:lvlJc w:val="left"/>
       <w:pPr>
         <w:tabs>
@@ -4948,14 +5713,12 @@
         </w:tabs>
         <w:ind w:left="4963" w:hanging="283"/>
       </w:pPr>
-      <w:rPr>
-        <w:rFonts w:ascii="Symbol" w:hAnsi="Symbol" w:cs="Symbol" w:hint="default"/>
-      </w:rPr>
+      <w:rPr/>
     </w:lvl>
     <w:lvl w:ilvl="7">
       <w:start w:val="1"/>
-      <w:numFmt w:val="bullet"/>
-      <w:lvlText w:val=""/>
+      <w:numFmt w:val="decimal"/>
+      <w:lvlText w:val="%8."/>
       <w:lvlJc w:val="left"/>
       <w:pPr>
         <w:tabs>
@@ -4963,14 +5726,12 @@
         </w:tabs>
         <w:ind w:left="5672" w:hanging="283"/>
       </w:pPr>
-      <w:rPr>
-        <w:rFonts w:ascii="Symbol" w:hAnsi="Symbol" w:cs="Symbol" w:hint="default"/>
-      </w:rPr>
+      <w:rPr/>
     </w:lvl>
     <w:lvl w:ilvl="8">
       <w:start w:val="1"/>
-      <w:numFmt w:val="bullet"/>
-      <w:lvlText w:val=""/>
+      <w:numFmt w:val="decimal"/>
+      <w:lvlText w:val="%9."/>
       <w:lvlJc w:val="left"/>
       <w:pPr>
         <w:tabs>
@@ -4978,9 +5739,7 @@
         </w:tabs>
         <w:ind w:left="6381" w:hanging="283"/>
       </w:pPr>
-      <w:rPr>
-        <w:rFonts w:ascii="Symbol" w:hAnsi="Symbol" w:cs="Symbol" w:hint="default"/>
-      </w:rPr>
+      <w:rPr/>
     </w:lvl>
   </w:abstractNum>
   <w:abstractNum w:abstractNumId="9">
@@ -5123,8 +5882,8 @@
   <w:abstractNum w:abstractNumId="10">
     <w:lvl w:ilvl="0">
       <w:start w:val="1"/>
-      <w:numFmt w:val="decimal"/>
-      <w:lvlText w:val="%1."/>
+      <w:numFmt w:val="bullet"/>
+      <w:lvlText w:val=""/>
       <w:lvlJc w:val="left"/>
       <w:pPr>
         <w:tabs>
@@ -5132,12 +5891,14 @@
         </w:tabs>
         <w:ind w:left="709" w:hanging="283"/>
       </w:pPr>
-      <w:rPr/>
+      <w:rPr>
+        <w:rFonts w:ascii="Symbol" w:hAnsi="Symbol" w:cs="Symbol" w:hint="default"/>
+      </w:rPr>
     </w:lvl>
     <w:lvl w:ilvl="1">
       <w:start w:val="1"/>
-      <w:numFmt w:val="decimal"/>
-      <w:lvlText w:val="%2."/>
+      <w:numFmt w:val="bullet"/>
+      <w:lvlText w:val=""/>
       <w:lvlJc w:val="left"/>
       <w:pPr>
         <w:tabs>
@@ -5145,12 +5906,14 @@
         </w:tabs>
         <w:ind w:left="1418" w:hanging="283"/>
       </w:pPr>
-      <w:rPr/>
+      <w:rPr>
+        <w:rFonts w:ascii="Symbol" w:hAnsi="Symbol" w:cs="Symbol" w:hint="default"/>
+      </w:rPr>
     </w:lvl>
     <w:lvl w:ilvl="2">
       <w:start w:val="1"/>
-      <w:numFmt w:val="decimal"/>
-      <w:lvlText w:val="%3."/>
+      <w:numFmt w:val="bullet"/>
+      <w:lvlText w:val=""/>
       <w:lvlJc w:val="left"/>
       <w:pPr>
         <w:tabs>
@@ -5158,12 +5921,14 @@
         </w:tabs>
         <w:ind w:left="2127" w:hanging="283"/>
       </w:pPr>
-      <w:rPr/>
+      <w:rPr>
+        <w:rFonts w:ascii="Symbol" w:hAnsi="Symbol" w:cs="Symbol" w:hint="default"/>
+      </w:rPr>
     </w:lvl>
     <w:lvl w:ilvl="3">
       <w:start w:val="1"/>
-      <w:numFmt w:val="decimal"/>
-      <w:lvlText w:val="%4."/>
+      <w:numFmt w:val="bullet"/>
+      <w:lvlText w:val=""/>
       <w:lvlJc w:val="left"/>
       <w:pPr>
         <w:tabs>
@@ -5171,12 +5936,14 @@
         </w:tabs>
         <w:ind w:left="2836" w:hanging="283"/>
       </w:pPr>
-      <w:rPr/>
+      <w:rPr>
+        <w:rFonts w:ascii="Symbol" w:hAnsi="Symbol" w:cs="Symbol" w:hint="default"/>
+      </w:rPr>
     </w:lvl>
     <w:lvl w:ilvl="4">
       <w:start w:val="1"/>
-      <w:numFmt w:val="decimal"/>
-      <w:lvlText w:val="%5."/>
+      <w:numFmt w:val="bullet"/>
+      <w:lvlText w:val=""/>
       <w:lvlJc w:val="left"/>
       <w:pPr>
         <w:tabs>
@@ -5184,12 +5951,14 @@
         </w:tabs>
         <w:ind w:left="3545" w:hanging="283"/>
       </w:pPr>
-      <w:rPr/>
+      <w:rPr>
+        <w:rFonts w:ascii="Symbol" w:hAnsi="Symbol" w:cs="Symbol" w:hint="default"/>
+      </w:rPr>
     </w:lvl>
     <w:lvl w:ilvl="5">
       <w:start w:val="1"/>
-      <w:numFmt w:val="decimal"/>
-      <w:lvlText w:val="%6."/>
+      <w:numFmt w:val="bullet"/>
+      <w:lvlText w:val=""/>
       <w:lvlJc w:val="left"/>
       <w:pPr>
         <w:tabs>
@@ -5197,12 +5966,14 @@
         </w:tabs>
         <w:ind w:left="4254" w:hanging="283"/>
       </w:pPr>
-      <w:rPr/>
+      <w:rPr>
+        <w:rFonts w:ascii="Symbol" w:hAnsi="Symbol" w:cs="Symbol" w:hint="default"/>
+      </w:rPr>
     </w:lvl>
     <w:lvl w:ilvl="6">
       <w:start w:val="1"/>
-      <w:numFmt w:val="decimal"/>
-      <w:lvlText w:val="%7."/>
+      <w:numFmt w:val="bullet"/>
+      <w:lvlText w:val=""/>
       <w:lvlJc w:val="left"/>
       <w:pPr>
         <w:tabs>
@@ -5210,12 +5981,14 @@
         </w:tabs>
         <w:ind w:left="4963" w:hanging="283"/>
       </w:pPr>
-      <w:rPr/>
+      <w:rPr>
+        <w:rFonts w:ascii="Symbol" w:hAnsi="Symbol" w:cs="Symbol" w:hint="default"/>
+      </w:rPr>
     </w:lvl>
     <w:lvl w:ilvl="7">
       <w:start w:val="1"/>
-      <w:numFmt w:val="decimal"/>
-      <w:lvlText w:val="%8."/>
+      <w:numFmt w:val="bullet"/>
+      <w:lvlText w:val=""/>
       <w:lvlJc w:val="left"/>
       <w:pPr>
         <w:tabs>
@@ -5223,12 +5996,14 @@
         </w:tabs>
         <w:ind w:left="5672" w:hanging="283"/>
       </w:pPr>
-      <w:rPr/>
+      <w:rPr>
+        <w:rFonts w:ascii="Symbol" w:hAnsi="Symbol" w:cs="Symbol" w:hint="default"/>
+      </w:rPr>
     </w:lvl>
     <w:lvl w:ilvl="8">
       <w:start w:val="1"/>
-      <w:numFmt w:val="decimal"/>
-      <w:lvlText w:val="%9."/>
+      <w:numFmt w:val="bullet"/>
+      <w:lvlText w:val=""/>
       <w:lvlJc w:val="left"/>
       <w:pPr>
         <w:tabs>
@@ -5236,7 +6011,9 @@
         </w:tabs>
         <w:ind w:left="6381" w:hanging="283"/>
       </w:pPr>
-      <w:rPr/>
+      <w:rPr>
+        <w:rFonts w:ascii="Symbol" w:hAnsi="Symbol" w:cs="Symbol" w:hint="default"/>
+      </w:rPr>
     </w:lvl>
   </w:abstractNum>
   <w:abstractNum w:abstractNumId="11">
@@ -5521,9 +6298,9 @@
       <w:lvlJc w:val="left"/>
       <w:pPr>
         <w:tabs>
-          <w:tab w:val="num" w:pos="709"/>
-        </w:tabs>
-        <w:ind w:left="709" w:hanging="283"/>
+          <w:tab w:val="num" w:pos="720"/>
+        </w:tabs>
+        <w:ind w:left="720" w:hanging="283"/>
       </w:pPr>
       <w:rPr>
         <w:rFonts w:ascii="Symbol" w:hAnsi="Symbol" w:cs="Symbol" w:hint="default"/>
@@ -5531,123 +6308,107 @@
     </w:lvl>
     <w:lvl w:ilvl="1">
       <w:start w:val="1"/>
-      <w:numFmt w:val="bullet"/>
-      <w:lvlText w:val=""/>
-      <w:lvlJc w:val="left"/>
-      <w:pPr>
-        <w:tabs>
-          <w:tab w:val="num" w:pos="1418"/>
-        </w:tabs>
-        <w:ind w:left="1418" w:hanging="283"/>
-      </w:pPr>
-      <w:rPr>
-        <w:rFonts w:ascii="Symbol" w:hAnsi="Symbol" w:cs="Symbol" w:hint="default"/>
-      </w:rPr>
+      <w:numFmt w:val="decimal"/>
+      <w:lvlText w:val="%2."/>
+      <w:lvlJc w:val="left"/>
+      <w:pPr>
+        <w:tabs>
+          <w:tab w:val="num" w:pos="1080"/>
+        </w:tabs>
+        <w:ind w:left="1080" w:hanging="360"/>
+      </w:pPr>
+      <w:rPr/>
     </w:lvl>
     <w:lvl w:ilvl="2">
       <w:start w:val="1"/>
-      <w:numFmt w:val="bullet"/>
-      <w:lvlText w:val=""/>
-      <w:lvlJc w:val="left"/>
-      <w:pPr>
-        <w:tabs>
-          <w:tab w:val="num" w:pos="2127"/>
-        </w:tabs>
-        <w:ind w:left="2127" w:hanging="283"/>
-      </w:pPr>
-      <w:rPr>
-        <w:rFonts w:ascii="Symbol" w:hAnsi="Symbol" w:cs="Symbol" w:hint="default"/>
-      </w:rPr>
+      <w:numFmt w:val="decimal"/>
+      <w:lvlText w:val="%3."/>
+      <w:lvlJc w:val="left"/>
+      <w:pPr>
+        <w:tabs>
+          <w:tab w:val="num" w:pos="1440"/>
+        </w:tabs>
+        <w:ind w:left="1440" w:hanging="360"/>
+      </w:pPr>
+      <w:rPr/>
     </w:lvl>
     <w:lvl w:ilvl="3">
       <w:start w:val="1"/>
-      <w:numFmt w:val="bullet"/>
-      <w:lvlText w:val=""/>
-      <w:lvlJc w:val="left"/>
-      <w:pPr>
-        <w:tabs>
-          <w:tab w:val="num" w:pos="2836"/>
-        </w:tabs>
-        <w:ind w:left="2836" w:hanging="283"/>
-      </w:pPr>
-      <w:rPr>
-        <w:rFonts w:ascii="Symbol" w:hAnsi="Symbol" w:cs="Symbol" w:hint="default"/>
-      </w:rPr>
+      <w:numFmt w:val="decimal"/>
+      <w:lvlText w:val="%4."/>
+      <w:lvlJc w:val="left"/>
+      <w:pPr>
+        <w:tabs>
+          <w:tab w:val="num" w:pos="1800"/>
+        </w:tabs>
+        <w:ind w:left="1800" w:hanging="360"/>
+      </w:pPr>
+      <w:rPr/>
     </w:lvl>
     <w:lvl w:ilvl="4">
       <w:start w:val="1"/>
-      <w:numFmt w:val="bullet"/>
-      <w:lvlText w:val=""/>
-      <w:lvlJc w:val="left"/>
-      <w:pPr>
-        <w:tabs>
-          <w:tab w:val="num" w:pos="3545"/>
-        </w:tabs>
-        <w:ind w:left="3545" w:hanging="283"/>
-      </w:pPr>
-      <w:rPr>
-        <w:rFonts w:ascii="Symbol" w:hAnsi="Symbol" w:cs="Symbol" w:hint="default"/>
-      </w:rPr>
+      <w:numFmt w:val="decimal"/>
+      <w:lvlText w:val="%5."/>
+      <w:lvlJc w:val="left"/>
+      <w:pPr>
+        <w:tabs>
+          <w:tab w:val="num" w:pos="2160"/>
+        </w:tabs>
+        <w:ind w:left="2160" w:hanging="360"/>
+      </w:pPr>
+      <w:rPr/>
     </w:lvl>
     <w:lvl w:ilvl="5">
       <w:start w:val="1"/>
-      <w:numFmt w:val="bullet"/>
-      <w:lvlText w:val=""/>
-      <w:lvlJc w:val="left"/>
-      <w:pPr>
-        <w:tabs>
-          <w:tab w:val="num" w:pos="4254"/>
-        </w:tabs>
-        <w:ind w:left="4254" w:hanging="283"/>
-      </w:pPr>
-      <w:rPr>
-        <w:rFonts w:ascii="Symbol" w:hAnsi="Symbol" w:cs="Symbol" w:hint="default"/>
-      </w:rPr>
+      <w:numFmt w:val="decimal"/>
+      <w:lvlText w:val="%6."/>
+      <w:lvlJc w:val="left"/>
+      <w:pPr>
+        <w:tabs>
+          <w:tab w:val="num" w:pos="2520"/>
+        </w:tabs>
+        <w:ind w:left="2520" w:hanging="360"/>
+      </w:pPr>
+      <w:rPr/>
     </w:lvl>
     <w:lvl w:ilvl="6">
       <w:start w:val="1"/>
-      <w:numFmt w:val="bullet"/>
-      <w:lvlText w:val=""/>
-      <w:lvlJc w:val="left"/>
-      <w:pPr>
-        <w:tabs>
-          <w:tab w:val="num" w:pos="4963"/>
-        </w:tabs>
-        <w:ind w:left="4963" w:hanging="283"/>
-      </w:pPr>
-      <w:rPr>
-        <w:rFonts w:ascii="Symbol" w:hAnsi="Symbol" w:cs="Symbol" w:hint="default"/>
-      </w:rPr>
+      <w:numFmt w:val="decimal"/>
+      <w:lvlText w:val="%7."/>
+      <w:lvlJc w:val="left"/>
+      <w:pPr>
+        <w:tabs>
+          <w:tab w:val="num" w:pos="2880"/>
+        </w:tabs>
+        <w:ind w:left="2880" w:hanging="360"/>
+      </w:pPr>
+      <w:rPr/>
     </w:lvl>
     <w:lvl w:ilvl="7">
       <w:start w:val="1"/>
-      <w:numFmt w:val="bullet"/>
-      <w:lvlText w:val=""/>
-      <w:lvlJc w:val="left"/>
-      <w:pPr>
-        <w:tabs>
-          <w:tab w:val="num" w:pos="5672"/>
-        </w:tabs>
-        <w:ind w:left="5672" w:hanging="283"/>
-      </w:pPr>
-      <w:rPr>
-        <w:rFonts w:ascii="Symbol" w:hAnsi="Symbol" w:cs="Symbol" w:hint="default"/>
-      </w:rPr>
+      <w:numFmt w:val="decimal"/>
+      <w:lvlText w:val="%8."/>
+      <w:lvlJc w:val="left"/>
+      <w:pPr>
+        <w:tabs>
+          <w:tab w:val="num" w:pos="3240"/>
+        </w:tabs>
+        <w:ind w:left="3240" w:hanging="360"/>
+      </w:pPr>
+      <w:rPr/>
     </w:lvl>
     <w:lvl w:ilvl="8">
       <w:start w:val="1"/>
-      <w:numFmt w:val="bullet"/>
-      <w:lvlText w:val=""/>
-      <w:lvlJc w:val="left"/>
-      <w:pPr>
-        <w:tabs>
-          <w:tab w:val="num" w:pos="6381"/>
-        </w:tabs>
-        <w:ind w:left="6381" w:hanging="283"/>
-      </w:pPr>
-      <w:rPr>
-        <w:rFonts w:ascii="Symbol" w:hAnsi="Symbol" w:cs="Symbol" w:hint="default"/>
-      </w:rPr>
+      <w:numFmt w:val="decimal"/>
+      <w:lvlText w:val="%9."/>
+      <w:lvlJc w:val="left"/>
+      <w:pPr>
+        <w:tabs>
+          <w:tab w:val="num" w:pos="3600"/>
+        </w:tabs>
+        <w:ind w:left="3600" w:hanging="360"/>
+      </w:pPr>
+      <w:rPr/>
     </w:lvl>
   </w:abstractNum>
   <w:abstractNum w:abstractNumId="14">
@@ -5795,9 +6556,9 @@
       <w:lvlJc w:val="left"/>
       <w:pPr>
         <w:tabs>
-          <w:tab w:val="num" w:pos="709"/>
-        </w:tabs>
-        <w:ind w:left="709" w:hanging="283"/>
+          <w:tab w:val="num" w:pos="720"/>
+        </w:tabs>
+        <w:ind w:left="720" w:hanging="283"/>
       </w:pPr>
       <w:rPr>
         <w:rFonts w:ascii="Symbol" w:hAnsi="Symbol" w:cs="Symbol" w:hint="default"/>
@@ -5805,130 +6566,114 @@
     </w:lvl>
     <w:lvl w:ilvl="1">
       <w:start w:val="1"/>
-      <w:numFmt w:val="bullet"/>
-      <w:lvlText w:val=""/>
-      <w:lvlJc w:val="left"/>
-      <w:pPr>
-        <w:tabs>
-          <w:tab w:val="num" w:pos="1418"/>
-        </w:tabs>
-        <w:ind w:left="1418" w:hanging="283"/>
-      </w:pPr>
-      <w:rPr>
-        <w:rFonts w:ascii="Symbol" w:hAnsi="Symbol" w:cs="Symbol" w:hint="default"/>
-      </w:rPr>
+      <w:numFmt w:val="decimal"/>
+      <w:lvlText w:val="%2."/>
+      <w:lvlJc w:val="left"/>
+      <w:pPr>
+        <w:tabs>
+          <w:tab w:val="num" w:pos="1080"/>
+        </w:tabs>
+        <w:ind w:left="1080" w:hanging="360"/>
+      </w:pPr>
+      <w:rPr/>
     </w:lvl>
     <w:lvl w:ilvl="2">
       <w:start w:val="1"/>
-      <w:numFmt w:val="bullet"/>
-      <w:lvlText w:val=""/>
-      <w:lvlJc w:val="left"/>
-      <w:pPr>
-        <w:tabs>
-          <w:tab w:val="num" w:pos="2127"/>
-        </w:tabs>
-        <w:ind w:left="2127" w:hanging="283"/>
-      </w:pPr>
-      <w:rPr>
-        <w:rFonts w:ascii="Symbol" w:hAnsi="Symbol" w:cs="Symbol" w:hint="default"/>
-      </w:rPr>
+      <w:numFmt w:val="decimal"/>
+      <w:lvlText w:val="%3."/>
+      <w:lvlJc w:val="left"/>
+      <w:pPr>
+        <w:tabs>
+          <w:tab w:val="num" w:pos="1440"/>
+        </w:tabs>
+        <w:ind w:left="1440" w:hanging="360"/>
+      </w:pPr>
+      <w:rPr/>
     </w:lvl>
     <w:lvl w:ilvl="3">
       <w:start w:val="1"/>
-      <w:numFmt w:val="bullet"/>
-      <w:lvlText w:val=""/>
-      <w:lvlJc w:val="left"/>
-      <w:pPr>
-        <w:tabs>
-          <w:tab w:val="num" w:pos="2836"/>
-        </w:tabs>
-        <w:ind w:left="2836" w:hanging="283"/>
-      </w:pPr>
-      <w:rPr>
-        <w:rFonts w:ascii="Symbol" w:hAnsi="Symbol" w:cs="Symbol" w:hint="default"/>
-      </w:rPr>
+      <w:numFmt w:val="decimal"/>
+      <w:lvlText w:val="%4."/>
+      <w:lvlJc w:val="left"/>
+      <w:pPr>
+        <w:tabs>
+          <w:tab w:val="num" w:pos="1800"/>
+        </w:tabs>
+        <w:ind w:left="1800" w:hanging="360"/>
+      </w:pPr>
+      <w:rPr/>
     </w:lvl>
     <w:lvl w:ilvl="4">
       <w:start w:val="1"/>
-      <w:numFmt w:val="bullet"/>
-      <w:lvlText w:val=""/>
-      <w:lvlJc w:val="left"/>
-      <w:pPr>
-        <w:tabs>
-          <w:tab w:val="num" w:pos="3545"/>
-        </w:tabs>
-        <w:ind w:left="3545" w:hanging="283"/>
-      </w:pPr>
-      <w:rPr>
-        <w:rFonts w:ascii="Symbol" w:hAnsi="Symbol" w:cs="Symbol" w:hint="default"/>
-      </w:rPr>
+      <w:numFmt w:val="decimal"/>
+      <w:lvlText w:val="%5."/>
+      <w:lvlJc w:val="left"/>
+      <w:pPr>
+        <w:tabs>
+          <w:tab w:val="num" w:pos="2160"/>
+        </w:tabs>
+        <w:ind w:left="2160" w:hanging="360"/>
+      </w:pPr>
+      <w:rPr/>
     </w:lvl>
     <w:lvl w:ilvl="5">
       <w:start w:val="1"/>
-      <w:numFmt w:val="bullet"/>
-      <w:lvlText w:val=""/>
-      <w:lvlJc w:val="left"/>
-      <w:pPr>
-        <w:tabs>
-          <w:tab w:val="num" w:pos="4254"/>
-        </w:tabs>
-        <w:ind w:left="4254" w:hanging="283"/>
-      </w:pPr>
-      <w:rPr>
-        <w:rFonts w:ascii="Symbol" w:hAnsi="Symbol" w:cs="Symbol" w:hint="default"/>
-      </w:rPr>
+      <w:numFmt w:val="decimal"/>
+      <w:lvlText w:val="%6."/>
+      <w:lvlJc w:val="left"/>
+      <w:pPr>
+        <w:tabs>
+          <w:tab w:val="num" w:pos="2520"/>
+        </w:tabs>
+        <w:ind w:left="2520" w:hanging="360"/>
+      </w:pPr>
+      <w:rPr/>
     </w:lvl>
     <w:lvl w:ilvl="6">
       <w:start w:val="1"/>
-      <w:numFmt w:val="bullet"/>
-      <w:lvlText w:val=""/>
-      <w:lvlJc w:val="left"/>
-      <w:pPr>
-        <w:tabs>
-          <w:tab w:val="num" w:pos="4963"/>
-        </w:tabs>
-        <w:ind w:left="4963" w:hanging="283"/>
-      </w:pPr>
-      <w:rPr>
-        <w:rFonts w:ascii="Symbol" w:hAnsi="Symbol" w:cs="Symbol" w:hint="default"/>
-      </w:rPr>
+      <w:numFmt w:val="decimal"/>
+      <w:lvlText w:val="%7."/>
+      <w:lvlJc w:val="left"/>
+      <w:pPr>
+        <w:tabs>
+          <w:tab w:val="num" w:pos="2880"/>
+        </w:tabs>
+        <w:ind w:left="2880" w:hanging="360"/>
+      </w:pPr>
+      <w:rPr/>
     </w:lvl>
     <w:lvl w:ilvl="7">
       <w:start w:val="1"/>
-      <w:numFmt w:val="bullet"/>
-      <w:lvlText w:val=""/>
-      <w:lvlJc w:val="left"/>
-      <w:pPr>
-        <w:tabs>
-          <w:tab w:val="num" w:pos="5672"/>
-        </w:tabs>
-        <w:ind w:left="5672" w:hanging="283"/>
-      </w:pPr>
-      <w:rPr>
-        <w:rFonts w:ascii="Symbol" w:hAnsi="Symbol" w:cs="Symbol" w:hint="default"/>
-      </w:rPr>
+      <w:numFmt w:val="decimal"/>
+      <w:lvlText w:val="%8."/>
+      <w:lvlJc w:val="left"/>
+      <w:pPr>
+        <w:tabs>
+          <w:tab w:val="num" w:pos="3240"/>
+        </w:tabs>
+        <w:ind w:left="3240" w:hanging="360"/>
+      </w:pPr>
+      <w:rPr/>
     </w:lvl>
     <w:lvl w:ilvl="8">
       <w:start w:val="1"/>
-      <w:numFmt w:val="bullet"/>
-      <w:lvlText w:val=""/>
-      <w:lvlJc w:val="left"/>
-      <w:pPr>
-        <w:tabs>
-          <w:tab w:val="num" w:pos="6381"/>
-        </w:tabs>
-        <w:ind w:left="6381" w:hanging="283"/>
-      </w:pPr>
-      <w:rPr>
-        <w:rFonts w:ascii="Symbol" w:hAnsi="Symbol" w:cs="Symbol" w:hint="default"/>
-      </w:rPr>
+      <w:numFmt w:val="decimal"/>
+      <w:lvlText w:val="%9."/>
+      <w:lvlJc w:val="left"/>
+      <w:pPr>
+        <w:tabs>
+          <w:tab w:val="num" w:pos="3600"/>
+        </w:tabs>
+        <w:ind w:left="3600" w:hanging="360"/>
+      </w:pPr>
+      <w:rPr/>
     </w:lvl>
   </w:abstractNum>
   <w:abstractNum w:abstractNumId="16">
     <w:lvl w:ilvl="0">
       <w:start w:val="1"/>
-      <w:numFmt w:val="bullet"/>
-      <w:lvlText w:val=""/>
+      <w:numFmt w:val="decimal"/>
+      <w:lvlText w:val="%1."/>
       <w:lvlJc w:val="left"/>
       <w:pPr>
         <w:tabs>
@@ -5936,14 +6681,12 @@
         </w:tabs>
         <w:ind w:left="709" w:hanging="283"/>
       </w:pPr>
-      <w:rPr>
-        <w:rFonts w:ascii="Symbol" w:hAnsi="Symbol" w:cs="Symbol" w:hint="default"/>
-      </w:rPr>
+      <w:rPr/>
     </w:lvl>
     <w:lvl w:ilvl="1">
       <w:start w:val="1"/>
-      <w:numFmt w:val="bullet"/>
-      <w:lvlText w:val=""/>
+      <w:numFmt w:val="decimal"/>
+      <w:lvlText w:val="%2."/>
       <w:lvlJc w:val="left"/>
       <w:pPr>
         <w:tabs>
@@ -5951,14 +6694,12 @@
         </w:tabs>
         <w:ind w:left="1418" w:hanging="283"/>
       </w:pPr>
-      <w:rPr>
-        <w:rFonts w:ascii="Symbol" w:hAnsi="Symbol" w:cs="Symbol" w:hint="default"/>
-      </w:rPr>
+      <w:rPr/>
     </w:lvl>
     <w:lvl w:ilvl="2">
       <w:start w:val="1"/>
-      <w:numFmt w:val="bullet"/>
-      <w:lvlText w:val=""/>
+      <w:numFmt w:val="decimal"/>
+      <w:lvlText w:val="%3."/>
       <w:lvlJc w:val="left"/>
       <w:pPr>
         <w:tabs>
@@ -5966,14 +6707,12 @@
         </w:tabs>
         <w:ind w:left="2127" w:hanging="283"/>
       </w:pPr>
-      <w:rPr>
-        <w:rFonts w:ascii="Symbol" w:hAnsi="Symbol" w:cs="Symbol" w:hint="default"/>
-      </w:rPr>
+      <w:rPr/>
     </w:lvl>
     <w:lvl w:ilvl="3">
       <w:start w:val="1"/>
-      <w:numFmt w:val="bullet"/>
-      <w:lvlText w:val=""/>
+      <w:numFmt w:val="decimal"/>
+      <w:lvlText w:val="%4."/>
       <w:lvlJc w:val="left"/>
       <w:pPr>
         <w:tabs>
@@ -5981,14 +6720,12 @@
         </w:tabs>
         <w:ind w:left="2836" w:hanging="283"/>
       </w:pPr>
-      <w:rPr>
-        <w:rFonts w:ascii="Symbol" w:hAnsi="Symbol" w:cs="Symbol" w:hint="default"/>
-      </w:rPr>
+      <w:rPr/>
     </w:lvl>
     <w:lvl w:ilvl="4">
       <w:start w:val="1"/>
-      <w:numFmt w:val="bullet"/>
-      <w:lvlText w:val=""/>
+      <w:numFmt w:val="decimal"/>
+      <w:lvlText w:val="%5."/>
       <w:lvlJc w:val="left"/>
       <w:pPr>
         <w:tabs>
@@ -5996,14 +6733,12 @@
         </w:tabs>
         <w:ind w:left="3545" w:hanging="283"/>
       </w:pPr>
-      <w:rPr>
-        <w:rFonts w:ascii="Symbol" w:hAnsi="Symbol" w:cs="Symbol" w:hint="default"/>
-      </w:rPr>
+      <w:rPr/>
     </w:lvl>
     <w:lvl w:ilvl="5">
       <w:start w:val="1"/>
-      <w:numFmt w:val="bullet"/>
-      <w:lvlText w:val=""/>
+      <w:numFmt w:val="decimal"/>
+      <w:lvlText w:val="%6."/>
       <w:lvlJc w:val="left"/>
       <w:pPr>
         <w:tabs>
@@ -6011,14 +6746,12 @@
         </w:tabs>
         <w:ind w:left="4254" w:hanging="283"/>
       </w:pPr>
-      <w:rPr>
-        <w:rFonts w:ascii="Symbol" w:hAnsi="Symbol" w:cs="Symbol" w:hint="default"/>
-      </w:rPr>
+      <w:rPr/>
     </w:lvl>
     <w:lvl w:ilvl="6">
       <w:start w:val="1"/>
-      <w:numFmt w:val="bullet"/>
-      <w:lvlText w:val=""/>
+      <w:numFmt w:val="decimal"/>
+      <w:lvlText w:val="%7."/>
       <w:lvlJc w:val="left"/>
       <w:pPr>
         <w:tabs>
@@ -6026,14 +6759,12 @@
         </w:tabs>
         <w:ind w:left="4963" w:hanging="283"/>
       </w:pPr>
-      <w:rPr>
-        <w:rFonts w:ascii="Symbol" w:hAnsi="Symbol" w:cs="Symbol" w:hint="default"/>
-      </w:rPr>
+      <w:rPr/>
     </w:lvl>
     <w:lvl w:ilvl="7">
       <w:start w:val="1"/>
-      <w:numFmt w:val="bullet"/>
-      <w:lvlText w:val=""/>
+      <w:numFmt w:val="decimal"/>
+      <w:lvlText w:val="%8."/>
       <w:lvlJc w:val="left"/>
       <w:pPr>
         <w:tabs>
@@ -6041,14 +6772,12 @@
         </w:tabs>
         <w:ind w:left="5672" w:hanging="283"/>
       </w:pPr>
-      <w:rPr>
-        <w:rFonts w:ascii="Symbol" w:hAnsi="Symbol" w:cs="Symbol" w:hint="default"/>
-      </w:rPr>
+      <w:rPr/>
     </w:lvl>
     <w:lvl w:ilvl="8">
       <w:start w:val="1"/>
-      <w:numFmt w:val="bullet"/>
-      <w:lvlText w:val=""/>
+      <w:numFmt w:val="decimal"/>
+      <w:lvlText w:val="%9."/>
       <w:lvlJc w:val="left"/>
       <w:pPr>
         <w:tabs>
@@ -6056,16 +6785,14 @@
         </w:tabs>
         <w:ind w:left="6381" w:hanging="283"/>
       </w:pPr>
-      <w:rPr>
-        <w:rFonts w:ascii="Symbol" w:hAnsi="Symbol" w:cs="Symbol" w:hint="default"/>
-      </w:rPr>
+      <w:rPr/>
     </w:lvl>
   </w:abstractNum>
   <w:abstractNum w:abstractNumId="17">
     <w:lvl w:ilvl="0">
       <w:start w:val="1"/>
-      <w:numFmt w:val="bullet"/>
-      <w:lvlText w:val=""/>
+      <w:numFmt w:val="decimal"/>
+      <w:lvlText w:val="%1."/>
       <w:lvlJc w:val="left"/>
       <w:pPr>
         <w:tabs>
@@ -6073,14 +6800,12 @@
         </w:tabs>
         <w:ind w:left="709" w:hanging="283"/>
       </w:pPr>
-      <w:rPr>
-        <w:rFonts w:ascii="Symbol" w:hAnsi="Symbol" w:cs="Symbol" w:hint="default"/>
-      </w:rPr>
+      <w:rPr/>
     </w:lvl>
     <w:lvl w:ilvl="1">
       <w:start w:val="1"/>
-      <w:numFmt w:val="bullet"/>
-      <w:lvlText w:val=""/>
+      <w:numFmt w:val="decimal"/>
+      <w:lvlText w:val="%2."/>
       <w:lvlJc w:val="left"/>
       <w:pPr>
         <w:tabs>
@@ -6088,14 +6813,12 @@
         </w:tabs>
         <w:ind w:left="1418" w:hanging="283"/>
       </w:pPr>
-      <w:rPr>
-        <w:rFonts w:ascii="Symbol" w:hAnsi="Symbol" w:cs="Symbol" w:hint="default"/>
-      </w:rPr>
+      <w:rPr/>
     </w:lvl>
     <w:lvl w:ilvl="2">
       <w:start w:val="1"/>
-      <w:numFmt w:val="bullet"/>
-      <w:lvlText w:val=""/>
+      <w:numFmt w:val="decimal"/>
+      <w:lvlText w:val="%3."/>
       <w:lvlJc w:val="left"/>
       <w:pPr>
         <w:tabs>
@@ -6103,14 +6826,12 @@
         </w:tabs>
         <w:ind w:left="2127" w:hanging="283"/>
       </w:pPr>
-      <w:rPr>
-        <w:rFonts w:ascii="Symbol" w:hAnsi="Symbol" w:cs="Symbol" w:hint="default"/>
-      </w:rPr>
+      <w:rPr/>
     </w:lvl>
     <w:lvl w:ilvl="3">
       <w:start w:val="1"/>
-      <w:numFmt w:val="bullet"/>
-      <w:lvlText w:val=""/>
+      <w:numFmt w:val="decimal"/>
+      <w:lvlText w:val="%4."/>
       <w:lvlJc w:val="left"/>
       <w:pPr>
         <w:tabs>
@@ -6118,14 +6839,12 @@
         </w:tabs>
         <w:ind w:left="2836" w:hanging="283"/>
       </w:pPr>
-      <w:rPr>
-        <w:rFonts w:ascii="Symbol" w:hAnsi="Symbol" w:cs="Symbol" w:hint="default"/>
-      </w:rPr>
+      <w:rPr/>
     </w:lvl>
     <w:lvl w:ilvl="4">
       <w:start w:val="1"/>
-      <w:numFmt w:val="bullet"/>
-      <w:lvlText w:val=""/>
+      <w:numFmt w:val="decimal"/>
+      <w:lvlText w:val="%5."/>
       <w:lvlJc w:val="left"/>
       <w:pPr>
         <w:tabs>
@@ -6133,14 +6852,12 @@
         </w:tabs>
         <w:ind w:left="3545" w:hanging="283"/>
       </w:pPr>
-      <w:rPr>
-        <w:rFonts w:ascii="Symbol" w:hAnsi="Symbol" w:cs="Symbol" w:hint="default"/>
-      </w:rPr>
+      <w:rPr/>
     </w:lvl>
     <w:lvl w:ilvl="5">
       <w:start w:val="1"/>
-      <w:numFmt w:val="bullet"/>
-      <w:lvlText w:val=""/>
+      <w:numFmt w:val="decimal"/>
+      <w:lvlText w:val="%6."/>
       <w:lvlJc w:val="left"/>
       <w:pPr>
         <w:tabs>
@@ -6148,14 +6865,12 @@
         </w:tabs>
         <w:ind w:left="4254" w:hanging="283"/>
       </w:pPr>
-      <w:rPr>
-        <w:rFonts w:ascii="Symbol" w:hAnsi="Symbol" w:cs="Symbol" w:hint="default"/>
-      </w:rPr>
+      <w:rPr/>
     </w:lvl>
     <w:lvl w:ilvl="6">
       <w:start w:val="1"/>
-      <w:numFmt w:val="bullet"/>
-      <w:lvlText w:val=""/>
+      <w:numFmt w:val="decimal"/>
+      <w:lvlText w:val="%7."/>
       <w:lvlJc w:val="left"/>
       <w:pPr>
         <w:tabs>
@@ -6163,14 +6878,12 @@
         </w:tabs>
         <w:ind w:left="4963" w:hanging="283"/>
       </w:pPr>
-      <w:rPr>
-        <w:rFonts w:ascii="Symbol" w:hAnsi="Symbol" w:cs="Symbol" w:hint="default"/>
-      </w:rPr>
+      <w:rPr/>
     </w:lvl>
     <w:lvl w:ilvl="7">
       <w:start w:val="1"/>
-      <w:numFmt w:val="bullet"/>
-      <w:lvlText w:val=""/>
+      <w:numFmt w:val="decimal"/>
+      <w:lvlText w:val="%8."/>
       <w:lvlJc w:val="left"/>
       <w:pPr>
         <w:tabs>
@@ -6178,14 +6891,12 @@
         </w:tabs>
         <w:ind w:left="5672" w:hanging="283"/>
       </w:pPr>
-      <w:rPr>
-        <w:rFonts w:ascii="Symbol" w:hAnsi="Symbol" w:cs="Symbol" w:hint="default"/>
-      </w:rPr>
+      <w:rPr/>
     </w:lvl>
     <w:lvl w:ilvl="8">
       <w:start w:val="1"/>
-      <w:numFmt w:val="bullet"/>
-      <w:lvlText w:val=""/>
+      <w:numFmt w:val="decimal"/>
+      <w:lvlText w:val="%9."/>
       <w:lvlJc w:val="left"/>
       <w:pPr>
         <w:tabs>
@@ -6193,16 +6904,14 @@
         </w:tabs>
         <w:ind w:left="6381" w:hanging="283"/>
       </w:pPr>
-      <w:rPr>
-        <w:rFonts w:ascii="Symbol" w:hAnsi="Symbol" w:cs="Symbol" w:hint="default"/>
-      </w:rPr>
+      <w:rPr/>
     </w:lvl>
   </w:abstractNum>
   <w:abstractNum w:abstractNumId="18">
     <w:lvl w:ilvl="0">
       <w:start w:val="1"/>
-      <w:numFmt w:val="bullet"/>
-      <w:lvlText w:val=""/>
+      <w:numFmt w:val="decimal"/>
+      <w:lvlText w:val="%1."/>
       <w:lvlJc w:val="left"/>
       <w:pPr>
         <w:tabs>
@@ -6210,14 +6919,12 @@
         </w:tabs>
         <w:ind w:left="709" w:hanging="283"/>
       </w:pPr>
-      <w:rPr>
-        <w:rFonts w:ascii="Symbol" w:hAnsi="Symbol" w:cs="Symbol" w:hint="default"/>
-      </w:rPr>
+      <w:rPr/>
     </w:lvl>
     <w:lvl w:ilvl="1">
       <w:start w:val="1"/>
-      <w:numFmt w:val="bullet"/>
-      <w:lvlText w:val=""/>
+      <w:numFmt w:val="decimal"/>
+      <w:lvlText w:val="%2."/>
       <w:lvlJc w:val="left"/>
       <w:pPr>
         <w:tabs>
@@ -6225,14 +6932,12 @@
         </w:tabs>
         <w:ind w:left="1418" w:hanging="283"/>
       </w:pPr>
-      <w:rPr>
-        <w:rFonts w:ascii="Symbol" w:hAnsi="Symbol" w:cs="Symbol" w:hint="default"/>
-      </w:rPr>
+      <w:rPr/>
     </w:lvl>
     <w:lvl w:ilvl="2">
       <w:start w:val="1"/>
-      <w:numFmt w:val="bullet"/>
-      <w:lvlText w:val=""/>
+      <w:numFmt w:val="decimal"/>
+      <w:lvlText w:val="%3."/>
       <w:lvlJc w:val="left"/>
       <w:pPr>
         <w:tabs>
@@ -6240,14 +6945,12 @@
         </w:tabs>
         <w:ind w:left="2127" w:hanging="283"/>
       </w:pPr>
-      <w:rPr>
-        <w:rFonts w:ascii="Symbol" w:hAnsi="Symbol" w:cs="Symbol" w:hint="default"/>
-      </w:rPr>
+      <w:rPr/>
     </w:lvl>
     <w:lvl w:ilvl="3">
       <w:start w:val="1"/>
-      <w:numFmt w:val="bullet"/>
-      <w:lvlText w:val=""/>
+      <w:numFmt w:val="decimal"/>
+      <w:lvlText w:val="%4."/>
       <w:lvlJc w:val="left"/>
       <w:pPr>
         <w:tabs>
@@ -6255,14 +6958,12 @@
         </w:tabs>
         <w:ind w:left="2836" w:hanging="283"/>
       </w:pPr>
-      <w:rPr>
-        <w:rFonts w:ascii="Symbol" w:hAnsi="Symbol" w:cs="Symbol" w:hint="default"/>
-      </w:rPr>
+      <w:rPr/>
     </w:lvl>
     <w:lvl w:ilvl="4">
       <w:start w:val="1"/>
-      <w:numFmt w:val="bullet"/>
-      <w:lvlText w:val=""/>
+      <w:numFmt w:val="decimal"/>
+      <w:lvlText w:val="%5."/>
       <w:lvlJc w:val="left"/>
       <w:pPr>
         <w:tabs>
@@ -6270,14 +6971,12 @@
         </w:tabs>
         <w:ind w:left="3545" w:hanging="283"/>
       </w:pPr>
-      <w:rPr>
-        <w:rFonts w:ascii="Symbol" w:hAnsi="Symbol" w:cs="Symbol" w:hint="default"/>
-      </w:rPr>
+      <w:rPr/>
     </w:lvl>
     <w:lvl w:ilvl="5">
       <w:start w:val="1"/>
-      <w:numFmt w:val="bullet"/>
-      <w:lvlText w:val=""/>
+      <w:numFmt w:val="decimal"/>
+      <w:lvlText w:val="%6."/>
       <w:lvlJc w:val="left"/>
       <w:pPr>
         <w:tabs>
@@ -6285,14 +6984,12 @@
         </w:tabs>
         <w:ind w:left="4254" w:hanging="283"/>
       </w:pPr>
-      <w:rPr>
-        <w:rFonts w:ascii="Symbol" w:hAnsi="Symbol" w:cs="Symbol" w:hint="default"/>
-      </w:rPr>
+      <w:rPr/>
     </w:lvl>
     <w:lvl w:ilvl="6">
       <w:start w:val="1"/>
-      <w:numFmt w:val="bullet"/>
-      <w:lvlText w:val=""/>
+      <w:numFmt w:val="decimal"/>
+      <w:lvlText w:val="%7."/>
       <w:lvlJc w:val="left"/>
       <w:pPr>
         <w:tabs>
@@ -6300,14 +6997,12 @@
         </w:tabs>
         <w:ind w:left="4963" w:hanging="283"/>
       </w:pPr>
-      <w:rPr>
-        <w:rFonts w:ascii="Symbol" w:hAnsi="Symbol" w:cs="Symbol" w:hint="default"/>
-      </w:rPr>
+      <w:rPr/>
     </w:lvl>
     <w:lvl w:ilvl="7">
       <w:start w:val="1"/>
-      <w:numFmt w:val="bullet"/>
-      <w:lvlText w:val=""/>
+      <w:numFmt w:val="decimal"/>
+      <w:lvlText w:val="%8."/>
       <w:lvlJc w:val="left"/>
       <w:pPr>
         <w:tabs>
@@ -6315,14 +7010,12 @@
         </w:tabs>
         <w:ind w:left="5672" w:hanging="283"/>
       </w:pPr>
-      <w:rPr>
-        <w:rFonts w:ascii="Symbol" w:hAnsi="Symbol" w:cs="Symbol" w:hint="default"/>
-      </w:rPr>
+      <w:rPr/>
     </w:lvl>
     <w:lvl w:ilvl="8">
       <w:start w:val="1"/>
-      <w:numFmt w:val="bullet"/>
-      <w:lvlText w:val=""/>
+      <w:numFmt w:val="decimal"/>
+      <w:lvlText w:val="%9."/>
       <w:lvlJc w:val="left"/>
       <w:pPr>
         <w:tabs>
@@ -6330,16 +7023,14 @@
         </w:tabs>
         <w:ind w:left="6381" w:hanging="283"/>
       </w:pPr>
-      <w:rPr>
-        <w:rFonts w:ascii="Symbol" w:hAnsi="Symbol" w:cs="Symbol" w:hint="default"/>
-      </w:rPr>
+      <w:rPr/>
     </w:lvl>
   </w:abstractNum>
   <w:abstractNum w:abstractNumId="19">
     <w:lvl w:ilvl="0">
       <w:start w:val="1"/>
-      <w:numFmt w:val="bullet"/>
-      <w:lvlText w:val=""/>
+      <w:numFmt w:val="decimal"/>
+      <w:lvlText w:val="%1."/>
       <w:lvlJc w:val="left"/>
       <w:pPr>
         <w:tabs>
@@ -6347,14 +7038,12 @@
         </w:tabs>
         <w:ind w:left="709" w:hanging="283"/>
       </w:pPr>
-      <w:rPr>
-        <w:rFonts w:ascii="Symbol" w:hAnsi="Symbol" w:cs="Symbol" w:hint="default"/>
-      </w:rPr>
+      <w:rPr/>
     </w:lvl>
     <w:lvl w:ilvl="1">
       <w:start w:val="1"/>
-      <w:numFmt w:val="bullet"/>
-      <w:lvlText w:val=""/>
+      <w:numFmt w:val="decimal"/>
+      <w:lvlText w:val="%2."/>
       <w:lvlJc w:val="left"/>
       <w:pPr>
         <w:tabs>
@@ -6362,14 +7051,12 @@
         </w:tabs>
         <w:ind w:left="1418" w:hanging="283"/>
       </w:pPr>
-      <w:rPr>
-        <w:rFonts w:ascii="Symbol" w:hAnsi="Symbol" w:cs="Symbol" w:hint="default"/>
-      </w:rPr>
+      <w:rPr/>
     </w:lvl>
     <w:lvl w:ilvl="2">
       <w:start w:val="1"/>
-      <w:numFmt w:val="bullet"/>
-      <w:lvlText w:val=""/>
+      <w:numFmt w:val="decimal"/>
+      <w:lvlText w:val="%3."/>
       <w:lvlJc w:val="left"/>
       <w:pPr>
         <w:tabs>
@@ -6377,14 +7064,12 @@
         </w:tabs>
         <w:ind w:left="2127" w:hanging="283"/>
       </w:pPr>
-      <w:rPr>
-        <w:rFonts w:ascii="Symbol" w:hAnsi="Symbol" w:cs="Symbol" w:hint="default"/>
-      </w:rPr>
+      <w:rPr/>
     </w:lvl>
     <w:lvl w:ilvl="3">
       <w:start w:val="1"/>
-      <w:numFmt w:val="bullet"/>
-      <w:lvlText w:val=""/>
+      <w:numFmt w:val="decimal"/>
+      <w:lvlText w:val="%4."/>
       <w:lvlJc w:val="left"/>
       <w:pPr>
         <w:tabs>
@@ -6392,14 +7077,12 @@
         </w:tabs>
         <w:ind w:left="2836" w:hanging="283"/>
       </w:pPr>
-      <w:rPr>
-        <w:rFonts w:ascii="Symbol" w:hAnsi="Symbol" w:cs="Symbol" w:hint="default"/>
-      </w:rPr>
+      <w:rPr/>
     </w:lvl>
     <w:lvl w:ilvl="4">
       <w:start w:val="1"/>
-      <w:numFmt w:val="bullet"/>
-      <w:lvlText w:val=""/>
+      <w:numFmt w:val="decimal"/>
+      <w:lvlText w:val="%5."/>
       <w:lvlJc w:val="left"/>
       <w:pPr>
         <w:tabs>
@@ -6407,14 +7090,12 @@
         </w:tabs>
         <w:ind w:left="3545" w:hanging="283"/>
       </w:pPr>
-      <w:rPr>
-        <w:rFonts w:ascii="Symbol" w:hAnsi="Symbol" w:cs="Symbol" w:hint="default"/>
-      </w:rPr>
+      <w:rPr/>
     </w:lvl>
     <w:lvl w:ilvl="5">
       <w:start w:val="1"/>
-      <w:numFmt w:val="bullet"/>
-      <w:lvlText w:val=""/>
+      <w:numFmt w:val="decimal"/>
+      <w:lvlText w:val="%6."/>
       <w:lvlJc w:val="left"/>
       <w:pPr>
         <w:tabs>
@@ -6422,14 +7103,12 @@
         </w:tabs>
         <w:ind w:left="4254" w:hanging="283"/>
       </w:pPr>
-      <w:rPr>
-        <w:rFonts w:ascii="Symbol" w:hAnsi="Symbol" w:cs="Symbol" w:hint="default"/>
-      </w:rPr>
+      <w:rPr/>
     </w:lvl>
     <w:lvl w:ilvl="6">
       <w:start w:val="1"/>
-      <w:numFmt w:val="bullet"/>
-      <w:lvlText w:val=""/>
+      <w:numFmt w:val="decimal"/>
+      <w:lvlText w:val="%7."/>
       <w:lvlJc w:val="left"/>
       <w:pPr>
         <w:tabs>
@@ -6437,14 +7116,12 @@
         </w:tabs>
         <w:ind w:left="4963" w:hanging="283"/>
       </w:pPr>
-      <w:rPr>
-        <w:rFonts w:ascii="Symbol" w:hAnsi="Symbol" w:cs="Symbol" w:hint="default"/>
-      </w:rPr>
+      <w:rPr/>
     </w:lvl>
     <w:lvl w:ilvl="7">
       <w:start w:val="1"/>
-      <w:numFmt w:val="bullet"/>
-      <w:lvlText w:val=""/>
+      <w:numFmt w:val="decimal"/>
+      <w:lvlText w:val="%8."/>
       <w:lvlJc w:val="left"/>
       <w:pPr>
         <w:tabs>
@@ -6452,14 +7129,12 @@
         </w:tabs>
         <w:ind w:left="5672" w:hanging="283"/>
       </w:pPr>
-      <w:rPr>
-        <w:rFonts w:ascii="Symbol" w:hAnsi="Symbol" w:cs="Symbol" w:hint="default"/>
-      </w:rPr>
+      <w:rPr/>
     </w:lvl>
     <w:lvl w:ilvl="8">
       <w:start w:val="1"/>
-      <w:numFmt w:val="bullet"/>
-      <w:lvlText w:val=""/>
+      <w:numFmt w:val="decimal"/>
+      <w:lvlText w:val="%9."/>
       <w:lvlJc w:val="left"/>
       <w:pPr>
         <w:tabs>
@@ -6467,16 +7142,14 @@
         </w:tabs>
         <w:ind w:left="6381" w:hanging="283"/>
       </w:pPr>
-      <w:rPr>
-        <w:rFonts w:ascii="Symbol" w:hAnsi="Symbol" w:cs="Symbol" w:hint="default"/>
-      </w:rPr>
+      <w:rPr/>
     </w:lvl>
   </w:abstractNum>
   <w:abstractNum w:abstractNumId="20">
     <w:lvl w:ilvl="0">
       <w:start w:val="1"/>
-      <w:numFmt w:val="bullet"/>
-      <w:lvlText w:val=""/>
+      <w:numFmt w:val="decimal"/>
+      <w:lvlText w:val="%1."/>
       <w:lvlJc w:val="left"/>
       <w:pPr>
         <w:tabs>
@@ -6484,14 +7157,12 @@
         </w:tabs>
         <w:ind w:left="709" w:hanging="283"/>
       </w:pPr>
-      <w:rPr>
-        <w:rFonts w:ascii="Symbol" w:hAnsi="Symbol" w:cs="Symbol" w:hint="default"/>
-      </w:rPr>
+      <w:rPr/>
     </w:lvl>
     <w:lvl w:ilvl="1">
       <w:start w:val="1"/>
-      <w:numFmt w:val="bullet"/>
-      <w:lvlText w:val=""/>
+      <w:numFmt w:val="decimal"/>
+      <w:lvlText w:val="%2."/>
       <w:lvlJc w:val="left"/>
       <w:pPr>
         <w:tabs>
@@ -6499,14 +7170,12 @@
         </w:tabs>
         <w:ind w:left="1418" w:hanging="283"/>
       </w:pPr>
-      <w:rPr>
-        <w:rFonts w:ascii="Symbol" w:hAnsi="Symbol" w:cs="Symbol" w:hint="default"/>
-      </w:rPr>
+      <w:rPr/>
     </w:lvl>
     <w:lvl w:ilvl="2">
       <w:start w:val="1"/>
-      <w:numFmt w:val="bullet"/>
-      <w:lvlText w:val=""/>
+      <w:numFmt w:val="decimal"/>
+      <w:lvlText w:val="%3."/>
       <w:lvlJc w:val="left"/>
       <w:pPr>
         <w:tabs>
@@ -6514,14 +7183,12 @@
         </w:tabs>
         <w:ind w:left="2127" w:hanging="283"/>
       </w:pPr>
-      <w:rPr>
-        <w:rFonts w:ascii="Symbol" w:hAnsi="Symbol" w:cs="Symbol" w:hint="default"/>
-      </w:rPr>
+      <w:rPr/>
     </w:lvl>
     <w:lvl w:ilvl="3">
       <w:start w:val="1"/>
-      <w:numFmt w:val="bullet"/>
-      <w:lvlText w:val=""/>
+      <w:numFmt w:val="decimal"/>
+      <w:lvlText w:val="%4."/>
       <w:lvlJc w:val="left"/>
       <w:pPr>
         <w:tabs>
@@ -6529,14 +7196,12 @@
         </w:tabs>
         <w:ind w:left="2836" w:hanging="283"/>
       </w:pPr>
-      <w:rPr>
-        <w:rFonts w:ascii="Symbol" w:hAnsi="Symbol" w:cs="Symbol" w:hint="default"/>
-      </w:rPr>
+      <w:rPr/>
     </w:lvl>
     <w:lvl w:ilvl="4">
       <w:start w:val="1"/>
-      <w:numFmt w:val="bullet"/>
-      <w:lvlText w:val=""/>
+      <w:numFmt w:val="decimal"/>
+      <w:lvlText w:val="%5."/>
       <w:lvlJc w:val="left"/>
       <w:pPr>
         <w:tabs>
@@ -6544,14 +7209,12 @@
         </w:tabs>
         <w:ind w:left="3545" w:hanging="283"/>
       </w:pPr>
-      <w:rPr>
-        <w:rFonts w:ascii="Symbol" w:hAnsi="Symbol" w:cs="Symbol" w:hint="default"/>
-      </w:rPr>
+      <w:rPr/>
     </w:lvl>
     <w:lvl w:ilvl="5">
       <w:start w:val="1"/>
-      <w:numFmt w:val="bullet"/>
-      <w:lvlText w:val=""/>
+      <w:numFmt w:val="decimal"/>
+      <w:lvlText w:val="%6."/>
       <w:lvlJc w:val="left"/>
       <w:pPr>
         <w:tabs>
@@ -6559,14 +7222,12 @@
         </w:tabs>
         <w:ind w:left="4254" w:hanging="283"/>
       </w:pPr>
-      <w:rPr>
-        <w:rFonts w:ascii="Symbol" w:hAnsi="Symbol" w:cs="Symbol" w:hint="default"/>
-      </w:rPr>
+      <w:rPr/>
     </w:lvl>
     <w:lvl w:ilvl="6">
       <w:start w:val="1"/>
-      <w:numFmt w:val="bullet"/>
-      <w:lvlText w:val=""/>
+      <w:numFmt w:val="decimal"/>
+      <w:lvlText w:val="%7."/>
       <w:lvlJc w:val="left"/>
       <w:pPr>
         <w:tabs>
@@ -6574,14 +7235,12 @@
         </w:tabs>
         <w:ind w:left="4963" w:hanging="283"/>
       </w:pPr>
-      <w:rPr>
-        <w:rFonts w:ascii="Symbol" w:hAnsi="Symbol" w:cs="Symbol" w:hint="default"/>
-      </w:rPr>
+      <w:rPr/>
     </w:lvl>
     <w:lvl w:ilvl="7">
       <w:start w:val="1"/>
-      <w:numFmt w:val="bullet"/>
-      <w:lvlText w:val=""/>
+      <w:numFmt w:val="decimal"/>
+      <w:lvlText w:val="%8."/>
       <w:lvlJc w:val="left"/>
       <w:pPr>
         <w:tabs>
@@ -6589,14 +7248,12 @@
         </w:tabs>
         <w:ind w:left="5672" w:hanging="283"/>
       </w:pPr>
-      <w:rPr>
-        <w:rFonts w:ascii="Symbol" w:hAnsi="Symbol" w:cs="Symbol" w:hint="default"/>
-      </w:rPr>
+      <w:rPr/>
     </w:lvl>
     <w:lvl w:ilvl="8">
       <w:start w:val="1"/>
-      <w:numFmt w:val="bullet"/>
-      <w:lvlText w:val=""/>
+      <w:numFmt w:val="decimal"/>
+      <w:lvlText w:val="%9."/>
       <w:lvlJc w:val="left"/>
       <w:pPr>
         <w:tabs>
@@ -6604,9 +7261,7 @@
         </w:tabs>
         <w:ind w:left="6381" w:hanging="283"/>
       </w:pPr>
-      <w:rPr>
-        <w:rFonts w:ascii="Symbol" w:hAnsi="Symbol" w:cs="Symbol" w:hint="default"/>
-      </w:rPr>
+      <w:rPr/>
     </w:lvl>
   </w:abstractNum>
   <w:abstractNum w:abstractNumId="21">
@@ -6891,9 +7546,9 @@
       <w:lvlJc w:val="left"/>
       <w:pPr>
         <w:tabs>
-          <w:tab w:val="num" w:pos="720"/>
-        </w:tabs>
-        <w:ind w:left="720" w:hanging="283"/>
+          <w:tab w:val="num" w:pos="709"/>
+        </w:tabs>
+        <w:ind w:left="709" w:hanging="283"/>
       </w:pPr>
       <w:rPr>
         <w:rFonts w:ascii="Symbol" w:hAnsi="Symbol" w:cs="Symbol" w:hint="default"/>
@@ -6901,99 +7556,123 @@
     </w:lvl>
     <w:lvl w:ilvl="1">
       <w:start w:val="1"/>
-      <w:numFmt w:val="decimal"/>
-      <w:lvlText w:val="%2."/>
-      <w:lvlJc w:val="left"/>
-      <w:pPr>
-        <w:tabs>
-          <w:tab w:val="num" w:pos="1080"/>
-        </w:tabs>
-        <w:ind w:left="1080" w:hanging="360"/>
-      </w:pPr>
+      <w:numFmt w:val="bullet"/>
+      <w:lvlText w:val=""/>
+      <w:lvlJc w:val="left"/>
+      <w:pPr>
+        <w:tabs>
+          <w:tab w:val="num" w:pos="1418"/>
+        </w:tabs>
+        <w:ind w:left="1418" w:hanging="283"/>
+      </w:pPr>
+      <w:rPr>
+        <w:rFonts w:ascii="Symbol" w:hAnsi="Symbol" w:cs="Symbol" w:hint="default"/>
+      </w:rPr>
     </w:lvl>
     <w:lvl w:ilvl="2">
       <w:start w:val="1"/>
-      <w:numFmt w:val="decimal"/>
-      <w:lvlText w:val="%3."/>
-      <w:lvlJc w:val="left"/>
-      <w:pPr>
-        <w:tabs>
-          <w:tab w:val="num" w:pos="1440"/>
-        </w:tabs>
-        <w:ind w:left="1440" w:hanging="360"/>
-      </w:pPr>
+      <w:numFmt w:val="bullet"/>
+      <w:lvlText w:val=""/>
+      <w:lvlJc w:val="left"/>
+      <w:pPr>
+        <w:tabs>
+          <w:tab w:val="num" w:pos="2127"/>
+        </w:tabs>
+        <w:ind w:left="2127" w:hanging="283"/>
+      </w:pPr>
+      <w:rPr>
+        <w:rFonts w:ascii="Symbol" w:hAnsi="Symbol" w:cs="Symbol" w:hint="default"/>
+      </w:rPr>
     </w:lvl>
     <w:lvl w:ilvl="3">
       <w:start w:val="1"/>
-      <w:numFmt w:val="decimal"/>
-      <w:lvlText w:val="%4."/>
-      <w:lvlJc w:val="left"/>
-      <w:pPr>
-        <w:tabs>
-          <w:tab w:val="num" w:pos="1800"/>
-        </w:tabs>
-        <w:ind w:left="1800" w:hanging="360"/>
-      </w:pPr>
+      <w:numFmt w:val="bullet"/>
+      <w:lvlText w:val=""/>
+      <w:lvlJc w:val="left"/>
+      <w:pPr>
+        <w:tabs>
+          <w:tab w:val="num" w:pos="2836"/>
+        </w:tabs>
+        <w:ind w:left="2836" w:hanging="283"/>
+      </w:pPr>
+      <w:rPr>
+        <w:rFonts w:ascii="Symbol" w:hAnsi="Symbol" w:cs="Symbol" w:hint="default"/>
+      </w:rPr>
     </w:lvl>
     <w:lvl w:ilvl="4">
       <w:start w:val="1"/>
-      <w:numFmt w:val="decimal"/>
-      <w:lvlText w:val="%5."/>
-      <w:lvlJc w:val="left"/>
-      <w:pPr>
-        <w:tabs>
-          <w:tab w:val="num" w:pos="2160"/>
-        </w:tabs>
-        <w:ind w:left="2160" w:hanging="360"/>
-      </w:pPr>
+      <w:numFmt w:val="bullet"/>
+      <w:lvlText w:val=""/>
+      <w:lvlJc w:val="left"/>
+      <w:pPr>
+        <w:tabs>
+          <w:tab w:val="num" w:pos="3545"/>
+        </w:tabs>
+        <w:ind w:left="3545" w:hanging="283"/>
+      </w:pPr>
+      <w:rPr>
+        <w:rFonts w:ascii="Symbol" w:hAnsi="Symbol" w:cs="Symbol" w:hint="default"/>
+      </w:rPr>
     </w:lvl>
     <w:lvl w:ilvl="5">
       <w:start w:val="1"/>
-      <w:numFmt w:val="decimal"/>
-      <w:lvlText w:val="%6."/>
-      <w:lvlJc w:val="left"/>
-      <w:pPr>
-        <w:tabs>
-          <w:tab w:val="num" w:pos="2520"/>
-        </w:tabs>
-        <w:ind w:left="2520" w:hanging="360"/>
-      </w:pPr>
+      <w:numFmt w:val="bullet"/>
+      <w:lvlText w:val=""/>
+      <w:lvlJc w:val="left"/>
+      <w:pPr>
+        <w:tabs>
+          <w:tab w:val="num" w:pos="4254"/>
+        </w:tabs>
+        <w:ind w:left="4254" w:hanging="283"/>
+      </w:pPr>
+      <w:rPr>
+        <w:rFonts w:ascii="Symbol" w:hAnsi="Symbol" w:cs="Symbol" w:hint="default"/>
+      </w:rPr>
     </w:lvl>
     <w:lvl w:ilvl="6">
       <w:start w:val="1"/>
-      <w:numFmt w:val="decimal"/>
-      <w:lvlText w:val="%7."/>
-      <w:lvlJc w:val="left"/>
-      <w:pPr>
-        <w:tabs>
-          <w:tab w:val="num" w:pos="2880"/>
-        </w:tabs>
-        <w:ind w:left="2880" w:hanging="360"/>
-      </w:pPr>
+      <w:numFmt w:val="bullet"/>
+      <w:lvlText w:val=""/>
+      <w:lvlJc w:val="left"/>
+      <w:pPr>
+        <w:tabs>
+          <w:tab w:val="num" w:pos="4963"/>
+        </w:tabs>
+        <w:ind w:left="4963" w:hanging="283"/>
+      </w:pPr>
+      <w:rPr>
+        <w:rFonts w:ascii="Symbol" w:hAnsi="Symbol" w:cs="Symbol" w:hint="default"/>
+      </w:rPr>
     </w:lvl>
     <w:lvl w:ilvl="7">
       <w:start w:val="1"/>
-      <w:numFmt w:val="decimal"/>
-      <w:lvlText w:val="%8."/>
-      <w:lvlJc w:val="left"/>
-      <w:pPr>
-        <w:tabs>
-          <w:tab w:val="num" w:pos="3240"/>
-        </w:tabs>
-        <w:ind w:left="3240" w:hanging="360"/>
-      </w:pPr>
+      <w:numFmt w:val="bullet"/>
+      <w:lvlText w:val=""/>
+      <w:lvlJc w:val="left"/>
+      <w:pPr>
+        <w:tabs>
+          <w:tab w:val="num" w:pos="5672"/>
+        </w:tabs>
+        <w:ind w:left="5672" w:hanging="283"/>
+      </w:pPr>
+      <w:rPr>
+        <w:rFonts w:ascii="Symbol" w:hAnsi="Symbol" w:cs="Symbol" w:hint="default"/>
+      </w:rPr>
     </w:lvl>
     <w:lvl w:ilvl="8">
       <w:start w:val="1"/>
-      <w:numFmt w:val="decimal"/>
-      <w:lvlText w:val="%9."/>
-      <w:lvlJc w:val="left"/>
-      <w:pPr>
-        <w:tabs>
-          <w:tab w:val="num" w:pos="3600"/>
-        </w:tabs>
-        <w:ind w:left="3600" w:hanging="360"/>
-      </w:pPr>
+      <w:numFmt w:val="bullet"/>
+      <w:lvlText w:val=""/>
+      <w:lvlJc w:val="left"/>
+      <w:pPr>
+        <w:tabs>
+          <w:tab w:val="num" w:pos="6381"/>
+        </w:tabs>
+        <w:ind w:left="6381" w:hanging="283"/>
+      </w:pPr>
+      <w:rPr>
+        <w:rFonts w:ascii="Symbol" w:hAnsi="Symbol" w:cs="Symbol" w:hint="default"/>
+      </w:rPr>
     </w:lvl>
   </w:abstractNum>
   <w:abstractNum w:abstractNumId="24">
@@ -7278,9 +7957,9 @@
       <w:lvlJc w:val="left"/>
       <w:pPr>
         <w:tabs>
-          <w:tab w:val="num" w:pos="720"/>
-        </w:tabs>
-        <w:ind w:left="720" w:hanging="283"/>
+          <w:tab w:val="num" w:pos="709"/>
+        </w:tabs>
+        <w:ind w:left="709" w:hanging="283"/>
       </w:pPr>
       <w:rPr>
         <w:rFonts w:ascii="Symbol" w:hAnsi="Symbol" w:cs="Symbol" w:hint="default"/>
@@ -7288,106 +7967,130 @@
     </w:lvl>
     <w:lvl w:ilvl="1">
       <w:start w:val="1"/>
-      <w:numFmt w:val="decimal"/>
-      <w:lvlText w:val="%2."/>
-      <w:lvlJc w:val="left"/>
-      <w:pPr>
-        <w:tabs>
-          <w:tab w:val="num" w:pos="1080"/>
-        </w:tabs>
-        <w:ind w:left="1080" w:hanging="360"/>
-      </w:pPr>
+      <w:numFmt w:val="bullet"/>
+      <w:lvlText w:val=""/>
+      <w:lvlJc w:val="left"/>
+      <w:pPr>
+        <w:tabs>
+          <w:tab w:val="num" w:pos="1418"/>
+        </w:tabs>
+        <w:ind w:left="1418" w:hanging="283"/>
+      </w:pPr>
+      <w:rPr>
+        <w:rFonts w:ascii="Symbol" w:hAnsi="Symbol" w:cs="Symbol" w:hint="default"/>
+      </w:rPr>
     </w:lvl>
     <w:lvl w:ilvl="2">
       <w:start w:val="1"/>
-      <w:numFmt w:val="decimal"/>
-      <w:lvlText w:val="%3."/>
-      <w:lvlJc w:val="left"/>
-      <w:pPr>
-        <w:tabs>
-          <w:tab w:val="num" w:pos="1440"/>
-        </w:tabs>
-        <w:ind w:left="1440" w:hanging="360"/>
-      </w:pPr>
+      <w:numFmt w:val="bullet"/>
+      <w:lvlText w:val=""/>
+      <w:lvlJc w:val="left"/>
+      <w:pPr>
+        <w:tabs>
+          <w:tab w:val="num" w:pos="2127"/>
+        </w:tabs>
+        <w:ind w:left="2127" w:hanging="283"/>
+      </w:pPr>
+      <w:rPr>
+        <w:rFonts w:ascii="Symbol" w:hAnsi="Symbol" w:cs="Symbol" w:hint="default"/>
+      </w:rPr>
     </w:lvl>
     <w:lvl w:ilvl="3">
       <w:start w:val="1"/>
-      <w:numFmt w:val="decimal"/>
-      <w:lvlText w:val="%4."/>
-      <w:lvlJc w:val="left"/>
-      <w:pPr>
-        <w:tabs>
-          <w:tab w:val="num" w:pos="1800"/>
-        </w:tabs>
-        <w:ind w:left="1800" w:hanging="360"/>
-      </w:pPr>
+      <w:numFmt w:val="bullet"/>
+      <w:lvlText w:val=""/>
+      <w:lvlJc w:val="left"/>
+      <w:pPr>
+        <w:tabs>
+          <w:tab w:val="num" w:pos="2836"/>
+        </w:tabs>
+        <w:ind w:left="2836" w:hanging="283"/>
+      </w:pPr>
+      <w:rPr>
+        <w:rFonts w:ascii="Symbol" w:hAnsi="Symbol" w:cs="Symbol" w:hint="default"/>
+      </w:rPr>
     </w:lvl>
     <w:lvl w:ilvl="4">
       <w:start w:val="1"/>
-      <w:numFmt w:val="decimal"/>
-      <w:lvlText w:val="%5."/>
-      <w:lvlJc w:val="left"/>
-      <w:pPr>
-        <w:tabs>
-          <w:tab w:val="num" w:pos="2160"/>
-        </w:tabs>
-        <w:ind w:left="2160" w:hanging="360"/>
-      </w:pPr>
+      <w:numFmt w:val="bullet"/>
+      <w:lvlText w:val=""/>
+      <w:lvlJc w:val="left"/>
+      <w:pPr>
+        <w:tabs>
+          <w:tab w:val="num" w:pos="3545"/>
+        </w:tabs>
+        <w:ind w:left="3545" w:hanging="283"/>
+      </w:pPr>
+      <w:rPr>
+        <w:rFonts w:ascii="Symbol" w:hAnsi="Symbol" w:cs="Symbol" w:hint="default"/>
+      </w:rPr>
     </w:lvl>
     <w:lvl w:ilvl="5">
       <w:start w:val="1"/>
-      <w:numFmt w:val="decimal"/>
-      <w:lvlText w:val="%6."/>
-      <w:lvlJc w:val="left"/>
-      <w:pPr>
-        <w:tabs>
-          <w:tab w:val="num" w:pos="2520"/>
-        </w:tabs>
-        <w:ind w:left="2520" w:hanging="360"/>
-      </w:pPr>
+      <w:numFmt w:val="bullet"/>
+      <w:lvlText w:val=""/>
+      <w:lvlJc w:val="left"/>
+      <w:pPr>
+        <w:tabs>
+          <w:tab w:val="num" w:pos="4254"/>
+        </w:tabs>
+        <w:ind w:left="4254" w:hanging="283"/>
+      </w:pPr>
+      <w:rPr>
+        <w:rFonts w:ascii="Symbol" w:hAnsi="Symbol" w:cs="Symbol" w:hint="default"/>
+      </w:rPr>
     </w:lvl>
     <w:lvl w:ilvl="6">
       <w:start w:val="1"/>
-      <w:numFmt w:val="decimal"/>
-      <w:lvlText w:val="%7."/>
-      <w:lvlJc w:val="left"/>
-      <w:pPr>
-        <w:tabs>
-          <w:tab w:val="num" w:pos="2880"/>
-        </w:tabs>
-        <w:ind w:left="2880" w:hanging="360"/>
-      </w:pPr>
+      <w:numFmt w:val="bullet"/>
+      <w:lvlText w:val=""/>
+      <w:lvlJc w:val="left"/>
+      <w:pPr>
+        <w:tabs>
+          <w:tab w:val="num" w:pos="4963"/>
+        </w:tabs>
+        <w:ind w:left="4963" w:hanging="283"/>
+      </w:pPr>
+      <w:rPr>
+        <w:rFonts w:ascii="Symbol" w:hAnsi="Symbol" w:cs="Symbol" w:hint="default"/>
+      </w:rPr>
     </w:lvl>
     <w:lvl w:ilvl="7">
       <w:start w:val="1"/>
-      <w:numFmt w:val="decimal"/>
-      <w:lvlText w:val="%8."/>
-      <w:lvlJc w:val="left"/>
-      <w:pPr>
-        <w:tabs>
-          <w:tab w:val="num" w:pos="3240"/>
-        </w:tabs>
-        <w:ind w:left="3240" w:hanging="360"/>
-      </w:pPr>
+      <w:numFmt w:val="bullet"/>
+      <w:lvlText w:val=""/>
+      <w:lvlJc w:val="left"/>
+      <w:pPr>
+        <w:tabs>
+          <w:tab w:val="num" w:pos="5672"/>
+        </w:tabs>
+        <w:ind w:left="5672" w:hanging="283"/>
+      </w:pPr>
+      <w:rPr>
+        <w:rFonts w:ascii="Symbol" w:hAnsi="Symbol" w:cs="Symbol" w:hint="default"/>
+      </w:rPr>
     </w:lvl>
     <w:lvl w:ilvl="8">
       <w:start w:val="1"/>
-      <w:numFmt w:val="decimal"/>
-      <w:lvlText w:val="%9."/>
-      <w:lvlJc w:val="left"/>
-      <w:pPr>
-        <w:tabs>
-          <w:tab w:val="num" w:pos="3600"/>
-        </w:tabs>
-        <w:ind w:left="3600" w:hanging="360"/>
-      </w:pPr>
+      <w:numFmt w:val="bullet"/>
+      <w:lvlText w:val=""/>
+      <w:lvlJc w:val="left"/>
+      <w:pPr>
+        <w:tabs>
+          <w:tab w:val="num" w:pos="6381"/>
+        </w:tabs>
+        <w:ind w:left="6381" w:hanging="283"/>
+      </w:pPr>
+      <w:rPr>
+        <w:rFonts w:ascii="Symbol" w:hAnsi="Symbol" w:cs="Symbol" w:hint="default"/>
+      </w:rPr>
     </w:lvl>
   </w:abstractNum>
   <w:abstractNum w:abstractNumId="27">
     <w:lvl w:ilvl="0">
       <w:start w:val="1"/>
-      <w:numFmt w:val="decimal"/>
-      <w:lvlText w:val="%1."/>
+      <w:numFmt w:val="bullet"/>
+      <w:lvlText w:val=""/>
       <w:lvlJc w:val="left"/>
       <w:pPr>
         <w:tabs>
@@ -7395,12 +8098,14 @@
         </w:tabs>
         <w:ind w:left="709" w:hanging="283"/>
       </w:pPr>
-      <w:rPr/>
+      <w:rPr>
+        <w:rFonts w:ascii="Symbol" w:hAnsi="Symbol" w:cs="Symbol" w:hint="default"/>
+      </w:rPr>
     </w:lvl>
     <w:lvl w:ilvl="1">
       <w:start w:val="1"/>
-      <w:numFmt w:val="decimal"/>
-      <w:lvlText w:val="%2."/>
+      <w:numFmt w:val="bullet"/>
+      <w:lvlText w:val=""/>
       <w:lvlJc w:val="left"/>
       <w:pPr>
         <w:tabs>
@@ -7408,12 +8113,14 @@
         </w:tabs>
         <w:ind w:left="1418" w:hanging="283"/>
       </w:pPr>
-      <w:rPr/>
+      <w:rPr>
+        <w:rFonts w:ascii="Symbol" w:hAnsi="Symbol" w:cs="Symbol" w:hint="default"/>
+      </w:rPr>
     </w:lvl>
     <w:lvl w:ilvl="2">
       <w:start w:val="1"/>
-      <w:numFmt w:val="decimal"/>
-      <w:lvlText w:val="%3."/>
+      <w:numFmt w:val="bullet"/>
+      <w:lvlText w:val=""/>
       <w:lvlJc w:val="left"/>
       <w:pPr>
         <w:tabs>
@@ -7421,12 +8128,14 @@
         </w:tabs>
         <w:ind w:left="2127" w:hanging="283"/>
       </w:pPr>
-      <w:rPr/>
+      <w:rPr>
+        <w:rFonts w:ascii="Symbol" w:hAnsi="Symbol" w:cs="Symbol" w:hint="default"/>
+      </w:rPr>
     </w:lvl>
     <w:lvl w:ilvl="3">
       <w:start w:val="1"/>
-      <w:numFmt w:val="decimal"/>
-      <w:lvlText w:val="%4."/>
+      <w:numFmt w:val="bullet"/>
+      <w:lvlText w:val=""/>
       <w:lvlJc w:val="left"/>
       <w:pPr>
         <w:tabs>
@@ -7434,12 +8143,14 @@
         </w:tabs>
         <w:ind w:left="2836" w:hanging="283"/>
       </w:pPr>
-      <w:rPr/>
+      <w:rPr>
+        <w:rFonts w:ascii="Symbol" w:hAnsi="Symbol" w:cs="Symbol" w:hint="default"/>
+      </w:rPr>
     </w:lvl>
     <w:lvl w:ilvl="4">
       <w:start w:val="1"/>
-      <w:numFmt w:val="decimal"/>
-      <w:lvlText w:val="%5."/>
+      <w:numFmt w:val="bullet"/>
+      <w:lvlText w:val=""/>
       <w:lvlJc w:val="left"/>
       <w:pPr>
         <w:tabs>
@@ -7447,12 +8158,14 @@
         </w:tabs>
         <w:ind w:left="3545" w:hanging="283"/>
       </w:pPr>
-      <w:rPr/>
+      <w:rPr>
+        <w:rFonts w:ascii="Symbol" w:hAnsi="Symbol" w:cs="Symbol" w:hint="default"/>
+      </w:rPr>
     </w:lvl>
     <w:lvl w:ilvl="5">
       <w:start w:val="1"/>
-      <w:numFmt w:val="decimal"/>
-      <w:lvlText w:val="%6."/>
+      <w:numFmt w:val="bullet"/>
+      <w:lvlText w:val=""/>
       <w:lvlJc w:val="left"/>
       <w:pPr>
         <w:tabs>
@@ -7460,12 +8173,14 @@
         </w:tabs>
         <w:ind w:left="4254" w:hanging="283"/>
       </w:pPr>
-      <w:rPr/>
+      <w:rPr>
+        <w:rFonts w:ascii="Symbol" w:hAnsi="Symbol" w:cs="Symbol" w:hint="default"/>
+      </w:rPr>
     </w:lvl>
     <w:lvl w:ilvl="6">
       <w:start w:val="1"/>
-      <w:numFmt w:val="decimal"/>
-      <w:lvlText w:val="%7."/>
+      <w:numFmt w:val="bullet"/>
+      <w:lvlText w:val=""/>
       <w:lvlJc w:val="left"/>
       <w:pPr>
         <w:tabs>
@@ -7473,12 +8188,14 @@
         </w:tabs>
         <w:ind w:left="4963" w:hanging="283"/>
       </w:pPr>
-      <w:rPr/>
+      <w:rPr>
+        <w:rFonts w:ascii="Symbol" w:hAnsi="Symbol" w:cs="Symbol" w:hint="default"/>
+      </w:rPr>
     </w:lvl>
     <w:lvl w:ilvl="7">
       <w:start w:val="1"/>
-      <w:numFmt w:val="decimal"/>
-      <w:lvlText w:val="%8."/>
+      <w:numFmt w:val="bullet"/>
+      <w:lvlText w:val=""/>
       <w:lvlJc w:val="left"/>
       <w:pPr>
         <w:tabs>
@@ -7486,12 +8203,14 @@
         </w:tabs>
         <w:ind w:left="5672" w:hanging="283"/>
       </w:pPr>
-      <w:rPr/>
+      <w:rPr>
+        <w:rFonts w:ascii="Symbol" w:hAnsi="Symbol" w:cs="Symbol" w:hint="default"/>
+      </w:rPr>
     </w:lvl>
     <w:lvl w:ilvl="8">
       <w:start w:val="1"/>
-      <w:numFmt w:val="decimal"/>
-      <w:lvlText w:val="%9."/>
+      <w:numFmt w:val="bullet"/>
+      <w:lvlText w:val=""/>
       <w:lvlJc w:val="left"/>
       <w:pPr>
         <w:tabs>
@@ -7499,14 +8218,16 @@
         </w:tabs>
         <w:ind w:left="6381" w:hanging="283"/>
       </w:pPr>
-      <w:rPr/>
+      <w:rPr>
+        <w:rFonts w:ascii="Symbol" w:hAnsi="Symbol" w:cs="Symbol" w:hint="default"/>
+      </w:rPr>
     </w:lvl>
   </w:abstractNum>
   <w:abstractNum w:abstractNumId="28">
     <w:lvl w:ilvl="0">
       <w:start w:val="1"/>
-      <w:numFmt w:val="decimal"/>
-      <w:lvlText w:val="%1."/>
+      <w:numFmt w:val="bullet"/>
+      <w:lvlText w:val=""/>
       <w:lvlJc w:val="left"/>
       <w:pPr>
         <w:tabs>
@@ -7514,12 +8235,14 @@
         </w:tabs>
         <w:ind w:left="709" w:hanging="283"/>
       </w:pPr>
-      <w:rPr/>
+      <w:rPr>
+        <w:rFonts w:ascii="Symbol" w:hAnsi="Symbol" w:cs="Symbol" w:hint="default"/>
+      </w:rPr>
     </w:lvl>
     <w:lvl w:ilvl="1">
       <w:start w:val="1"/>
-      <w:numFmt w:val="decimal"/>
-      <w:lvlText w:val="%2."/>
+      <w:numFmt w:val="bullet"/>
+      <w:lvlText w:val=""/>
       <w:lvlJc w:val="left"/>
       <w:pPr>
         <w:tabs>
@@ -7527,12 +8250,14 @@
         </w:tabs>
         <w:ind w:left="1418" w:hanging="283"/>
       </w:pPr>
-      <w:rPr/>
+      <w:rPr>
+        <w:rFonts w:ascii="Symbol" w:hAnsi="Symbol" w:cs="Symbol" w:hint="default"/>
+      </w:rPr>
     </w:lvl>
     <w:lvl w:ilvl="2">
       <w:start w:val="1"/>
-      <w:numFmt w:val="decimal"/>
-      <w:lvlText w:val="%3."/>
+      <w:numFmt w:val="bullet"/>
+      <w:lvlText w:val=""/>
       <w:lvlJc w:val="left"/>
       <w:pPr>
         <w:tabs>
@@ -7540,12 +8265,14 @@
         </w:tabs>
         <w:ind w:left="2127" w:hanging="283"/>
       </w:pPr>
-      <w:rPr/>
+      <w:rPr>
+        <w:rFonts w:ascii="Symbol" w:hAnsi="Symbol" w:cs="Symbol" w:hint="default"/>
+      </w:rPr>
     </w:lvl>
     <w:lvl w:ilvl="3">
       <w:start w:val="1"/>
-      <w:numFmt w:val="decimal"/>
-      <w:lvlText w:val="%4."/>
+      <w:numFmt w:val="bullet"/>
+      <w:lvlText w:val=""/>
       <w:lvlJc w:val="left"/>
       <w:pPr>
         <w:tabs>
@@ -7553,12 +8280,14 @@
         </w:tabs>
         <w:ind w:left="2836" w:hanging="283"/>
       </w:pPr>
-      <w:rPr/>
+      <w:rPr>
+        <w:rFonts w:ascii="Symbol" w:hAnsi="Symbol" w:cs="Symbol" w:hint="default"/>
+      </w:rPr>
     </w:lvl>
     <w:lvl w:ilvl="4">
       <w:start w:val="1"/>
-      <w:numFmt w:val="decimal"/>
-      <w:lvlText w:val="%5."/>
+      <w:numFmt w:val="bullet"/>
+      <w:lvlText w:val=""/>
       <w:lvlJc w:val="left"/>
       <w:pPr>
         <w:tabs>
@@ -7566,12 +8295,14 @@
         </w:tabs>
         <w:ind w:left="3545" w:hanging="283"/>
       </w:pPr>
-      <w:rPr/>
+      <w:rPr>
+        <w:rFonts w:ascii="Symbol" w:hAnsi="Symbol" w:cs="Symbol" w:hint="default"/>
+      </w:rPr>
     </w:lvl>
     <w:lvl w:ilvl="5">
       <w:start w:val="1"/>
-      <w:numFmt w:val="decimal"/>
-      <w:lvlText w:val="%6."/>
+      <w:numFmt w:val="bullet"/>
+      <w:lvlText w:val=""/>
       <w:lvlJc w:val="left"/>
       <w:pPr>
         <w:tabs>
@@ -7579,12 +8310,14 @@
         </w:tabs>
         <w:ind w:left="4254" w:hanging="283"/>
       </w:pPr>
-      <w:rPr/>
+      <w:rPr>
+        <w:rFonts w:ascii="Symbol" w:hAnsi="Symbol" w:cs="Symbol" w:hint="default"/>
+      </w:rPr>
     </w:lvl>
     <w:lvl w:ilvl="6">
       <w:start w:val="1"/>
-      <w:numFmt w:val="decimal"/>
-      <w:lvlText w:val="%7."/>
+      <w:numFmt w:val="bullet"/>
+      <w:lvlText w:val=""/>
       <w:lvlJc w:val="left"/>
       <w:pPr>
         <w:tabs>
@@ -7592,12 +8325,14 @@
         </w:tabs>
         <w:ind w:left="4963" w:hanging="283"/>
       </w:pPr>
-      <w:rPr/>
+      <w:rPr>
+        <w:rFonts w:ascii="Symbol" w:hAnsi="Symbol" w:cs="Symbol" w:hint="default"/>
+      </w:rPr>
     </w:lvl>
     <w:lvl w:ilvl="7">
       <w:start w:val="1"/>
-      <w:numFmt w:val="decimal"/>
-      <w:lvlText w:val="%8."/>
+      <w:numFmt w:val="bullet"/>
+      <w:lvlText w:val=""/>
       <w:lvlJc w:val="left"/>
       <w:pPr>
         <w:tabs>
@@ -7605,12 +8340,14 @@
         </w:tabs>
         <w:ind w:left="5672" w:hanging="283"/>
       </w:pPr>
-      <w:rPr/>
+      <w:rPr>
+        <w:rFonts w:ascii="Symbol" w:hAnsi="Symbol" w:cs="Symbol" w:hint="default"/>
+      </w:rPr>
     </w:lvl>
     <w:lvl w:ilvl="8">
       <w:start w:val="1"/>
-      <w:numFmt w:val="decimal"/>
-      <w:lvlText w:val="%9."/>
+      <w:numFmt w:val="bullet"/>
+      <w:lvlText w:val=""/>
       <w:lvlJc w:val="left"/>
       <w:pPr>
         <w:tabs>
@@ -7618,14 +8355,16 @@
         </w:tabs>
         <w:ind w:left="6381" w:hanging="283"/>
       </w:pPr>
-      <w:rPr/>
+      <w:rPr>
+        <w:rFonts w:ascii="Symbol" w:hAnsi="Symbol" w:cs="Symbol" w:hint="default"/>
+      </w:rPr>
     </w:lvl>
   </w:abstractNum>
   <w:abstractNum w:abstractNumId="29">
     <w:lvl w:ilvl="0">
       <w:start w:val="1"/>
-      <w:numFmt w:val="decimal"/>
-      <w:lvlText w:val="%1."/>
+      <w:numFmt w:val="bullet"/>
+      <w:lvlText w:val=""/>
       <w:lvlJc w:val="left"/>
       <w:pPr>
         <w:tabs>
@@ -7633,12 +8372,14 @@
         </w:tabs>
         <w:ind w:left="709" w:hanging="283"/>
       </w:pPr>
-      <w:rPr/>
+      <w:rPr>
+        <w:rFonts w:ascii="Symbol" w:hAnsi="Symbol" w:cs="Symbol" w:hint="default"/>
+      </w:rPr>
     </w:lvl>
     <w:lvl w:ilvl="1">
       <w:start w:val="1"/>
-      <w:numFmt w:val="decimal"/>
-      <w:lvlText w:val="%2."/>
+      <w:numFmt w:val="bullet"/>
+      <w:lvlText w:val=""/>
       <w:lvlJc w:val="left"/>
       <w:pPr>
         <w:tabs>
@@ -7646,12 +8387,14 @@
         </w:tabs>
         <w:ind w:left="1418" w:hanging="283"/>
       </w:pPr>
-      <w:rPr/>
+      <w:rPr>
+        <w:rFonts w:ascii="Symbol" w:hAnsi="Symbol" w:cs="Symbol" w:hint="default"/>
+      </w:rPr>
     </w:lvl>
     <w:lvl w:ilvl="2">
       <w:start w:val="1"/>
-      <w:numFmt w:val="decimal"/>
-      <w:lvlText w:val="%3."/>
+      <w:numFmt w:val="bullet"/>
+      <w:lvlText w:val=""/>
       <w:lvlJc w:val="left"/>
       <w:pPr>
         <w:tabs>
@@ -7659,12 +8402,14 @@
         </w:tabs>
         <w:ind w:left="2127" w:hanging="283"/>
       </w:pPr>
-      <w:rPr/>
+      <w:rPr>
+        <w:rFonts w:ascii="Symbol" w:hAnsi="Symbol" w:cs="Symbol" w:hint="default"/>
+      </w:rPr>
     </w:lvl>
     <w:lvl w:ilvl="3">
       <w:start w:val="1"/>
-      <w:numFmt w:val="decimal"/>
-      <w:lvlText w:val="%4."/>
+      <w:numFmt w:val="bullet"/>
+      <w:lvlText w:val=""/>
       <w:lvlJc w:val="left"/>
       <w:pPr>
         <w:tabs>
@@ -7672,12 +8417,14 @@
         </w:tabs>
         <w:ind w:left="2836" w:hanging="283"/>
       </w:pPr>
-      <w:rPr/>
+      <w:rPr>
+        <w:rFonts w:ascii="Symbol" w:hAnsi="Symbol" w:cs="Symbol" w:hint="default"/>
+      </w:rPr>
     </w:lvl>
     <w:lvl w:ilvl="4">
       <w:start w:val="1"/>
-      <w:numFmt w:val="decimal"/>
-      <w:lvlText w:val="%5."/>
+      <w:numFmt w:val="bullet"/>
+      <w:lvlText w:val=""/>
       <w:lvlJc w:val="left"/>
       <w:pPr>
         <w:tabs>
@@ -7685,12 +8432,14 @@
         </w:tabs>
         <w:ind w:left="3545" w:hanging="283"/>
       </w:pPr>
-      <w:rPr/>
+      <w:rPr>
+        <w:rFonts w:ascii="Symbol" w:hAnsi="Symbol" w:cs="Symbol" w:hint="default"/>
+      </w:rPr>
     </w:lvl>
     <w:lvl w:ilvl="5">
       <w:start w:val="1"/>
-      <w:numFmt w:val="decimal"/>
-      <w:lvlText w:val="%6."/>
+      <w:numFmt w:val="bullet"/>
+      <w:lvlText w:val=""/>
       <w:lvlJc w:val="left"/>
       <w:pPr>
         <w:tabs>
@@ -7698,12 +8447,14 @@
         </w:tabs>
         <w:ind w:left="4254" w:hanging="283"/>
       </w:pPr>
-      <w:rPr/>
+      <w:rPr>
+        <w:rFonts w:ascii="Symbol" w:hAnsi="Symbol" w:cs="Symbol" w:hint="default"/>
+      </w:rPr>
     </w:lvl>
     <w:lvl w:ilvl="6">
       <w:start w:val="1"/>
-      <w:numFmt w:val="decimal"/>
-      <w:lvlText w:val="%7."/>
+      <w:numFmt w:val="bullet"/>
+      <w:lvlText w:val=""/>
       <w:lvlJc w:val="left"/>
       <w:pPr>
         <w:tabs>
@@ -7711,12 +8462,14 @@
         </w:tabs>
         <w:ind w:left="4963" w:hanging="283"/>
       </w:pPr>
-      <w:rPr/>
+      <w:rPr>
+        <w:rFonts w:ascii="Symbol" w:hAnsi="Symbol" w:cs="Symbol" w:hint="default"/>
+      </w:rPr>
     </w:lvl>
     <w:lvl w:ilvl="7">
       <w:start w:val="1"/>
-      <w:numFmt w:val="decimal"/>
-      <w:lvlText w:val="%8."/>
+      <w:numFmt w:val="bullet"/>
+      <w:lvlText w:val=""/>
       <w:lvlJc w:val="left"/>
       <w:pPr>
         <w:tabs>
@@ -7724,12 +8477,14 @@
         </w:tabs>
         <w:ind w:left="5672" w:hanging="283"/>
       </w:pPr>
-      <w:rPr/>
+      <w:rPr>
+        <w:rFonts w:ascii="Symbol" w:hAnsi="Symbol" w:cs="Symbol" w:hint="default"/>
+      </w:rPr>
     </w:lvl>
     <w:lvl w:ilvl="8">
       <w:start w:val="1"/>
-      <w:numFmt w:val="decimal"/>
-      <w:lvlText w:val="%9."/>
+      <w:numFmt w:val="bullet"/>
+      <w:lvlText w:val=""/>
       <w:lvlJc w:val="left"/>
       <w:pPr>
         <w:tabs>
@@ -7737,14 +8492,16 @@
         </w:tabs>
         <w:ind w:left="6381" w:hanging="283"/>
       </w:pPr>
-      <w:rPr/>
+      <w:rPr>
+        <w:rFonts w:ascii="Symbol" w:hAnsi="Symbol" w:cs="Symbol" w:hint="default"/>
+      </w:rPr>
     </w:lvl>
   </w:abstractNum>
   <w:abstractNum w:abstractNumId="30">
     <w:lvl w:ilvl="0">
       <w:start w:val="1"/>
-      <w:numFmt w:val="decimal"/>
-      <w:lvlText w:val="%1."/>
+      <w:numFmt w:val="bullet"/>
+      <w:lvlText w:val=""/>
       <w:lvlJc w:val="left"/>
       <w:pPr>
         <w:tabs>
@@ -7752,12 +8509,14 @@
         </w:tabs>
         <w:ind w:left="709" w:hanging="283"/>
       </w:pPr>
-      <w:rPr/>
+      <w:rPr>
+        <w:rFonts w:ascii="Symbol" w:hAnsi="Symbol" w:cs="Symbol" w:hint="default"/>
+      </w:rPr>
     </w:lvl>
     <w:lvl w:ilvl="1">
       <w:start w:val="1"/>
-      <w:numFmt w:val="decimal"/>
-      <w:lvlText w:val="%2."/>
+      <w:numFmt w:val="bullet"/>
+      <w:lvlText w:val=""/>
       <w:lvlJc w:val="left"/>
       <w:pPr>
         <w:tabs>
@@ -7765,12 +8524,14 @@
         </w:tabs>
         <w:ind w:left="1418" w:hanging="283"/>
       </w:pPr>
-      <w:rPr/>
+      <w:rPr>
+        <w:rFonts w:ascii="Symbol" w:hAnsi="Symbol" w:cs="Symbol" w:hint="default"/>
+      </w:rPr>
     </w:lvl>
     <w:lvl w:ilvl="2">
       <w:start w:val="1"/>
-      <w:numFmt w:val="decimal"/>
-      <w:lvlText w:val="%3."/>
+      <w:numFmt w:val="bullet"/>
+      <w:lvlText w:val=""/>
       <w:lvlJc w:val="left"/>
       <w:pPr>
         <w:tabs>
@@ -7778,12 +8539,14 @@
         </w:tabs>
         <w:ind w:left="2127" w:hanging="283"/>
       </w:pPr>
-      <w:rPr/>
+      <w:rPr>
+        <w:rFonts w:ascii="Symbol" w:hAnsi="Symbol" w:cs="Symbol" w:hint="default"/>
+      </w:rPr>
     </w:lvl>
     <w:lvl w:ilvl="3">
       <w:start w:val="1"/>
-      <w:numFmt w:val="decimal"/>
-      <w:lvlText w:val="%4."/>
+      <w:numFmt w:val="bullet"/>
+      <w:lvlText w:val=""/>
       <w:lvlJc w:val="left"/>
       <w:pPr>
         <w:tabs>
@@ -7791,12 +8554,14 @@
         </w:tabs>
         <w:ind w:left="2836" w:hanging="283"/>
       </w:pPr>
-      <w:rPr/>
+      <w:rPr>
+        <w:rFonts w:ascii="Symbol" w:hAnsi="Symbol" w:cs="Symbol" w:hint="default"/>
+      </w:rPr>
     </w:lvl>
     <w:lvl w:ilvl="4">
       <w:start w:val="1"/>
-      <w:numFmt w:val="decimal"/>
-      <w:lvlText w:val="%5."/>
+      <w:numFmt w:val="bullet"/>
+      <w:lvlText w:val=""/>
       <w:lvlJc w:val="left"/>
       <w:pPr>
         <w:tabs>
@@ -7804,12 +8569,14 @@
         </w:tabs>
         <w:ind w:left="3545" w:hanging="283"/>
       </w:pPr>
-      <w:rPr/>
+      <w:rPr>
+        <w:rFonts w:ascii="Symbol" w:hAnsi="Symbol" w:cs="Symbol" w:hint="default"/>
+      </w:rPr>
     </w:lvl>
     <w:lvl w:ilvl="5">
       <w:start w:val="1"/>
-      <w:numFmt w:val="decimal"/>
-      <w:lvlText w:val="%6."/>
+      <w:numFmt w:val="bullet"/>
+      <w:lvlText w:val=""/>
       <w:lvlJc w:val="left"/>
       <w:pPr>
         <w:tabs>
@@ -7817,12 +8584,14 @@
         </w:tabs>
         <w:ind w:left="4254" w:hanging="283"/>
       </w:pPr>
-      <w:rPr/>
+      <w:rPr>
+        <w:rFonts w:ascii="Symbol" w:hAnsi="Symbol" w:cs="Symbol" w:hint="default"/>
+      </w:rPr>
     </w:lvl>
     <w:lvl w:ilvl="6">
       <w:start w:val="1"/>
-      <w:numFmt w:val="decimal"/>
-      <w:lvlText w:val="%7."/>
+      <w:numFmt w:val="bullet"/>
+      <w:lvlText w:val=""/>
       <w:lvlJc w:val="left"/>
       <w:pPr>
         <w:tabs>
@@ -7830,12 +8599,14 @@
         </w:tabs>
         <w:ind w:left="4963" w:hanging="283"/>
       </w:pPr>
-      <w:rPr/>
+      <w:rPr>
+        <w:rFonts w:ascii="Symbol" w:hAnsi="Symbol" w:cs="Symbol" w:hint="default"/>
+      </w:rPr>
     </w:lvl>
     <w:lvl w:ilvl="7">
       <w:start w:val="1"/>
-      <w:numFmt w:val="decimal"/>
-      <w:lvlText w:val="%8."/>
+      <w:numFmt w:val="bullet"/>
+      <w:lvlText w:val=""/>
       <w:lvlJc w:val="left"/>
       <w:pPr>
         <w:tabs>
@@ -7843,12 +8614,14 @@
         </w:tabs>
         <w:ind w:left="5672" w:hanging="283"/>
       </w:pPr>
-      <w:rPr/>
+      <w:rPr>
+        <w:rFonts w:ascii="Symbol" w:hAnsi="Symbol" w:cs="Symbol" w:hint="default"/>
+      </w:rPr>
     </w:lvl>
     <w:lvl w:ilvl="8">
       <w:start w:val="1"/>
-      <w:numFmt w:val="decimal"/>
-      <w:lvlText w:val="%9."/>
+      <w:numFmt w:val="bullet"/>
+      <w:lvlText w:val=""/>
       <w:lvlJc w:val="left"/>
       <w:pPr>
         <w:tabs>
@@ -7856,14 +8629,16 @@
         </w:tabs>
         <w:ind w:left="6381" w:hanging="283"/>
       </w:pPr>
-      <w:rPr/>
+      <w:rPr>
+        <w:rFonts w:ascii="Symbol" w:hAnsi="Symbol" w:cs="Symbol" w:hint="default"/>
+      </w:rPr>
     </w:lvl>
   </w:abstractNum>
   <w:abstractNum w:abstractNumId="31">
     <w:lvl w:ilvl="0">
       <w:start w:val="1"/>
-      <w:numFmt w:val="decimal"/>
-      <w:lvlText w:val="%1."/>
+      <w:numFmt w:val="bullet"/>
+      <w:lvlText w:val=""/>
       <w:lvlJc w:val="left"/>
       <w:pPr>
         <w:tabs>
@@ -7871,12 +8646,14 @@
         </w:tabs>
         <w:ind w:left="709" w:hanging="283"/>
       </w:pPr>
-      <w:rPr/>
+      <w:rPr>
+        <w:rFonts w:ascii="Symbol" w:hAnsi="Symbol" w:cs="Symbol" w:hint="default"/>
+      </w:rPr>
     </w:lvl>
     <w:lvl w:ilvl="1">
       <w:start w:val="1"/>
-      <w:numFmt w:val="decimal"/>
-      <w:lvlText w:val="%2."/>
+      <w:numFmt w:val="bullet"/>
+      <w:lvlText w:val=""/>
       <w:lvlJc w:val="left"/>
       <w:pPr>
         <w:tabs>
@@ -7884,12 +8661,14 @@
         </w:tabs>
         <w:ind w:left="1418" w:hanging="283"/>
       </w:pPr>
-      <w:rPr/>
+      <w:rPr>
+        <w:rFonts w:ascii="Symbol" w:hAnsi="Symbol" w:cs="Symbol" w:hint="default"/>
+      </w:rPr>
     </w:lvl>
     <w:lvl w:ilvl="2">
       <w:start w:val="1"/>
-      <w:numFmt w:val="decimal"/>
-      <w:lvlText w:val="%3."/>
+      <w:numFmt w:val="bullet"/>
+      <w:lvlText w:val=""/>
       <w:lvlJc w:val="left"/>
       <w:pPr>
         <w:tabs>
@@ -7897,12 +8676,14 @@
         </w:tabs>
         <w:ind w:left="2127" w:hanging="283"/>
       </w:pPr>
-      <w:rPr/>
+      <w:rPr>
+        <w:rFonts w:ascii="Symbol" w:hAnsi="Symbol" w:cs="Symbol" w:hint="default"/>
+      </w:rPr>
     </w:lvl>
     <w:lvl w:ilvl="3">
       <w:start w:val="1"/>
-      <w:numFmt w:val="decimal"/>
-      <w:lvlText w:val="%4."/>
+      <w:numFmt w:val="bullet"/>
+      <w:lvlText w:val=""/>
       <w:lvlJc w:val="left"/>
       <w:pPr>
         <w:tabs>
@@ -7910,12 +8691,14 @@
         </w:tabs>
         <w:ind w:left="2836" w:hanging="283"/>
       </w:pPr>
-      <w:rPr/>
+      <w:rPr>
+        <w:rFonts w:ascii="Symbol" w:hAnsi="Symbol" w:cs="Symbol" w:hint="default"/>
+      </w:rPr>
     </w:lvl>
     <w:lvl w:ilvl="4">
       <w:start w:val="1"/>
-      <w:numFmt w:val="decimal"/>
-      <w:lvlText w:val="%5."/>
+      <w:numFmt w:val="bullet"/>
+      <w:lvlText w:val=""/>
       <w:lvlJc w:val="left"/>
       <w:pPr>
         <w:tabs>
@@ -7923,12 +8706,14 @@
         </w:tabs>
         <w:ind w:left="3545" w:hanging="283"/>
       </w:pPr>
-      <w:rPr/>
+      <w:rPr>
+        <w:rFonts w:ascii="Symbol" w:hAnsi="Symbol" w:cs="Symbol" w:hint="default"/>
+      </w:rPr>
     </w:lvl>
     <w:lvl w:ilvl="5">
       <w:start w:val="1"/>
-      <w:numFmt w:val="decimal"/>
-      <w:lvlText w:val="%6."/>
+      <w:numFmt w:val="bullet"/>
+      <w:lvlText w:val=""/>
       <w:lvlJc w:val="left"/>
       <w:pPr>
         <w:tabs>
@@ -7936,12 +8721,14 @@
         </w:tabs>
         <w:ind w:left="4254" w:hanging="283"/>
       </w:pPr>
-      <w:rPr/>
+      <w:rPr>
+        <w:rFonts w:ascii="Symbol" w:hAnsi="Symbol" w:cs="Symbol" w:hint="default"/>
+      </w:rPr>
     </w:lvl>
     <w:lvl w:ilvl="6">
       <w:start w:val="1"/>
-      <w:numFmt w:val="decimal"/>
-      <w:lvlText w:val="%7."/>
+      <w:numFmt w:val="bullet"/>
+      <w:lvlText w:val=""/>
       <w:lvlJc w:val="left"/>
       <w:pPr>
         <w:tabs>
@@ -7949,12 +8736,14 @@
         </w:tabs>
         <w:ind w:left="4963" w:hanging="283"/>
       </w:pPr>
-      <w:rPr/>
+      <w:rPr>
+        <w:rFonts w:ascii="Symbol" w:hAnsi="Symbol" w:cs="Symbol" w:hint="default"/>
+      </w:rPr>
     </w:lvl>
     <w:lvl w:ilvl="7">
       <w:start w:val="1"/>
-      <w:numFmt w:val="decimal"/>
-      <w:lvlText w:val="%8."/>
+      <w:numFmt w:val="bullet"/>
+      <w:lvlText w:val=""/>
       <w:lvlJc w:val="left"/>
       <w:pPr>
         <w:tabs>
@@ -7962,12 +8751,14 @@
         </w:tabs>
         <w:ind w:left="5672" w:hanging="283"/>
       </w:pPr>
-      <w:rPr/>
+      <w:rPr>
+        <w:rFonts w:ascii="Symbol" w:hAnsi="Symbol" w:cs="Symbol" w:hint="default"/>
+      </w:rPr>
     </w:lvl>
     <w:lvl w:ilvl="8">
       <w:start w:val="1"/>
-      <w:numFmt w:val="decimal"/>
-      <w:lvlText w:val="%9."/>
+      <w:numFmt w:val="bullet"/>
+      <w:lvlText w:val=""/>
       <w:lvlJc w:val="left"/>
       <w:pPr>
         <w:tabs>
@@ -7975,7 +8766,9 @@
         </w:tabs>
         <w:ind w:left="6381" w:hanging="283"/>
       </w:pPr>
-      <w:rPr/>
+      <w:rPr>
+        <w:rFonts w:ascii="Symbol" w:hAnsi="Symbol" w:cs="Symbol" w:hint="default"/>
+      </w:rPr>
     </w:lvl>
   </w:abstractNum>
   <w:abstractNum w:abstractNumId="32">
@@ -8392,6 +9185,554 @@
   <w:abstractNum w:abstractNumId="35">
     <w:lvl w:ilvl="0">
       <w:start w:val="1"/>
+      <w:numFmt w:val="bullet"/>
+      <w:lvlText w:val=""/>
+      <w:lvlJc w:val="left"/>
+      <w:pPr>
+        <w:tabs>
+          <w:tab w:val="num" w:pos="709"/>
+        </w:tabs>
+        <w:ind w:left="709" w:hanging="283"/>
+      </w:pPr>
+      <w:rPr>
+        <w:rFonts w:ascii="Symbol" w:hAnsi="Symbol" w:cs="Symbol" w:hint="default"/>
+      </w:rPr>
+    </w:lvl>
+    <w:lvl w:ilvl="1">
+      <w:start w:val="1"/>
+      <w:numFmt w:val="bullet"/>
+      <w:lvlText w:val=""/>
+      <w:lvlJc w:val="left"/>
+      <w:pPr>
+        <w:tabs>
+          <w:tab w:val="num" w:pos="1418"/>
+        </w:tabs>
+        <w:ind w:left="1418" w:hanging="283"/>
+      </w:pPr>
+      <w:rPr>
+        <w:rFonts w:ascii="Symbol" w:hAnsi="Symbol" w:cs="Symbol" w:hint="default"/>
+      </w:rPr>
+    </w:lvl>
+    <w:lvl w:ilvl="2">
+      <w:start w:val="1"/>
+      <w:numFmt w:val="bullet"/>
+      <w:lvlText w:val=""/>
+      <w:lvlJc w:val="left"/>
+      <w:pPr>
+        <w:tabs>
+          <w:tab w:val="num" w:pos="2127"/>
+        </w:tabs>
+        <w:ind w:left="2127" w:hanging="283"/>
+      </w:pPr>
+      <w:rPr>
+        <w:rFonts w:ascii="Symbol" w:hAnsi="Symbol" w:cs="Symbol" w:hint="default"/>
+      </w:rPr>
+    </w:lvl>
+    <w:lvl w:ilvl="3">
+      <w:start w:val="1"/>
+      <w:numFmt w:val="bullet"/>
+      <w:lvlText w:val=""/>
+      <w:lvlJc w:val="left"/>
+      <w:pPr>
+        <w:tabs>
+          <w:tab w:val="num" w:pos="2836"/>
+        </w:tabs>
+        <w:ind w:left="2836" w:hanging="283"/>
+      </w:pPr>
+      <w:rPr>
+        <w:rFonts w:ascii="Symbol" w:hAnsi="Symbol" w:cs="Symbol" w:hint="default"/>
+      </w:rPr>
+    </w:lvl>
+    <w:lvl w:ilvl="4">
+      <w:start w:val="1"/>
+      <w:numFmt w:val="bullet"/>
+      <w:lvlText w:val=""/>
+      <w:lvlJc w:val="left"/>
+      <w:pPr>
+        <w:tabs>
+          <w:tab w:val="num" w:pos="3545"/>
+        </w:tabs>
+        <w:ind w:left="3545" w:hanging="283"/>
+      </w:pPr>
+      <w:rPr>
+        <w:rFonts w:ascii="Symbol" w:hAnsi="Symbol" w:cs="Symbol" w:hint="default"/>
+      </w:rPr>
+    </w:lvl>
+    <w:lvl w:ilvl="5">
+      <w:start w:val="1"/>
+      <w:numFmt w:val="bullet"/>
+      <w:lvlText w:val=""/>
+      <w:lvlJc w:val="left"/>
+      <w:pPr>
+        <w:tabs>
+          <w:tab w:val="num" w:pos="4254"/>
+        </w:tabs>
+        <w:ind w:left="4254" w:hanging="283"/>
+      </w:pPr>
+      <w:rPr>
+        <w:rFonts w:ascii="Symbol" w:hAnsi="Symbol" w:cs="Symbol" w:hint="default"/>
+      </w:rPr>
+    </w:lvl>
+    <w:lvl w:ilvl="6">
+      <w:start w:val="1"/>
+      <w:numFmt w:val="bullet"/>
+      <w:lvlText w:val=""/>
+      <w:lvlJc w:val="left"/>
+      <w:pPr>
+        <w:tabs>
+          <w:tab w:val="num" w:pos="4963"/>
+        </w:tabs>
+        <w:ind w:left="4963" w:hanging="283"/>
+      </w:pPr>
+      <w:rPr>
+        <w:rFonts w:ascii="Symbol" w:hAnsi="Symbol" w:cs="Symbol" w:hint="default"/>
+      </w:rPr>
+    </w:lvl>
+    <w:lvl w:ilvl="7">
+      <w:start w:val="1"/>
+      <w:numFmt w:val="bullet"/>
+      <w:lvlText w:val=""/>
+      <w:lvlJc w:val="left"/>
+      <w:pPr>
+        <w:tabs>
+          <w:tab w:val="num" w:pos="5672"/>
+        </w:tabs>
+        <w:ind w:left="5672" w:hanging="283"/>
+      </w:pPr>
+      <w:rPr>
+        <w:rFonts w:ascii="Symbol" w:hAnsi="Symbol" w:cs="Symbol" w:hint="default"/>
+      </w:rPr>
+    </w:lvl>
+    <w:lvl w:ilvl="8">
+      <w:start w:val="1"/>
+      <w:numFmt w:val="bullet"/>
+      <w:lvlText w:val=""/>
+      <w:lvlJc w:val="left"/>
+      <w:pPr>
+        <w:tabs>
+          <w:tab w:val="num" w:pos="6381"/>
+        </w:tabs>
+        <w:ind w:left="6381" w:hanging="283"/>
+      </w:pPr>
+      <w:rPr>
+        <w:rFonts w:ascii="Symbol" w:hAnsi="Symbol" w:cs="Symbol" w:hint="default"/>
+      </w:rPr>
+    </w:lvl>
+  </w:abstractNum>
+  <w:abstractNum w:abstractNumId="36">
+    <w:lvl w:ilvl="0">
+      <w:start w:val="1"/>
+      <w:numFmt w:val="bullet"/>
+      <w:lvlText w:val=""/>
+      <w:lvlJc w:val="left"/>
+      <w:pPr>
+        <w:tabs>
+          <w:tab w:val="num" w:pos="720"/>
+        </w:tabs>
+        <w:ind w:left="720" w:hanging="360"/>
+      </w:pPr>
+      <w:rPr>
+        <w:rFonts w:ascii="Symbol" w:hAnsi="Symbol" w:cs="Symbol" w:hint="default"/>
+      </w:rPr>
+    </w:lvl>
+    <w:lvl w:ilvl="1">
+      <w:start w:val="1"/>
+      <w:numFmt w:val="bullet"/>
+      <w:lvlText w:val="◦"/>
+      <w:lvlJc w:val="left"/>
+      <w:pPr>
+        <w:tabs>
+          <w:tab w:val="num" w:pos="1080"/>
+        </w:tabs>
+        <w:ind w:left="1080" w:hanging="360"/>
+      </w:pPr>
+      <w:rPr>
+        <w:rFonts w:ascii="OpenSymbol" w:hAnsi="OpenSymbol" w:cs="OpenSymbol" w:hint="default"/>
+      </w:rPr>
+    </w:lvl>
+    <w:lvl w:ilvl="2">
+      <w:start w:val="1"/>
+      <w:numFmt w:val="bullet"/>
+      <w:lvlText w:val="▪"/>
+      <w:lvlJc w:val="left"/>
+      <w:pPr>
+        <w:tabs>
+          <w:tab w:val="num" w:pos="1440"/>
+        </w:tabs>
+        <w:ind w:left="1440" w:hanging="360"/>
+      </w:pPr>
+      <w:rPr>
+        <w:rFonts w:ascii="OpenSymbol" w:hAnsi="OpenSymbol" w:cs="OpenSymbol" w:hint="default"/>
+      </w:rPr>
+    </w:lvl>
+    <w:lvl w:ilvl="3">
+      <w:start w:val="1"/>
+      <w:numFmt w:val="bullet"/>
+      <w:lvlText w:val=""/>
+      <w:lvlJc w:val="left"/>
+      <w:pPr>
+        <w:tabs>
+          <w:tab w:val="num" w:pos="1800"/>
+        </w:tabs>
+        <w:ind w:left="1800" w:hanging="360"/>
+      </w:pPr>
+      <w:rPr>
+        <w:rFonts w:ascii="Symbol" w:hAnsi="Symbol" w:cs="Symbol" w:hint="default"/>
+      </w:rPr>
+    </w:lvl>
+    <w:lvl w:ilvl="4">
+      <w:start w:val="1"/>
+      <w:numFmt w:val="bullet"/>
+      <w:lvlText w:val="◦"/>
+      <w:lvlJc w:val="left"/>
+      <w:pPr>
+        <w:tabs>
+          <w:tab w:val="num" w:pos="2160"/>
+        </w:tabs>
+        <w:ind w:left="2160" w:hanging="360"/>
+      </w:pPr>
+      <w:rPr>
+        <w:rFonts w:ascii="OpenSymbol" w:hAnsi="OpenSymbol" w:cs="OpenSymbol" w:hint="default"/>
+      </w:rPr>
+    </w:lvl>
+    <w:lvl w:ilvl="5">
+      <w:start w:val="1"/>
+      <w:numFmt w:val="bullet"/>
+      <w:lvlText w:val="▪"/>
+      <w:lvlJc w:val="left"/>
+      <w:pPr>
+        <w:tabs>
+          <w:tab w:val="num" w:pos="2520"/>
+        </w:tabs>
+        <w:ind w:left="2520" w:hanging="360"/>
+      </w:pPr>
+      <w:rPr>
+        <w:rFonts w:ascii="OpenSymbol" w:hAnsi="OpenSymbol" w:cs="OpenSymbol" w:hint="default"/>
+      </w:rPr>
+    </w:lvl>
+    <w:lvl w:ilvl="6">
+      <w:start w:val="1"/>
+      <w:numFmt w:val="bullet"/>
+      <w:lvlText w:val=""/>
+      <w:lvlJc w:val="left"/>
+      <w:pPr>
+        <w:tabs>
+          <w:tab w:val="num" w:pos="2880"/>
+        </w:tabs>
+        <w:ind w:left="2880" w:hanging="360"/>
+      </w:pPr>
+      <w:rPr>
+        <w:rFonts w:ascii="Symbol" w:hAnsi="Symbol" w:cs="Symbol" w:hint="default"/>
+      </w:rPr>
+    </w:lvl>
+    <w:lvl w:ilvl="7">
+      <w:start w:val="1"/>
+      <w:numFmt w:val="bullet"/>
+      <w:lvlText w:val="◦"/>
+      <w:lvlJc w:val="left"/>
+      <w:pPr>
+        <w:tabs>
+          <w:tab w:val="num" w:pos="3240"/>
+        </w:tabs>
+        <w:ind w:left="3240" w:hanging="360"/>
+      </w:pPr>
+      <w:rPr>
+        <w:rFonts w:ascii="OpenSymbol" w:hAnsi="OpenSymbol" w:cs="OpenSymbol" w:hint="default"/>
+      </w:rPr>
+    </w:lvl>
+    <w:lvl w:ilvl="8">
+      <w:start w:val="1"/>
+      <w:numFmt w:val="bullet"/>
+      <w:lvlText w:val="▪"/>
+      <w:lvlJc w:val="left"/>
+      <w:pPr>
+        <w:tabs>
+          <w:tab w:val="num" w:pos="3600"/>
+        </w:tabs>
+        <w:ind w:left="3600" w:hanging="360"/>
+      </w:pPr>
+      <w:rPr>
+        <w:rFonts w:ascii="OpenSymbol" w:hAnsi="OpenSymbol" w:cs="OpenSymbol" w:hint="default"/>
+      </w:rPr>
+    </w:lvl>
+  </w:abstractNum>
+  <w:abstractNum w:abstractNumId="37">
+    <w:lvl w:ilvl="0">
+      <w:start w:val="1"/>
+      <w:numFmt w:val="bullet"/>
+      <w:lvlText w:val=""/>
+      <w:lvlJc w:val="left"/>
+      <w:pPr>
+        <w:tabs>
+          <w:tab w:val="num" w:pos="709"/>
+        </w:tabs>
+        <w:ind w:left="709" w:hanging="283"/>
+      </w:pPr>
+      <w:rPr>
+        <w:rFonts w:ascii="Symbol" w:hAnsi="Symbol" w:cs="Symbol" w:hint="default"/>
+      </w:rPr>
+    </w:lvl>
+    <w:lvl w:ilvl="1">
+      <w:start w:val="1"/>
+      <w:numFmt w:val="bullet"/>
+      <w:lvlText w:val=""/>
+      <w:lvlJc w:val="left"/>
+      <w:pPr>
+        <w:tabs>
+          <w:tab w:val="num" w:pos="1418"/>
+        </w:tabs>
+        <w:ind w:left="1418" w:hanging="283"/>
+      </w:pPr>
+      <w:rPr>
+        <w:rFonts w:ascii="Symbol" w:hAnsi="Symbol" w:cs="Symbol" w:hint="default"/>
+      </w:rPr>
+    </w:lvl>
+    <w:lvl w:ilvl="2">
+      <w:start w:val="1"/>
+      <w:numFmt w:val="bullet"/>
+      <w:lvlText w:val=""/>
+      <w:lvlJc w:val="left"/>
+      <w:pPr>
+        <w:tabs>
+          <w:tab w:val="num" w:pos="2127"/>
+        </w:tabs>
+        <w:ind w:left="2127" w:hanging="283"/>
+      </w:pPr>
+      <w:rPr>
+        <w:rFonts w:ascii="Symbol" w:hAnsi="Symbol" w:cs="Symbol" w:hint="default"/>
+      </w:rPr>
+    </w:lvl>
+    <w:lvl w:ilvl="3">
+      <w:start w:val="1"/>
+      <w:numFmt w:val="bullet"/>
+      <w:lvlText w:val=""/>
+      <w:lvlJc w:val="left"/>
+      <w:pPr>
+        <w:tabs>
+          <w:tab w:val="num" w:pos="2836"/>
+        </w:tabs>
+        <w:ind w:left="2836" w:hanging="283"/>
+      </w:pPr>
+      <w:rPr>
+        <w:rFonts w:ascii="Symbol" w:hAnsi="Symbol" w:cs="Symbol" w:hint="default"/>
+      </w:rPr>
+    </w:lvl>
+    <w:lvl w:ilvl="4">
+      <w:start w:val="1"/>
+      <w:numFmt w:val="bullet"/>
+      <w:lvlText w:val=""/>
+      <w:lvlJc w:val="left"/>
+      <w:pPr>
+        <w:tabs>
+          <w:tab w:val="num" w:pos="3545"/>
+        </w:tabs>
+        <w:ind w:left="3545" w:hanging="283"/>
+      </w:pPr>
+      <w:rPr>
+        <w:rFonts w:ascii="Symbol" w:hAnsi="Symbol" w:cs="Symbol" w:hint="default"/>
+      </w:rPr>
+    </w:lvl>
+    <w:lvl w:ilvl="5">
+      <w:start w:val="1"/>
+      <w:numFmt w:val="bullet"/>
+      <w:lvlText w:val=""/>
+      <w:lvlJc w:val="left"/>
+      <w:pPr>
+        <w:tabs>
+          <w:tab w:val="num" w:pos="4254"/>
+        </w:tabs>
+        <w:ind w:left="4254" w:hanging="283"/>
+      </w:pPr>
+      <w:rPr>
+        <w:rFonts w:ascii="Symbol" w:hAnsi="Symbol" w:cs="Symbol" w:hint="default"/>
+      </w:rPr>
+    </w:lvl>
+    <w:lvl w:ilvl="6">
+      <w:start w:val="1"/>
+      <w:numFmt w:val="bullet"/>
+      <w:lvlText w:val=""/>
+      <w:lvlJc w:val="left"/>
+      <w:pPr>
+        <w:tabs>
+          <w:tab w:val="num" w:pos="4963"/>
+        </w:tabs>
+        <w:ind w:left="4963" w:hanging="283"/>
+      </w:pPr>
+      <w:rPr>
+        <w:rFonts w:ascii="Symbol" w:hAnsi="Symbol" w:cs="Symbol" w:hint="default"/>
+      </w:rPr>
+    </w:lvl>
+    <w:lvl w:ilvl="7">
+      <w:start w:val="1"/>
+      <w:numFmt w:val="bullet"/>
+      <w:lvlText w:val=""/>
+      <w:lvlJc w:val="left"/>
+      <w:pPr>
+        <w:tabs>
+          <w:tab w:val="num" w:pos="5672"/>
+        </w:tabs>
+        <w:ind w:left="5672" w:hanging="283"/>
+      </w:pPr>
+      <w:rPr>
+        <w:rFonts w:ascii="Symbol" w:hAnsi="Symbol" w:cs="Symbol" w:hint="default"/>
+      </w:rPr>
+    </w:lvl>
+    <w:lvl w:ilvl="8">
+      <w:start w:val="1"/>
+      <w:numFmt w:val="bullet"/>
+      <w:lvlText w:val=""/>
+      <w:lvlJc w:val="left"/>
+      <w:pPr>
+        <w:tabs>
+          <w:tab w:val="num" w:pos="6381"/>
+        </w:tabs>
+        <w:ind w:left="6381" w:hanging="283"/>
+      </w:pPr>
+      <w:rPr>
+        <w:rFonts w:ascii="Symbol" w:hAnsi="Symbol" w:cs="Symbol" w:hint="default"/>
+      </w:rPr>
+    </w:lvl>
+  </w:abstractNum>
+  <w:abstractNum w:abstractNumId="38">
+    <w:lvl w:ilvl="0">
+      <w:start w:val="1"/>
+      <w:numFmt w:val="bullet"/>
+      <w:lvlText w:val=""/>
+      <w:lvlJc w:val="left"/>
+      <w:pPr>
+        <w:tabs>
+          <w:tab w:val="num" w:pos="709"/>
+        </w:tabs>
+        <w:ind w:left="709" w:hanging="283"/>
+      </w:pPr>
+      <w:rPr>
+        <w:rFonts w:ascii="Symbol" w:hAnsi="Symbol" w:cs="Symbol" w:hint="default"/>
+      </w:rPr>
+    </w:lvl>
+    <w:lvl w:ilvl="1">
+      <w:start w:val="1"/>
+      <w:numFmt w:val="bullet"/>
+      <w:lvlText w:val=""/>
+      <w:lvlJc w:val="left"/>
+      <w:pPr>
+        <w:tabs>
+          <w:tab w:val="num" w:pos="1418"/>
+        </w:tabs>
+        <w:ind w:left="1418" w:hanging="283"/>
+      </w:pPr>
+      <w:rPr>
+        <w:rFonts w:ascii="Symbol" w:hAnsi="Symbol" w:cs="Symbol" w:hint="default"/>
+      </w:rPr>
+    </w:lvl>
+    <w:lvl w:ilvl="2">
+      <w:start w:val="1"/>
+      <w:numFmt w:val="bullet"/>
+      <w:lvlText w:val=""/>
+      <w:lvlJc w:val="left"/>
+      <w:pPr>
+        <w:tabs>
+          <w:tab w:val="num" w:pos="2127"/>
+        </w:tabs>
+        <w:ind w:left="2127" w:hanging="283"/>
+      </w:pPr>
+      <w:rPr>
+        <w:rFonts w:ascii="Symbol" w:hAnsi="Symbol" w:cs="Symbol" w:hint="default"/>
+      </w:rPr>
+    </w:lvl>
+    <w:lvl w:ilvl="3">
+      <w:start w:val="1"/>
+      <w:numFmt w:val="bullet"/>
+      <w:lvlText w:val=""/>
+      <w:lvlJc w:val="left"/>
+      <w:pPr>
+        <w:tabs>
+          <w:tab w:val="num" w:pos="2836"/>
+        </w:tabs>
+        <w:ind w:left="2836" w:hanging="283"/>
+      </w:pPr>
+      <w:rPr>
+        <w:rFonts w:ascii="Symbol" w:hAnsi="Symbol" w:cs="Symbol" w:hint="default"/>
+      </w:rPr>
+    </w:lvl>
+    <w:lvl w:ilvl="4">
+      <w:start w:val="1"/>
+      <w:numFmt w:val="bullet"/>
+      <w:lvlText w:val=""/>
+      <w:lvlJc w:val="left"/>
+      <w:pPr>
+        <w:tabs>
+          <w:tab w:val="num" w:pos="3545"/>
+        </w:tabs>
+        <w:ind w:left="3545" w:hanging="283"/>
+      </w:pPr>
+      <w:rPr>
+        <w:rFonts w:ascii="Symbol" w:hAnsi="Symbol" w:cs="Symbol" w:hint="default"/>
+      </w:rPr>
+    </w:lvl>
+    <w:lvl w:ilvl="5">
+      <w:start w:val="1"/>
+      <w:numFmt w:val="bullet"/>
+      <w:lvlText w:val=""/>
+      <w:lvlJc w:val="left"/>
+      <w:pPr>
+        <w:tabs>
+          <w:tab w:val="num" w:pos="4254"/>
+        </w:tabs>
+        <w:ind w:left="4254" w:hanging="283"/>
+      </w:pPr>
+      <w:rPr>
+        <w:rFonts w:ascii="Symbol" w:hAnsi="Symbol" w:cs="Symbol" w:hint="default"/>
+      </w:rPr>
+    </w:lvl>
+    <w:lvl w:ilvl="6">
+      <w:start w:val="1"/>
+      <w:numFmt w:val="bullet"/>
+      <w:lvlText w:val=""/>
+      <w:lvlJc w:val="left"/>
+      <w:pPr>
+        <w:tabs>
+          <w:tab w:val="num" w:pos="4963"/>
+        </w:tabs>
+        <w:ind w:left="4963" w:hanging="283"/>
+      </w:pPr>
+      <w:rPr>
+        <w:rFonts w:ascii="Symbol" w:hAnsi="Symbol" w:cs="Symbol" w:hint="default"/>
+      </w:rPr>
+    </w:lvl>
+    <w:lvl w:ilvl="7">
+      <w:start w:val="1"/>
+      <w:numFmt w:val="bullet"/>
+      <w:lvlText w:val=""/>
+      <w:lvlJc w:val="left"/>
+      <w:pPr>
+        <w:tabs>
+          <w:tab w:val="num" w:pos="5672"/>
+        </w:tabs>
+        <w:ind w:left="5672" w:hanging="283"/>
+      </w:pPr>
+      <w:rPr>
+        <w:rFonts w:ascii="Symbol" w:hAnsi="Symbol" w:cs="Symbol" w:hint="default"/>
+      </w:rPr>
+    </w:lvl>
+    <w:lvl w:ilvl="8">
+      <w:start w:val="1"/>
+      <w:numFmt w:val="bullet"/>
+      <w:lvlText w:val=""/>
+      <w:lvlJc w:val="left"/>
+      <w:pPr>
+        <w:tabs>
+          <w:tab w:val="num" w:pos="6381"/>
+        </w:tabs>
+        <w:ind w:left="6381" w:hanging="283"/>
+      </w:pPr>
+      <w:rPr>
+        <w:rFonts w:ascii="Symbol" w:hAnsi="Symbol" w:cs="Symbol" w:hint="default"/>
+      </w:rPr>
+    </w:lvl>
+  </w:abstractNum>
+  <w:abstractNum w:abstractNumId="39">
+    <w:lvl w:ilvl="0">
+      <w:start w:val="1"/>
       <w:numFmt w:val="none"/>
       <w:suff w:val="nothing"/>
       <w:lvlText w:val=""/>
@@ -8418,6 +9759,7 @@
     </w:lvl>
     <w:lvl w:ilvl="2">
       <w:start w:val="1"/>
+      <w:pStyle w:val="Heading3"/>
       <w:numFmt w:val="none"/>
       <w:suff w:val="nothing"/>
       <w:lvlText w:val=""/>
@@ -8613,6 +9955,18 @@
   <w:num w:numId="35">
     <w:abstractNumId w:val="35"/>
   </w:num>
+  <w:num w:numId="36">
+    <w:abstractNumId w:val="36"/>
+  </w:num>
+  <w:num w:numId="37">
+    <w:abstractNumId w:val="37"/>
+  </w:num>
+  <w:num w:numId="38">
+    <w:abstractNumId w:val="38"/>
+  </w:num>
+  <w:num w:numId="39">
+    <w:abstractNumId w:val="39"/>
+  </w:num>
 </w:numbering>
 </file>
 
@@ -8685,6 +10039,23 @@
       <w:bCs/>
       <w:sz w:val="36"/>
       <w:szCs w:val="36"/>
+    </w:rPr>
+  </w:style>
+  <w:style w:type="paragraph" w:styleId="Heading3">
+    <w:name w:val="Heading 3"/>
+    <w:basedOn w:val="Heading"/>
+    <w:next w:val="TextBody"/>
+    <w:qFormat/>
+    <w:pPr>
+      <w:spacing w:before="140" w:after="120"/>
+      <w:outlineLvl w:val="2"/>
+    </w:pPr>
+    <w:rPr>
+      <w:rFonts w:ascii="Liberation Serif" w:hAnsi="Liberation Serif" w:eastAsia="Noto Serif CJK SC" w:cs="Lohit Devanagari"/>
+      <w:b/>
+      <w:bCs/>
+      <w:sz w:val="28"/>
+      <w:szCs w:val="28"/>
     </w:rPr>
   </w:style>
   <w:style w:type="character" w:styleId="Bullets">
